--- a/文件/競賽的相關東西/innoserve/附件1-1：系統概述文件.docx
+++ b/文件/競賽的相關東西/innoserve/附件1-1：系統概述文件.docx
@@ -1,13 +1,13 @@
 
 <file path=word/document.xml><?xml version="1.0" encoding="utf-8"?>
-<w:document xmlns:wpc="http://schemas.microsoft.com/office/word/2010/wordprocessingCanvas" xmlns:cx="http://schemas.microsoft.com/office/drawing/2014/chartex" xmlns:cx1="http://schemas.microsoft.com/office/drawing/2015/9/8/chartex" xmlns:cx2="http://schemas.microsoft.com/office/drawing/2015/10/21/chartex" xmlns:cx3="http://schemas.microsoft.com/office/drawing/2016/5/9/chartex" xmlns:cx4="http://schemas.microsoft.com/office/drawing/2016/5/10/chartex" xmlns:cx5="http://schemas.microsoft.com/office/drawing/2016/5/11/chartex" xmlns:cx6="http://schemas.microsoft.com/office/drawing/2016/5/12/chartex" xmlns:cx7="http://schemas.microsoft.com/office/drawing/2016/5/13/chartex" xmlns:cx8="http://schemas.microsoft.com/office/drawing/2016/5/14/chartex" xmlns:mc="http://schemas.openxmlformats.org/markup-compatibility/2006" xmlns:aink="http://schemas.microsoft.com/office/drawing/2016/ink" xmlns:am3d="http://schemas.microsoft.com/office/drawing/2017/model3d" xmlns:o="urn:schemas-microsoft-com:office:office" xmlns:r="http://schemas.openxmlformats.org/officeDocument/2006/relationships" xmlns:m="http://schemas.openxmlformats.org/officeDocument/2006/math" xmlns:v="urn:schemas-microsoft-com:vml" xmlns:wp14="http://schemas.microsoft.com/office/word/2010/wordprocessingDrawing" xmlns:wp="http://schemas.openxmlformats.org/drawingml/2006/wordprocessingDrawing" xmlns:w10="urn:schemas-microsoft-com:office:word" xmlns:w="http://schemas.openxmlformats.org/wordprocessingml/2006/main" xmlns:w14="http://schemas.microsoft.com/office/word/2010/wordml" xmlns:w15="http://schemas.microsoft.com/office/word/2012/wordml" xmlns:w16cid="http://schemas.microsoft.com/office/word/2016/wordml/cid" xmlns:w16se="http://schemas.microsoft.com/office/word/2015/wordml/symex" xmlns:wpg="http://schemas.microsoft.com/office/word/2010/wordprocessingGroup" xmlns:wpi="http://schemas.microsoft.com/office/word/2010/wordprocessingInk" xmlns:wne="http://schemas.microsoft.com/office/word/2006/wordml" xmlns:wps="http://schemas.microsoft.com/office/word/2010/wordprocessingShape" mc:Ignorable="w14 w15 w16se w16cid wp14">
+<w:document xmlns:wpc="http://schemas.microsoft.com/office/word/2010/wordprocessingCanvas" xmlns:cx="http://schemas.microsoft.com/office/drawing/2014/chartex" xmlns:cx1="http://schemas.microsoft.com/office/drawing/2015/9/8/chartex" xmlns:cx2="http://schemas.microsoft.com/office/drawing/2015/10/21/chartex" xmlns:cx3="http://schemas.microsoft.com/office/drawing/2016/5/9/chartex" xmlns:cx4="http://schemas.microsoft.com/office/drawing/2016/5/10/chartex" xmlns:cx5="http://schemas.microsoft.com/office/drawing/2016/5/11/chartex" xmlns:cx6="http://schemas.microsoft.com/office/drawing/2016/5/12/chartex" xmlns:cx7="http://schemas.microsoft.com/office/drawing/2016/5/13/chartex" xmlns:cx8="http://schemas.microsoft.com/office/drawing/2016/5/14/chartex" xmlns:mc="http://schemas.openxmlformats.org/markup-compatibility/2006" xmlns:aink="http://schemas.microsoft.com/office/drawing/2016/ink" xmlns:am3d="http://schemas.microsoft.com/office/drawing/2017/model3d" xmlns:o="urn:schemas-microsoft-com:office:office" xmlns:oel="http://schemas.microsoft.com/office/2019/extlst" xmlns:r="http://schemas.openxmlformats.org/officeDocument/2006/relationships" xmlns:m="http://schemas.openxmlformats.org/officeDocument/2006/math" xmlns:v="urn:schemas-microsoft-com:vml" xmlns:wp14="http://schemas.microsoft.com/office/word/2010/wordprocessingDrawing" xmlns:wp="http://schemas.openxmlformats.org/drawingml/2006/wordprocessingDrawing" xmlns:w10="urn:schemas-microsoft-com:office:word" xmlns:w="http://schemas.openxmlformats.org/wordprocessingml/2006/main" xmlns:w14="http://schemas.microsoft.com/office/word/2010/wordml" xmlns:w15="http://schemas.microsoft.com/office/word/2012/wordml" xmlns:w16cex="http://schemas.microsoft.com/office/word/2018/wordml/cex" xmlns:w16cid="http://schemas.microsoft.com/office/word/2016/wordml/cid" xmlns:w16="http://schemas.microsoft.com/office/word/2018/wordml" xmlns:w16du="http://schemas.microsoft.com/office/word/2023/wordml/word16du" xmlns:w16sdtdh="http://schemas.microsoft.com/office/word/2020/wordml/sdtdatahash" xmlns:w16sdtfl="http://schemas.microsoft.com/office/word/2024/wordml/sdtformatlock" xmlns:w16se="http://schemas.microsoft.com/office/word/2015/wordml/symex" xmlns:wpg="http://schemas.microsoft.com/office/word/2010/wordprocessingGroup" xmlns:wpi="http://schemas.microsoft.com/office/word/2010/wordprocessingInk" xmlns:wne="http://schemas.microsoft.com/office/word/2006/wordml" xmlns:wps="http://schemas.microsoft.com/office/word/2010/wordprocessingShape" mc:Ignorable="w14 w15 w16se w16cid w16 w16cex w16sdtdh w16sdtfl w16du wp14">
   <w:body>
     <w:p>
       <w:pPr>
         <w:widowControl/>
-        <w:rPr>
-          <w:rFonts w:asciiTheme="majorEastAsia" w:eastAsiaTheme="majorEastAsia" w:hAnsiTheme="majorEastAsia"/>
-          <w:b/>
+        <w:spacing w:before="60" w:after="60"/>
+        <w:rPr>
+          <w:rFonts w:ascii="標楷體" w:eastAsia="標楷體" w:hAnsi="標楷體"/>
           <w:bCs/>
           <w:sz w:val="28"/>
           <w:szCs w:val="36"/>
@@ -16,8 +16,7 @@
       <w:bookmarkStart w:id="0" w:name="_Hlk193807390"/>
       <w:r>
         <w:rPr>
-          <w:rFonts w:asciiTheme="majorEastAsia" w:eastAsiaTheme="majorEastAsia" w:hAnsiTheme="majorEastAsia" w:hint="eastAsia"/>
-          <w:b/>
+          <w:rFonts w:ascii="標楷體" w:eastAsia="標楷體" w:hAnsi="標楷體" w:hint="eastAsia"/>
           <w:bCs/>
           <w:sz w:val="28"/>
           <w:szCs w:val="36"/>
@@ -26,8 +25,7 @@
       </w:r>
       <w:r>
         <w:rPr>
-          <w:rFonts w:asciiTheme="majorEastAsia" w:eastAsiaTheme="majorEastAsia" w:hAnsiTheme="majorEastAsia"/>
-          <w:b/>
+          <w:rFonts w:ascii="標楷體" w:eastAsia="標楷體" w:hAnsi="標楷體"/>
           <w:bCs/>
           <w:sz w:val="28"/>
           <w:szCs w:val="36"/>
@@ -36,8 +34,7 @@
       </w:r>
       <w:r>
         <w:rPr>
-          <w:rFonts w:asciiTheme="majorEastAsia" w:eastAsiaTheme="majorEastAsia" w:hAnsiTheme="majorEastAsia" w:hint="eastAsia"/>
-          <w:b/>
+          <w:rFonts w:ascii="標楷體" w:eastAsia="標楷體" w:hAnsi="標楷體" w:hint="eastAsia"/>
           <w:bCs/>
           <w:sz w:val="28"/>
           <w:szCs w:val="36"/>
@@ -53,68 +50,79 @@
         </w:numPr>
         <w:adjustRightInd w:val="0"/>
         <w:snapToGrid w:val="0"/>
-        <w:ind w:left="240" w:hangingChars="100" w:hanging="240"/>
-        <w:rPr>
-          <w:rFonts w:asciiTheme="majorEastAsia" w:eastAsiaTheme="majorEastAsia" w:hAnsiTheme="majorEastAsia"/>
+        <w:spacing w:before="60" w:after="60"/>
+        <w:ind w:left="280" w:hangingChars="100" w:hanging="280"/>
+        <w:rPr>
+          <w:rFonts w:ascii="標楷體" w:eastAsia="標楷體" w:hAnsi="標楷體"/>
+          <w:sz w:val="28"/>
         </w:rPr>
       </w:pPr>
       <w:r>
         <w:rPr>
-          <w:rFonts w:asciiTheme="majorEastAsia" w:eastAsiaTheme="majorEastAsia" w:hAnsiTheme="majorEastAsia"/>
+          <w:rFonts w:ascii="標楷體" w:eastAsia="標楷體" w:hAnsi="標楷體"/>
+          <w:sz w:val="28"/>
         </w:rPr>
         <w:t>系統概述文件需為word檔，以A4紙張格式</w:t>
       </w:r>
       <w:r>
         <w:rPr>
-          <w:rFonts w:asciiTheme="majorEastAsia" w:eastAsiaTheme="majorEastAsia" w:hAnsiTheme="majorEastAsia"/>
+          <w:rFonts w:ascii="標楷體" w:eastAsia="標楷體" w:hAnsi="標楷體"/>
           <w:bCs/>
+          <w:sz w:val="28"/>
         </w:rPr>
         <w:t>，</w:t>
       </w:r>
       <w:r>
         <w:rPr>
-          <w:rFonts w:asciiTheme="majorEastAsia" w:eastAsiaTheme="majorEastAsia" w:hAnsiTheme="majorEastAsia"/>
+          <w:rFonts w:ascii="標楷體" w:eastAsia="標楷體" w:hAnsi="標楷體"/>
+          <w:sz w:val="28"/>
         </w:rPr>
         <w:t>最多</w:t>
       </w:r>
       <w:r>
         <w:rPr>
-          <w:rFonts w:asciiTheme="majorEastAsia" w:eastAsiaTheme="majorEastAsia" w:hAnsiTheme="majorEastAsia"/>
+          <w:rFonts w:ascii="標楷體" w:eastAsia="標楷體" w:hAnsi="標楷體"/>
           <w:bCs/>
+          <w:sz w:val="28"/>
         </w:rPr>
         <w:t>不得超過</w:t>
       </w:r>
       <w:r>
         <w:rPr>
-          <w:rFonts w:asciiTheme="majorEastAsia" w:eastAsiaTheme="majorEastAsia" w:hAnsiTheme="majorEastAsia"/>
+          <w:rFonts w:ascii="標楷體" w:eastAsia="標楷體" w:hAnsi="標楷體"/>
+          <w:sz w:val="28"/>
         </w:rPr>
         <w:t>5頁</w:t>
       </w:r>
       <w:r>
         <w:rPr>
-          <w:rFonts w:asciiTheme="majorEastAsia" w:eastAsiaTheme="majorEastAsia" w:hAnsiTheme="majorEastAsia"/>
+          <w:rFonts w:ascii="標楷體" w:eastAsia="標楷體" w:hAnsi="標楷體"/>
           <w:bCs/>
+          <w:sz w:val="28"/>
         </w:rPr>
         <w:t>，超過頁數時系統會</w:t>
       </w:r>
       <w:proofErr w:type="gramStart"/>
       <w:r>
         <w:rPr>
-          <w:rFonts w:asciiTheme="majorEastAsia" w:eastAsiaTheme="majorEastAsia" w:hAnsiTheme="majorEastAsia"/>
+          <w:rFonts w:ascii="標楷體" w:eastAsia="標楷體" w:hAnsi="標楷體"/>
           <w:bCs/>
+          <w:sz w:val="28"/>
         </w:rPr>
         <w:t>自動截尾</w:t>
       </w:r>
       <w:proofErr w:type="gramEnd"/>
       <w:r>
         <w:rPr>
-          <w:rFonts w:asciiTheme="majorEastAsia" w:eastAsiaTheme="majorEastAsia" w:hAnsiTheme="majorEastAsia"/>
+          <w:rFonts w:ascii="標楷體" w:eastAsia="標楷體" w:hAnsi="標楷體"/>
+          <w:sz w:val="28"/>
         </w:rPr>
         <w:t>，檔案大小不得超過4MB</w:t>
       </w:r>
       <w:r>
         <w:rPr>
-          <w:rFonts w:asciiTheme="majorEastAsia" w:eastAsiaTheme="majorEastAsia" w:hAnsiTheme="majorEastAsia" w:hint="eastAsia"/>
+          <w:rFonts w:ascii="標楷體" w:eastAsia="標楷體" w:hAnsi="標楷體" w:hint="eastAsia"/>
+          <w:sz w:val="28"/>
         </w:rPr>
         <w:t>。</w:t>
       </w:r>
@@ -127,28 +135,33 @@
         </w:numPr>
         <w:adjustRightInd w:val="0"/>
         <w:snapToGrid w:val="0"/>
-        <w:ind w:left="240" w:hangingChars="100" w:hanging="240"/>
-        <w:rPr>
-          <w:rFonts w:asciiTheme="majorEastAsia" w:eastAsiaTheme="majorEastAsia" w:hAnsiTheme="majorEastAsia"/>
+        <w:spacing w:before="60" w:after="60"/>
+        <w:ind w:left="280" w:hangingChars="100" w:hanging="280"/>
+        <w:rPr>
+          <w:rFonts w:ascii="標楷體" w:eastAsia="標楷體" w:hAnsi="標楷體"/>
+          <w:sz w:val="28"/>
         </w:rPr>
       </w:pPr>
       <w:r>
         <w:rPr>
-          <w:rFonts w:asciiTheme="majorEastAsia" w:eastAsiaTheme="majorEastAsia" w:hAnsiTheme="majorEastAsia"/>
+          <w:rFonts w:ascii="標楷體" w:eastAsia="標楷體" w:hAnsi="標楷體"/>
           <w:bCs/>
+          <w:sz w:val="28"/>
         </w:rPr>
         <w:t>版面設定為直向紙張，邊界為上2cm、下2cm、左2cm、右</w:t>
       </w:r>
       <w:r>
         <w:rPr>
-          <w:rFonts w:asciiTheme="majorEastAsia" w:eastAsiaTheme="majorEastAsia" w:hAnsiTheme="majorEastAsia"/>
+          <w:rFonts w:ascii="標楷體" w:eastAsia="標楷體" w:hAnsi="標楷體"/>
+          <w:sz w:val="28"/>
         </w:rPr>
         <w:t>2cm</w:t>
       </w:r>
       <w:r>
         <w:rPr>
-          <w:rFonts w:asciiTheme="majorEastAsia" w:eastAsiaTheme="majorEastAsia" w:hAnsiTheme="majorEastAsia"/>
+          <w:rFonts w:ascii="標楷體" w:eastAsia="標楷體" w:hAnsi="標楷體"/>
           <w:bCs/>
+          <w:sz w:val="28"/>
         </w:rPr>
         <w:t>、裝訂邊1cm。</w:t>
       </w:r>
@@ -161,15 +174,18 @@
         </w:numPr>
         <w:adjustRightInd w:val="0"/>
         <w:snapToGrid w:val="0"/>
-        <w:ind w:left="240" w:hangingChars="100" w:hanging="240"/>
-        <w:rPr>
-          <w:rFonts w:asciiTheme="majorEastAsia" w:eastAsiaTheme="majorEastAsia" w:hAnsiTheme="majorEastAsia"/>
+        <w:spacing w:before="60" w:after="60"/>
+        <w:ind w:left="280" w:hangingChars="100" w:hanging="280"/>
+        <w:rPr>
+          <w:rFonts w:ascii="標楷體" w:eastAsia="標楷體" w:hAnsi="標楷體"/>
+          <w:sz w:val="28"/>
         </w:rPr>
       </w:pPr>
       <w:r>
         <w:rPr>
-          <w:rFonts w:asciiTheme="majorEastAsia" w:eastAsiaTheme="majorEastAsia" w:hAnsiTheme="majorEastAsia"/>
+          <w:rFonts w:ascii="標楷體" w:eastAsia="標楷體" w:hAnsi="標楷體"/>
           <w:bCs/>
+          <w:sz w:val="28"/>
         </w:rPr>
         <w:t>統一用標楷體14字型，單行間距，與前後段距離3pt。</w:t>
       </w:r>
@@ -182,15 +198,18 @@
         </w:numPr>
         <w:adjustRightInd w:val="0"/>
         <w:snapToGrid w:val="0"/>
-        <w:ind w:left="240" w:hangingChars="100" w:hanging="240"/>
-        <w:rPr>
-          <w:rFonts w:asciiTheme="majorEastAsia" w:eastAsiaTheme="majorEastAsia" w:hAnsiTheme="majorEastAsia"/>
+        <w:spacing w:before="60" w:after="60"/>
+        <w:ind w:left="280" w:hangingChars="100" w:hanging="280"/>
+        <w:rPr>
+          <w:rFonts w:ascii="標楷體" w:eastAsia="標楷體" w:hAnsi="標楷體"/>
+          <w:sz w:val="28"/>
         </w:rPr>
       </w:pPr>
       <w:r>
         <w:rPr>
-          <w:rFonts w:asciiTheme="majorEastAsia" w:eastAsiaTheme="majorEastAsia" w:hAnsiTheme="majorEastAsia"/>
+          <w:rFonts w:ascii="標楷體" w:eastAsia="標楷體" w:hAnsi="標楷體"/>
           <w:bCs/>
+          <w:sz w:val="28"/>
         </w:rPr>
         <w:t>系統概述文件須具備之內容如下：（標頭為必須之部分）。</w:t>
       </w:r>
@@ -203,33 +222,38 @@
         </w:numPr>
         <w:adjustRightInd w:val="0"/>
         <w:snapToGrid w:val="0"/>
-        <w:ind w:left="240" w:hangingChars="100" w:hanging="240"/>
-        <w:rPr>
-          <w:rFonts w:asciiTheme="majorEastAsia" w:eastAsiaTheme="majorEastAsia" w:hAnsiTheme="majorEastAsia"/>
+        <w:spacing w:before="60" w:after="60"/>
+        <w:ind w:left="280" w:hangingChars="100" w:hanging="280"/>
+        <w:rPr>
+          <w:rFonts w:ascii="標楷體" w:eastAsia="標楷體" w:hAnsi="標楷體"/>
+          <w:sz w:val="28"/>
         </w:rPr>
       </w:pPr>
       <w:r>
         <w:rPr>
-          <w:rFonts w:asciiTheme="majorEastAsia" w:eastAsiaTheme="majorEastAsia" w:hAnsiTheme="majorEastAsia"/>
+          <w:rFonts w:ascii="標楷體" w:eastAsia="標楷體" w:hAnsi="標楷體"/>
+          <w:sz w:val="28"/>
         </w:rPr>
         <w:t>報名</w:t>
       </w:r>
       <w:r>
         <w:rPr>
-          <w:rFonts w:asciiTheme="majorEastAsia" w:eastAsiaTheme="majorEastAsia" w:hAnsiTheme="majorEastAsia" w:hint="eastAsia"/>
-          <w:b/>
+          <w:rFonts w:ascii="標楷體" w:eastAsia="標楷體" w:hAnsi="標楷體" w:hint="eastAsia"/>
+          <w:sz w:val="28"/>
         </w:rPr>
         <w:t>「AI工具運用組」</w:t>
       </w:r>
       <w:r>
         <w:rPr>
-          <w:rFonts w:asciiTheme="majorEastAsia" w:eastAsiaTheme="majorEastAsia" w:hAnsiTheme="majorEastAsia"/>
+          <w:rFonts w:ascii="標楷體" w:eastAsia="標楷體" w:hAnsi="標楷體"/>
+          <w:sz w:val="28"/>
         </w:rPr>
         <w:t>之參賽隊伍，</w:t>
       </w:r>
       <w:r>
         <w:rPr>
-          <w:rFonts w:asciiTheme="majorEastAsia" w:eastAsiaTheme="majorEastAsia" w:hAnsiTheme="majorEastAsia" w:hint="eastAsia"/>
+          <w:rFonts w:ascii="標楷體" w:eastAsia="標楷體" w:hAnsi="標楷體" w:hint="eastAsia"/>
+          <w:sz w:val="28"/>
         </w:rPr>
         <w:t>作品須運用「AI工具」，且須於系統概述文件中詳述運用何種AI工具及運用範疇。</w:t>
       </w:r>
@@ -242,48 +266,53 @@
         </w:numPr>
         <w:adjustRightInd w:val="0"/>
         <w:snapToGrid w:val="0"/>
-        <w:ind w:left="240" w:hangingChars="100" w:hanging="240"/>
-        <w:rPr>
-          <w:rFonts w:asciiTheme="majorEastAsia" w:eastAsiaTheme="majorEastAsia" w:hAnsiTheme="majorEastAsia"/>
+        <w:spacing w:before="60" w:after="60"/>
+        <w:ind w:left="280" w:hangingChars="100" w:hanging="280"/>
+        <w:rPr>
+          <w:rFonts w:ascii="標楷體" w:eastAsia="標楷體" w:hAnsi="標楷體"/>
+          <w:sz w:val="28"/>
           <w:u w:val="single"/>
         </w:rPr>
       </w:pPr>
       <w:r>
         <w:rPr>
-          <w:rFonts w:asciiTheme="majorEastAsia" w:eastAsiaTheme="majorEastAsia" w:hAnsiTheme="majorEastAsia"/>
+          <w:rFonts w:ascii="標楷體" w:eastAsia="標楷體" w:hAnsi="標楷體"/>
+          <w:sz w:val="28"/>
         </w:rPr>
         <w:t>報名</w:t>
       </w:r>
       <w:r>
         <w:rPr>
-          <w:rFonts w:asciiTheme="majorEastAsia" w:eastAsiaTheme="majorEastAsia" w:hAnsiTheme="majorEastAsia" w:hint="eastAsia"/>
-          <w:b/>
+          <w:rFonts w:ascii="標楷體" w:eastAsia="標楷體" w:hAnsi="標楷體" w:hint="eastAsia"/>
+          <w:sz w:val="28"/>
         </w:rPr>
         <w:t>「</w:t>
       </w:r>
       <w:r>
         <w:rPr>
-          <w:rFonts w:asciiTheme="majorEastAsia" w:eastAsiaTheme="majorEastAsia" w:hAnsiTheme="majorEastAsia"/>
-          <w:b/>
+          <w:rFonts w:ascii="標楷體" w:eastAsia="標楷體" w:hAnsi="標楷體"/>
+          <w:sz w:val="28"/>
         </w:rPr>
         <w:t>產學合作組</w:t>
       </w:r>
       <w:r>
         <w:rPr>
-          <w:rFonts w:asciiTheme="majorEastAsia" w:eastAsiaTheme="majorEastAsia" w:hAnsiTheme="majorEastAsia" w:hint="eastAsia"/>
-          <w:b/>
+          <w:rFonts w:ascii="標楷體" w:eastAsia="標楷體" w:hAnsi="標楷體" w:hint="eastAsia"/>
+          <w:sz w:val="28"/>
         </w:rPr>
         <w:t>」</w:t>
       </w:r>
       <w:r>
         <w:rPr>
-          <w:rFonts w:asciiTheme="majorEastAsia" w:eastAsiaTheme="majorEastAsia" w:hAnsiTheme="majorEastAsia"/>
+          <w:rFonts w:ascii="標楷體" w:eastAsia="標楷體" w:hAnsi="標楷體"/>
+          <w:sz w:val="28"/>
         </w:rPr>
         <w:t>之參賽隊伍，</w:t>
       </w:r>
       <w:r>
         <w:rPr>
-          <w:rFonts w:asciiTheme="majorEastAsia" w:eastAsiaTheme="majorEastAsia" w:hAnsiTheme="majorEastAsia"/>
+          <w:rFonts w:ascii="標楷體" w:eastAsia="標楷體" w:hAnsi="標楷體"/>
+          <w:sz w:val="28"/>
           <w:u w:val="single"/>
         </w:rPr>
         <w:t>需於『前言』段落中，詳細註明合作之公司名稱、聯絡人及電話號碼。</w:t>
@@ -297,116 +326,97 @@
         </w:numPr>
         <w:adjustRightInd w:val="0"/>
         <w:snapToGrid w:val="0"/>
-        <w:ind w:left="240" w:hangingChars="100" w:hanging="240"/>
-        <w:rPr>
-          <w:rFonts w:asciiTheme="majorEastAsia" w:eastAsiaTheme="majorEastAsia" w:hAnsiTheme="majorEastAsia"/>
+        <w:spacing w:before="60" w:after="60"/>
+        <w:ind w:left="280" w:hangingChars="100" w:hanging="280"/>
+        <w:rPr>
+          <w:rFonts w:ascii="標楷體" w:eastAsia="標楷體" w:hAnsi="標楷體"/>
+          <w:sz w:val="28"/>
         </w:rPr>
       </w:pPr>
       <w:r>
         <w:rPr>
-          <w:rFonts w:asciiTheme="majorEastAsia" w:eastAsiaTheme="majorEastAsia" w:hAnsiTheme="majorEastAsia"/>
-        </w:rPr>
-        <w:t>報名</w:t>
+          <w:rFonts w:ascii="標楷體" w:eastAsia="標楷體" w:hAnsi="標楷體"/>
+          <w:sz w:val="28"/>
+        </w:rPr>
+        <w:t>報名「教育開放資料組」</w:t>
       </w:r>
       <w:r>
         <w:rPr>
-          <w:rFonts w:asciiTheme="majorEastAsia" w:eastAsiaTheme="majorEastAsia" w:hAnsiTheme="majorEastAsia"/>
-          <w:b/>
-        </w:rPr>
-        <w:t>「教育開放資料組」</w:t>
-      </w:r>
-      <w:r>
-        <w:rPr>
-          <w:rFonts w:asciiTheme="majorEastAsia" w:eastAsiaTheme="majorEastAsia" w:hAnsiTheme="majorEastAsia" w:hint="eastAsia"/>
-          <w:b/>
+          <w:rFonts w:ascii="標楷體" w:eastAsia="標楷體" w:hAnsi="標楷體" w:hint="eastAsia"/>
+          <w:sz w:val="28"/>
         </w:rPr>
         <w:t>、「</w:t>
       </w:r>
       <w:proofErr w:type="gramStart"/>
       <w:r>
         <w:rPr>
-          <w:rFonts w:asciiTheme="majorEastAsia" w:eastAsiaTheme="majorEastAsia" w:hAnsiTheme="majorEastAsia" w:hint="eastAsia"/>
-          <w:b/>
+          <w:rFonts w:ascii="標楷體" w:eastAsia="標楷體" w:hAnsi="標楷體" w:hint="eastAsia"/>
+          <w:sz w:val="28"/>
         </w:rPr>
         <w:t>臺</w:t>
       </w:r>
       <w:proofErr w:type="gramEnd"/>
       <w:r>
         <w:rPr>
-          <w:rFonts w:asciiTheme="majorEastAsia" w:eastAsiaTheme="majorEastAsia" w:hAnsiTheme="majorEastAsia" w:hint="eastAsia"/>
-          <w:b/>
+          <w:rFonts w:ascii="標楷體" w:eastAsia="標楷體" w:hAnsi="標楷體" w:hint="eastAsia"/>
+          <w:sz w:val="28"/>
         </w:rPr>
         <w:t>北生活好便利創新應用組」</w:t>
       </w:r>
       <w:r>
         <w:rPr>
-          <w:rFonts w:asciiTheme="majorEastAsia" w:eastAsiaTheme="majorEastAsia" w:hAnsiTheme="majorEastAsia" w:hint="eastAsia"/>
-          <w:b/>
-        </w:rPr>
-        <w:t>、</w:t>
+          <w:rFonts w:ascii="標楷體" w:eastAsia="標楷體" w:hAnsi="標楷體" w:hint="eastAsia"/>
+          <w:sz w:val="28"/>
+        </w:rPr>
+        <w:t>、「勞工保障及保險智慧服務組」</w:t>
       </w:r>
       <w:r>
         <w:rPr>
-          <w:rFonts w:asciiTheme="majorEastAsia" w:eastAsiaTheme="majorEastAsia" w:hAnsiTheme="majorEastAsia" w:hint="eastAsia"/>
-          <w:b/>
-        </w:rPr>
-        <w:t>「勞工保障及保險智慧服務組」</w:t>
+          <w:rFonts w:ascii="標楷體" w:eastAsia="標楷體" w:hAnsi="標楷體"/>
+          <w:sz w:val="28"/>
+        </w:rPr>
+        <w:t>及「</w:t>
       </w:r>
       <w:r>
         <w:rPr>
-          <w:rFonts w:asciiTheme="majorEastAsia" w:eastAsiaTheme="majorEastAsia" w:hAnsiTheme="majorEastAsia"/>
-        </w:rPr>
-        <w:t>及</w:t>
+          <w:rFonts w:ascii="標楷體" w:eastAsia="標楷體" w:hAnsi="標楷體" w:hint="eastAsia"/>
+          <w:kern w:val="0"/>
+          <w:sz w:val="28"/>
+        </w:rPr>
+        <w:t>商業發展治理創新組</w:t>
       </w:r>
       <w:r>
         <w:rPr>
-          <w:rFonts w:asciiTheme="majorEastAsia" w:eastAsiaTheme="majorEastAsia" w:hAnsiTheme="majorEastAsia"/>
-          <w:b/>
+          <w:rFonts w:ascii="標楷體" w:eastAsia="標楷體" w:hAnsi="標楷體"/>
+          <w:sz w:val="28"/>
+        </w:rPr>
+        <w:t>」之參賽隊伍，須於</w:t>
+      </w:r>
+      <w:r>
+        <w:rPr>
+          <w:rFonts w:ascii="標楷體" w:eastAsia="標楷體" w:hAnsi="標楷體" w:hint="eastAsia"/>
+          <w:sz w:val="28"/>
         </w:rPr>
         <w:t>「</w:t>
       </w:r>
       <w:r>
         <w:rPr>
-          <w:rFonts w:asciiTheme="majorEastAsia" w:eastAsiaTheme="majorEastAsia" w:hAnsiTheme="majorEastAsia" w:hint="eastAsia"/>
-          <w:b/>
-          <w:kern w:val="0"/>
-        </w:rPr>
-        <w:t>商業發展治理創新組</w:t>
+          <w:rFonts w:ascii="標楷體" w:eastAsia="標楷體" w:hAnsi="標楷體"/>
+          <w:sz w:val="28"/>
+        </w:rPr>
+        <w:t>前言</w:t>
       </w:r>
       <w:r>
         <w:rPr>
-          <w:rFonts w:asciiTheme="majorEastAsia" w:eastAsiaTheme="majorEastAsia" w:hAnsiTheme="majorEastAsia"/>
-          <w:b/>
+          <w:rFonts w:ascii="標楷體" w:eastAsia="標楷體" w:hAnsi="標楷體" w:hint="eastAsia"/>
+          <w:sz w:val="28"/>
         </w:rPr>
         <w:t>」</w:t>
       </w:r>
       <w:r>
         <w:rPr>
-          <w:rFonts w:asciiTheme="majorEastAsia" w:eastAsiaTheme="majorEastAsia" w:hAnsiTheme="majorEastAsia"/>
-        </w:rPr>
-        <w:t>之參賽隊伍，須於</w:t>
-      </w:r>
-      <w:r>
-        <w:rPr>
-          <w:rFonts w:asciiTheme="majorEastAsia" w:eastAsiaTheme="majorEastAsia" w:hAnsiTheme="majorEastAsia" w:hint="eastAsia"/>
-        </w:rPr>
-        <w:t>「</w:t>
-      </w:r>
-      <w:r>
-        <w:rPr>
-          <w:rFonts w:asciiTheme="majorEastAsia" w:eastAsiaTheme="majorEastAsia" w:hAnsiTheme="majorEastAsia"/>
-        </w:rPr>
-        <w:t>前言</w:t>
-      </w:r>
-      <w:r>
-        <w:rPr>
-          <w:rFonts w:asciiTheme="majorEastAsia" w:eastAsiaTheme="majorEastAsia" w:hAnsiTheme="majorEastAsia" w:hint="eastAsia"/>
-        </w:rPr>
-        <w:t>」</w:t>
-      </w:r>
-      <w:r>
-        <w:rPr>
-          <w:rFonts w:asciiTheme="majorEastAsia" w:eastAsiaTheme="majorEastAsia" w:hAnsiTheme="majorEastAsia"/>
+          <w:rFonts w:ascii="標楷體" w:eastAsia="標楷體" w:hAnsi="標楷體"/>
+          <w:sz w:val="28"/>
         </w:rPr>
         <w:t>段落中，詳列使用之「開放資料」資料集(Data Set)名稱。</w:t>
       </w:r>
@@ -419,76 +429,34 @@
         </w:numPr>
         <w:adjustRightInd w:val="0"/>
         <w:snapToGrid w:val="0"/>
-        <w:ind w:left="240" w:hangingChars="100" w:hanging="240"/>
+        <w:spacing w:before="60" w:after="60"/>
+        <w:ind w:left="280" w:hangingChars="100" w:hanging="280"/>
+        <w:rPr>
+          <w:rFonts w:ascii="標楷體" w:eastAsia="標楷體" w:hAnsi="標楷體"/>
+          <w:sz w:val="28"/>
+        </w:rPr>
       </w:pPr>
       <w:r>
         <w:rPr>
-          <w:rFonts w:hint="eastAsia"/>
-        </w:rPr>
-        <w:t>報名「</w:t>
+          <w:rFonts w:ascii="標楷體" w:eastAsia="標楷體" w:hAnsi="標楷體" w:hint="eastAsia"/>
+          <w:sz w:val="28"/>
+        </w:rPr>
+        <w:t>報名「資料隱私</w:t>
       </w:r>
       <w:r>
         <w:rPr>
-          <w:rFonts w:hint="eastAsia"/>
-          <w:b/>
-        </w:rPr>
-        <w:t>資料隱私</w:t>
-      </w:r>
-      <w:r>
-        <w:rPr>
-          <w:rFonts w:ascii="標楷體" w:hAnsi="標楷體" w:hint="eastAsia"/>
-          <w:b/>
+          <w:rFonts w:ascii="標楷體" w:eastAsia="標楷體" w:hAnsi="標楷體" w:hint="eastAsia"/>
           <w:color w:val="000000"/>
+          <w:sz w:val="28"/>
         </w:rPr>
         <w:t>保護</w:t>
       </w:r>
       <w:r>
         <w:rPr>
-          <w:rFonts w:hint="eastAsia"/>
-          <w:b/>
-        </w:rPr>
-        <w:t>-</w:t>
-      </w:r>
-      <w:r>
-        <w:rPr>
-          <w:rFonts w:hint="eastAsia"/>
-          <w:b/>
-        </w:rPr>
-        <w:t>創新應用組</w:t>
-      </w:r>
-      <w:r>
-        <w:rPr>
-          <w:rFonts w:hint="eastAsia"/>
-        </w:rPr>
-        <w:t>」須繳交</w:t>
-      </w:r>
-      <w:r>
-        <w:rPr>
-          <w:rFonts w:hint="eastAsia"/>
-          <w:b/>
-        </w:rPr>
-        <w:t>附件</w:t>
-      </w:r>
-      <w:r>
-        <w:rPr>
-          <w:rFonts w:hint="eastAsia"/>
-          <w:b/>
-        </w:rPr>
-        <w:t>6</w:t>
-      </w:r>
-      <w:r>
-        <w:rPr>
-          <w:rFonts w:hint="eastAsia"/>
-          <w:b/>
-        </w:rPr>
-        <w:t>：衍生資料集產出說明文件</w:t>
-      </w:r>
-      <w:r>
-        <w:rPr>
-          <w:rFonts w:hint="eastAsia"/>
-          <w:b/>
-        </w:rPr>
-        <w:t>。</w:t>
+          <w:rFonts w:ascii="標楷體" w:eastAsia="標楷體" w:hAnsi="標楷體" w:hint="eastAsia"/>
+          <w:sz w:val="28"/>
+        </w:rPr>
+        <w:t>-創新應用組」須繳交附件6：衍生資料集產出說明文件。</w:t>
       </w:r>
     </w:p>
     <w:p>
@@ -499,46 +467,54 @@
         </w:numPr>
         <w:adjustRightInd w:val="0"/>
         <w:snapToGrid w:val="0"/>
-        <w:ind w:left="240" w:hangingChars="100" w:hanging="240"/>
-        <w:rPr>
-          <w:rFonts w:asciiTheme="majorEastAsia" w:eastAsiaTheme="majorEastAsia" w:hAnsiTheme="majorEastAsia"/>
+        <w:spacing w:before="60" w:after="60"/>
+        <w:ind w:left="280" w:hangingChars="100" w:hanging="280"/>
+        <w:rPr>
+          <w:rFonts w:ascii="標楷體" w:eastAsia="標楷體" w:hAnsi="標楷體"/>
+          <w:sz w:val="28"/>
         </w:rPr>
       </w:pPr>
       <w:r>
         <w:rPr>
-          <w:rFonts w:asciiTheme="majorEastAsia" w:eastAsiaTheme="majorEastAsia" w:hAnsiTheme="majorEastAsia" w:hint="eastAsia"/>
+          <w:rFonts w:ascii="標楷體" w:eastAsia="標楷體" w:hAnsi="標楷體" w:hint="eastAsia"/>
+          <w:sz w:val="28"/>
         </w:rPr>
         <w:t>鼓勵報名指定專題類之團隊，如有深入與企業洽談、了解其需求，可於概述文件中呈現討論之紀錄(可包含：人事時地物、形式</w:t>
       </w:r>
       <w:r>
         <w:rPr>
-          <w:rFonts w:asciiTheme="majorEastAsia" w:eastAsiaTheme="majorEastAsia" w:hAnsiTheme="majorEastAsia"/>
+          <w:rFonts w:ascii="標楷體" w:eastAsia="標楷體" w:hAnsi="標楷體"/>
+          <w:sz w:val="28"/>
         </w:rPr>
         <w:t>&lt;</w:t>
       </w:r>
       <w:proofErr w:type="gramStart"/>
       <w:r>
         <w:rPr>
-          <w:rFonts w:asciiTheme="majorEastAsia" w:eastAsiaTheme="majorEastAsia" w:hAnsiTheme="majorEastAsia" w:hint="eastAsia"/>
+          <w:rFonts w:ascii="標楷體" w:eastAsia="標楷體" w:hAnsi="標楷體" w:hint="eastAsia"/>
+          <w:sz w:val="28"/>
         </w:rPr>
         <w:t>線上</w:t>
       </w:r>
       <w:proofErr w:type="gramEnd"/>
       <w:r>
         <w:rPr>
-          <w:rFonts w:asciiTheme="majorEastAsia" w:eastAsiaTheme="majorEastAsia" w:hAnsiTheme="majorEastAsia" w:hint="eastAsia"/>
+          <w:rFonts w:ascii="標楷體" w:eastAsia="標楷體" w:hAnsi="標楷體" w:hint="eastAsia"/>
+          <w:sz w:val="28"/>
         </w:rPr>
         <w:t>/實體</w:t>
       </w:r>
       <w:r>
         <w:rPr>
-          <w:rFonts w:asciiTheme="majorEastAsia" w:eastAsiaTheme="majorEastAsia" w:hAnsiTheme="majorEastAsia"/>
+          <w:rFonts w:ascii="標楷體" w:eastAsia="標楷體" w:hAnsi="標楷體"/>
+          <w:sz w:val="28"/>
         </w:rPr>
         <w:t>&gt;</w:t>
       </w:r>
       <w:r>
         <w:rPr>
-          <w:rFonts w:asciiTheme="majorEastAsia" w:eastAsiaTheme="majorEastAsia" w:hAnsiTheme="majorEastAsia" w:hint="eastAsia"/>
+          <w:rFonts w:ascii="標楷體" w:eastAsia="標楷體" w:hAnsi="標楷體" w:hint="eastAsia"/>
+          <w:sz w:val="28"/>
         </w:rPr>
         <w:t>、內容等)，做為委員評分參考之內容。</w:t>
       </w:r>
@@ -552,28 +528,31 @@
         </w:numPr>
         <w:adjustRightInd w:val="0"/>
         <w:snapToGrid w:val="0"/>
+        <w:spacing w:before="60" w:after="60"/>
         <w:ind w:leftChars="0" w:left="0" w:firstLine="0"/>
         <w:rPr>
-          <w:rFonts w:asciiTheme="majorEastAsia" w:eastAsiaTheme="majorEastAsia" w:hAnsiTheme="majorEastAsia"/>
+          <w:rFonts w:ascii="標楷體" w:eastAsia="標楷體" w:hAnsi="標楷體"/>
+          <w:sz w:val="28"/>
         </w:rPr>
       </w:pPr>
       <w:r>
         <w:rPr>
-          <w:rFonts w:asciiTheme="majorEastAsia" w:eastAsiaTheme="majorEastAsia" w:hAnsiTheme="majorEastAsia"/>
+          <w:rFonts w:ascii="標楷體" w:eastAsia="標楷體" w:hAnsi="標楷體"/>
+          <w:sz w:val="28"/>
         </w:rPr>
         <w:t>上述</w:t>
       </w:r>
       <w:r>
         <w:rPr>
-          <w:rFonts w:asciiTheme="majorEastAsia" w:eastAsiaTheme="majorEastAsia" w:hAnsiTheme="majorEastAsia" w:hint="eastAsia"/>
+          <w:rFonts w:ascii="標楷體" w:eastAsia="標楷體" w:hAnsi="標楷體" w:hint="eastAsia"/>
+          <w:sz w:val="28"/>
         </w:rPr>
         <w:t>9</w:t>
       </w:r>
-      <w:bookmarkStart w:id="1" w:name="_GoBack"/>
-      <w:bookmarkEnd w:id="1"/>
       <w:r>
         <w:rPr>
-          <w:rFonts w:asciiTheme="majorEastAsia" w:eastAsiaTheme="majorEastAsia" w:hAnsiTheme="majorEastAsia"/>
+          <w:rFonts w:ascii="標楷體" w:eastAsia="標楷體" w:hAnsi="標楷體"/>
+          <w:sz w:val="28"/>
         </w:rPr>
         <w:t>點說明，請於繳件時刪除。</w:t>
       </w:r>
@@ -582,9 +561,11 @@
       <w:pPr>
         <w:adjustRightInd w:val="0"/>
         <w:snapToGrid w:val="0"/>
+        <w:spacing w:before="60" w:after="60"/>
         <w:ind w:left="851"/>
         <w:rPr>
-          <w:rFonts w:asciiTheme="majorEastAsia" w:eastAsiaTheme="majorEastAsia" w:hAnsiTheme="majorEastAsia"/>
+          <w:rFonts w:ascii="標楷體" w:eastAsia="標楷體" w:hAnsi="標楷體"/>
+          <w:sz w:val="28"/>
         </w:rPr>
       </w:pPr>
     </w:p>
@@ -596,33 +577,30 @@
           <w:bottom w:val="thickThinSmallGap" w:sz="24" w:space="0" w:color="auto"/>
         </w:pBdr>
         <w:snapToGrid w:val="0"/>
+        <w:spacing w:before="60" w:after="60"/>
         <w:jc w:val="both"/>
         <w:rPr>
-          <w:rFonts w:asciiTheme="majorEastAsia" w:eastAsiaTheme="majorEastAsia" w:hAnsiTheme="majorEastAsia"/>
-          <w:sz w:val="24"/>
+          <w:rFonts w:ascii="標楷體" w:hAnsi="標楷體"/>
           <w:szCs w:val="24"/>
         </w:rPr>
       </w:pPr>
       <w:r>
         <w:rPr>
-          <w:rFonts w:asciiTheme="majorEastAsia" w:eastAsiaTheme="majorEastAsia" w:hAnsiTheme="majorEastAsia"/>
-          <w:sz w:val="24"/>
+          <w:rFonts w:ascii="標楷體" w:hAnsi="標楷體"/>
           <w:szCs w:val="24"/>
         </w:rPr>
         <w:t>編號：（</w:t>
       </w:r>
       <w:r>
         <w:rPr>
-          <w:rFonts w:asciiTheme="majorEastAsia" w:eastAsiaTheme="majorEastAsia" w:hAnsiTheme="majorEastAsia" w:hint="eastAsia"/>
-          <w:sz w:val="24"/>
+          <w:rFonts w:ascii="標楷體" w:hAnsi="標楷體" w:hint="eastAsia"/>
           <w:szCs w:val="24"/>
         </w:rPr>
         <w:t>此欄位由</w:t>
       </w:r>
       <w:r>
         <w:rPr>
-          <w:rFonts w:asciiTheme="majorEastAsia" w:eastAsiaTheme="majorEastAsia" w:hAnsiTheme="majorEastAsia"/>
-          <w:sz w:val="24"/>
+          <w:rFonts w:ascii="標楷體" w:hAnsi="標楷體"/>
           <w:szCs w:val="24"/>
         </w:rPr>
         <w:t>主辦單位填寫）</w:t>
@@ -636,71 +614,33 @@
           <w:bottom w:val="thickThinSmallGap" w:sz="24" w:space="0" w:color="auto"/>
         </w:pBdr>
         <w:snapToGrid w:val="0"/>
+        <w:spacing w:before="60" w:after="60"/>
         <w:jc w:val="both"/>
         <w:rPr>
-          <w:rFonts w:asciiTheme="majorEastAsia" w:eastAsiaTheme="majorEastAsia" w:hAnsiTheme="majorEastAsia"/>
-          <w:sz w:val="24"/>
+          <w:rFonts w:ascii="標楷體" w:hAnsi="標楷體"/>
           <w:szCs w:val="24"/>
         </w:rPr>
       </w:pPr>
       <w:r>
         <w:rPr>
-          <w:rFonts w:asciiTheme="majorEastAsia" w:eastAsiaTheme="majorEastAsia" w:hAnsiTheme="majorEastAsia" w:hint="eastAsia"/>
-          <w:sz w:val="24"/>
+          <w:rFonts w:ascii="標楷體" w:hAnsi="標楷體" w:hint="eastAsia"/>
           <w:szCs w:val="24"/>
         </w:rPr>
         <w:t>中文</w:t>
       </w:r>
       <w:r>
         <w:rPr>
-          <w:rFonts w:asciiTheme="majorEastAsia" w:eastAsiaTheme="majorEastAsia" w:hAnsiTheme="majorEastAsia"/>
-          <w:sz w:val="24"/>
+          <w:rFonts w:ascii="標楷體" w:hAnsi="標楷體"/>
           <w:szCs w:val="24"/>
         </w:rPr>
         <w:t>專題名稱：</w:t>
       </w:r>
       <w:r>
         <w:rPr>
-          <w:rFonts w:asciiTheme="majorEastAsia" w:eastAsiaTheme="majorEastAsia" w:hAnsiTheme="majorEastAsia" w:hint="eastAsia"/>
-          <w:sz w:val="24"/>
+          <w:rFonts w:ascii="標楷體" w:hAnsi="標楷體" w:hint="eastAsia"/>
           <w:szCs w:val="24"/>
         </w:rPr>
-        <w:t>請填寫</w:t>
-      </w:r>
-      <w:proofErr w:type="gramStart"/>
-      <w:r>
-        <w:rPr>
-          <w:rFonts w:asciiTheme="majorEastAsia" w:eastAsiaTheme="majorEastAsia" w:hAnsiTheme="majorEastAsia" w:hint="eastAsia"/>
-          <w:sz w:val="24"/>
-          <w:szCs w:val="24"/>
-        </w:rPr>
-        <w:t>與線上報名</w:t>
-      </w:r>
-      <w:proofErr w:type="gramEnd"/>
-      <w:r>
-        <w:rPr>
-          <w:rFonts w:asciiTheme="majorEastAsia" w:eastAsiaTheme="majorEastAsia" w:hAnsiTheme="majorEastAsia" w:hint="eastAsia"/>
-          <w:sz w:val="24"/>
-          <w:szCs w:val="24"/>
-        </w:rPr>
-        <w:t>系統一致之</w:t>
-      </w:r>
-      <w:r>
-        <w:rPr>
-          <w:rFonts w:asciiTheme="majorEastAsia" w:eastAsiaTheme="majorEastAsia" w:hAnsiTheme="majorEastAsia" w:hint="eastAsia"/>
-          <w:b/>
-          <w:sz w:val="24"/>
-          <w:szCs w:val="24"/>
-        </w:rPr>
-        <w:t>中文專題</w:t>
-      </w:r>
-      <w:r>
-        <w:rPr>
-          <w:rFonts w:asciiTheme="majorEastAsia" w:eastAsiaTheme="majorEastAsia" w:hAnsiTheme="majorEastAsia" w:hint="eastAsia"/>
-          <w:sz w:val="24"/>
-          <w:szCs w:val="24"/>
-        </w:rPr>
-        <w:t>名稱</w:t>
+        <w:t>怪怪走開，護您安全</w:t>
       </w:r>
     </w:p>
     <w:p>
@@ -711,64 +651,45 @@
           <w:bottom w:val="thickThinSmallGap" w:sz="24" w:space="0" w:color="auto"/>
         </w:pBdr>
         <w:snapToGrid w:val="0"/>
+        <w:spacing w:before="60" w:after="60"/>
         <w:jc w:val="both"/>
         <w:rPr>
-          <w:rFonts w:asciiTheme="majorEastAsia" w:eastAsiaTheme="majorEastAsia" w:hAnsiTheme="majorEastAsia"/>
-          <w:sz w:val="24"/>
+          <w:rFonts w:ascii="標楷體" w:hAnsi="標楷體"/>
           <w:szCs w:val="24"/>
         </w:rPr>
       </w:pPr>
       <w:r>
         <w:rPr>
-          <w:rFonts w:asciiTheme="majorEastAsia" w:eastAsiaTheme="majorEastAsia" w:hAnsiTheme="majorEastAsia" w:hint="eastAsia"/>
-          <w:sz w:val="24"/>
+          <w:rFonts w:ascii="標楷體" w:hAnsi="標楷體" w:hint="eastAsia"/>
           <w:szCs w:val="24"/>
         </w:rPr>
-        <w:t>英文專題名稱：請填寫</w:t>
+        <w:t>英文專題名稱：</w:t>
       </w:r>
-      <w:proofErr w:type="gramStart"/>
+      <w:proofErr w:type="spellStart"/>
       <w:r>
         <w:rPr>
-          <w:rFonts w:asciiTheme="majorEastAsia" w:eastAsiaTheme="majorEastAsia" w:hAnsiTheme="majorEastAsia" w:hint="eastAsia"/>
-          <w:sz w:val="24"/>
+          <w:rFonts w:ascii="標楷體" w:hAnsi="標楷體"/>
           <w:szCs w:val="24"/>
         </w:rPr>
-        <w:t>與線上報名</w:t>
+        <w:t>SafeWalk</w:t>
       </w:r>
-      <w:proofErr w:type="gramEnd"/>
+      <w:proofErr w:type="spellEnd"/>
       <w:r>
         <w:rPr>
-          <w:rFonts w:asciiTheme="majorEastAsia" w:eastAsiaTheme="majorEastAsia" w:hAnsiTheme="majorEastAsia" w:hint="eastAsia"/>
-          <w:sz w:val="24"/>
+          <w:rFonts w:ascii="標楷體" w:hAnsi="標楷體"/>
           <w:szCs w:val="24"/>
         </w:rPr>
-        <w:t>系統一致之</w:t>
-      </w:r>
-      <w:r>
-        <w:rPr>
-          <w:rFonts w:asciiTheme="majorEastAsia" w:eastAsiaTheme="majorEastAsia" w:hAnsiTheme="majorEastAsia" w:hint="eastAsia"/>
-          <w:b/>
-          <w:sz w:val="24"/>
-          <w:szCs w:val="24"/>
-        </w:rPr>
-        <w:t>英文專題</w:t>
-      </w:r>
-      <w:r>
-        <w:rPr>
-          <w:rFonts w:asciiTheme="majorEastAsia" w:eastAsiaTheme="majorEastAsia" w:hAnsiTheme="majorEastAsia" w:hint="eastAsia"/>
-          <w:sz w:val="24"/>
-          <w:szCs w:val="24"/>
-        </w:rPr>
-        <w:t>名稱</w:t>
+        <w:t>, Guarding Your Safety</w:t>
       </w:r>
     </w:p>
     <w:p>
       <w:pPr>
         <w:adjustRightInd w:val="0"/>
         <w:snapToGrid w:val="0"/>
+        <w:spacing w:before="60" w:after="60"/>
         <w:ind w:left="1620"/>
         <w:rPr>
-          <w:rFonts w:asciiTheme="majorEastAsia" w:eastAsiaTheme="majorEastAsia" w:hAnsiTheme="majorEastAsia"/>
+          <w:rFonts w:ascii="標楷體" w:eastAsia="標楷體" w:hAnsi="標楷體"/>
           <w:bCs/>
           <w:sz w:val="28"/>
         </w:rPr>
@@ -778,16 +699,17 @@
       <w:pPr>
         <w:adjustRightInd w:val="0"/>
         <w:snapToGrid w:val="0"/>
+        <w:spacing w:before="60" w:after="60"/>
         <w:ind w:leftChars="175" w:left="420"/>
         <w:rPr>
-          <w:rFonts w:asciiTheme="majorEastAsia" w:eastAsiaTheme="majorEastAsia" w:hAnsiTheme="majorEastAsia"/>
+          <w:rFonts w:ascii="標楷體" w:eastAsia="標楷體" w:hAnsi="標楷體"/>
           <w:bCs/>
           <w:sz w:val="28"/>
         </w:rPr>
       </w:pPr>
       <w:r>
         <w:rPr>
-          <w:rFonts w:asciiTheme="majorEastAsia" w:eastAsiaTheme="majorEastAsia" w:hAnsiTheme="majorEastAsia"/>
+          <w:rFonts w:ascii="標楷體" w:eastAsia="標楷體" w:hAnsi="標楷體"/>
           <w:bCs/>
           <w:sz w:val="28"/>
         </w:rPr>
@@ -798,16 +720,17 @@
       <w:pPr>
         <w:adjustRightInd w:val="0"/>
         <w:snapToGrid w:val="0"/>
+        <w:spacing w:before="60" w:after="60"/>
         <w:ind w:leftChars="175" w:left="420"/>
         <w:rPr>
-          <w:rFonts w:asciiTheme="majorEastAsia" w:eastAsiaTheme="majorEastAsia" w:hAnsiTheme="majorEastAsia"/>
+          <w:rFonts w:ascii="標楷體" w:eastAsia="標楷體" w:hAnsi="標楷體"/>
           <w:bCs/>
           <w:sz w:val="28"/>
         </w:rPr>
       </w:pPr>
       <w:r>
         <w:rPr>
-          <w:rFonts w:asciiTheme="majorEastAsia" w:eastAsiaTheme="majorEastAsia" w:hAnsiTheme="majorEastAsia"/>
+          <w:rFonts w:ascii="標楷體" w:eastAsia="標楷體" w:hAnsi="標楷體"/>
           <w:bCs/>
           <w:sz w:val="28"/>
         </w:rPr>
@@ -818,16 +741,17 @@
       <w:pPr>
         <w:adjustRightInd w:val="0"/>
         <w:snapToGrid w:val="0"/>
+        <w:spacing w:before="60" w:after="60"/>
         <w:ind w:leftChars="175" w:left="420"/>
         <w:rPr>
-          <w:rFonts w:asciiTheme="majorEastAsia" w:eastAsiaTheme="majorEastAsia" w:hAnsiTheme="majorEastAsia"/>
+          <w:rFonts w:ascii="標楷體" w:eastAsia="標楷體" w:hAnsi="標楷體"/>
           <w:bCs/>
           <w:sz w:val="28"/>
         </w:rPr>
       </w:pPr>
       <w:r>
         <w:rPr>
-          <w:rFonts w:asciiTheme="majorEastAsia" w:eastAsiaTheme="majorEastAsia" w:hAnsiTheme="majorEastAsia"/>
+          <w:rFonts w:ascii="標楷體" w:eastAsia="標楷體" w:hAnsi="標楷體"/>
           <w:bCs/>
           <w:sz w:val="28"/>
         </w:rPr>
@@ -838,16 +762,17 @@
       <w:pPr>
         <w:adjustRightInd w:val="0"/>
         <w:snapToGrid w:val="0"/>
+        <w:spacing w:before="60" w:after="60"/>
         <w:ind w:leftChars="175" w:left="420"/>
         <w:rPr>
-          <w:rFonts w:asciiTheme="majorEastAsia" w:eastAsiaTheme="majorEastAsia" w:hAnsiTheme="majorEastAsia"/>
+          <w:rFonts w:ascii="標楷體" w:eastAsia="標楷體" w:hAnsi="標楷體"/>
           <w:bCs/>
           <w:sz w:val="28"/>
         </w:rPr>
       </w:pPr>
       <w:r>
         <w:rPr>
-          <w:rFonts w:asciiTheme="majorEastAsia" w:eastAsiaTheme="majorEastAsia" w:hAnsiTheme="majorEastAsia"/>
+          <w:rFonts w:ascii="標楷體" w:eastAsia="標楷體" w:hAnsi="標楷體"/>
           <w:bCs/>
           <w:sz w:val="28"/>
         </w:rPr>
@@ -858,16 +783,17 @@
       <w:pPr>
         <w:adjustRightInd w:val="0"/>
         <w:snapToGrid w:val="0"/>
+        <w:spacing w:before="60" w:after="60"/>
         <w:ind w:leftChars="175" w:left="420"/>
         <w:rPr>
-          <w:rFonts w:asciiTheme="majorEastAsia" w:eastAsiaTheme="majorEastAsia" w:hAnsiTheme="majorEastAsia"/>
+          <w:rFonts w:ascii="標楷體" w:eastAsia="標楷體" w:hAnsi="標楷體"/>
           <w:bCs/>
           <w:sz w:val="28"/>
         </w:rPr>
       </w:pPr>
       <w:r>
         <w:rPr>
-          <w:rFonts w:asciiTheme="majorEastAsia" w:eastAsiaTheme="majorEastAsia" w:hAnsiTheme="majorEastAsia"/>
+          <w:rFonts w:ascii="標楷體" w:eastAsia="標楷體" w:hAnsi="標楷體"/>
           <w:bCs/>
           <w:sz w:val="28"/>
         </w:rPr>
@@ -878,16 +804,17 @@
       <w:pPr>
         <w:adjustRightInd w:val="0"/>
         <w:snapToGrid w:val="0"/>
+        <w:spacing w:before="60" w:after="60"/>
         <w:ind w:leftChars="175" w:left="420"/>
         <w:rPr>
-          <w:rFonts w:asciiTheme="majorEastAsia" w:eastAsiaTheme="majorEastAsia" w:hAnsiTheme="majorEastAsia"/>
+          <w:rFonts w:ascii="標楷體" w:eastAsia="標楷體" w:hAnsi="標楷體"/>
           <w:bCs/>
           <w:sz w:val="28"/>
         </w:rPr>
       </w:pPr>
       <w:r>
         <w:rPr>
-          <w:rFonts w:asciiTheme="majorEastAsia" w:eastAsiaTheme="majorEastAsia" w:hAnsiTheme="majorEastAsia"/>
+          <w:rFonts w:ascii="標楷體" w:eastAsia="標楷體" w:hAnsi="標楷體"/>
           <w:bCs/>
           <w:sz w:val="28"/>
         </w:rPr>
@@ -898,16 +825,17 @@
       <w:pPr>
         <w:adjustRightInd w:val="0"/>
         <w:snapToGrid w:val="0"/>
+        <w:spacing w:before="60" w:after="60"/>
         <w:ind w:leftChars="175" w:left="420"/>
         <w:rPr>
-          <w:rFonts w:asciiTheme="majorEastAsia" w:eastAsiaTheme="majorEastAsia" w:hAnsiTheme="majorEastAsia"/>
+          <w:rFonts w:ascii="標楷體" w:eastAsia="標楷體" w:hAnsi="標楷體"/>
           <w:bCs/>
           <w:sz w:val="28"/>
         </w:rPr>
       </w:pPr>
       <w:r>
         <w:rPr>
-          <w:rFonts w:asciiTheme="majorEastAsia" w:eastAsiaTheme="majorEastAsia" w:hAnsiTheme="majorEastAsia"/>
+          <w:rFonts w:ascii="標楷體" w:eastAsia="標楷體" w:hAnsi="標楷體"/>
           <w:bCs/>
           <w:sz w:val="28"/>
         </w:rPr>
@@ -918,16 +846,17 @@
       <w:pPr>
         <w:adjustRightInd w:val="0"/>
         <w:snapToGrid w:val="0"/>
+        <w:spacing w:before="60" w:after="60"/>
         <w:ind w:leftChars="175" w:left="420"/>
         <w:rPr>
-          <w:rFonts w:asciiTheme="majorEastAsia" w:eastAsiaTheme="majorEastAsia" w:hAnsiTheme="majorEastAsia"/>
+          <w:rFonts w:ascii="標楷體" w:eastAsia="標楷體" w:hAnsi="標楷體"/>
           <w:bCs/>
           <w:sz w:val="28"/>
         </w:rPr>
       </w:pPr>
       <w:r>
         <w:rPr>
-          <w:rFonts w:asciiTheme="majorEastAsia" w:eastAsiaTheme="majorEastAsia" w:hAnsiTheme="majorEastAsia"/>
+          <w:rFonts w:ascii="標楷體" w:eastAsia="標楷體" w:hAnsi="標楷體"/>
           <w:bCs/>
           <w:sz w:val="28"/>
         </w:rPr>
@@ -935,7 +864,7 @@
       </w:r>
       <w:r>
         <w:rPr>
-          <w:rFonts w:asciiTheme="majorEastAsia" w:eastAsiaTheme="majorEastAsia" w:hAnsiTheme="majorEastAsia" w:hint="eastAsia"/>
+          <w:rFonts w:ascii="標楷體" w:eastAsia="標楷體" w:hAnsi="標楷體" w:hint="eastAsia"/>
           <w:bCs/>
           <w:sz w:val="28"/>
         </w:rPr>
@@ -943,10 +872,1605 @@
       </w:r>
       <w:bookmarkEnd w:id="0"/>
     </w:p>
+    <w:p>
+      <w:pPr>
+        <w:adjustRightInd w:val="0"/>
+        <w:snapToGrid w:val="0"/>
+        <w:spacing w:before="60" w:after="60"/>
+        <w:ind w:leftChars="175" w:left="420"/>
+        <w:rPr>
+          <w:rFonts w:ascii="標楷體" w:eastAsia="標楷體" w:hAnsi="標楷體"/>
+          <w:bCs/>
+          <w:sz w:val="28"/>
+        </w:rPr>
+      </w:pPr>
+    </w:p>
+    <w:p>
+      <w:pPr>
+        <w:adjustRightInd w:val="0"/>
+        <w:snapToGrid w:val="0"/>
+        <w:spacing w:before="60" w:after="60"/>
+        <w:ind w:leftChars="175" w:left="420"/>
+        <w:rPr>
+          <w:rFonts w:ascii="標楷體" w:eastAsia="標楷體" w:hAnsi="標楷體"/>
+          <w:b/>
+          <w:bCs/>
+          <w:sz w:val="28"/>
+        </w:rPr>
+      </w:pPr>
+      <w:r>
+        <w:rPr>
+          <w:rFonts w:ascii="標楷體" w:eastAsia="標楷體" w:hAnsi="標楷體"/>
+          <w:b/>
+          <w:bCs/>
+          <w:sz w:val="28"/>
+        </w:rPr>
+        <w:lastRenderedPageBreak/>
+        <w:t>一、前言</w:t>
+      </w:r>
+    </w:p>
+    <w:p>
+      <w:pPr>
+        <w:adjustRightInd w:val="0"/>
+        <w:snapToGrid w:val="0"/>
+        <w:spacing w:before="60" w:after="60"/>
+        <w:ind w:leftChars="175" w:left="420"/>
+        <w:rPr>
+          <w:rFonts w:ascii="標楷體" w:eastAsia="標楷體" w:hAnsi="標楷體"/>
+          <w:bCs/>
+          <w:sz w:val="28"/>
+        </w:rPr>
+      </w:pPr>
+      <w:r>
+        <w:rPr>
+          <w:rFonts w:ascii="標楷體" w:eastAsia="標楷體" w:hAnsi="標楷體"/>
+          <w:bCs/>
+          <w:sz w:val="28"/>
+        </w:rPr>
+        <w:t>近年來，街頭騷擾與治安事件頻傳，尤其在夜晚或人煙稀少的地方，讓許多人感到不安。雖然目前市面上已有一些安全 App，但大多功能單一，例如只能撥打電話或分享定位，並無法同時做到「事前預防」與「事中即時應對」。</w:t>
+      </w:r>
+    </w:p>
+    <w:p>
+      <w:pPr>
+        <w:adjustRightInd w:val="0"/>
+        <w:snapToGrid w:val="0"/>
+        <w:spacing w:before="60" w:after="60"/>
+        <w:ind w:leftChars="175" w:left="420"/>
+        <w:rPr>
+          <w:rFonts w:ascii="標楷體" w:eastAsia="標楷體" w:hAnsi="標楷體"/>
+          <w:bCs/>
+          <w:sz w:val="28"/>
+        </w:rPr>
+      </w:pPr>
+      <w:r>
+        <w:rPr>
+          <w:rFonts w:ascii="標楷體" w:eastAsia="標楷體" w:hAnsi="標楷體"/>
+          <w:bCs/>
+          <w:sz w:val="28"/>
+        </w:rPr>
+        <w:t>我們的專案「怪怪走開，護您安全」正是為了解決這個問題而設計。本系統的特色在於能讓使用者：</w:t>
+      </w:r>
+    </w:p>
+    <w:p>
+      <w:pPr>
+        <w:numPr>
+          <w:ilvl w:val="0"/>
+          <w:numId w:val="146"/>
+        </w:numPr>
+        <w:adjustRightInd w:val="0"/>
+        <w:snapToGrid w:val="0"/>
+        <w:spacing w:before="60" w:after="60"/>
+        <w:ind w:leftChars="175" w:left="780"/>
+        <w:rPr>
+          <w:rFonts w:ascii="標楷體" w:eastAsia="標楷體" w:hAnsi="標楷體"/>
+          <w:bCs/>
+          <w:sz w:val="28"/>
+        </w:rPr>
+      </w:pPr>
+      <w:r>
+        <w:rPr>
+          <w:rFonts w:ascii="標楷體" w:eastAsia="標楷體" w:hAnsi="標楷體"/>
+          <w:b/>
+          <w:bCs/>
+          <w:sz w:val="28"/>
+        </w:rPr>
+        <w:t>事前</w:t>
+      </w:r>
+      <w:r>
+        <w:rPr>
+          <w:rFonts w:ascii="標楷體" w:eastAsia="標楷體" w:hAnsi="標楷體"/>
+          <w:bCs/>
+          <w:sz w:val="28"/>
+        </w:rPr>
+        <w:t xml:space="preserve"> 查詢高風險地點並提早避開；</w:t>
+      </w:r>
+    </w:p>
+    <w:p>
+      <w:pPr>
+        <w:numPr>
+          <w:ilvl w:val="0"/>
+          <w:numId w:val="146"/>
+        </w:numPr>
+        <w:adjustRightInd w:val="0"/>
+        <w:snapToGrid w:val="0"/>
+        <w:spacing w:before="60" w:after="60"/>
+        <w:ind w:leftChars="175" w:left="780"/>
+        <w:rPr>
+          <w:rFonts w:ascii="標楷體" w:eastAsia="標楷體" w:hAnsi="標楷體"/>
+          <w:bCs/>
+          <w:sz w:val="28"/>
+        </w:rPr>
+      </w:pPr>
+      <w:r>
+        <w:rPr>
+          <w:rFonts w:ascii="標楷體" w:eastAsia="標楷體" w:hAnsi="標楷體"/>
+          <w:b/>
+          <w:bCs/>
+          <w:sz w:val="28"/>
+        </w:rPr>
+        <w:t>事中</w:t>
+      </w:r>
+      <w:r>
+        <w:rPr>
+          <w:rFonts w:ascii="標楷體" w:eastAsia="標楷體" w:hAnsi="標楷體"/>
+          <w:bCs/>
+          <w:sz w:val="28"/>
+        </w:rPr>
+        <w:t xml:space="preserve"> 透過</w:t>
+      </w:r>
+      <w:proofErr w:type="gramStart"/>
+      <w:r>
+        <w:rPr>
+          <w:rFonts w:ascii="標楷體" w:eastAsia="標楷體" w:hAnsi="標楷體"/>
+          <w:bCs/>
+          <w:sz w:val="28"/>
+        </w:rPr>
+        <w:t>一</w:t>
+      </w:r>
+      <w:proofErr w:type="gramEnd"/>
+      <w:r>
+        <w:rPr>
+          <w:rFonts w:ascii="標楷體" w:eastAsia="標楷體" w:hAnsi="標楷體"/>
+          <w:bCs/>
+          <w:sz w:val="28"/>
+        </w:rPr>
+        <w:t>鍵求助功能，立即聯繫親友、警方或附近的安全合作店家；</w:t>
+      </w:r>
+    </w:p>
+    <w:p>
+      <w:pPr>
+        <w:numPr>
+          <w:ilvl w:val="0"/>
+          <w:numId w:val="146"/>
+        </w:numPr>
+        <w:adjustRightInd w:val="0"/>
+        <w:snapToGrid w:val="0"/>
+        <w:spacing w:before="60" w:after="60"/>
+        <w:ind w:leftChars="175" w:left="780"/>
+        <w:rPr>
+          <w:rFonts w:ascii="標楷體" w:eastAsia="標楷體" w:hAnsi="標楷體"/>
+          <w:bCs/>
+          <w:sz w:val="28"/>
+        </w:rPr>
+      </w:pPr>
+      <w:r>
+        <w:rPr>
+          <w:rFonts w:ascii="標楷體" w:eastAsia="標楷體" w:hAnsi="標楷體"/>
+          <w:b/>
+          <w:bCs/>
+          <w:sz w:val="28"/>
+        </w:rPr>
+        <w:t>事後</w:t>
+      </w:r>
+      <w:r>
+        <w:rPr>
+          <w:rFonts w:ascii="標楷體" w:eastAsia="標楷體" w:hAnsi="標楷體"/>
+          <w:bCs/>
+          <w:sz w:val="28"/>
+        </w:rPr>
+        <w:t xml:space="preserve"> 透過匿名聊天室互相分享經驗、提醒他人。</w:t>
+      </w:r>
+    </w:p>
+    <w:p>
+      <w:pPr>
+        <w:adjustRightInd w:val="0"/>
+        <w:snapToGrid w:val="0"/>
+        <w:spacing w:before="60" w:after="60"/>
+        <w:ind w:leftChars="175" w:left="420"/>
+        <w:rPr>
+          <w:rFonts w:ascii="標楷體" w:eastAsia="標楷體" w:hAnsi="標楷體"/>
+          <w:bCs/>
+          <w:sz w:val="28"/>
+        </w:rPr>
+      </w:pPr>
+      <w:r>
+        <w:rPr>
+          <w:rFonts w:ascii="標楷體" w:eastAsia="標楷體" w:hAnsi="標楷體"/>
+          <w:bCs/>
+          <w:sz w:val="28"/>
+        </w:rPr>
+        <w:t xml:space="preserve">目前系統已經完成了基礎功能，包括 </w:t>
+      </w:r>
+      <w:r>
+        <w:rPr>
+          <w:rFonts w:ascii="標楷體" w:eastAsia="標楷體" w:hAnsi="標楷體"/>
+          <w:b/>
+          <w:bCs/>
+          <w:sz w:val="28"/>
+        </w:rPr>
+        <w:t>事件回報、地圖顯示、GPS 定位、</w:t>
+      </w:r>
+      <w:proofErr w:type="gramStart"/>
+      <w:r>
+        <w:rPr>
+          <w:rFonts w:ascii="標楷體" w:eastAsia="標楷體" w:hAnsi="標楷體"/>
+          <w:b/>
+          <w:bCs/>
+          <w:sz w:val="28"/>
+        </w:rPr>
+        <w:t>一</w:t>
+      </w:r>
+      <w:proofErr w:type="gramEnd"/>
+      <w:r>
+        <w:rPr>
+          <w:rFonts w:ascii="標楷體" w:eastAsia="標楷體" w:hAnsi="標楷體"/>
+          <w:b/>
+          <w:bCs/>
+          <w:sz w:val="28"/>
+        </w:rPr>
+        <w:t>鍵求助、匿名聊天室、合作店家標示</w:t>
+      </w:r>
+      <w:r>
+        <w:rPr>
+          <w:rFonts w:ascii="標楷體" w:eastAsia="標楷體" w:hAnsi="標楷體"/>
+          <w:bCs/>
+          <w:sz w:val="28"/>
+        </w:rPr>
+        <w:t>，並有可以實際操作的系統原型。</w:t>
+      </w:r>
+    </w:p>
+    <w:p>
+      <w:pPr>
+        <w:adjustRightInd w:val="0"/>
+        <w:snapToGrid w:val="0"/>
+        <w:spacing w:before="60" w:after="60"/>
+        <w:ind w:leftChars="175" w:left="420"/>
+        <w:rPr>
+          <w:rFonts w:ascii="標楷體" w:eastAsia="標楷體" w:hAnsi="標楷體"/>
+          <w:bCs/>
+          <w:sz w:val="28"/>
+        </w:rPr>
+      </w:pPr>
+      <w:r>
+        <w:rPr>
+          <w:rFonts w:ascii="標楷體" w:eastAsia="標楷體" w:hAnsi="標楷體"/>
+          <w:bCs/>
+          <w:sz w:val="28"/>
+        </w:rPr>
+        <w:t>本專題使用之開放資料集如下：</w:t>
+      </w:r>
+    </w:p>
+    <w:p>
+      <w:pPr>
+        <w:numPr>
+          <w:ilvl w:val="0"/>
+          <w:numId w:val="147"/>
+        </w:numPr>
+        <w:adjustRightInd w:val="0"/>
+        <w:snapToGrid w:val="0"/>
+        <w:spacing w:before="60" w:after="60"/>
+        <w:ind w:leftChars="175" w:left="780"/>
+        <w:rPr>
+          <w:rFonts w:ascii="標楷體" w:eastAsia="標楷體" w:hAnsi="標楷體"/>
+          <w:bCs/>
+          <w:sz w:val="28"/>
+        </w:rPr>
+      </w:pPr>
+      <w:r>
+        <w:rPr>
+          <w:rFonts w:ascii="標楷體" w:eastAsia="標楷體" w:hAnsi="標楷體"/>
+          <w:b/>
+          <w:bCs/>
+          <w:sz w:val="28"/>
+        </w:rPr>
+        <w:t>臺北市政府警察局名稱及地址</w:t>
+      </w:r>
+      <w:r>
+        <w:rPr>
+          <w:rFonts w:ascii="標楷體" w:eastAsia="標楷體" w:hAnsi="標楷體"/>
+          <w:bCs/>
+          <w:sz w:val="28"/>
+        </w:rPr>
+        <w:br/>
+      </w:r>
+      <w:hyperlink r:id="rId8" w:tgtFrame="_new" w:history="1">
+        <w:r>
+          <w:rPr>
+            <w:rStyle w:val="a6"/>
+            <w:rFonts w:ascii="標楷體" w:eastAsia="標楷體" w:hAnsi="標楷體"/>
+            <w:bCs/>
+            <w:sz w:val="28"/>
+          </w:rPr>
+          <w:t>https://data.taipei/dataset/detail?id=6c41536a-3ce2-4102-bdfc-6b5f3d13ef91</w:t>
+        </w:r>
+      </w:hyperlink>
+    </w:p>
+    <w:p>
+      <w:pPr>
+        <w:numPr>
+          <w:ilvl w:val="0"/>
+          <w:numId w:val="147"/>
+        </w:numPr>
+        <w:adjustRightInd w:val="0"/>
+        <w:snapToGrid w:val="0"/>
+        <w:spacing w:before="60" w:after="60"/>
+        <w:ind w:leftChars="175" w:left="780"/>
+        <w:rPr>
+          <w:rFonts w:ascii="標楷體" w:eastAsia="標楷體" w:hAnsi="標楷體"/>
+          <w:bCs/>
+          <w:sz w:val="28"/>
+        </w:rPr>
+      </w:pPr>
+      <w:r>
+        <w:rPr>
+          <w:rFonts w:ascii="標楷體" w:eastAsia="標楷體" w:hAnsi="標楷體"/>
+          <w:b/>
+          <w:bCs/>
+          <w:sz w:val="28"/>
+        </w:rPr>
+        <w:t>內政部警政署 各警察(分)</w:t>
+      </w:r>
+      <w:proofErr w:type="gramStart"/>
+      <w:r>
+        <w:rPr>
+          <w:rFonts w:ascii="標楷體" w:eastAsia="標楷體" w:hAnsi="標楷體"/>
+          <w:b/>
+          <w:bCs/>
+          <w:sz w:val="28"/>
+        </w:rPr>
+        <w:t>局分駐</w:t>
+      </w:r>
+      <w:proofErr w:type="gramEnd"/>
+      <w:r>
+        <w:rPr>
+          <w:rFonts w:ascii="標楷體" w:eastAsia="標楷體" w:hAnsi="標楷體"/>
+          <w:b/>
+          <w:bCs/>
+          <w:sz w:val="28"/>
+        </w:rPr>
+        <w:t>(派出)所地址電話經緯度資料</w:t>
+      </w:r>
+      <w:r>
+        <w:rPr>
+          <w:rFonts w:ascii="標楷體" w:eastAsia="標楷體" w:hAnsi="標楷體"/>
+          <w:bCs/>
+          <w:sz w:val="28"/>
+        </w:rPr>
+        <w:br/>
+      </w:r>
+      <w:hyperlink r:id="rId9" w:tgtFrame="_new" w:history="1">
+        <w:r>
+          <w:rPr>
+            <w:rStyle w:val="a6"/>
+            <w:rFonts w:ascii="標楷體" w:eastAsia="標楷體" w:hAnsi="標楷體"/>
+            <w:bCs/>
+            <w:sz w:val="28"/>
+          </w:rPr>
+          <w:t>https://www.npa.gov.tw/ch/app/data/view?module=liaison&amp;id=1820&amp;serno=afc427bb-43d6-4af4-994a-71faee42e3c0</w:t>
+        </w:r>
+      </w:hyperlink>
+    </w:p>
+    <w:p>
+      <w:pPr>
+        <w:adjustRightInd w:val="0"/>
+        <w:snapToGrid w:val="0"/>
+        <w:spacing w:before="60" w:after="60"/>
+        <w:ind w:leftChars="175" w:left="420"/>
+        <w:rPr>
+          <w:rFonts w:ascii="標楷體" w:eastAsia="標楷體" w:hAnsi="標楷體"/>
+          <w:bCs/>
+          <w:sz w:val="28"/>
+        </w:rPr>
+      </w:pPr>
+      <w:r>
+        <w:rPr>
+          <w:rFonts w:ascii="標楷體" w:eastAsia="標楷體" w:hAnsi="標楷體"/>
+          <w:bCs/>
+          <w:sz w:val="28"/>
+        </w:rPr>
+        <w:pict w14:anchorId="0CBB819D">
+          <v:rect id="_x0000_i1067" style="width:0;height:1.5pt" o:hralign="center" o:hrstd="t" o:hr="t" fillcolor="#a0a0a0" stroked="f"/>
+        </w:pict>
+      </w:r>
+    </w:p>
+    <w:p>
+      <w:pPr>
+        <w:adjustRightInd w:val="0"/>
+        <w:snapToGrid w:val="0"/>
+        <w:spacing w:before="60" w:after="60"/>
+        <w:ind w:leftChars="175" w:left="420"/>
+        <w:rPr>
+          <w:rFonts w:ascii="標楷體" w:eastAsia="標楷體" w:hAnsi="標楷體"/>
+          <w:bCs/>
+          <w:sz w:val="28"/>
+        </w:rPr>
+      </w:pPr>
+      <w:r>
+        <w:rPr>
+          <w:rFonts w:ascii="標楷體" w:eastAsia="標楷體" w:hAnsi="標楷體"/>
+          <w:bCs/>
+          <w:sz w:val="28"/>
+        </w:rPr>
+        <w:t>二、創意描述</w:t>
+      </w:r>
+    </w:p>
+    <w:p>
+      <w:pPr>
+        <w:adjustRightInd w:val="0"/>
+        <w:snapToGrid w:val="0"/>
+        <w:spacing w:before="60" w:after="60"/>
+        <w:ind w:leftChars="175" w:left="420"/>
+        <w:rPr>
+          <w:rFonts w:ascii="標楷體" w:eastAsia="標楷體" w:hAnsi="標楷體"/>
+          <w:bCs/>
+          <w:sz w:val="28"/>
+        </w:rPr>
+      </w:pPr>
+      <w:r>
+        <w:rPr>
+          <w:rFonts w:ascii="標楷體" w:eastAsia="標楷體" w:hAnsi="標楷體"/>
+          <w:bCs/>
+          <w:sz w:val="28"/>
+        </w:rPr>
+        <w:t>靈感來自於組員的真實經驗：曾遇到騷擾事件，事後雖然報警，但恐懼與</w:t>
+      </w:r>
+      <w:proofErr w:type="gramStart"/>
+      <w:r>
+        <w:rPr>
+          <w:rFonts w:ascii="標楷體" w:eastAsia="標楷體" w:hAnsi="標楷體"/>
+          <w:bCs/>
+          <w:sz w:val="28"/>
+        </w:rPr>
+        <w:t>不安感仍持續</w:t>
+      </w:r>
+      <w:proofErr w:type="gramEnd"/>
+      <w:r>
+        <w:rPr>
+          <w:rFonts w:ascii="標楷體" w:eastAsia="標楷體" w:hAnsi="標楷體"/>
+          <w:bCs/>
+          <w:sz w:val="28"/>
+        </w:rPr>
+        <w:t>存在。由此我們想到，如果有一個平台能提前分享可疑事件，大家就能繞路或提高警覺，避免危險。</w:t>
+      </w:r>
+    </w:p>
+    <w:p>
+      <w:pPr>
+        <w:adjustRightInd w:val="0"/>
+        <w:snapToGrid w:val="0"/>
+        <w:spacing w:before="60" w:after="60"/>
+        <w:ind w:leftChars="175" w:left="420"/>
+        <w:rPr>
+          <w:rFonts w:ascii="標楷體" w:eastAsia="標楷體" w:hAnsi="標楷體"/>
+          <w:bCs/>
+          <w:sz w:val="28"/>
+        </w:rPr>
+      </w:pPr>
+      <w:r>
+        <w:rPr>
+          <w:rFonts w:ascii="標楷體" w:eastAsia="標楷體" w:hAnsi="標楷體" w:hint="eastAsia"/>
+          <w:bCs/>
+          <w:sz w:val="28"/>
+        </w:rPr>
+        <w:t>因此，</w:t>
+      </w:r>
+      <w:r>
+        <w:rPr>
+          <w:rFonts w:ascii="標楷體" w:eastAsia="標楷體" w:hAnsi="標楷體"/>
+          <w:bCs/>
+          <w:sz w:val="28"/>
+        </w:rPr>
+        <w:t>我們設計了一個</w:t>
+      </w:r>
+      <w:r>
+        <w:rPr>
+          <w:rFonts w:ascii="標楷體" w:eastAsia="標楷體" w:hAnsi="標楷體" w:hint="eastAsia"/>
+          <w:bCs/>
+          <w:sz w:val="28"/>
+        </w:rPr>
+        <w:t>「社群互助 × 技術創新」為核心</w:t>
+      </w:r>
+      <w:r>
+        <w:rPr>
+          <w:rFonts w:ascii="標楷體" w:eastAsia="標楷體" w:hAnsi="標楷體" w:hint="eastAsia"/>
+          <w:bCs/>
+          <w:sz w:val="28"/>
+        </w:rPr>
+        <w:t>的平台</w:t>
+      </w:r>
+      <w:r>
+        <w:rPr>
+          <w:rFonts w:ascii="標楷體" w:eastAsia="標楷體" w:hAnsi="標楷體" w:hint="eastAsia"/>
+          <w:bCs/>
+          <w:sz w:val="28"/>
+        </w:rPr>
+        <w:t>，整合群眾回報、地圖顯示、即時警示、匿名聊天室及合作商家安全據點，打造全方位安全網路。與傳統報案機制不同，本系統兼具 「預防」與「應對」，讓使用者能在行動前就獲取風險資訊，並在緊急時快速求助。</w:t>
+      </w:r>
+      <w:r>
+        <w:rPr>
+          <w:rFonts w:ascii="標楷體" w:eastAsia="標楷體" w:hAnsi="標楷體"/>
+          <w:bCs/>
+          <w:sz w:val="28"/>
+        </w:rPr>
+        <w:pict w14:anchorId="10681BB6">
+          <v:rect id="_x0000_i1068" style="width:0;height:1.5pt" o:hralign="center" o:hrstd="t" o:hr="t" fillcolor="#a0a0a0" stroked="f"/>
+        </w:pict>
+      </w:r>
+    </w:p>
+    <w:p>
+      <w:pPr>
+        <w:adjustRightInd w:val="0"/>
+        <w:snapToGrid w:val="0"/>
+        <w:spacing w:before="60" w:after="60"/>
+        <w:ind w:leftChars="175" w:left="420"/>
+        <w:rPr>
+          <w:rFonts w:ascii="標楷體" w:eastAsia="標楷體" w:hAnsi="標楷體"/>
+          <w:bCs/>
+          <w:sz w:val="28"/>
+        </w:rPr>
+      </w:pPr>
+      <w:r>
+        <w:rPr>
+          <w:rFonts w:ascii="標楷體" w:eastAsia="標楷體" w:hAnsi="標楷體"/>
+          <w:bCs/>
+          <w:sz w:val="28"/>
+        </w:rPr>
+        <w:t>三、系統功能簡介</w:t>
+      </w:r>
+    </w:p>
+    <w:p>
+      <w:pPr>
+        <w:adjustRightInd w:val="0"/>
+        <w:snapToGrid w:val="0"/>
+        <w:spacing w:before="60" w:after="60"/>
+        <w:ind w:leftChars="175" w:left="420"/>
+        <w:rPr>
+          <w:rFonts w:ascii="標楷體" w:eastAsia="標楷體" w:hAnsi="標楷體"/>
+          <w:bCs/>
+          <w:sz w:val="28"/>
+        </w:rPr>
+      </w:pPr>
+      <w:r>
+        <w:rPr>
+          <w:rFonts w:ascii="標楷體" w:eastAsia="標楷體" w:hAnsi="標楷體" w:hint="eastAsia"/>
+          <w:bCs/>
+          <w:sz w:val="28"/>
+        </w:rPr>
+        <w:t>1.</w:t>
+      </w:r>
+      <w:r>
+        <w:rPr>
+          <w:rFonts w:ascii="標楷體" w:eastAsia="標楷體" w:hAnsi="標楷體" w:hint="eastAsia"/>
+          <w:bCs/>
+          <w:sz w:val="28"/>
+        </w:rPr>
+        <w:t>事件回報與查詢：即時通報可疑或異常事件，並提供地圖檢索。</w:t>
+      </w:r>
+    </w:p>
+    <w:p>
+      <w:pPr>
+        <w:adjustRightInd w:val="0"/>
+        <w:snapToGrid w:val="0"/>
+        <w:spacing w:before="60" w:after="60"/>
+        <w:ind w:leftChars="175" w:left="420"/>
+        <w:rPr>
+          <w:rFonts w:ascii="標楷體" w:eastAsia="標楷體" w:hAnsi="標楷體"/>
+          <w:bCs/>
+          <w:sz w:val="28"/>
+        </w:rPr>
+      </w:pPr>
+      <w:r>
+        <w:rPr>
+          <w:rFonts w:ascii="標楷體" w:eastAsia="標楷體" w:hAnsi="標楷體" w:hint="eastAsia"/>
+          <w:bCs/>
+          <w:sz w:val="28"/>
+        </w:rPr>
+        <w:t>2.</w:t>
+      </w:r>
+      <w:proofErr w:type="gramStart"/>
+      <w:r>
+        <w:rPr>
+          <w:rFonts w:ascii="標楷體" w:eastAsia="標楷體" w:hAnsi="標楷體" w:hint="eastAsia"/>
+          <w:bCs/>
+          <w:sz w:val="28"/>
+        </w:rPr>
+        <w:t>危險熱區地圖</w:t>
+      </w:r>
+      <w:proofErr w:type="gramEnd"/>
+      <w:r>
+        <w:rPr>
+          <w:rFonts w:ascii="標楷體" w:eastAsia="標楷體" w:hAnsi="標楷體" w:hint="eastAsia"/>
+          <w:bCs/>
+          <w:sz w:val="28"/>
+        </w:rPr>
+        <w:t>：以</w:t>
+      </w:r>
+      <w:proofErr w:type="gramStart"/>
+      <w:r>
+        <w:rPr>
+          <w:rFonts w:ascii="標楷體" w:eastAsia="標楷體" w:hAnsi="標楷體" w:hint="eastAsia"/>
+          <w:bCs/>
+          <w:sz w:val="28"/>
+        </w:rPr>
+        <w:t>視覺化圖資顯示</w:t>
+      </w:r>
+      <w:proofErr w:type="gramEnd"/>
+      <w:r>
+        <w:rPr>
+          <w:rFonts w:ascii="標楷體" w:eastAsia="標楷體" w:hAnsi="標楷體" w:hint="eastAsia"/>
+          <w:bCs/>
+          <w:sz w:val="28"/>
+        </w:rPr>
+        <w:t>高風險地區。</w:t>
+      </w:r>
+    </w:p>
+    <w:p>
+      <w:pPr>
+        <w:adjustRightInd w:val="0"/>
+        <w:snapToGrid w:val="0"/>
+        <w:spacing w:before="60" w:after="60"/>
+        <w:ind w:leftChars="175" w:left="420"/>
+        <w:rPr>
+          <w:rFonts w:ascii="標楷體" w:eastAsia="標楷體" w:hAnsi="標楷體"/>
+          <w:bCs/>
+          <w:sz w:val="28"/>
+        </w:rPr>
+      </w:pPr>
+      <w:r>
+        <w:rPr>
+          <w:rFonts w:ascii="標楷體" w:eastAsia="標楷體" w:hAnsi="標楷體" w:hint="eastAsia"/>
+          <w:bCs/>
+          <w:sz w:val="28"/>
+        </w:rPr>
+        <w:t>3.</w:t>
+      </w:r>
+      <w:proofErr w:type="gramStart"/>
+      <w:r>
+        <w:rPr>
+          <w:rFonts w:ascii="標楷體" w:eastAsia="標楷體" w:hAnsi="標楷體" w:hint="eastAsia"/>
+          <w:bCs/>
+          <w:sz w:val="28"/>
+        </w:rPr>
+        <w:t>一</w:t>
+      </w:r>
+      <w:proofErr w:type="gramEnd"/>
+      <w:r>
+        <w:rPr>
+          <w:rFonts w:ascii="標楷體" w:eastAsia="標楷體" w:hAnsi="標楷體" w:hint="eastAsia"/>
+          <w:bCs/>
+          <w:sz w:val="28"/>
+        </w:rPr>
+        <w:t>鍵求助：快速撥打電話或發送簡訊通知親友與合作店家。</w:t>
+      </w:r>
+    </w:p>
+    <w:p>
+      <w:pPr>
+        <w:adjustRightInd w:val="0"/>
+        <w:snapToGrid w:val="0"/>
+        <w:spacing w:before="60" w:after="60"/>
+        <w:ind w:leftChars="175" w:left="420"/>
+        <w:rPr>
+          <w:rFonts w:ascii="標楷體" w:eastAsia="標楷體" w:hAnsi="標楷體" w:hint="eastAsia"/>
+          <w:bCs/>
+          <w:sz w:val="28"/>
+        </w:rPr>
+      </w:pPr>
+      <w:r>
+        <w:rPr>
+          <w:rFonts w:ascii="標楷體" w:eastAsia="標楷體" w:hAnsi="標楷體" w:hint="eastAsia"/>
+          <w:bCs/>
+          <w:sz w:val="28"/>
+        </w:rPr>
+        <w:lastRenderedPageBreak/>
+        <w:t>4.</w:t>
+      </w:r>
+      <w:r>
+        <w:rPr>
+          <w:rFonts w:ascii="標楷體" w:eastAsia="標楷體" w:hAnsi="標楷體" w:hint="eastAsia"/>
+          <w:bCs/>
+          <w:sz w:val="28"/>
+        </w:rPr>
+        <w:t>匿名聊天室：使用者可交流經驗與提醒。</w:t>
+      </w:r>
+    </w:p>
+    <w:p>
+      <w:pPr>
+        <w:adjustRightInd w:val="0"/>
+        <w:snapToGrid w:val="0"/>
+        <w:spacing w:before="60" w:after="60"/>
+        <w:ind w:leftChars="175" w:left="420"/>
+        <w:rPr>
+          <w:rFonts w:ascii="標楷體" w:eastAsia="標楷體" w:hAnsi="標楷體" w:hint="eastAsia"/>
+          <w:bCs/>
+          <w:sz w:val="28"/>
+        </w:rPr>
+      </w:pPr>
+      <w:r>
+        <w:rPr>
+          <w:rFonts w:ascii="標楷體" w:eastAsia="標楷體" w:hAnsi="標楷體" w:hint="eastAsia"/>
+          <w:bCs/>
+          <w:sz w:val="28"/>
+        </w:rPr>
+        <w:t>5.</w:t>
+      </w:r>
+      <w:r>
+        <w:rPr>
+          <w:rFonts w:ascii="標楷體" w:eastAsia="標楷體" w:hAnsi="標楷體" w:hint="eastAsia"/>
+          <w:bCs/>
+          <w:sz w:val="28"/>
+        </w:rPr>
+        <w:t>安全合作店家機制：提供認證據點，供使用者在危急時尋求協助。</w:t>
+      </w:r>
+    </w:p>
+    <w:p>
+      <w:pPr>
+        <w:adjustRightInd w:val="0"/>
+        <w:snapToGrid w:val="0"/>
+        <w:spacing w:before="60" w:after="60"/>
+        <w:ind w:leftChars="175" w:left="420"/>
+        <w:rPr>
+          <w:rFonts w:ascii="標楷體" w:eastAsia="標楷體" w:hAnsi="標楷體"/>
+          <w:bCs/>
+          <w:sz w:val="28"/>
+        </w:rPr>
+      </w:pPr>
+      <w:r>
+        <w:rPr>
+          <w:rFonts w:ascii="標楷體" w:eastAsia="標楷體" w:hAnsi="標楷體" w:hint="eastAsia"/>
+          <w:bCs/>
+          <w:sz w:val="28"/>
+        </w:rPr>
+        <w:t>6.</w:t>
+      </w:r>
+      <w:r>
+        <w:rPr>
+          <w:rFonts w:ascii="標楷體" w:eastAsia="標楷體" w:hAnsi="標楷體" w:hint="eastAsia"/>
+          <w:bCs/>
+          <w:sz w:val="28"/>
+        </w:rPr>
+        <w:t>後台管理與隱私保護：AI 自動審核事件、處理照片人臉馬賽克，並維護系統運作。</w:t>
+      </w:r>
+      <w:r>
+        <w:rPr>
+          <w:rFonts w:ascii="標楷體" w:eastAsia="標楷體" w:hAnsi="標楷體"/>
+          <w:bCs/>
+          <w:sz w:val="28"/>
+        </w:rPr>
+        <w:pict w14:anchorId="04FBC706">
+          <v:rect id="_x0000_i1069" style="width:0;height:1.5pt" o:hralign="center" o:hrstd="t" o:hr="t" fillcolor="#a0a0a0" stroked="f"/>
+        </w:pict>
+      </w:r>
+    </w:p>
+    <w:p>
+      <w:pPr>
+        <w:adjustRightInd w:val="0"/>
+        <w:snapToGrid w:val="0"/>
+        <w:spacing w:before="60" w:after="60"/>
+        <w:ind w:leftChars="175" w:left="420"/>
+        <w:rPr>
+          <w:rFonts w:ascii="標楷體" w:eastAsia="標楷體" w:hAnsi="標楷體"/>
+          <w:bCs/>
+          <w:sz w:val="28"/>
+        </w:rPr>
+      </w:pPr>
+      <w:r>
+        <w:rPr>
+          <w:rFonts w:ascii="標楷體" w:eastAsia="標楷體" w:hAnsi="標楷體"/>
+          <w:bCs/>
+          <w:sz w:val="28"/>
+        </w:rPr>
+        <w:t>四、系統特色</w:t>
+      </w:r>
+    </w:p>
+    <w:p>
+      <w:pPr>
+        <w:numPr>
+          <w:ilvl w:val="0"/>
+          <w:numId w:val="136"/>
+        </w:numPr>
+        <w:adjustRightInd w:val="0"/>
+        <w:snapToGrid w:val="0"/>
+        <w:spacing w:before="60" w:after="60"/>
+        <w:ind w:leftChars="175" w:left="780"/>
+        <w:rPr>
+          <w:rFonts w:ascii="標楷體" w:eastAsia="標楷體" w:hAnsi="標楷體"/>
+          <w:bCs/>
+          <w:sz w:val="28"/>
+        </w:rPr>
+      </w:pPr>
+      <w:r>
+        <w:rPr>
+          <w:rFonts w:ascii="標楷體" w:eastAsia="標楷體" w:hAnsi="標楷體" w:hint="eastAsia"/>
+          <w:bCs/>
+          <w:sz w:val="28"/>
+        </w:rPr>
+        <w:t>在地化數據 × 群眾通報：結合開放資料與使用者回報，資訊透明即時</w:t>
+      </w:r>
+      <w:r>
+        <w:rPr>
+          <w:rFonts w:ascii="標楷體" w:eastAsia="標楷體" w:hAnsi="標楷體" w:hint="eastAsia"/>
+          <w:bCs/>
+          <w:sz w:val="28"/>
+        </w:rPr>
+        <w:t>。</w:t>
+      </w:r>
+    </w:p>
+    <w:p>
+      <w:pPr>
+        <w:numPr>
+          <w:ilvl w:val="0"/>
+          <w:numId w:val="136"/>
+        </w:numPr>
+        <w:adjustRightInd w:val="0"/>
+        <w:snapToGrid w:val="0"/>
+        <w:spacing w:before="60" w:after="60"/>
+        <w:ind w:leftChars="175" w:left="780"/>
+        <w:rPr>
+          <w:rFonts w:ascii="標楷體" w:eastAsia="標楷體" w:hAnsi="標楷體"/>
+          <w:bCs/>
+          <w:sz w:val="28"/>
+        </w:rPr>
+      </w:pPr>
+      <w:r>
+        <w:rPr>
+          <w:rFonts w:ascii="標楷體" w:eastAsia="標楷體" w:hAnsi="標楷體"/>
+          <w:bCs/>
+          <w:sz w:val="28"/>
+        </w:rPr>
+        <w:t>AI 影像處理：OpenCV 自動辨識照片</w:t>
+      </w:r>
+      <w:proofErr w:type="gramStart"/>
+      <w:r>
+        <w:rPr>
+          <w:rFonts w:ascii="標楷體" w:eastAsia="標楷體" w:hAnsi="標楷體"/>
+          <w:bCs/>
+          <w:sz w:val="28"/>
+        </w:rPr>
+        <w:t>人臉並進行</w:t>
+      </w:r>
+      <w:proofErr w:type="gramEnd"/>
+      <w:r>
+        <w:rPr>
+          <w:rFonts w:ascii="標楷體" w:eastAsia="標楷體" w:hAnsi="標楷體"/>
+          <w:bCs/>
+          <w:sz w:val="28"/>
+        </w:rPr>
+        <w:t>馬賽克處理，保障隱私。</w:t>
+      </w:r>
+    </w:p>
+    <w:p>
+      <w:pPr>
+        <w:numPr>
+          <w:ilvl w:val="0"/>
+          <w:numId w:val="136"/>
+        </w:numPr>
+        <w:adjustRightInd w:val="0"/>
+        <w:snapToGrid w:val="0"/>
+        <w:spacing w:before="60" w:after="60"/>
+        <w:ind w:leftChars="175" w:left="780"/>
+        <w:rPr>
+          <w:rFonts w:ascii="標楷體" w:eastAsia="標楷體" w:hAnsi="標楷體"/>
+          <w:bCs/>
+          <w:sz w:val="28"/>
+        </w:rPr>
+      </w:pPr>
+      <w:r>
+        <w:rPr>
+          <w:rFonts w:ascii="標楷體" w:eastAsia="標楷體" w:hAnsi="標楷體"/>
+          <w:bCs/>
+          <w:sz w:val="28"/>
+        </w:rPr>
+        <w:t>即時推播：透過 PWA 技術發送地區風險通知。</w:t>
+      </w:r>
+    </w:p>
+    <w:p>
+      <w:pPr>
+        <w:numPr>
+          <w:ilvl w:val="0"/>
+          <w:numId w:val="136"/>
+        </w:numPr>
+        <w:adjustRightInd w:val="0"/>
+        <w:snapToGrid w:val="0"/>
+        <w:spacing w:before="60" w:after="60"/>
+        <w:ind w:leftChars="175" w:left="780"/>
+        <w:rPr>
+          <w:rFonts w:ascii="標楷體" w:eastAsia="標楷體" w:hAnsi="標楷體"/>
+          <w:bCs/>
+          <w:sz w:val="28"/>
+        </w:rPr>
+      </w:pPr>
+      <w:r>
+        <w:rPr>
+          <w:rFonts w:ascii="標楷體" w:eastAsia="標楷體" w:hAnsi="標楷體" w:hint="eastAsia"/>
+          <w:bCs/>
+          <w:sz w:val="28"/>
+        </w:rPr>
+        <w:t>社區合作網絡：導入「安全合作店家」模式，提升民眾行動便利與安全感。</w:t>
+      </w:r>
+    </w:p>
+    <w:p>
+      <w:pPr>
+        <w:numPr>
+          <w:ilvl w:val="0"/>
+          <w:numId w:val="136"/>
+        </w:numPr>
+        <w:adjustRightInd w:val="0"/>
+        <w:snapToGrid w:val="0"/>
+        <w:spacing w:before="60" w:after="60"/>
+        <w:ind w:leftChars="175" w:left="780"/>
+        <w:rPr>
+          <w:rFonts w:ascii="標楷體" w:eastAsia="標楷體" w:hAnsi="標楷體"/>
+          <w:bCs/>
+          <w:sz w:val="28"/>
+        </w:rPr>
+      </w:pPr>
+      <w:r>
+        <w:rPr>
+          <w:rFonts w:ascii="標楷體" w:eastAsia="標楷體" w:hAnsi="標楷體" w:hint="eastAsia"/>
+          <w:bCs/>
+          <w:sz w:val="28"/>
+        </w:rPr>
+        <w:t>跨平台應用：支援行動裝置 App 與電腦網頁，結合 PWA 推播。</w:t>
+      </w:r>
+      <w:r>
+        <w:rPr>
+          <w:rFonts w:ascii="標楷體" w:eastAsia="標楷體" w:hAnsi="標楷體"/>
+          <w:bCs/>
+          <w:sz w:val="28"/>
+        </w:rPr>
+        <w:pict w14:anchorId="4A0EE39B">
+          <v:rect id="_x0000_i1070" style="width:0;height:1.5pt" o:hralign="center" o:hrstd="t" o:hr="t" fillcolor="#a0a0a0" stroked="f"/>
+        </w:pict>
+      </w:r>
+    </w:p>
+    <w:p>
+      <w:pPr>
+        <w:adjustRightInd w:val="0"/>
+        <w:snapToGrid w:val="0"/>
+        <w:spacing w:before="60" w:after="60"/>
+        <w:ind w:leftChars="175" w:left="420"/>
+        <w:rPr>
+          <w:rFonts w:ascii="標楷體" w:eastAsia="標楷體" w:hAnsi="標楷體"/>
+          <w:bCs/>
+          <w:sz w:val="28"/>
+        </w:rPr>
+      </w:pPr>
+      <w:r>
+        <w:rPr>
+          <w:rFonts w:ascii="標楷體" w:eastAsia="標楷體" w:hAnsi="標楷體"/>
+          <w:bCs/>
+          <w:sz w:val="28"/>
+        </w:rPr>
+        <w:t>五、系統開發工具與技術</w:t>
+      </w:r>
+    </w:p>
+    <w:p>
+      <w:pPr>
+        <w:numPr>
+          <w:ilvl w:val="0"/>
+          <w:numId w:val="137"/>
+        </w:numPr>
+        <w:adjustRightInd w:val="0"/>
+        <w:snapToGrid w:val="0"/>
+        <w:spacing w:before="60" w:after="60"/>
+        <w:rPr>
+          <w:rFonts w:ascii="標楷體" w:eastAsia="標楷體" w:hAnsi="標楷體" w:hint="eastAsia"/>
+          <w:bCs/>
+          <w:sz w:val="28"/>
+        </w:rPr>
+      </w:pPr>
+      <w:r>
+        <w:rPr>
+          <w:rFonts w:ascii="標楷體" w:eastAsia="標楷體" w:hAnsi="標楷體" w:hint="eastAsia"/>
+          <w:bCs/>
+          <w:sz w:val="28"/>
+        </w:rPr>
+        <w:t>後端：Python、Django</w:t>
+      </w:r>
+    </w:p>
+    <w:p>
+      <w:pPr>
+        <w:numPr>
+          <w:ilvl w:val="0"/>
+          <w:numId w:val="137"/>
+        </w:numPr>
+        <w:adjustRightInd w:val="0"/>
+        <w:snapToGrid w:val="0"/>
+        <w:spacing w:before="60" w:after="60"/>
+        <w:rPr>
+          <w:rFonts w:ascii="標楷體" w:eastAsia="標楷體" w:hAnsi="標楷體" w:hint="eastAsia"/>
+          <w:bCs/>
+          <w:sz w:val="28"/>
+        </w:rPr>
+      </w:pPr>
+      <w:r>
+        <w:rPr>
+          <w:rFonts w:ascii="標楷體" w:eastAsia="標楷體" w:hAnsi="標楷體" w:hint="eastAsia"/>
+          <w:bCs/>
+          <w:sz w:val="28"/>
+        </w:rPr>
+        <w:t>前端：HTML、CSS、JavaScript、Bootstrap、PWA</w:t>
+      </w:r>
+    </w:p>
+    <w:p>
+      <w:pPr>
+        <w:numPr>
+          <w:ilvl w:val="0"/>
+          <w:numId w:val="137"/>
+        </w:numPr>
+        <w:adjustRightInd w:val="0"/>
+        <w:snapToGrid w:val="0"/>
+        <w:spacing w:before="60" w:after="60"/>
+        <w:rPr>
+          <w:rFonts w:ascii="標楷體" w:eastAsia="標楷體" w:hAnsi="標楷體" w:hint="eastAsia"/>
+          <w:bCs/>
+          <w:sz w:val="28"/>
+        </w:rPr>
+      </w:pPr>
+      <w:r>
+        <w:rPr>
+          <w:rFonts w:ascii="標楷體" w:eastAsia="標楷體" w:hAnsi="標楷體" w:hint="eastAsia"/>
+          <w:bCs/>
+          <w:sz w:val="28"/>
+        </w:rPr>
+        <w:t>資料庫：MySQL</w:t>
+      </w:r>
+    </w:p>
+    <w:p>
+      <w:pPr>
+        <w:numPr>
+          <w:ilvl w:val="0"/>
+          <w:numId w:val="137"/>
+        </w:numPr>
+        <w:adjustRightInd w:val="0"/>
+        <w:snapToGrid w:val="0"/>
+        <w:spacing w:before="60" w:after="60"/>
+        <w:rPr>
+          <w:rFonts w:ascii="標楷體" w:eastAsia="標楷體" w:hAnsi="標楷體" w:hint="eastAsia"/>
+          <w:bCs/>
+          <w:sz w:val="28"/>
+        </w:rPr>
+      </w:pPr>
+      <w:r>
+        <w:rPr>
+          <w:rFonts w:ascii="標楷體" w:eastAsia="標楷體" w:hAnsi="標楷體" w:hint="eastAsia"/>
+          <w:bCs/>
+          <w:sz w:val="28"/>
+        </w:rPr>
+        <w:t>AI 工具：OpenCV Haar Cascade / DNN（人臉偵測與模糊化）、AI 模型審核聊天室內容</w:t>
+      </w:r>
+    </w:p>
+    <w:p>
+      <w:pPr>
+        <w:numPr>
+          <w:ilvl w:val="0"/>
+          <w:numId w:val="137"/>
+        </w:numPr>
+        <w:adjustRightInd w:val="0"/>
+        <w:snapToGrid w:val="0"/>
+        <w:spacing w:before="60" w:after="60"/>
+        <w:rPr>
+          <w:rFonts w:ascii="標楷體" w:eastAsia="標楷體" w:hAnsi="標楷體"/>
+          <w:bCs/>
+          <w:sz w:val="28"/>
+        </w:rPr>
+      </w:pPr>
+      <w:r>
+        <w:rPr>
+          <w:rFonts w:ascii="標楷體" w:eastAsia="標楷體" w:hAnsi="標楷體" w:hint="eastAsia"/>
+          <w:bCs/>
+          <w:sz w:val="28"/>
+        </w:rPr>
+        <w:t>外部 API：Google Maps API、OAuth 2.0</w:t>
+      </w:r>
+    </w:p>
+    <w:p>
+      <w:pPr>
+        <w:adjustRightInd w:val="0"/>
+        <w:snapToGrid w:val="0"/>
+        <w:spacing w:before="60" w:after="60"/>
+        <w:ind w:leftChars="175" w:left="420"/>
+        <w:rPr>
+          <w:rFonts w:ascii="標楷體" w:eastAsia="標楷體" w:hAnsi="標楷體"/>
+          <w:bCs/>
+          <w:sz w:val="28"/>
+        </w:rPr>
+      </w:pPr>
+      <w:r>
+        <w:rPr>
+          <w:rFonts w:ascii="標楷體" w:eastAsia="標楷體" w:hAnsi="標楷體"/>
+          <w:bCs/>
+          <w:sz w:val="28"/>
+        </w:rPr>
+        <w:pict w14:anchorId="383E9484">
+          <v:rect id="_x0000_i1115" style="width:0;height:1.5pt" o:hralign="center" o:hrstd="t" o:hr="t" fillcolor="#a0a0a0" stroked="f"/>
+        </w:pict>
+      </w:r>
+    </w:p>
+    <w:p>
+      <w:pPr>
+        <w:adjustRightInd w:val="0"/>
+        <w:snapToGrid w:val="0"/>
+        <w:spacing w:before="60" w:after="60"/>
+        <w:ind w:leftChars="175" w:left="420"/>
+        <w:rPr>
+          <w:rFonts w:ascii="標楷體" w:eastAsia="標楷體" w:hAnsi="標楷體"/>
+          <w:bCs/>
+          <w:sz w:val="28"/>
+        </w:rPr>
+      </w:pPr>
+      <w:r>
+        <w:rPr>
+          <w:rFonts w:ascii="標楷體" w:eastAsia="標楷體" w:hAnsi="標楷體"/>
+          <w:bCs/>
+          <w:sz w:val="28"/>
+        </w:rPr>
+        <w:t>六、系統使用對象</w:t>
+      </w:r>
+    </w:p>
+    <w:p>
+      <w:pPr>
+        <w:numPr>
+          <w:ilvl w:val="0"/>
+          <w:numId w:val="138"/>
+        </w:numPr>
+        <w:adjustRightInd w:val="0"/>
+        <w:snapToGrid w:val="0"/>
+        <w:spacing w:before="60" w:after="60"/>
+        <w:ind w:leftChars="175" w:left="780"/>
+        <w:rPr>
+          <w:rFonts w:ascii="標楷體" w:eastAsia="標楷體" w:hAnsi="標楷體"/>
+          <w:bCs/>
+          <w:sz w:val="28"/>
+        </w:rPr>
+      </w:pPr>
+      <w:r>
+        <w:rPr>
+          <w:rFonts w:ascii="標楷體" w:eastAsia="標楷體" w:hAnsi="標楷體"/>
+          <w:bCs/>
+          <w:sz w:val="28"/>
+        </w:rPr>
+        <w:t>一般民眾（夜歸族、學生、上班族</w:t>
+      </w:r>
+      <w:r>
+        <w:rPr>
+          <w:rFonts w:ascii="標楷體" w:eastAsia="標楷體" w:hAnsi="標楷體" w:hint="eastAsia"/>
+          <w:bCs/>
+          <w:sz w:val="28"/>
+        </w:rPr>
+        <w:t>、女性獨行者</w:t>
+      </w:r>
+      <w:r>
+        <w:rPr>
+          <w:rFonts w:ascii="標楷體" w:eastAsia="標楷體" w:hAnsi="標楷體"/>
+          <w:bCs/>
+          <w:sz w:val="28"/>
+        </w:rPr>
+        <w:t>等）</w:t>
+      </w:r>
+    </w:p>
+    <w:p>
+      <w:pPr>
+        <w:numPr>
+          <w:ilvl w:val="0"/>
+          <w:numId w:val="138"/>
+        </w:numPr>
+        <w:adjustRightInd w:val="0"/>
+        <w:snapToGrid w:val="0"/>
+        <w:spacing w:before="60" w:after="60"/>
+        <w:ind w:leftChars="175" w:left="780"/>
+        <w:rPr>
+          <w:rFonts w:ascii="標楷體" w:eastAsia="標楷體" w:hAnsi="標楷體"/>
+          <w:bCs/>
+          <w:sz w:val="28"/>
+        </w:rPr>
+      </w:pPr>
+      <w:r>
+        <w:rPr>
+          <w:rFonts w:ascii="標楷體" w:eastAsia="標楷體" w:hAnsi="標楷體"/>
+          <w:bCs/>
+          <w:sz w:val="28"/>
+        </w:rPr>
+        <w:t>地方社區與商家</w:t>
+      </w:r>
+    </w:p>
+    <w:p>
+      <w:pPr>
+        <w:numPr>
+          <w:ilvl w:val="0"/>
+          <w:numId w:val="138"/>
+        </w:numPr>
+        <w:adjustRightInd w:val="0"/>
+        <w:snapToGrid w:val="0"/>
+        <w:spacing w:before="60" w:after="60"/>
+        <w:ind w:leftChars="175" w:left="780"/>
+        <w:rPr>
+          <w:rFonts w:ascii="標楷體" w:eastAsia="標楷體" w:hAnsi="標楷體"/>
+          <w:bCs/>
+          <w:sz w:val="28"/>
+        </w:rPr>
+      </w:pPr>
+      <w:r>
+        <w:rPr>
+          <w:rFonts w:ascii="標楷體" w:eastAsia="標楷體" w:hAnsi="標楷體"/>
+          <w:bCs/>
+          <w:sz w:val="28"/>
+        </w:rPr>
+        <w:t>政府單位（警政機關、地方政府治安部門</w:t>
+      </w:r>
+      <w:r>
+        <w:rPr>
+          <w:rFonts w:ascii="標楷體" w:eastAsia="標楷體" w:hAnsi="標楷體" w:hint="eastAsia"/>
+          <w:bCs/>
+          <w:sz w:val="28"/>
+        </w:rPr>
+        <w:t>、社會安全推廣組織</w:t>
+      </w:r>
+      <w:r>
+        <w:rPr>
+          <w:rFonts w:ascii="標楷體" w:eastAsia="標楷體" w:hAnsi="標楷體"/>
+          <w:bCs/>
+          <w:sz w:val="28"/>
+        </w:rPr>
+        <w:t>）</w:t>
+      </w:r>
+    </w:p>
+    <w:p>
+      <w:pPr>
+        <w:adjustRightInd w:val="0"/>
+        <w:snapToGrid w:val="0"/>
+        <w:spacing w:before="60" w:after="60"/>
+        <w:ind w:leftChars="175" w:left="420"/>
+        <w:rPr>
+          <w:rFonts w:ascii="標楷體" w:eastAsia="標楷體" w:hAnsi="標楷體"/>
+          <w:bCs/>
+          <w:sz w:val="28"/>
+        </w:rPr>
+      </w:pPr>
+      <w:r>
+        <w:rPr>
+          <w:rFonts w:ascii="標楷體" w:eastAsia="標楷體" w:hAnsi="標楷體"/>
+          <w:bCs/>
+          <w:sz w:val="28"/>
+        </w:rPr>
+        <w:pict w14:anchorId="53D4524F">
+          <v:rect id="_x0000_i1072" style="width:0;height:1.5pt" o:hralign="center" o:hrstd="t" o:hr="t" fillcolor="#a0a0a0" stroked="f"/>
+        </w:pict>
+      </w:r>
+    </w:p>
+    <w:p>
+      <w:pPr>
+        <w:adjustRightInd w:val="0"/>
+        <w:snapToGrid w:val="0"/>
+        <w:spacing w:before="60" w:after="60"/>
+        <w:ind w:leftChars="175" w:left="420"/>
+        <w:rPr>
+          <w:rFonts w:ascii="標楷體" w:eastAsia="標楷體" w:hAnsi="標楷體"/>
+          <w:bCs/>
+          <w:sz w:val="28"/>
+        </w:rPr>
+      </w:pPr>
+      <w:r>
+        <w:rPr>
+          <w:rFonts w:ascii="標楷體" w:eastAsia="標楷體" w:hAnsi="標楷體"/>
+          <w:bCs/>
+          <w:sz w:val="28"/>
+        </w:rPr>
+        <w:t>七、系統使用環境</w:t>
+      </w:r>
+    </w:p>
+    <w:p>
+      <w:pPr>
+        <w:numPr>
+          <w:ilvl w:val="0"/>
+          <w:numId w:val="139"/>
+        </w:numPr>
+        <w:adjustRightInd w:val="0"/>
+        <w:snapToGrid w:val="0"/>
+        <w:spacing w:before="60" w:after="60"/>
+        <w:ind w:leftChars="175" w:left="780"/>
+        <w:rPr>
+          <w:rFonts w:ascii="標楷體" w:eastAsia="標楷體" w:hAnsi="標楷體"/>
+          <w:bCs/>
+          <w:sz w:val="28"/>
+        </w:rPr>
+      </w:pPr>
+      <w:r>
+        <w:rPr>
+          <w:rFonts w:ascii="標楷體" w:eastAsia="標楷體" w:hAnsi="標楷體"/>
+          <w:bCs/>
+          <w:sz w:val="28"/>
+        </w:rPr>
+        <w:t>裝置：智慧手機（iOS、Android）、電腦網頁</w:t>
+      </w:r>
+    </w:p>
+    <w:p>
+      <w:pPr>
+        <w:numPr>
+          <w:ilvl w:val="0"/>
+          <w:numId w:val="139"/>
+        </w:numPr>
+        <w:adjustRightInd w:val="0"/>
+        <w:snapToGrid w:val="0"/>
+        <w:spacing w:before="60" w:after="60"/>
+        <w:ind w:leftChars="175" w:left="780"/>
+        <w:rPr>
+          <w:rFonts w:ascii="標楷體" w:eastAsia="標楷體" w:hAnsi="標楷體"/>
+          <w:bCs/>
+          <w:sz w:val="28"/>
+        </w:rPr>
+      </w:pPr>
+      <w:r>
+        <w:rPr>
+          <w:rFonts w:ascii="標楷體" w:eastAsia="標楷體" w:hAnsi="標楷體"/>
+          <w:bCs/>
+          <w:sz w:val="28"/>
+        </w:rPr>
+        <w:t>作業系統：跨平台支援</w:t>
+      </w:r>
+    </w:p>
+    <w:p>
+      <w:pPr>
+        <w:numPr>
+          <w:ilvl w:val="0"/>
+          <w:numId w:val="139"/>
+        </w:numPr>
+        <w:adjustRightInd w:val="0"/>
+        <w:snapToGrid w:val="0"/>
+        <w:spacing w:before="60" w:after="60"/>
+        <w:ind w:leftChars="175" w:left="780"/>
+        <w:rPr>
+          <w:rFonts w:ascii="標楷體" w:eastAsia="標楷體" w:hAnsi="標楷體"/>
+          <w:bCs/>
+          <w:sz w:val="28"/>
+        </w:rPr>
+      </w:pPr>
+      <w:r>
+        <w:rPr>
+          <w:rFonts w:ascii="標楷體" w:eastAsia="標楷體" w:hAnsi="標楷體"/>
+          <w:bCs/>
+          <w:sz w:val="28"/>
+        </w:rPr>
+        <w:t>網路環境：需連線使用（支援即時資料更新）</w:t>
+      </w:r>
+    </w:p>
+    <w:p>
+      <w:pPr>
+        <w:adjustRightInd w:val="0"/>
+        <w:snapToGrid w:val="0"/>
+        <w:spacing w:before="60" w:after="60"/>
+        <w:ind w:leftChars="175" w:left="420"/>
+        <w:rPr>
+          <w:rFonts w:ascii="標楷體" w:eastAsia="標楷體" w:hAnsi="標楷體"/>
+          <w:bCs/>
+          <w:sz w:val="28"/>
+        </w:rPr>
+      </w:pPr>
+      <w:r>
+        <w:rPr>
+          <w:rFonts w:ascii="標楷體" w:eastAsia="標楷體" w:hAnsi="標楷體"/>
+          <w:bCs/>
+          <w:sz w:val="28"/>
+        </w:rPr>
+        <w:pict w14:anchorId="1366900C">
+          <v:rect id="_x0000_i1073" style="width:0;height:1.5pt" o:hralign="center" o:hrstd="t" o:hr="t" fillcolor="#a0a0a0" stroked="f"/>
+        </w:pict>
+      </w:r>
+    </w:p>
+    <w:p>
+      <w:pPr>
+        <w:adjustRightInd w:val="0"/>
+        <w:snapToGrid w:val="0"/>
+        <w:spacing w:before="60" w:after="60"/>
+        <w:ind w:leftChars="175" w:left="420"/>
+        <w:rPr>
+          <w:rFonts w:ascii="標楷體" w:eastAsia="標楷體" w:hAnsi="標楷體"/>
+          <w:bCs/>
+          <w:sz w:val="28"/>
+        </w:rPr>
+      </w:pPr>
+      <w:r>
+        <w:rPr>
+          <w:rFonts w:ascii="標楷體" w:eastAsia="標楷體" w:hAnsi="標楷體"/>
+          <w:bCs/>
+          <w:sz w:val="28"/>
+        </w:rPr>
+        <w:t>八、結語</w:t>
+      </w:r>
+    </w:p>
+    <w:p>
+      <w:pPr>
+        <w:adjustRightInd w:val="0"/>
+        <w:snapToGrid w:val="0"/>
+        <w:spacing w:before="60" w:after="60"/>
+        <w:ind w:leftChars="175" w:left="420"/>
+        <w:rPr>
+          <w:rFonts w:ascii="標楷體" w:eastAsia="標楷體" w:hAnsi="標楷體"/>
+          <w:bCs/>
+          <w:sz w:val="28"/>
+        </w:rPr>
+      </w:pPr>
+      <w:r>
+        <w:rPr>
+          <w:rFonts w:ascii="標楷體" w:eastAsia="標楷體" w:hAnsi="標楷體" w:hint="eastAsia"/>
+          <w:bCs/>
+          <w:sz w:val="28"/>
+        </w:rPr>
+        <w:t>「怪怪走開，護您安全」不只是構想，而是已經完成原型系統</w:t>
+      </w:r>
+      <w:r>
+        <w:rPr>
+          <w:rFonts w:ascii="標楷體" w:eastAsia="標楷體" w:hAnsi="標楷體" w:hint="eastAsia"/>
+          <w:bCs/>
+          <w:sz w:val="28"/>
+        </w:rPr>
+        <w:t>，</w:t>
+      </w:r>
+      <w:r>
+        <w:rPr>
+          <w:rFonts w:ascii="標楷體" w:eastAsia="標楷體" w:hAnsi="標楷體"/>
+          <w:bCs/>
+          <w:sz w:val="28"/>
+        </w:rPr>
+        <w:t>以</w:t>
+      </w:r>
+      <w:r>
+        <w:rPr>
+          <w:rFonts w:ascii="標楷體" w:eastAsia="標楷體" w:hAnsi="標楷體"/>
+          <w:bCs/>
+          <w:sz w:val="28"/>
+        </w:rPr>
+        <w:lastRenderedPageBreak/>
+        <w:t>「社群互助 × 技術創新」為核心，整合開放資料、群眾通報與 AI 技術，建構一套在地化的安全資訊平台。系統不僅提升個人防護能力，更強化社區安全韌性，最終目標是推動全民參與的安全網絡，讓日常生活更加安心便利。</w:t>
+      </w:r>
+    </w:p>
+    <w:p>
+      <w:pPr>
+        <w:adjustRightInd w:val="0"/>
+        <w:snapToGrid w:val="0"/>
+        <w:spacing w:before="60" w:after="60"/>
+        <w:ind w:leftChars="175" w:left="420"/>
+        <w:rPr>
+          <w:rFonts w:ascii="標楷體" w:eastAsia="標楷體" w:hAnsi="標楷體"/>
+          <w:bCs/>
+          <w:sz w:val="28"/>
+        </w:rPr>
+      </w:pPr>
+      <w:r>
+        <w:rPr>
+          <w:rFonts w:ascii="標楷體" w:eastAsia="標楷體" w:hAnsi="標楷體"/>
+          <w:bCs/>
+          <w:sz w:val="28"/>
+        </w:rPr>
+        <w:t>未來，我們計畫：</w:t>
+      </w:r>
+    </w:p>
+    <w:p>
+      <w:pPr>
+        <w:numPr>
+          <w:ilvl w:val="0"/>
+          <w:numId w:val="148"/>
+        </w:numPr>
+        <w:adjustRightInd w:val="0"/>
+        <w:snapToGrid w:val="0"/>
+        <w:spacing w:before="60" w:after="60"/>
+        <w:ind w:leftChars="175" w:left="780"/>
+        <w:rPr>
+          <w:rFonts w:ascii="標楷體" w:eastAsia="標楷體" w:hAnsi="標楷體"/>
+          <w:bCs/>
+          <w:sz w:val="28"/>
+        </w:rPr>
+      </w:pPr>
+      <w:r>
+        <w:rPr>
+          <w:rFonts w:ascii="標楷體" w:eastAsia="標楷體" w:hAnsi="標楷體"/>
+          <w:bCs/>
+          <w:sz w:val="28"/>
+        </w:rPr>
+        <w:t>與地方政府與商家更深入合作；</w:t>
+      </w:r>
+    </w:p>
+    <w:p>
+      <w:pPr>
+        <w:numPr>
+          <w:ilvl w:val="0"/>
+          <w:numId w:val="148"/>
+        </w:numPr>
+        <w:adjustRightInd w:val="0"/>
+        <w:snapToGrid w:val="0"/>
+        <w:spacing w:before="60" w:after="60"/>
+        <w:ind w:leftChars="175" w:left="780"/>
+        <w:rPr>
+          <w:rFonts w:ascii="標楷體" w:eastAsia="標楷體" w:hAnsi="標楷體"/>
+          <w:bCs/>
+          <w:sz w:val="28"/>
+        </w:rPr>
+      </w:pPr>
+      <w:r>
+        <w:rPr>
+          <w:rFonts w:ascii="標楷體" w:eastAsia="標楷體" w:hAnsi="標楷體"/>
+          <w:bCs/>
+          <w:sz w:val="28"/>
+        </w:rPr>
+        <w:t>擴大開放資料來源；</w:t>
+      </w:r>
+    </w:p>
+    <w:p>
+      <w:pPr>
+        <w:numPr>
+          <w:ilvl w:val="0"/>
+          <w:numId w:val="148"/>
+        </w:numPr>
+        <w:adjustRightInd w:val="0"/>
+        <w:snapToGrid w:val="0"/>
+        <w:spacing w:before="60" w:after="60"/>
+        <w:ind w:leftChars="175" w:left="780"/>
+        <w:rPr>
+          <w:rFonts w:ascii="標楷體" w:eastAsia="標楷體" w:hAnsi="標楷體"/>
+          <w:bCs/>
+          <w:sz w:val="28"/>
+        </w:rPr>
+      </w:pPr>
+      <w:r>
+        <w:rPr>
+          <w:rFonts w:ascii="標楷體" w:eastAsia="標楷體" w:hAnsi="標楷體"/>
+          <w:bCs/>
+          <w:sz w:val="28"/>
+        </w:rPr>
+        <w:t>結合更進階的 AI 分析與風險預測模型。</w:t>
+      </w:r>
+    </w:p>
+    <w:p>
+      <w:pPr>
+        <w:adjustRightInd w:val="0"/>
+        <w:snapToGrid w:val="0"/>
+        <w:spacing w:before="60" w:after="60"/>
+        <w:ind w:leftChars="175" w:left="420"/>
+        <w:rPr>
+          <w:rFonts w:ascii="標楷體" w:eastAsia="標楷體" w:hAnsi="標楷體"/>
+          <w:bCs/>
+          <w:sz w:val="28"/>
+        </w:rPr>
+      </w:pPr>
+      <w:r>
+        <w:rPr>
+          <w:rFonts w:ascii="標楷體" w:eastAsia="標楷體" w:hAnsi="標楷體"/>
+          <w:bCs/>
+          <w:sz w:val="28"/>
+        </w:rPr>
+        <w:t xml:space="preserve">我們希望這個平台能結合 </w:t>
+      </w:r>
+      <w:r>
+        <w:rPr>
+          <w:rFonts w:ascii="標楷體" w:eastAsia="標楷體" w:hAnsi="標楷體"/>
+          <w:b/>
+          <w:bCs/>
+          <w:sz w:val="28"/>
+        </w:rPr>
+        <w:t>政府開放資料 × 群眾通報 × AI 技術 × 社區合作</w:t>
+      </w:r>
+      <w:r>
+        <w:rPr>
+          <w:rFonts w:ascii="標楷體" w:eastAsia="標楷體" w:hAnsi="標楷體"/>
+          <w:bCs/>
+          <w:sz w:val="28"/>
+        </w:rPr>
+        <w:t>，逐步建構「全社會防衛韌性」的安全網絡，讓市民在日常生活中能更安心便利。</w:t>
+      </w:r>
+    </w:p>
     <w:sectPr>
-      <w:footerReference w:type="default" r:id="rId8"/>
+      <w:footerReference w:type="default" r:id="rId10"/>
       <w:pgSz w:w="11906" w:h="16838"/>
-      <w:pgMar w:top="567" w:right="567" w:bottom="567" w:left="709" w:header="851" w:footer="992" w:gutter="0"/>
+      <w:pgMar w:top="1134" w:right="1134" w:bottom="1134" w:left="1134" w:header="851" w:footer="992" w:gutter="567"/>
       <w:cols w:space="425"/>
       <w:docGrid w:type="lines" w:linePitch="360"/>
     </w:sectPr>
@@ -955,7 +2479,7 @@
 </file>
 
 <file path=word/endnotes.xml><?xml version="1.0" encoding="utf-8"?>
-<w:endnotes xmlns:wpc="http://schemas.microsoft.com/office/word/2010/wordprocessingCanvas" xmlns:cx="http://schemas.microsoft.com/office/drawing/2014/chartex" xmlns:cx1="http://schemas.microsoft.com/office/drawing/2015/9/8/chartex" xmlns:cx2="http://schemas.microsoft.com/office/drawing/2015/10/21/chartex" xmlns:cx3="http://schemas.microsoft.com/office/drawing/2016/5/9/chartex" xmlns:cx4="http://schemas.microsoft.com/office/drawing/2016/5/10/chartex" xmlns:cx5="http://schemas.microsoft.com/office/drawing/2016/5/11/chartex" xmlns:cx6="http://schemas.microsoft.com/office/drawing/2016/5/12/chartex" xmlns:cx7="http://schemas.microsoft.com/office/drawing/2016/5/13/chartex" xmlns:cx8="http://schemas.microsoft.com/office/drawing/2016/5/14/chartex" xmlns:mc="http://schemas.openxmlformats.org/markup-compatibility/2006" xmlns:aink="http://schemas.microsoft.com/office/drawing/2016/ink" xmlns:am3d="http://schemas.microsoft.com/office/drawing/2017/model3d" xmlns:o="urn:schemas-microsoft-com:office:office" xmlns:r="http://schemas.openxmlformats.org/officeDocument/2006/relationships" xmlns:m="http://schemas.openxmlformats.org/officeDocument/2006/math" xmlns:v="urn:schemas-microsoft-com:vml" xmlns:wp14="http://schemas.microsoft.com/office/word/2010/wordprocessingDrawing" xmlns:wp="http://schemas.openxmlformats.org/drawingml/2006/wordprocessingDrawing" xmlns:w10="urn:schemas-microsoft-com:office:word" xmlns:w="http://schemas.openxmlformats.org/wordprocessingml/2006/main" xmlns:w14="http://schemas.microsoft.com/office/word/2010/wordml" xmlns:w15="http://schemas.microsoft.com/office/word/2012/wordml" xmlns:w16cid="http://schemas.microsoft.com/office/word/2016/wordml/cid" xmlns:w16se="http://schemas.microsoft.com/office/word/2015/wordml/symex" xmlns:wpg="http://schemas.microsoft.com/office/word/2010/wordprocessingGroup" xmlns:wpi="http://schemas.microsoft.com/office/word/2010/wordprocessingInk" xmlns:wne="http://schemas.microsoft.com/office/word/2006/wordml" xmlns:wps="http://schemas.microsoft.com/office/word/2010/wordprocessingShape" mc:Ignorable="w14 w15 w16se w16cid wp14">
+<w:endnotes xmlns:wpc="http://schemas.microsoft.com/office/word/2010/wordprocessingCanvas" xmlns:cx="http://schemas.microsoft.com/office/drawing/2014/chartex" xmlns:cx1="http://schemas.microsoft.com/office/drawing/2015/9/8/chartex" xmlns:cx2="http://schemas.microsoft.com/office/drawing/2015/10/21/chartex" xmlns:cx3="http://schemas.microsoft.com/office/drawing/2016/5/9/chartex" xmlns:cx4="http://schemas.microsoft.com/office/drawing/2016/5/10/chartex" xmlns:cx5="http://schemas.microsoft.com/office/drawing/2016/5/11/chartex" xmlns:cx6="http://schemas.microsoft.com/office/drawing/2016/5/12/chartex" xmlns:cx7="http://schemas.microsoft.com/office/drawing/2016/5/13/chartex" xmlns:cx8="http://schemas.microsoft.com/office/drawing/2016/5/14/chartex" xmlns:mc="http://schemas.openxmlformats.org/markup-compatibility/2006" xmlns:aink="http://schemas.microsoft.com/office/drawing/2016/ink" xmlns:am3d="http://schemas.microsoft.com/office/drawing/2017/model3d" xmlns:o="urn:schemas-microsoft-com:office:office" xmlns:oel="http://schemas.microsoft.com/office/2019/extlst" xmlns:r="http://schemas.openxmlformats.org/officeDocument/2006/relationships" xmlns:m="http://schemas.openxmlformats.org/officeDocument/2006/math" xmlns:v="urn:schemas-microsoft-com:vml" xmlns:wp14="http://schemas.microsoft.com/office/word/2010/wordprocessingDrawing" xmlns:wp="http://schemas.openxmlformats.org/drawingml/2006/wordprocessingDrawing" xmlns:w10="urn:schemas-microsoft-com:office:word" xmlns:w="http://schemas.openxmlformats.org/wordprocessingml/2006/main" xmlns:w14="http://schemas.microsoft.com/office/word/2010/wordml" xmlns:w15="http://schemas.microsoft.com/office/word/2012/wordml" xmlns:w16cex="http://schemas.microsoft.com/office/word/2018/wordml/cex" xmlns:w16cid="http://schemas.microsoft.com/office/word/2016/wordml/cid" xmlns:w16="http://schemas.microsoft.com/office/word/2018/wordml" xmlns:w16du="http://schemas.microsoft.com/office/word/2023/wordml/word16du" xmlns:w16sdtdh="http://schemas.microsoft.com/office/word/2020/wordml/sdtdatahash" xmlns:w16sdtfl="http://schemas.microsoft.com/office/word/2024/wordml/sdtformatlock" xmlns:w16se="http://schemas.microsoft.com/office/word/2015/wordml/symex" xmlns:wpg="http://schemas.microsoft.com/office/word/2010/wordprocessingGroup" xmlns:wpi="http://schemas.microsoft.com/office/word/2010/wordprocessingInk" xmlns:wne="http://schemas.microsoft.com/office/word/2006/wordml" xmlns:wps="http://schemas.microsoft.com/office/word/2010/wordprocessingShape" mc:Ignorable="w14 w15 w16se w16cid w16 w16cex w16sdtdh w16sdtfl w16du wp14">
   <w:endnote w:type="separator" w:id="-1">
     <w:p>
       <w:r>
@@ -974,7 +2498,7 @@
 </file>
 
 <file path=word/footer1.xml><?xml version="1.0" encoding="utf-8"?>
-<w:ftr xmlns:wpc="http://schemas.microsoft.com/office/word/2010/wordprocessingCanvas" xmlns:cx="http://schemas.microsoft.com/office/drawing/2014/chartex" xmlns:cx1="http://schemas.microsoft.com/office/drawing/2015/9/8/chartex" xmlns:cx2="http://schemas.microsoft.com/office/drawing/2015/10/21/chartex" xmlns:cx3="http://schemas.microsoft.com/office/drawing/2016/5/9/chartex" xmlns:cx4="http://schemas.microsoft.com/office/drawing/2016/5/10/chartex" xmlns:cx5="http://schemas.microsoft.com/office/drawing/2016/5/11/chartex" xmlns:cx6="http://schemas.microsoft.com/office/drawing/2016/5/12/chartex" xmlns:cx7="http://schemas.microsoft.com/office/drawing/2016/5/13/chartex" xmlns:cx8="http://schemas.microsoft.com/office/drawing/2016/5/14/chartex" xmlns:mc="http://schemas.openxmlformats.org/markup-compatibility/2006" xmlns:aink="http://schemas.microsoft.com/office/drawing/2016/ink" xmlns:am3d="http://schemas.microsoft.com/office/drawing/2017/model3d" xmlns:o="urn:schemas-microsoft-com:office:office" xmlns:r="http://schemas.openxmlformats.org/officeDocument/2006/relationships" xmlns:m="http://schemas.openxmlformats.org/officeDocument/2006/math" xmlns:v="urn:schemas-microsoft-com:vml" xmlns:wp14="http://schemas.microsoft.com/office/word/2010/wordprocessingDrawing" xmlns:wp="http://schemas.openxmlformats.org/drawingml/2006/wordprocessingDrawing" xmlns:w10="urn:schemas-microsoft-com:office:word" xmlns:w="http://schemas.openxmlformats.org/wordprocessingml/2006/main" xmlns:w14="http://schemas.microsoft.com/office/word/2010/wordml" xmlns:w15="http://schemas.microsoft.com/office/word/2012/wordml" xmlns:w16cid="http://schemas.microsoft.com/office/word/2016/wordml/cid" xmlns:w16se="http://schemas.microsoft.com/office/word/2015/wordml/symex" xmlns:wpg="http://schemas.microsoft.com/office/word/2010/wordprocessingGroup" xmlns:wpi="http://schemas.microsoft.com/office/word/2010/wordprocessingInk" xmlns:wne="http://schemas.microsoft.com/office/word/2006/wordml" xmlns:wps="http://schemas.microsoft.com/office/word/2010/wordprocessingShape" mc:Ignorable="w14 w15 w16se w16cid wp14">
+<w:ftr xmlns:wpc="http://schemas.microsoft.com/office/word/2010/wordprocessingCanvas" xmlns:cx="http://schemas.microsoft.com/office/drawing/2014/chartex" xmlns:cx1="http://schemas.microsoft.com/office/drawing/2015/9/8/chartex" xmlns:cx2="http://schemas.microsoft.com/office/drawing/2015/10/21/chartex" xmlns:cx3="http://schemas.microsoft.com/office/drawing/2016/5/9/chartex" xmlns:cx4="http://schemas.microsoft.com/office/drawing/2016/5/10/chartex" xmlns:cx5="http://schemas.microsoft.com/office/drawing/2016/5/11/chartex" xmlns:cx6="http://schemas.microsoft.com/office/drawing/2016/5/12/chartex" xmlns:cx7="http://schemas.microsoft.com/office/drawing/2016/5/13/chartex" xmlns:cx8="http://schemas.microsoft.com/office/drawing/2016/5/14/chartex" xmlns:mc="http://schemas.openxmlformats.org/markup-compatibility/2006" xmlns:aink="http://schemas.microsoft.com/office/drawing/2016/ink" xmlns:am3d="http://schemas.microsoft.com/office/drawing/2017/model3d" xmlns:o="urn:schemas-microsoft-com:office:office" xmlns:oel="http://schemas.microsoft.com/office/2019/extlst" xmlns:r="http://schemas.openxmlformats.org/officeDocument/2006/relationships" xmlns:m="http://schemas.openxmlformats.org/officeDocument/2006/math" xmlns:v="urn:schemas-microsoft-com:vml" xmlns:wp14="http://schemas.microsoft.com/office/word/2010/wordprocessingDrawing" xmlns:wp="http://schemas.openxmlformats.org/drawingml/2006/wordprocessingDrawing" xmlns:w10="urn:schemas-microsoft-com:office:word" xmlns:w="http://schemas.openxmlformats.org/wordprocessingml/2006/main" xmlns:w14="http://schemas.microsoft.com/office/word/2010/wordml" xmlns:w15="http://schemas.microsoft.com/office/word/2012/wordml" xmlns:w16cex="http://schemas.microsoft.com/office/word/2018/wordml/cex" xmlns:w16cid="http://schemas.microsoft.com/office/word/2016/wordml/cid" xmlns:w16="http://schemas.microsoft.com/office/word/2018/wordml" xmlns:w16du="http://schemas.microsoft.com/office/word/2023/wordml/word16du" xmlns:w16sdtdh="http://schemas.microsoft.com/office/word/2020/wordml/sdtdatahash" xmlns:w16sdtfl="http://schemas.microsoft.com/office/word/2024/wordml/sdtformatlock" xmlns:w16se="http://schemas.microsoft.com/office/word/2015/wordml/symex" xmlns:wpg="http://schemas.microsoft.com/office/word/2010/wordprocessingGroup" xmlns:wpi="http://schemas.microsoft.com/office/word/2010/wordprocessingInk" xmlns:wne="http://schemas.microsoft.com/office/word/2006/wordml" xmlns:wps="http://schemas.microsoft.com/office/word/2010/wordprocessingShape" mc:Ignorable="w14 w15 w16se w16cid w16 w16cex w16sdtdh w16sdtfl w16du wp14">
   <w:sdt>
     <w:sdtPr>
       <w:id w:val="721028134"/>
@@ -983,7 +2507,6 @@
         <w:docPartUnique/>
       </w:docPartObj>
     </w:sdtPr>
-    <w:sdtEndPr/>
     <w:sdtContent>
       <w:p>
         <w:pPr>
@@ -1015,7 +2538,7 @@
 </file>
 
 <file path=word/footnotes.xml><?xml version="1.0" encoding="utf-8"?>
-<w:footnotes xmlns:wpc="http://schemas.microsoft.com/office/word/2010/wordprocessingCanvas" xmlns:cx="http://schemas.microsoft.com/office/drawing/2014/chartex" xmlns:cx1="http://schemas.microsoft.com/office/drawing/2015/9/8/chartex" xmlns:cx2="http://schemas.microsoft.com/office/drawing/2015/10/21/chartex" xmlns:cx3="http://schemas.microsoft.com/office/drawing/2016/5/9/chartex" xmlns:cx4="http://schemas.microsoft.com/office/drawing/2016/5/10/chartex" xmlns:cx5="http://schemas.microsoft.com/office/drawing/2016/5/11/chartex" xmlns:cx6="http://schemas.microsoft.com/office/drawing/2016/5/12/chartex" xmlns:cx7="http://schemas.microsoft.com/office/drawing/2016/5/13/chartex" xmlns:cx8="http://schemas.microsoft.com/office/drawing/2016/5/14/chartex" xmlns:mc="http://schemas.openxmlformats.org/markup-compatibility/2006" xmlns:aink="http://schemas.microsoft.com/office/drawing/2016/ink" xmlns:am3d="http://schemas.microsoft.com/office/drawing/2017/model3d" xmlns:o="urn:schemas-microsoft-com:office:office" xmlns:r="http://schemas.openxmlformats.org/officeDocument/2006/relationships" xmlns:m="http://schemas.openxmlformats.org/officeDocument/2006/math" xmlns:v="urn:schemas-microsoft-com:vml" xmlns:wp14="http://schemas.microsoft.com/office/word/2010/wordprocessingDrawing" xmlns:wp="http://schemas.openxmlformats.org/drawingml/2006/wordprocessingDrawing" xmlns:w10="urn:schemas-microsoft-com:office:word" xmlns:w="http://schemas.openxmlformats.org/wordprocessingml/2006/main" xmlns:w14="http://schemas.microsoft.com/office/word/2010/wordml" xmlns:w15="http://schemas.microsoft.com/office/word/2012/wordml" xmlns:w16cid="http://schemas.microsoft.com/office/word/2016/wordml/cid" xmlns:w16se="http://schemas.microsoft.com/office/word/2015/wordml/symex" xmlns:wpg="http://schemas.microsoft.com/office/word/2010/wordprocessingGroup" xmlns:wpi="http://schemas.microsoft.com/office/word/2010/wordprocessingInk" xmlns:wne="http://schemas.microsoft.com/office/word/2006/wordml" xmlns:wps="http://schemas.microsoft.com/office/word/2010/wordprocessingShape" mc:Ignorable="w14 w15 w16se w16cid wp14">
+<w:footnotes xmlns:wpc="http://schemas.microsoft.com/office/word/2010/wordprocessingCanvas" xmlns:cx="http://schemas.microsoft.com/office/drawing/2014/chartex" xmlns:cx1="http://schemas.microsoft.com/office/drawing/2015/9/8/chartex" xmlns:cx2="http://schemas.microsoft.com/office/drawing/2015/10/21/chartex" xmlns:cx3="http://schemas.microsoft.com/office/drawing/2016/5/9/chartex" xmlns:cx4="http://schemas.microsoft.com/office/drawing/2016/5/10/chartex" xmlns:cx5="http://schemas.microsoft.com/office/drawing/2016/5/11/chartex" xmlns:cx6="http://schemas.microsoft.com/office/drawing/2016/5/12/chartex" xmlns:cx7="http://schemas.microsoft.com/office/drawing/2016/5/13/chartex" xmlns:cx8="http://schemas.microsoft.com/office/drawing/2016/5/14/chartex" xmlns:mc="http://schemas.openxmlformats.org/markup-compatibility/2006" xmlns:aink="http://schemas.microsoft.com/office/drawing/2016/ink" xmlns:am3d="http://schemas.microsoft.com/office/drawing/2017/model3d" xmlns:o="urn:schemas-microsoft-com:office:office" xmlns:oel="http://schemas.microsoft.com/office/2019/extlst" xmlns:r="http://schemas.openxmlformats.org/officeDocument/2006/relationships" xmlns:m="http://schemas.openxmlformats.org/officeDocument/2006/math" xmlns:v="urn:schemas-microsoft-com:vml" xmlns:wp14="http://schemas.microsoft.com/office/word/2010/wordprocessingDrawing" xmlns:wp="http://schemas.openxmlformats.org/drawingml/2006/wordprocessingDrawing" xmlns:w10="urn:schemas-microsoft-com:office:word" xmlns:w="http://schemas.openxmlformats.org/wordprocessingml/2006/main" xmlns:w14="http://schemas.microsoft.com/office/word/2010/wordml" xmlns:w15="http://schemas.microsoft.com/office/word/2012/wordml" xmlns:w16cex="http://schemas.microsoft.com/office/word/2018/wordml/cex" xmlns:w16cid="http://schemas.microsoft.com/office/word/2016/wordml/cid" xmlns:w16="http://schemas.microsoft.com/office/word/2018/wordml" xmlns:w16du="http://schemas.microsoft.com/office/word/2023/wordml/word16du" xmlns:w16sdtdh="http://schemas.microsoft.com/office/word/2020/wordml/sdtdatahash" xmlns:w16sdtfl="http://schemas.microsoft.com/office/word/2024/wordml/sdtformatlock" xmlns:w16se="http://schemas.microsoft.com/office/word/2015/wordml/symex" xmlns:wpg="http://schemas.microsoft.com/office/word/2010/wordprocessingGroup" xmlns:wpi="http://schemas.microsoft.com/office/word/2010/wordprocessingInk" xmlns:wne="http://schemas.microsoft.com/office/word/2006/wordml" xmlns:wps="http://schemas.microsoft.com/office/word/2010/wordprocessingShape" mc:Ignorable="w14 w15 w16se w16cid w16 w16cex w16sdtdh w16sdtfl w16du wp14">
   <w:footnote w:type="separator" w:id="-1">
     <w:p>
       <w:r>
@@ -1034,7 +2557,7 @@
 </file>
 
 <file path=word/numbering.xml><?xml version="1.0" encoding="utf-8"?>
-<w:numbering xmlns:wpc="http://schemas.microsoft.com/office/word/2010/wordprocessingCanvas" xmlns:cx="http://schemas.microsoft.com/office/drawing/2014/chartex" xmlns:cx1="http://schemas.microsoft.com/office/drawing/2015/9/8/chartex" xmlns:cx2="http://schemas.microsoft.com/office/drawing/2015/10/21/chartex" xmlns:cx3="http://schemas.microsoft.com/office/drawing/2016/5/9/chartex" xmlns:cx4="http://schemas.microsoft.com/office/drawing/2016/5/10/chartex" xmlns:cx5="http://schemas.microsoft.com/office/drawing/2016/5/11/chartex" xmlns:cx6="http://schemas.microsoft.com/office/drawing/2016/5/12/chartex" xmlns:cx7="http://schemas.microsoft.com/office/drawing/2016/5/13/chartex" xmlns:cx8="http://schemas.microsoft.com/office/drawing/2016/5/14/chartex" xmlns:mc="http://schemas.openxmlformats.org/markup-compatibility/2006" xmlns:aink="http://schemas.microsoft.com/office/drawing/2016/ink" xmlns:am3d="http://schemas.microsoft.com/office/drawing/2017/model3d" xmlns:o="urn:schemas-microsoft-com:office:office" xmlns:r="http://schemas.openxmlformats.org/officeDocument/2006/relationships" xmlns:m="http://schemas.openxmlformats.org/officeDocument/2006/math" xmlns:v="urn:schemas-microsoft-com:vml" xmlns:wp14="http://schemas.microsoft.com/office/word/2010/wordprocessingDrawing" xmlns:wp="http://schemas.openxmlformats.org/drawingml/2006/wordprocessingDrawing" xmlns:w10="urn:schemas-microsoft-com:office:word" xmlns:w="http://schemas.openxmlformats.org/wordprocessingml/2006/main" xmlns:w14="http://schemas.microsoft.com/office/word/2010/wordml" xmlns:w15="http://schemas.microsoft.com/office/word/2012/wordml" xmlns:w16cid="http://schemas.microsoft.com/office/word/2016/wordml/cid" xmlns:w16se="http://schemas.microsoft.com/office/word/2015/wordml/symex" xmlns:wpg="http://schemas.microsoft.com/office/word/2010/wordprocessingGroup" xmlns:wpi="http://schemas.microsoft.com/office/word/2010/wordprocessingInk" xmlns:wne="http://schemas.microsoft.com/office/word/2006/wordml" xmlns:wps="http://schemas.microsoft.com/office/word/2010/wordprocessingShape" mc:Ignorable="w14 w15 w16se w16cid wp14">
+<w:numbering xmlns:wpc="http://schemas.microsoft.com/office/word/2010/wordprocessingCanvas" xmlns:cx="http://schemas.microsoft.com/office/drawing/2014/chartex" xmlns:cx1="http://schemas.microsoft.com/office/drawing/2015/9/8/chartex" xmlns:cx2="http://schemas.microsoft.com/office/drawing/2015/10/21/chartex" xmlns:cx3="http://schemas.microsoft.com/office/drawing/2016/5/9/chartex" xmlns:cx4="http://schemas.microsoft.com/office/drawing/2016/5/10/chartex" xmlns:cx5="http://schemas.microsoft.com/office/drawing/2016/5/11/chartex" xmlns:cx6="http://schemas.microsoft.com/office/drawing/2016/5/12/chartex" xmlns:cx7="http://schemas.microsoft.com/office/drawing/2016/5/13/chartex" xmlns:cx8="http://schemas.microsoft.com/office/drawing/2016/5/14/chartex" xmlns:mc="http://schemas.openxmlformats.org/markup-compatibility/2006" xmlns:aink="http://schemas.microsoft.com/office/drawing/2016/ink" xmlns:am3d="http://schemas.microsoft.com/office/drawing/2017/model3d" xmlns:o="urn:schemas-microsoft-com:office:office" xmlns:oel="http://schemas.microsoft.com/office/2019/extlst" xmlns:r="http://schemas.openxmlformats.org/officeDocument/2006/relationships" xmlns:m="http://schemas.openxmlformats.org/officeDocument/2006/math" xmlns:v="urn:schemas-microsoft-com:vml" xmlns:wp14="http://schemas.microsoft.com/office/word/2010/wordprocessingDrawing" xmlns:wp="http://schemas.openxmlformats.org/drawingml/2006/wordprocessingDrawing" xmlns:w10="urn:schemas-microsoft-com:office:word" xmlns:w="http://schemas.openxmlformats.org/wordprocessingml/2006/main" xmlns:w14="http://schemas.microsoft.com/office/word/2010/wordml" xmlns:w15="http://schemas.microsoft.com/office/word/2012/wordml" xmlns:w16cex="http://schemas.microsoft.com/office/word/2018/wordml/cex" xmlns:w16cid="http://schemas.microsoft.com/office/word/2016/wordml/cid" xmlns:w16="http://schemas.microsoft.com/office/word/2018/wordml" xmlns:w16du="http://schemas.microsoft.com/office/word/2023/wordml/word16du" xmlns:w16sdtdh="http://schemas.microsoft.com/office/word/2020/wordml/sdtdatahash" xmlns:w16sdtfl="http://schemas.microsoft.com/office/word/2024/wordml/sdtformatlock" xmlns:w16se="http://schemas.microsoft.com/office/word/2015/wordml/symex" xmlns:wpg="http://schemas.microsoft.com/office/word/2010/wordprocessingGroup" xmlns:wpi="http://schemas.microsoft.com/office/word/2010/wordprocessingInk" xmlns:wne="http://schemas.microsoft.com/office/word/2006/wordml" xmlns:wps="http://schemas.microsoft.com/office/word/2010/wordprocessingShape" mc:Ignorable="w14 w15 w16se w16cid w16 w16cex w16sdtdh w16sdtfl w16du wp14">
   <w:abstractNum w:abstractNumId="0" w15:restartNumberingAfterBreak="0">
     <w:nsid w:val="00560B9C"/>
     <w:multiLevelType w:val="hybridMultilevel"/>
@@ -2377,6 +3900,155 @@
     </w:lvl>
   </w:abstractNum>
   <w:abstractNum w:abstractNumId="13" w15:restartNumberingAfterBreak="0">
+    <w:nsid w:val="0E260631"/>
+    <w:multiLevelType w:val="multilevel"/>
+    <w:tmpl w:val="6B7C05C4"/>
+    <w:lvl w:ilvl="0">
+      <w:start w:val="1"/>
+      <w:numFmt w:val="bullet"/>
+      <w:lvlText w:val=""/>
+      <w:lvlJc w:val="left"/>
+      <w:pPr>
+        <w:tabs>
+          <w:tab w:val="num" w:pos="720"/>
+        </w:tabs>
+        <w:ind w:left="720" w:hanging="360"/>
+      </w:pPr>
+      <w:rPr>
+        <w:rFonts w:ascii="Symbol" w:hAnsi="Symbol" w:hint="default"/>
+        <w:sz w:val="20"/>
+      </w:rPr>
+    </w:lvl>
+    <w:lvl w:ilvl="1" w:tentative="1">
+      <w:start w:val="1"/>
+      <w:numFmt w:val="bullet"/>
+      <w:lvlText w:val="o"/>
+      <w:lvlJc w:val="left"/>
+      <w:pPr>
+        <w:tabs>
+          <w:tab w:val="num" w:pos="1440"/>
+        </w:tabs>
+        <w:ind w:left="1440" w:hanging="360"/>
+      </w:pPr>
+      <w:rPr>
+        <w:rFonts w:ascii="Courier New" w:hAnsi="Courier New" w:hint="default"/>
+        <w:sz w:val="20"/>
+      </w:rPr>
+    </w:lvl>
+    <w:lvl w:ilvl="2" w:tentative="1">
+      <w:start w:val="1"/>
+      <w:numFmt w:val="bullet"/>
+      <w:lvlText w:val=""/>
+      <w:lvlJc w:val="left"/>
+      <w:pPr>
+        <w:tabs>
+          <w:tab w:val="num" w:pos="2160"/>
+        </w:tabs>
+        <w:ind w:left="2160" w:hanging="360"/>
+      </w:pPr>
+      <w:rPr>
+        <w:rFonts w:ascii="Wingdings" w:hAnsi="Wingdings" w:hint="default"/>
+        <w:sz w:val="20"/>
+      </w:rPr>
+    </w:lvl>
+    <w:lvl w:ilvl="3" w:tentative="1">
+      <w:start w:val="1"/>
+      <w:numFmt w:val="bullet"/>
+      <w:lvlText w:val=""/>
+      <w:lvlJc w:val="left"/>
+      <w:pPr>
+        <w:tabs>
+          <w:tab w:val="num" w:pos="2880"/>
+        </w:tabs>
+        <w:ind w:left="2880" w:hanging="360"/>
+      </w:pPr>
+      <w:rPr>
+        <w:rFonts w:ascii="Wingdings" w:hAnsi="Wingdings" w:hint="default"/>
+        <w:sz w:val="20"/>
+      </w:rPr>
+    </w:lvl>
+    <w:lvl w:ilvl="4" w:tentative="1">
+      <w:start w:val="1"/>
+      <w:numFmt w:val="bullet"/>
+      <w:lvlText w:val=""/>
+      <w:lvlJc w:val="left"/>
+      <w:pPr>
+        <w:tabs>
+          <w:tab w:val="num" w:pos="3600"/>
+        </w:tabs>
+        <w:ind w:left="3600" w:hanging="360"/>
+      </w:pPr>
+      <w:rPr>
+        <w:rFonts w:ascii="Wingdings" w:hAnsi="Wingdings" w:hint="default"/>
+        <w:sz w:val="20"/>
+      </w:rPr>
+    </w:lvl>
+    <w:lvl w:ilvl="5" w:tentative="1">
+      <w:start w:val="1"/>
+      <w:numFmt w:val="bullet"/>
+      <w:lvlText w:val=""/>
+      <w:lvlJc w:val="left"/>
+      <w:pPr>
+        <w:tabs>
+          <w:tab w:val="num" w:pos="4320"/>
+        </w:tabs>
+        <w:ind w:left="4320" w:hanging="360"/>
+      </w:pPr>
+      <w:rPr>
+        <w:rFonts w:ascii="Wingdings" w:hAnsi="Wingdings" w:hint="default"/>
+        <w:sz w:val="20"/>
+      </w:rPr>
+    </w:lvl>
+    <w:lvl w:ilvl="6" w:tentative="1">
+      <w:start w:val="1"/>
+      <w:numFmt w:val="bullet"/>
+      <w:lvlText w:val=""/>
+      <w:lvlJc w:val="left"/>
+      <w:pPr>
+        <w:tabs>
+          <w:tab w:val="num" w:pos="5040"/>
+        </w:tabs>
+        <w:ind w:left="5040" w:hanging="360"/>
+      </w:pPr>
+      <w:rPr>
+        <w:rFonts w:ascii="Wingdings" w:hAnsi="Wingdings" w:hint="default"/>
+        <w:sz w:val="20"/>
+      </w:rPr>
+    </w:lvl>
+    <w:lvl w:ilvl="7" w:tentative="1">
+      <w:start w:val="1"/>
+      <w:numFmt w:val="bullet"/>
+      <w:lvlText w:val=""/>
+      <w:lvlJc w:val="left"/>
+      <w:pPr>
+        <w:tabs>
+          <w:tab w:val="num" w:pos="5760"/>
+        </w:tabs>
+        <w:ind w:left="5760" w:hanging="360"/>
+      </w:pPr>
+      <w:rPr>
+        <w:rFonts w:ascii="Wingdings" w:hAnsi="Wingdings" w:hint="default"/>
+        <w:sz w:val="20"/>
+      </w:rPr>
+    </w:lvl>
+    <w:lvl w:ilvl="8" w:tentative="1">
+      <w:start w:val="1"/>
+      <w:numFmt w:val="bullet"/>
+      <w:lvlText w:val=""/>
+      <w:lvlJc w:val="left"/>
+      <w:pPr>
+        <w:tabs>
+          <w:tab w:val="num" w:pos="6480"/>
+        </w:tabs>
+        <w:ind w:left="6480" w:hanging="360"/>
+      </w:pPr>
+      <w:rPr>
+        <w:rFonts w:ascii="Wingdings" w:hAnsi="Wingdings" w:hint="default"/>
+        <w:sz w:val="20"/>
+      </w:rPr>
+    </w:lvl>
+  </w:abstractNum>
+  <w:abstractNum w:abstractNumId="14" w15:restartNumberingAfterBreak="0">
     <w:nsid w:val="11952FCB"/>
     <w:multiLevelType w:val="hybridMultilevel"/>
     <w:tmpl w:val="8CD65266"/>
@@ -2467,7 +4139,7 @@
       </w:pPr>
     </w:lvl>
   </w:abstractNum>
-  <w:abstractNum w:abstractNumId="14" w15:restartNumberingAfterBreak="0">
+  <w:abstractNum w:abstractNumId="15" w15:restartNumberingAfterBreak="0">
     <w:nsid w:val="11E76E6A"/>
     <w:multiLevelType w:val="hybridMultilevel"/>
     <w:tmpl w:val="7396C5BE"/>
@@ -2584,7 +4256,7 @@
       </w:pPr>
     </w:lvl>
   </w:abstractNum>
-  <w:abstractNum w:abstractNumId="15" w15:restartNumberingAfterBreak="0">
+  <w:abstractNum w:abstractNumId="16" w15:restartNumberingAfterBreak="0">
     <w:nsid w:val="12882BA9"/>
     <w:multiLevelType w:val="hybridMultilevel"/>
     <w:tmpl w:val="60CAB48C"/>
@@ -2673,7 +4345,7 @@
       </w:pPr>
     </w:lvl>
   </w:abstractNum>
-  <w:abstractNum w:abstractNumId="16" w15:restartNumberingAfterBreak="0">
+  <w:abstractNum w:abstractNumId="17" w15:restartNumberingAfterBreak="0">
     <w:nsid w:val="12BB3703"/>
     <w:multiLevelType w:val="hybridMultilevel"/>
     <w:tmpl w:val="6810B7CC"/>
@@ -2786,7 +4458,7 @@
       </w:rPr>
     </w:lvl>
   </w:abstractNum>
-  <w:abstractNum w:abstractNumId="17" w15:restartNumberingAfterBreak="0">
+  <w:abstractNum w:abstractNumId="18" w15:restartNumberingAfterBreak="0">
     <w:nsid w:val="134E40B0"/>
     <w:multiLevelType w:val="hybridMultilevel"/>
     <w:tmpl w:val="B448E2F6"/>
@@ -2899,7 +4571,7 @@
       </w:rPr>
     </w:lvl>
   </w:abstractNum>
-  <w:abstractNum w:abstractNumId="18" w15:restartNumberingAfterBreak="0">
+  <w:abstractNum w:abstractNumId="19" w15:restartNumberingAfterBreak="0">
     <w:nsid w:val="1483141B"/>
     <w:multiLevelType w:val="hybridMultilevel"/>
     <w:tmpl w:val="D450A68E"/>
@@ -2990,7 +4662,7 @@
       </w:pPr>
     </w:lvl>
   </w:abstractNum>
-  <w:abstractNum w:abstractNumId="19" w15:restartNumberingAfterBreak="0">
+  <w:abstractNum w:abstractNumId="20" w15:restartNumberingAfterBreak="0">
     <w:nsid w:val="149F5438"/>
     <w:multiLevelType w:val="hybridMultilevel"/>
     <w:tmpl w:val="64F4738C"/>
@@ -3103,7 +4775,7 @@
       </w:rPr>
     </w:lvl>
   </w:abstractNum>
-  <w:abstractNum w:abstractNumId="20" w15:restartNumberingAfterBreak="0">
+  <w:abstractNum w:abstractNumId="21" w15:restartNumberingAfterBreak="0">
     <w:nsid w:val="16487F9D"/>
     <w:multiLevelType w:val="hybridMultilevel"/>
     <w:tmpl w:val="A57AACE8"/>
@@ -3220,7 +4892,7 @@
       </w:pPr>
     </w:lvl>
   </w:abstractNum>
-  <w:abstractNum w:abstractNumId="21" w15:restartNumberingAfterBreak="0">
+  <w:abstractNum w:abstractNumId="22" w15:restartNumberingAfterBreak="0">
     <w:nsid w:val="16685AC1"/>
     <w:multiLevelType w:val="hybridMultilevel"/>
     <w:tmpl w:val="F742581E"/>
@@ -3311,7 +4983,7 @@
       </w:pPr>
     </w:lvl>
   </w:abstractNum>
-  <w:abstractNum w:abstractNumId="22" w15:restartNumberingAfterBreak="0">
+  <w:abstractNum w:abstractNumId="23" w15:restartNumberingAfterBreak="0">
     <w:nsid w:val="166A11F8"/>
     <w:multiLevelType w:val="hybridMultilevel"/>
     <w:tmpl w:val="A8623A82"/>
@@ -3403,7 +5075,7 @@
       </w:pPr>
     </w:lvl>
   </w:abstractNum>
-  <w:abstractNum w:abstractNumId="23" w15:restartNumberingAfterBreak="0">
+  <w:abstractNum w:abstractNumId="24" w15:restartNumberingAfterBreak="0">
     <w:nsid w:val="186B080D"/>
     <w:multiLevelType w:val="hybridMultilevel"/>
     <w:tmpl w:val="0A665F56"/>
@@ -3493,7 +5165,7 @@
       </w:pPr>
     </w:lvl>
   </w:abstractNum>
-  <w:abstractNum w:abstractNumId="24" w15:restartNumberingAfterBreak="0">
+  <w:abstractNum w:abstractNumId="25" w15:restartNumberingAfterBreak="0">
     <w:nsid w:val="1A8461D8"/>
     <w:multiLevelType w:val="hybridMultilevel"/>
     <w:tmpl w:val="F6A2579C"/>
@@ -3583,7 +5255,7 @@
       </w:pPr>
     </w:lvl>
   </w:abstractNum>
-  <w:abstractNum w:abstractNumId="25" w15:restartNumberingAfterBreak="0">
+  <w:abstractNum w:abstractNumId="26" w15:restartNumberingAfterBreak="0">
     <w:nsid w:val="1B5A787A"/>
     <w:multiLevelType w:val="hybridMultilevel"/>
     <w:tmpl w:val="929AA92C"/>
@@ -3674,7 +5346,7 @@
       </w:pPr>
     </w:lvl>
   </w:abstractNum>
-  <w:abstractNum w:abstractNumId="26" w15:restartNumberingAfterBreak="0">
+  <w:abstractNum w:abstractNumId="27" w15:restartNumberingAfterBreak="0">
     <w:nsid w:val="1B5F3F8F"/>
     <w:multiLevelType w:val="hybridMultilevel"/>
     <w:tmpl w:val="3DF406C8"/>
@@ -3763,7 +5435,7 @@
       </w:pPr>
     </w:lvl>
   </w:abstractNum>
-  <w:abstractNum w:abstractNumId="27" w15:restartNumberingAfterBreak="0">
+  <w:abstractNum w:abstractNumId="28" w15:restartNumberingAfterBreak="0">
     <w:nsid w:val="1C8B3348"/>
     <w:multiLevelType w:val="hybridMultilevel"/>
     <w:tmpl w:val="B08682E6"/>
@@ -3856,7 +5528,7 @@
       </w:pPr>
     </w:lvl>
   </w:abstractNum>
-  <w:abstractNum w:abstractNumId="28" w15:restartNumberingAfterBreak="0">
+  <w:abstractNum w:abstractNumId="29" w15:restartNumberingAfterBreak="0">
     <w:nsid w:val="1CE95D8B"/>
     <w:multiLevelType w:val="hybridMultilevel"/>
     <w:tmpl w:val="FF0286A2"/>
@@ -3946,7 +5618,7 @@
       </w:pPr>
     </w:lvl>
   </w:abstractNum>
-  <w:abstractNum w:abstractNumId="29" w15:restartNumberingAfterBreak="0">
+  <w:abstractNum w:abstractNumId="30" w15:restartNumberingAfterBreak="0">
     <w:nsid w:val="1E1958AF"/>
     <w:multiLevelType w:val="hybridMultilevel"/>
     <w:tmpl w:val="539C1CDE"/>
@@ -4037,7 +5709,7 @@
       </w:pPr>
     </w:lvl>
   </w:abstractNum>
-  <w:abstractNum w:abstractNumId="30" w15:restartNumberingAfterBreak="0">
+  <w:abstractNum w:abstractNumId="31" w15:restartNumberingAfterBreak="0">
     <w:nsid w:val="1E62402A"/>
     <w:multiLevelType w:val="hybridMultilevel"/>
     <w:tmpl w:val="1DFCBFDE"/>
@@ -4126,7 +5798,7 @@
       </w:pPr>
     </w:lvl>
   </w:abstractNum>
-  <w:abstractNum w:abstractNumId="31" w15:restartNumberingAfterBreak="0">
+  <w:abstractNum w:abstractNumId="32" w15:restartNumberingAfterBreak="0">
     <w:nsid w:val="1F762674"/>
     <w:multiLevelType w:val="hybridMultilevel"/>
     <w:tmpl w:val="B4A804CA"/>
@@ -4217,7 +5889,7 @@
       </w:pPr>
     </w:lvl>
   </w:abstractNum>
-  <w:abstractNum w:abstractNumId="32" w15:restartNumberingAfterBreak="0">
+  <w:abstractNum w:abstractNumId="33" w15:restartNumberingAfterBreak="0">
     <w:nsid w:val="20075F48"/>
     <w:multiLevelType w:val="hybridMultilevel"/>
     <w:tmpl w:val="8EE2092C"/>
@@ -4308,7 +5980,7 @@
       </w:pPr>
     </w:lvl>
   </w:abstractNum>
-  <w:abstractNum w:abstractNumId="33" w15:restartNumberingAfterBreak="0">
+  <w:abstractNum w:abstractNumId="34" w15:restartNumberingAfterBreak="0">
     <w:nsid w:val="20E10DE5"/>
     <w:multiLevelType w:val="hybridMultilevel"/>
     <w:tmpl w:val="66D67590"/>
@@ -4422,7 +6094,7 @@
       </w:rPr>
     </w:lvl>
   </w:abstractNum>
-  <w:abstractNum w:abstractNumId="34" w15:restartNumberingAfterBreak="0">
+  <w:abstractNum w:abstractNumId="35" w15:restartNumberingAfterBreak="0">
     <w:nsid w:val="217A0C1E"/>
     <w:multiLevelType w:val="hybridMultilevel"/>
     <w:tmpl w:val="84D0C34C"/>
@@ -4512,7 +6184,7 @@
       </w:pPr>
     </w:lvl>
   </w:abstractNum>
-  <w:abstractNum w:abstractNumId="35" w15:restartNumberingAfterBreak="0">
+  <w:abstractNum w:abstractNumId="36" w15:restartNumberingAfterBreak="0">
     <w:nsid w:val="23AB1399"/>
     <w:multiLevelType w:val="hybridMultilevel"/>
     <w:tmpl w:val="E4D07B00"/>
@@ -4605,7 +6277,7 @@
       </w:pPr>
     </w:lvl>
   </w:abstractNum>
-  <w:abstractNum w:abstractNumId="36" w15:restartNumberingAfterBreak="0">
+  <w:abstractNum w:abstractNumId="37" w15:restartNumberingAfterBreak="0">
     <w:nsid w:val="2416226F"/>
     <w:multiLevelType w:val="hybridMultilevel"/>
     <w:tmpl w:val="483A509A"/>
@@ -4718,7 +6390,7 @@
       </w:rPr>
     </w:lvl>
   </w:abstractNum>
-  <w:abstractNum w:abstractNumId="37" w15:restartNumberingAfterBreak="0">
+  <w:abstractNum w:abstractNumId="38" w15:restartNumberingAfterBreak="0">
     <w:nsid w:val="25990B4E"/>
     <w:multiLevelType w:val="hybridMultilevel"/>
     <w:tmpl w:val="D9CAB2DE"/>
@@ -4831,7 +6503,7 @@
       </w:rPr>
     </w:lvl>
   </w:abstractNum>
-  <w:abstractNum w:abstractNumId="38" w15:restartNumberingAfterBreak="0">
+  <w:abstractNum w:abstractNumId="39" w15:restartNumberingAfterBreak="0">
     <w:nsid w:val="28503DA4"/>
     <w:multiLevelType w:val="hybridMultilevel"/>
     <w:tmpl w:val="58649034"/>
@@ -4926,7 +6598,7 @@
       </w:pPr>
     </w:lvl>
   </w:abstractNum>
-  <w:abstractNum w:abstractNumId="39" w15:restartNumberingAfterBreak="0">
+  <w:abstractNum w:abstractNumId="40" w15:restartNumberingAfterBreak="0">
     <w:nsid w:val="288B07FD"/>
     <w:multiLevelType w:val="hybridMultilevel"/>
     <w:tmpl w:val="D8444780"/>
@@ -5020,7 +6692,7 @@
       </w:pPr>
     </w:lvl>
   </w:abstractNum>
-  <w:abstractNum w:abstractNumId="40" w15:restartNumberingAfterBreak="0">
+  <w:abstractNum w:abstractNumId="41" w15:restartNumberingAfterBreak="0">
     <w:nsid w:val="292A708E"/>
     <w:multiLevelType w:val="hybridMultilevel"/>
     <w:tmpl w:val="6A72FDA6"/>
@@ -5106,7 +6778,7 @@
       </w:pPr>
     </w:lvl>
   </w:abstractNum>
-  <w:abstractNum w:abstractNumId="41" w15:restartNumberingAfterBreak="0">
+  <w:abstractNum w:abstractNumId="42" w15:restartNumberingAfterBreak="0">
     <w:nsid w:val="29776D2E"/>
     <w:multiLevelType w:val="hybridMultilevel"/>
     <w:tmpl w:val="A8623A82"/>
@@ -5198,7 +6870,7 @@
       </w:pPr>
     </w:lvl>
   </w:abstractNum>
-  <w:abstractNum w:abstractNumId="42" w15:restartNumberingAfterBreak="0">
+  <w:abstractNum w:abstractNumId="43" w15:restartNumberingAfterBreak="0">
     <w:nsid w:val="2A897E38"/>
     <w:multiLevelType w:val="hybridMultilevel"/>
     <w:tmpl w:val="7B781030"/>
@@ -5288,7 +6960,7 @@
       </w:pPr>
     </w:lvl>
   </w:abstractNum>
-  <w:abstractNum w:abstractNumId="43" w15:restartNumberingAfterBreak="0">
+  <w:abstractNum w:abstractNumId="44" w15:restartNumberingAfterBreak="0">
     <w:nsid w:val="2BB61442"/>
     <w:multiLevelType w:val="hybridMultilevel"/>
     <w:tmpl w:val="D5DE556A"/>
@@ -5401,7 +7073,7 @@
       </w:rPr>
     </w:lvl>
   </w:abstractNum>
-  <w:abstractNum w:abstractNumId="44" w15:restartNumberingAfterBreak="0">
+  <w:abstractNum w:abstractNumId="45" w15:restartNumberingAfterBreak="0">
     <w:nsid w:val="2BD536BF"/>
     <w:multiLevelType w:val="hybridMultilevel"/>
     <w:tmpl w:val="F742581E"/>
@@ -5492,7 +7164,7 @@
       </w:pPr>
     </w:lvl>
   </w:abstractNum>
-  <w:abstractNum w:abstractNumId="45" w15:restartNumberingAfterBreak="0">
+  <w:abstractNum w:abstractNumId="46" w15:restartNumberingAfterBreak="0">
     <w:nsid w:val="2C4C2B85"/>
     <w:multiLevelType w:val="hybridMultilevel"/>
     <w:tmpl w:val="3A147204"/>
@@ -5583,7 +7255,7 @@
       </w:pPr>
     </w:lvl>
   </w:abstractNum>
-  <w:abstractNum w:abstractNumId="46" w15:restartNumberingAfterBreak="0">
+  <w:abstractNum w:abstractNumId="47" w15:restartNumberingAfterBreak="0">
     <w:nsid w:val="2C68604C"/>
     <w:multiLevelType w:val="hybridMultilevel"/>
     <w:tmpl w:val="00DEAA32"/>
@@ -5696,7 +7368,7 @@
       </w:rPr>
     </w:lvl>
   </w:abstractNum>
-  <w:abstractNum w:abstractNumId="47" w15:restartNumberingAfterBreak="0">
+  <w:abstractNum w:abstractNumId="48" w15:restartNumberingAfterBreak="0">
     <w:nsid w:val="2D4F7D2D"/>
     <w:multiLevelType w:val="hybridMultilevel"/>
     <w:tmpl w:val="DAEE59A6"/>
@@ -5782,7 +7454,7 @@
       </w:pPr>
     </w:lvl>
   </w:abstractNum>
-  <w:abstractNum w:abstractNumId="48" w15:restartNumberingAfterBreak="0">
+  <w:abstractNum w:abstractNumId="49" w15:restartNumberingAfterBreak="0">
     <w:nsid w:val="309A4521"/>
     <w:multiLevelType w:val="hybridMultilevel"/>
     <w:tmpl w:val="6A72FDA6"/>
@@ -5868,7 +7540,7 @@
       </w:pPr>
     </w:lvl>
   </w:abstractNum>
-  <w:abstractNum w:abstractNumId="49" w15:restartNumberingAfterBreak="0">
+  <w:abstractNum w:abstractNumId="50" w15:restartNumberingAfterBreak="0">
     <w:nsid w:val="312106FE"/>
     <w:multiLevelType w:val="hybridMultilevel"/>
     <w:tmpl w:val="27F2CF4C"/>
@@ -5959,7 +7631,120 @@
       </w:pPr>
     </w:lvl>
   </w:abstractNum>
-  <w:abstractNum w:abstractNumId="50" w15:restartNumberingAfterBreak="0">
+  <w:abstractNum w:abstractNumId="51" w15:restartNumberingAfterBreak="0">
+    <w:nsid w:val="335C16CB"/>
+    <w:multiLevelType w:val="multilevel"/>
+    <w:tmpl w:val="2CA4EED2"/>
+    <w:lvl w:ilvl="0">
+      <w:start w:val="1"/>
+      <w:numFmt w:val="decimal"/>
+      <w:lvlText w:val="%1."/>
+      <w:lvlJc w:val="left"/>
+      <w:pPr>
+        <w:tabs>
+          <w:tab w:val="num" w:pos="720"/>
+        </w:tabs>
+        <w:ind w:left="720" w:hanging="360"/>
+      </w:pPr>
+    </w:lvl>
+    <w:lvl w:ilvl="1" w:tentative="1">
+      <w:start w:val="1"/>
+      <w:numFmt w:val="decimal"/>
+      <w:lvlText w:val="%2."/>
+      <w:lvlJc w:val="left"/>
+      <w:pPr>
+        <w:tabs>
+          <w:tab w:val="num" w:pos="1440"/>
+        </w:tabs>
+        <w:ind w:left="1440" w:hanging="360"/>
+      </w:pPr>
+    </w:lvl>
+    <w:lvl w:ilvl="2" w:tentative="1">
+      <w:start w:val="1"/>
+      <w:numFmt w:val="decimal"/>
+      <w:lvlText w:val="%3."/>
+      <w:lvlJc w:val="left"/>
+      <w:pPr>
+        <w:tabs>
+          <w:tab w:val="num" w:pos="2160"/>
+        </w:tabs>
+        <w:ind w:left="2160" w:hanging="360"/>
+      </w:pPr>
+    </w:lvl>
+    <w:lvl w:ilvl="3" w:tentative="1">
+      <w:start w:val="1"/>
+      <w:numFmt w:val="decimal"/>
+      <w:lvlText w:val="%4."/>
+      <w:lvlJc w:val="left"/>
+      <w:pPr>
+        <w:tabs>
+          <w:tab w:val="num" w:pos="2880"/>
+        </w:tabs>
+        <w:ind w:left="2880" w:hanging="360"/>
+      </w:pPr>
+    </w:lvl>
+    <w:lvl w:ilvl="4" w:tentative="1">
+      <w:start w:val="1"/>
+      <w:numFmt w:val="decimal"/>
+      <w:lvlText w:val="%5."/>
+      <w:lvlJc w:val="left"/>
+      <w:pPr>
+        <w:tabs>
+          <w:tab w:val="num" w:pos="3600"/>
+        </w:tabs>
+        <w:ind w:left="3600" w:hanging="360"/>
+      </w:pPr>
+    </w:lvl>
+    <w:lvl w:ilvl="5" w:tentative="1">
+      <w:start w:val="1"/>
+      <w:numFmt w:val="decimal"/>
+      <w:lvlText w:val="%6."/>
+      <w:lvlJc w:val="left"/>
+      <w:pPr>
+        <w:tabs>
+          <w:tab w:val="num" w:pos="4320"/>
+        </w:tabs>
+        <w:ind w:left="4320" w:hanging="360"/>
+      </w:pPr>
+    </w:lvl>
+    <w:lvl w:ilvl="6" w:tentative="1">
+      <w:start w:val="1"/>
+      <w:numFmt w:val="decimal"/>
+      <w:lvlText w:val="%7."/>
+      <w:lvlJc w:val="left"/>
+      <w:pPr>
+        <w:tabs>
+          <w:tab w:val="num" w:pos="5040"/>
+        </w:tabs>
+        <w:ind w:left="5040" w:hanging="360"/>
+      </w:pPr>
+    </w:lvl>
+    <w:lvl w:ilvl="7" w:tentative="1">
+      <w:start w:val="1"/>
+      <w:numFmt w:val="decimal"/>
+      <w:lvlText w:val="%8."/>
+      <w:lvlJc w:val="left"/>
+      <w:pPr>
+        <w:tabs>
+          <w:tab w:val="num" w:pos="5760"/>
+        </w:tabs>
+        <w:ind w:left="5760" w:hanging="360"/>
+      </w:pPr>
+    </w:lvl>
+    <w:lvl w:ilvl="8" w:tentative="1">
+      <w:start w:val="1"/>
+      <w:numFmt w:val="decimal"/>
+      <w:lvlText w:val="%9."/>
+      <w:lvlJc w:val="left"/>
+      <w:pPr>
+        <w:tabs>
+          <w:tab w:val="num" w:pos="6480"/>
+        </w:tabs>
+        <w:ind w:left="6480" w:hanging="360"/>
+      </w:pPr>
+    </w:lvl>
+  </w:abstractNum>
+  <w:abstractNum w:abstractNumId="52" w15:restartNumberingAfterBreak="0">
     <w:nsid w:val="337F3FDB"/>
     <w:multiLevelType w:val="hybridMultilevel"/>
     <w:tmpl w:val="EA844DE8"/>
@@ -6050,7 +7835,7 @@
       </w:pPr>
     </w:lvl>
   </w:abstractNum>
-  <w:abstractNum w:abstractNumId="51" w15:restartNumberingAfterBreak="0">
+  <w:abstractNum w:abstractNumId="53" w15:restartNumberingAfterBreak="0">
     <w:nsid w:val="33DB1B79"/>
     <w:multiLevelType w:val="hybridMultilevel"/>
     <w:tmpl w:val="DA300758"/>
@@ -6142,7 +7927,7 @@
       </w:pPr>
     </w:lvl>
   </w:abstractNum>
-  <w:abstractNum w:abstractNumId="52" w15:restartNumberingAfterBreak="0">
+  <w:abstractNum w:abstractNumId="54" w15:restartNumberingAfterBreak="0">
     <w:nsid w:val="33ED4809"/>
     <w:multiLevelType w:val="hybridMultilevel"/>
     <w:tmpl w:val="7C9CC956"/>
@@ -6231,7 +8016,7 @@
       </w:pPr>
     </w:lvl>
   </w:abstractNum>
-  <w:abstractNum w:abstractNumId="53" w15:restartNumberingAfterBreak="0">
+  <w:abstractNum w:abstractNumId="55" w15:restartNumberingAfterBreak="0">
     <w:nsid w:val="35094922"/>
     <w:multiLevelType w:val="hybridMultilevel"/>
     <w:tmpl w:val="FD322EF6"/>
@@ -6321,7 +8106,7 @@
       </w:pPr>
     </w:lvl>
   </w:abstractNum>
-  <w:abstractNum w:abstractNumId="54" w15:restartNumberingAfterBreak="0">
+  <w:abstractNum w:abstractNumId="56" w15:restartNumberingAfterBreak="0">
     <w:nsid w:val="35A819D8"/>
     <w:multiLevelType w:val="hybridMultilevel"/>
     <w:tmpl w:val="3D00AD92"/>
@@ -6412,7 +8197,7 @@
       </w:pPr>
     </w:lvl>
   </w:abstractNum>
-  <w:abstractNum w:abstractNumId="55" w15:restartNumberingAfterBreak="0">
+  <w:abstractNum w:abstractNumId="57" w15:restartNumberingAfterBreak="0">
     <w:nsid w:val="360E01D9"/>
     <w:multiLevelType w:val="multilevel"/>
     <w:tmpl w:val="19E6042C"/>
@@ -6504,7 +8289,7 @@
       </w:pPr>
     </w:lvl>
   </w:abstractNum>
-  <w:abstractNum w:abstractNumId="56" w15:restartNumberingAfterBreak="0">
+  <w:abstractNum w:abstractNumId="58" w15:restartNumberingAfterBreak="0">
     <w:nsid w:val="36A80CF2"/>
     <w:multiLevelType w:val="hybridMultilevel"/>
     <w:tmpl w:val="A8623A82"/>
@@ -6596,7 +8381,7 @@
       </w:pPr>
     </w:lvl>
   </w:abstractNum>
-  <w:abstractNum w:abstractNumId="57" w15:restartNumberingAfterBreak="0">
+  <w:abstractNum w:abstractNumId="59" w15:restartNumberingAfterBreak="0">
     <w:nsid w:val="36F92F41"/>
     <w:multiLevelType w:val="hybridMultilevel"/>
     <w:tmpl w:val="FB082924"/>
@@ -6709,7 +8494,7 @@
       </w:rPr>
     </w:lvl>
   </w:abstractNum>
-  <w:abstractNum w:abstractNumId="58" w15:restartNumberingAfterBreak="0">
+  <w:abstractNum w:abstractNumId="60" w15:restartNumberingAfterBreak="0">
     <w:nsid w:val="37FC003C"/>
     <w:multiLevelType w:val="hybridMultilevel"/>
     <w:tmpl w:val="71A8D806"/>
@@ -6795,7 +8580,156 @@
       </w:pPr>
     </w:lvl>
   </w:abstractNum>
-  <w:abstractNum w:abstractNumId="59" w15:restartNumberingAfterBreak="0">
+  <w:abstractNum w:abstractNumId="61" w15:restartNumberingAfterBreak="0">
+    <w:nsid w:val="38585143"/>
+    <w:multiLevelType w:val="multilevel"/>
+    <w:tmpl w:val="A02C1E62"/>
+    <w:lvl w:ilvl="0">
+      <w:start w:val="1"/>
+      <w:numFmt w:val="bullet"/>
+      <w:lvlText w:val=""/>
+      <w:lvlJc w:val="left"/>
+      <w:pPr>
+        <w:tabs>
+          <w:tab w:val="num" w:pos="720"/>
+        </w:tabs>
+        <w:ind w:left="720" w:hanging="360"/>
+      </w:pPr>
+      <w:rPr>
+        <w:rFonts w:ascii="Symbol" w:hAnsi="Symbol" w:hint="default"/>
+        <w:sz w:val="20"/>
+      </w:rPr>
+    </w:lvl>
+    <w:lvl w:ilvl="1" w:tentative="1">
+      <w:start w:val="1"/>
+      <w:numFmt w:val="bullet"/>
+      <w:lvlText w:val="o"/>
+      <w:lvlJc w:val="left"/>
+      <w:pPr>
+        <w:tabs>
+          <w:tab w:val="num" w:pos="1440"/>
+        </w:tabs>
+        <w:ind w:left="1440" w:hanging="360"/>
+      </w:pPr>
+      <w:rPr>
+        <w:rFonts w:ascii="Courier New" w:hAnsi="Courier New" w:hint="default"/>
+        <w:sz w:val="20"/>
+      </w:rPr>
+    </w:lvl>
+    <w:lvl w:ilvl="2" w:tentative="1">
+      <w:start w:val="1"/>
+      <w:numFmt w:val="bullet"/>
+      <w:lvlText w:val=""/>
+      <w:lvlJc w:val="left"/>
+      <w:pPr>
+        <w:tabs>
+          <w:tab w:val="num" w:pos="2160"/>
+        </w:tabs>
+        <w:ind w:left="2160" w:hanging="360"/>
+      </w:pPr>
+      <w:rPr>
+        <w:rFonts w:ascii="Wingdings" w:hAnsi="Wingdings" w:hint="default"/>
+        <w:sz w:val="20"/>
+      </w:rPr>
+    </w:lvl>
+    <w:lvl w:ilvl="3" w:tentative="1">
+      <w:start w:val="1"/>
+      <w:numFmt w:val="bullet"/>
+      <w:lvlText w:val=""/>
+      <w:lvlJc w:val="left"/>
+      <w:pPr>
+        <w:tabs>
+          <w:tab w:val="num" w:pos="2880"/>
+        </w:tabs>
+        <w:ind w:left="2880" w:hanging="360"/>
+      </w:pPr>
+      <w:rPr>
+        <w:rFonts w:ascii="Wingdings" w:hAnsi="Wingdings" w:hint="default"/>
+        <w:sz w:val="20"/>
+      </w:rPr>
+    </w:lvl>
+    <w:lvl w:ilvl="4" w:tentative="1">
+      <w:start w:val="1"/>
+      <w:numFmt w:val="bullet"/>
+      <w:lvlText w:val=""/>
+      <w:lvlJc w:val="left"/>
+      <w:pPr>
+        <w:tabs>
+          <w:tab w:val="num" w:pos="3600"/>
+        </w:tabs>
+        <w:ind w:left="3600" w:hanging="360"/>
+      </w:pPr>
+      <w:rPr>
+        <w:rFonts w:ascii="Wingdings" w:hAnsi="Wingdings" w:hint="default"/>
+        <w:sz w:val="20"/>
+      </w:rPr>
+    </w:lvl>
+    <w:lvl w:ilvl="5" w:tentative="1">
+      <w:start w:val="1"/>
+      <w:numFmt w:val="bullet"/>
+      <w:lvlText w:val=""/>
+      <w:lvlJc w:val="left"/>
+      <w:pPr>
+        <w:tabs>
+          <w:tab w:val="num" w:pos="4320"/>
+        </w:tabs>
+        <w:ind w:left="4320" w:hanging="360"/>
+      </w:pPr>
+      <w:rPr>
+        <w:rFonts w:ascii="Wingdings" w:hAnsi="Wingdings" w:hint="default"/>
+        <w:sz w:val="20"/>
+      </w:rPr>
+    </w:lvl>
+    <w:lvl w:ilvl="6" w:tentative="1">
+      <w:start w:val="1"/>
+      <w:numFmt w:val="bullet"/>
+      <w:lvlText w:val=""/>
+      <w:lvlJc w:val="left"/>
+      <w:pPr>
+        <w:tabs>
+          <w:tab w:val="num" w:pos="5040"/>
+        </w:tabs>
+        <w:ind w:left="5040" w:hanging="360"/>
+      </w:pPr>
+      <w:rPr>
+        <w:rFonts w:ascii="Wingdings" w:hAnsi="Wingdings" w:hint="default"/>
+        <w:sz w:val="20"/>
+      </w:rPr>
+    </w:lvl>
+    <w:lvl w:ilvl="7" w:tentative="1">
+      <w:start w:val="1"/>
+      <w:numFmt w:val="bullet"/>
+      <w:lvlText w:val=""/>
+      <w:lvlJc w:val="left"/>
+      <w:pPr>
+        <w:tabs>
+          <w:tab w:val="num" w:pos="5760"/>
+        </w:tabs>
+        <w:ind w:left="5760" w:hanging="360"/>
+      </w:pPr>
+      <w:rPr>
+        <w:rFonts w:ascii="Wingdings" w:hAnsi="Wingdings" w:hint="default"/>
+        <w:sz w:val="20"/>
+      </w:rPr>
+    </w:lvl>
+    <w:lvl w:ilvl="8" w:tentative="1">
+      <w:start w:val="1"/>
+      <w:numFmt w:val="bullet"/>
+      <w:lvlText w:val=""/>
+      <w:lvlJc w:val="left"/>
+      <w:pPr>
+        <w:tabs>
+          <w:tab w:val="num" w:pos="6480"/>
+        </w:tabs>
+        <w:ind w:left="6480" w:hanging="360"/>
+      </w:pPr>
+      <w:rPr>
+        <w:rFonts w:ascii="Wingdings" w:hAnsi="Wingdings" w:hint="default"/>
+        <w:sz w:val="20"/>
+      </w:rPr>
+    </w:lvl>
+  </w:abstractNum>
+  <w:abstractNum w:abstractNumId="62" w15:restartNumberingAfterBreak="0">
     <w:nsid w:val="38FE3987"/>
     <w:multiLevelType w:val="hybridMultilevel"/>
     <w:tmpl w:val="577231FC"/>
@@ -6881,7 +8815,7 @@
       </w:pPr>
     </w:lvl>
   </w:abstractNum>
-  <w:abstractNum w:abstractNumId="60" w15:restartNumberingAfterBreak="0">
+  <w:abstractNum w:abstractNumId="63" w15:restartNumberingAfterBreak="0">
     <w:nsid w:val="3C7D3887"/>
     <w:multiLevelType w:val="hybridMultilevel"/>
     <w:tmpl w:val="A8623A82"/>
@@ -6973,7 +8907,7 @@
       </w:pPr>
     </w:lvl>
   </w:abstractNum>
-  <w:abstractNum w:abstractNumId="61" w15:restartNumberingAfterBreak="0">
+  <w:abstractNum w:abstractNumId="64" w15:restartNumberingAfterBreak="0">
     <w:nsid w:val="3C8D3B00"/>
     <w:multiLevelType w:val="hybridMultilevel"/>
     <w:tmpl w:val="C428D342"/>
@@ -7066,7 +9000,7 @@
       </w:pPr>
     </w:lvl>
   </w:abstractNum>
-  <w:abstractNum w:abstractNumId="62" w15:restartNumberingAfterBreak="0">
+  <w:abstractNum w:abstractNumId="65" w15:restartNumberingAfterBreak="0">
     <w:nsid w:val="3E0D3797"/>
     <w:multiLevelType w:val="hybridMultilevel"/>
     <w:tmpl w:val="0B784960"/>
@@ -7181,7 +9115,120 @@
       </w:rPr>
     </w:lvl>
   </w:abstractNum>
-  <w:abstractNum w:abstractNumId="63" w15:restartNumberingAfterBreak="0">
+  <w:abstractNum w:abstractNumId="66" w15:restartNumberingAfterBreak="0">
+    <w:nsid w:val="3E57508E"/>
+    <w:multiLevelType w:val="hybridMultilevel"/>
+    <w:tmpl w:val="3FFE869E"/>
+    <w:lvl w:ilvl="0" w:tplc="04090001">
+      <w:start w:val="1"/>
+      <w:numFmt w:val="bullet"/>
+      <w:lvlText w:val=""/>
+      <w:lvlJc w:val="left"/>
+      <w:pPr>
+        <w:ind w:left="900" w:hanging="480"/>
+      </w:pPr>
+      <w:rPr>
+        <w:rFonts w:ascii="Wingdings" w:hAnsi="Wingdings" w:hint="default"/>
+      </w:rPr>
+    </w:lvl>
+    <w:lvl w:ilvl="1" w:tplc="04090003" w:tentative="1">
+      <w:start w:val="1"/>
+      <w:numFmt w:val="bullet"/>
+      <w:lvlText w:val=""/>
+      <w:lvlJc w:val="left"/>
+      <w:pPr>
+        <w:ind w:left="1380" w:hanging="480"/>
+      </w:pPr>
+      <w:rPr>
+        <w:rFonts w:ascii="Wingdings" w:hAnsi="Wingdings" w:hint="default"/>
+      </w:rPr>
+    </w:lvl>
+    <w:lvl w:ilvl="2" w:tplc="04090005" w:tentative="1">
+      <w:start w:val="1"/>
+      <w:numFmt w:val="bullet"/>
+      <w:lvlText w:val=""/>
+      <w:lvlJc w:val="left"/>
+      <w:pPr>
+        <w:ind w:left="1860" w:hanging="480"/>
+      </w:pPr>
+      <w:rPr>
+        <w:rFonts w:ascii="Wingdings" w:hAnsi="Wingdings" w:hint="default"/>
+      </w:rPr>
+    </w:lvl>
+    <w:lvl w:ilvl="3" w:tplc="04090001" w:tentative="1">
+      <w:start w:val="1"/>
+      <w:numFmt w:val="bullet"/>
+      <w:lvlText w:val=""/>
+      <w:lvlJc w:val="left"/>
+      <w:pPr>
+        <w:ind w:left="2340" w:hanging="480"/>
+      </w:pPr>
+      <w:rPr>
+        <w:rFonts w:ascii="Wingdings" w:hAnsi="Wingdings" w:hint="default"/>
+      </w:rPr>
+    </w:lvl>
+    <w:lvl w:ilvl="4" w:tplc="04090003" w:tentative="1">
+      <w:start w:val="1"/>
+      <w:numFmt w:val="bullet"/>
+      <w:lvlText w:val=""/>
+      <w:lvlJc w:val="left"/>
+      <w:pPr>
+        <w:ind w:left="2820" w:hanging="480"/>
+      </w:pPr>
+      <w:rPr>
+        <w:rFonts w:ascii="Wingdings" w:hAnsi="Wingdings" w:hint="default"/>
+      </w:rPr>
+    </w:lvl>
+    <w:lvl w:ilvl="5" w:tplc="04090005" w:tentative="1">
+      <w:start w:val="1"/>
+      <w:numFmt w:val="bullet"/>
+      <w:lvlText w:val=""/>
+      <w:lvlJc w:val="left"/>
+      <w:pPr>
+        <w:ind w:left="3300" w:hanging="480"/>
+      </w:pPr>
+      <w:rPr>
+        <w:rFonts w:ascii="Wingdings" w:hAnsi="Wingdings" w:hint="default"/>
+      </w:rPr>
+    </w:lvl>
+    <w:lvl w:ilvl="6" w:tplc="04090001" w:tentative="1">
+      <w:start w:val="1"/>
+      <w:numFmt w:val="bullet"/>
+      <w:lvlText w:val=""/>
+      <w:lvlJc w:val="left"/>
+      <w:pPr>
+        <w:ind w:left="3780" w:hanging="480"/>
+      </w:pPr>
+      <w:rPr>
+        <w:rFonts w:ascii="Wingdings" w:hAnsi="Wingdings" w:hint="default"/>
+      </w:rPr>
+    </w:lvl>
+    <w:lvl w:ilvl="7" w:tplc="04090003" w:tentative="1">
+      <w:start w:val="1"/>
+      <w:numFmt w:val="bullet"/>
+      <w:lvlText w:val=""/>
+      <w:lvlJc w:val="left"/>
+      <w:pPr>
+        <w:ind w:left="4260" w:hanging="480"/>
+      </w:pPr>
+      <w:rPr>
+        <w:rFonts w:ascii="Wingdings" w:hAnsi="Wingdings" w:hint="default"/>
+      </w:rPr>
+    </w:lvl>
+    <w:lvl w:ilvl="8" w:tplc="04090005" w:tentative="1">
+      <w:start w:val="1"/>
+      <w:numFmt w:val="bullet"/>
+      <w:lvlText w:val=""/>
+      <w:lvlJc w:val="left"/>
+      <w:pPr>
+        <w:ind w:left="4740" w:hanging="480"/>
+      </w:pPr>
+      <w:rPr>
+        <w:rFonts w:ascii="Wingdings" w:hAnsi="Wingdings" w:hint="default"/>
+      </w:rPr>
+    </w:lvl>
+  </w:abstractNum>
+  <w:abstractNum w:abstractNumId="67" w15:restartNumberingAfterBreak="0">
     <w:nsid w:val="404E260D"/>
     <w:multiLevelType w:val="hybridMultilevel"/>
     <w:tmpl w:val="A8623A82"/>
@@ -7273,7 +9320,7 @@
       </w:pPr>
     </w:lvl>
   </w:abstractNum>
-  <w:abstractNum w:abstractNumId="64" w15:restartNumberingAfterBreak="0">
+  <w:abstractNum w:abstractNumId="68" w15:restartNumberingAfterBreak="0">
     <w:nsid w:val="40A77F8B"/>
     <w:multiLevelType w:val="hybridMultilevel"/>
     <w:tmpl w:val="01E60D5E"/>
@@ -7368,7 +9415,7 @@
       </w:pPr>
     </w:lvl>
   </w:abstractNum>
-  <w:abstractNum w:abstractNumId="65" w15:restartNumberingAfterBreak="0">
+  <w:abstractNum w:abstractNumId="69" w15:restartNumberingAfterBreak="0">
     <w:nsid w:val="414253ED"/>
     <w:multiLevelType w:val="hybridMultilevel"/>
     <w:tmpl w:val="3E00FF3A"/>
@@ -7454,7 +9501,7 @@
       </w:pPr>
     </w:lvl>
   </w:abstractNum>
-  <w:abstractNum w:abstractNumId="66" w15:restartNumberingAfterBreak="0">
+  <w:abstractNum w:abstractNumId="70" w15:restartNumberingAfterBreak="0">
     <w:nsid w:val="41E407A2"/>
     <w:multiLevelType w:val="hybridMultilevel"/>
     <w:tmpl w:val="12DE19C0"/>
@@ -7547,7 +9594,7 @@
       </w:pPr>
     </w:lvl>
   </w:abstractNum>
-  <w:abstractNum w:abstractNumId="67" w15:restartNumberingAfterBreak="0">
+  <w:abstractNum w:abstractNumId="71" w15:restartNumberingAfterBreak="0">
     <w:nsid w:val="4247689F"/>
     <w:multiLevelType w:val="hybridMultilevel"/>
     <w:tmpl w:val="CB701276"/>
@@ -7663,7 +9710,7 @@
       </w:pPr>
     </w:lvl>
   </w:abstractNum>
-  <w:abstractNum w:abstractNumId="68" w15:restartNumberingAfterBreak="0">
+  <w:abstractNum w:abstractNumId="72" w15:restartNumberingAfterBreak="0">
     <w:nsid w:val="4302762A"/>
     <w:multiLevelType w:val="hybridMultilevel"/>
     <w:tmpl w:val="9A82F014"/>
@@ -7779,7 +9826,7 @@
       </w:pPr>
     </w:lvl>
   </w:abstractNum>
-  <w:abstractNum w:abstractNumId="69" w15:restartNumberingAfterBreak="0">
+  <w:abstractNum w:abstractNumId="73" w15:restartNumberingAfterBreak="0">
     <w:nsid w:val="448A12EA"/>
     <w:multiLevelType w:val="hybridMultilevel"/>
     <w:tmpl w:val="5524A190"/>
@@ -7870,7 +9917,7 @@
       </w:pPr>
     </w:lvl>
   </w:abstractNum>
-  <w:abstractNum w:abstractNumId="70" w15:restartNumberingAfterBreak="0">
+  <w:abstractNum w:abstractNumId="74" w15:restartNumberingAfterBreak="0">
     <w:nsid w:val="45C85789"/>
     <w:multiLevelType w:val="hybridMultilevel"/>
     <w:tmpl w:val="A8623A82"/>
@@ -7962,7 +10009,156 @@
       </w:pPr>
     </w:lvl>
   </w:abstractNum>
-  <w:abstractNum w:abstractNumId="71" w15:restartNumberingAfterBreak="0">
+  <w:abstractNum w:abstractNumId="75" w15:restartNumberingAfterBreak="0">
+    <w:nsid w:val="49905478"/>
+    <w:multiLevelType w:val="multilevel"/>
+    <w:tmpl w:val="A754B834"/>
+    <w:lvl w:ilvl="0">
+      <w:start w:val="1"/>
+      <w:numFmt w:val="bullet"/>
+      <w:lvlText w:val=""/>
+      <w:lvlJc w:val="left"/>
+      <w:pPr>
+        <w:tabs>
+          <w:tab w:val="num" w:pos="720"/>
+        </w:tabs>
+        <w:ind w:left="720" w:hanging="360"/>
+      </w:pPr>
+      <w:rPr>
+        <w:rFonts w:ascii="Symbol" w:hAnsi="Symbol" w:hint="default"/>
+        <w:sz w:val="20"/>
+      </w:rPr>
+    </w:lvl>
+    <w:lvl w:ilvl="1" w:tentative="1">
+      <w:start w:val="1"/>
+      <w:numFmt w:val="bullet"/>
+      <w:lvlText w:val="o"/>
+      <w:lvlJc w:val="left"/>
+      <w:pPr>
+        <w:tabs>
+          <w:tab w:val="num" w:pos="1440"/>
+        </w:tabs>
+        <w:ind w:left="1440" w:hanging="360"/>
+      </w:pPr>
+      <w:rPr>
+        <w:rFonts w:ascii="Courier New" w:hAnsi="Courier New" w:hint="default"/>
+        <w:sz w:val="20"/>
+      </w:rPr>
+    </w:lvl>
+    <w:lvl w:ilvl="2" w:tentative="1">
+      <w:start w:val="1"/>
+      <w:numFmt w:val="bullet"/>
+      <w:lvlText w:val=""/>
+      <w:lvlJc w:val="left"/>
+      <w:pPr>
+        <w:tabs>
+          <w:tab w:val="num" w:pos="2160"/>
+        </w:tabs>
+        <w:ind w:left="2160" w:hanging="360"/>
+      </w:pPr>
+      <w:rPr>
+        <w:rFonts w:ascii="Wingdings" w:hAnsi="Wingdings" w:hint="default"/>
+        <w:sz w:val="20"/>
+      </w:rPr>
+    </w:lvl>
+    <w:lvl w:ilvl="3" w:tentative="1">
+      <w:start w:val="1"/>
+      <w:numFmt w:val="bullet"/>
+      <w:lvlText w:val=""/>
+      <w:lvlJc w:val="left"/>
+      <w:pPr>
+        <w:tabs>
+          <w:tab w:val="num" w:pos="2880"/>
+        </w:tabs>
+        <w:ind w:left="2880" w:hanging="360"/>
+      </w:pPr>
+      <w:rPr>
+        <w:rFonts w:ascii="Wingdings" w:hAnsi="Wingdings" w:hint="default"/>
+        <w:sz w:val="20"/>
+      </w:rPr>
+    </w:lvl>
+    <w:lvl w:ilvl="4" w:tentative="1">
+      <w:start w:val="1"/>
+      <w:numFmt w:val="bullet"/>
+      <w:lvlText w:val=""/>
+      <w:lvlJc w:val="left"/>
+      <w:pPr>
+        <w:tabs>
+          <w:tab w:val="num" w:pos="3600"/>
+        </w:tabs>
+        <w:ind w:left="3600" w:hanging="360"/>
+      </w:pPr>
+      <w:rPr>
+        <w:rFonts w:ascii="Wingdings" w:hAnsi="Wingdings" w:hint="default"/>
+        <w:sz w:val="20"/>
+      </w:rPr>
+    </w:lvl>
+    <w:lvl w:ilvl="5" w:tentative="1">
+      <w:start w:val="1"/>
+      <w:numFmt w:val="bullet"/>
+      <w:lvlText w:val=""/>
+      <w:lvlJc w:val="left"/>
+      <w:pPr>
+        <w:tabs>
+          <w:tab w:val="num" w:pos="4320"/>
+        </w:tabs>
+        <w:ind w:left="4320" w:hanging="360"/>
+      </w:pPr>
+      <w:rPr>
+        <w:rFonts w:ascii="Wingdings" w:hAnsi="Wingdings" w:hint="default"/>
+        <w:sz w:val="20"/>
+      </w:rPr>
+    </w:lvl>
+    <w:lvl w:ilvl="6" w:tentative="1">
+      <w:start w:val="1"/>
+      <w:numFmt w:val="bullet"/>
+      <w:lvlText w:val=""/>
+      <w:lvlJc w:val="left"/>
+      <w:pPr>
+        <w:tabs>
+          <w:tab w:val="num" w:pos="5040"/>
+        </w:tabs>
+        <w:ind w:left="5040" w:hanging="360"/>
+      </w:pPr>
+      <w:rPr>
+        <w:rFonts w:ascii="Wingdings" w:hAnsi="Wingdings" w:hint="default"/>
+        <w:sz w:val="20"/>
+      </w:rPr>
+    </w:lvl>
+    <w:lvl w:ilvl="7" w:tentative="1">
+      <w:start w:val="1"/>
+      <w:numFmt w:val="bullet"/>
+      <w:lvlText w:val=""/>
+      <w:lvlJc w:val="left"/>
+      <w:pPr>
+        <w:tabs>
+          <w:tab w:val="num" w:pos="5760"/>
+        </w:tabs>
+        <w:ind w:left="5760" w:hanging="360"/>
+      </w:pPr>
+      <w:rPr>
+        <w:rFonts w:ascii="Wingdings" w:hAnsi="Wingdings" w:hint="default"/>
+        <w:sz w:val="20"/>
+      </w:rPr>
+    </w:lvl>
+    <w:lvl w:ilvl="8" w:tentative="1">
+      <w:start w:val="1"/>
+      <w:numFmt w:val="bullet"/>
+      <w:lvlText w:val=""/>
+      <w:lvlJc w:val="left"/>
+      <w:pPr>
+        <w:tabs>
+          <w:tab w:val="num" w:pos="6480"/>
+        </w:tabs>
+        <w:ind w:left="6480" w:hanging="360"/>
+      </w:pPr>
+      <w:rPr>
+        <w:rFonts w:ascii="Wingdings" w:hAnsi="Wingdings" w:hint="default"/>
+        <w:sz w:val="20"/>
+      </w:rPr>
+    </w:lvl>
+  </w:abstractNum>
+  <w:abstractNum w:abstractNumId="76" w15:restartNumberingAfterBreak="0">
     <w:nsid w:val="49AC0E0D"/>
     <w:multiLevelType w:val="hybridMultilevel"/>
     <w:tmpl w:val="855A5E3C"/>
@@ -8053,7 +10249,7 @@
       </w:pPr>
     </w:lvl>
   </w:abstractNum>
-  <w:abstractNum w:abstractNumId="72" w15:restartNumberingAfterBreak="0">
+  <w:abstractNum w:abstractNumId="77" w15:restartNumberingAfterBreak="0">
     <w:nsid w:val="49C01BE4"/>
     <w:multiLevelType w:val="hybridMultilevel"/>
     <w:tmpl w:val="2BD6F5B0"/>
@@ -8167,7 +10363,7 @@
       </w:rPr>
     </w:lvl>
   </w:abstractNum>
-  <w:abstractNum w:abstractNumId="73" w15:restartNumberingAfterBreak="0">
+  <w:abstractNum w:abstractNumId="78" w15:restartNumberingAfterBreak="0">
     <w:nsid w:val="4A572B31"/>
     <w:multiLevelType w:val="hybridMultilevel"/>
     <w:tmpl w:val="72CECDD0"/>
@@ -8258,7 +10454,7 @@
       </w:pPr>
     </w:lvl>
   </w:abstractNum>
-  <w:abstractNum w:abstractNumId="74" w15:restartNumberingAfterBreak="0">
+  <w:abstractNum w:abstractNumId="79" w15:restartNumberingAfterBreak="0">
     <w:nsid w:val="4A9E44B4"/>
     <w:multiLevelType w:val="hybridMultilevel"/>
     <w:tmpl w:val="1458C32C"/>
@@ -8348,7 +10544,7 @@
       </w:pPr>
     </w:lvl>
   </w:abstractNum>
-  <w:abstractNum w:abstractNumId="75" w15:restartNumberingAfterBreak="0">
+  <w:abstractNum w:abstractNumId="80" w15:restartNumberingAfterBreak="0">
     <w:nsid w:val="4B4F570E"/>
     <w:multiLevelType w:val="hybridMultilevel"/>
     <w:tmpl w:val="D3D2D6E8"/>
@@ -8466,7 +10662,7 @@
       </w:pPr>
     </w:lvl>
   </w:abstractNum>
-  <w:abstractNum w:abstractNumId="76" w15:restartNumberingAfterBreak="0">
+  <w:abstractNum w:abstractNumId="81" w15:restartNumberingAfterBreak="0">
     <w:nsid w:val="4D450352"/>
     <w:multiLevelType w:val="hybridMultilevel"/>
     <w:tmpl w:val="6A72FDA6"/>
@@ -8552,7 +10748,156 @@
       </w:pPr>
     </w:lvl>
   </w:abstractNum>
-  <w:abstractNum w:abstractNumId="77" w15:restartNumberingAfterBreak="0">
+  <w:abstractNum w:abstractNumId="82" w15:restartNumberingAfterBreak="0">
+    <w:nsid w:val="4DD232BE"/>
+    <w:multiLevelType w:val="multilevel"/>
+    <w:tmpl w:val="AF84D022"/>
+    <w:lvl w:ilvl="0">
+      <w:start w:val="1"/>
+      <w:numFmt w:val="bullet"/>
+      <w:lvlText w:val=""/>
+      <w:lvlJc w:val="left"/>
+      <w:pPr>
+        <w:tabs>
+          <w:tab w:val="num" w:pos="720"/>
+        </w:tabs>
+        <w:ind w:left="720" w:hanging="360"/>
+      </w:pPr>
+      <w:rPr>
+        <w:rFonts w:ascii="Symbol" w:hAnsi="Symbol" w:hint="default"/>
+        <w:sz w:val="20"/>
+      </w:rPr>
+    </w:lvl>
+    <w:lvl w:ilvl="1" w:tentative="1">
+      <w:start w:val="1"/>
+      <w:numFmt w:val="bullet"/>
+      <w:lvlText w:val="o"/>
+      <w:lvlJc w:val="left"/>
+      <w:pPr>
+        <w:tabs>
+          <w:tab w:val="num" w:pos="1440"/>
+        </w:tabs>
+        <w:ind w:left="1440" w:hanging="360"/>
+      </w:pPr>
+      <w:rPr>
+        <w:rFonts w:ascii="Courier New" w:hAnsi="Courier New" w:hint="default"/>
+        <w:sz w:val="20"/>
+      </w:rPr>
+    </w:lvl>
+    <w:lvl w:ilvl="2" w:tentative="1">
+      <w:start w:val="1"/>
+      <w:numFmt w:val="bullet"/>
+      <w:lvlText w:val=""/>
+      <w:lvlJc w:val="left"/>
+      <w:pPr>
+        <w:tabs>
+          <w:tab w:val="num" w:pos="2160"/>
+        </w:tabs>
+        <w:ind w:left="2160" w:hanging="360"/>
+      </w:pPr>
+      <w:rPr>
+        <w:rFonts w:ascii="Wingdings" w:hAnsi="Wingdings" w:hint="default"/>
+        <w:sz w:val="20"/>
+      </w:rPr>
+    </w:lvl>
+    <w:lvl w:ilvl="3" w:tentative="1">
+      <w:start w:val="1"/>
+      <w:numFmt w:val="bullet"/>
+      <w:lvlText w:val=""/>
+      <w:lvlJc w:val="left"/>
+      <w:pPr>
+        <w:tabs>
+          <w:tab w:val="num" w:pos="2880"/>
+        </w:tabs>
+        <w:ind w:left="2880" w:hanging="360"/>
+      </w:pPr>
+      <w:rPr>
+        <w:rFonts w:ascii="Wingdings" w:hAnsi="Wingdings" w:hint="default"/>
+        <w:sz w:val="20"/>
+      </w:rPr>
+    </w:lvl>
+    <w:lvl w:ilvl="4" w:tentative="1">
+      <w:start w:val="1"/>
+      <w:numFmt w:val="bullet"/>
+      <w:lvlText w:val=""/>
+      <w:lvlJc w:val="left"/>
+      <w:pPr>
+        <w:tabs>
+          <w:tab w:val="num" w:pos="3600"/>
+        </w:tabs>
+        <w:ind w:left="3600" w:hanging="360"/>
+      </w:pPr>
+      <w:rPr>
+        <w:rFonts w:ascii="Wingdings" w:hAnsi="Wingdings" w:hint="default"/>
+        <w:sz w:val="20"/>
+      </w:rPr>
+    </w:lvl>
+    <w:lvl w:ilvl="5" w:tentative="1">
+      <w:start w:val="1"/>
+      <w:numFmt w:val="bullet"/>
+      <w:lvlText w:val=""/>
+      <w:lvlJc w:val="left"/>
+      <w:pPr>
+        <w:tabs>
+          <w:tab w:val="num" w:pos="4320"/>
+        </w:tabs>
+        <w:ind w:left="4320" w:hanging="360"/>
+      </w:pPr>
+      <w:rPr>
+        <w:rFonts w:ascii="Wingdings" w:hAnsi="Wingdings" w:hint="default"/>
+        <w:sz w:val="20"/>
+      </w:rPr>
+    </w:lvl>
+    <w:lvl w:ilvl="6" w:tentative="1">
+      <w:start w:val="1"/>
+      <w:numFmt w:val="bullet"/>
+      <w:lvlText w:val=""/>
+      <w:lvlJc w:val="left"/>
+      <w:pPr>
+        <w:tabs>
+          <w:tab w:val="num" w:pos="5040"/>
+        </w:tabs>
+        <w:ind w:left="5040" w:hanging="360"/>
+      </w:pPr>
+      <w:rPr>
+        <w:rFonts w:ascii="Wingdings" w:hAnsi="Wingdings" w:hint="default"/>
+        <w:sz w:val="20"/>
+      </w:rPr>
+    </w:lvl>
+    <w:lvl w:ilvl="7" w:tentative="1">
+      <w:start w:val="1"/>
+      <w:numFmt w:val="bullet"/>
+      <w:lvlText w:val=""/>
+      <w:lvlJc w:val="left"/>
+      <w:pPr>
+        <w:tabs>
+          <w:tab w:val="num" w:pos="5760"/>
+        </w:tabs>
+        <w:ind w:left="5760" w:hanging="360"/>
+      </w:pPr>
+      <w:rPr>
+        <w:rFonts w:ascii="Wingdings" w:hAnsi="Wingdings" w:hint="default"/>
+        <w:sz w:val="20"/>
+      </w:rPr>
+    </w:lvl>
+    <w:lvl w:ilvl="8" w:tentative="1">
+      <w:start w:val="1"/>
+      <w:numFmt w:val="bullet"/>
+      <w:lvlText w:val=""/>
+      <w:lvlJc w:val="left"/>
+      <w:pPr>
+        <w:tabs>
+          <w:tab w:val="num" w:pos="6480"/>
+        </w:tabs>
+        <w:ind w:left="6480" w:hanging="360"/>
+      </w:pPr>
+      <w:rPr>
+        <w:rFonts w:ascii="Wingdings" w:hAnsi="Wingdings" w:hint="default"/>
+        <w:sz w:val="20"/>
+      </w:rPr>
+    </w:lvl>
+  </w:abstractNum>
+  <w:abstractNum w:abstractNumId="83" w15:restartNumberingAfterBreak="0">
     <w:nsid w:val="4E387B32"/>
     <w:multiLevelType w:val="hybridMultilevel"/>
     <w:tmpl w:val="9C82D1FE"/>
@@ -8642,7 +10987,7 @@
       </w:pPr>
     </w:lvl>
   </w:abstractNum>
-  <w:abstractNum w:abstractNumId="78" w15:restartNumberingAfterBreak="0">
+  <w:abstractNum w:abstractNumId="84" w15:restartNumberingAfterBreak="0">
     <w:nsid w:val="4FB21569"/>
     <w:multiLevelType w:val="hybridMultilevel"/>
     <w:tmpl w:val="090A3C6E"/>
@@ -8755,7 +11100,7 @@
       </w:rPr>
     </w:lvl>
   </w:abstractNum>
-  <w:abstractNum w:abstractNumId="79" w15:restartNumberingAfterBreak="0">
+  <w:abstractNum w:abstractNumId="85" w15:restartNumberingAfterBreak="0">
     <w:nsid w:val="50047390"/>
     <w:multiLevelType w:val="hybridMultilevel"/>
     <w:tmpl w:val="A8623A82"/>
@@ -8847,7 +11192,7 @@
       </w:pPr>
     </w:lvl>
   </w:abstractNum>
-  <w:abstractNum w:abstractNumId="80" w15:restartNumberingAfterBreak="0">
+  <w:abstractNum w:abstractNumId="86" w15:restartNumberingAfterBreak="0">
     <w:nsid w:val="502B3F1E"/>
     <w:multiLevelType w:val="hybridMultilevel"/>
     <w:tmpl w:val="88B87188"/>
@@ -8936,7 +11281,7 @@
       </w:pPr>
     </w:lvl>
   </w:abstractNum>
-  <w:abstractNum w:abstractNumId="81" w15:restartNumberingAfterBreak="0">
+  <w:abstractNum w:abstractNumId="87" w15:restartNumberingAfterBreak="0">
     <w:nsid w:val="520A223D"/>
     <w:multiLevelType w:val="hybridMultilevel"/>
     <w:tmpl w:val="494AEDEC"/>
@@ -9078,7 +11423,156 @@
       </w:rPr>
     </w:lvl>
   </w:abstractNum>
-  <w:abstractNum w:abstractNumId="82" w15:restartNumberingAfterBreak="0">
+  <w:abstractNum w:abstractNumId="88" w15:restartNumberingAfterBreak="0">
+    <w:nsid w:val="52AB3A7A"/>
+    <w:multiLevelType w:val="multilevel"/>
+    <w:tmpl w:val="568A490A"/>
+    <w:lvl w:ilvl="0">
+      <w:start w:val="1"/>
+      <w:numFmt w:val="bullet"/>
+      <w:lvlText w:val=""/>
+      <w:lvlJc w:val="left"/>
+      <w:pPr>
+        <w:tabs>
+          <w:tab w:val="num" w:pos="720"/>
+        </w:tabs>
+        <w:ind w:left="720" w:hanging="360"/>
+      </w:pPr>
+      <w:rPr>
+        <w:rFonts w:ascii="Symbol" w:hAnsi="Symbol" w:hint="default"/>
+        <w:sz w:val="20"/>
+      </w:rPr>
+    </w:lvl>
+    <w:lvl w:ilvl="1" w:tentative="1">
+      <w:start w:val="1"/>
+      <w:numFmt w:val="bullet"/>
+      <w:lvlText w:val="o"/>
+      <w:lvlJc w:val="left"/>
+      <w:pPr>
+        <w:tabs>
+          <w:tab w:val="num" w:pos="1440"/>
+        </w:tabs>
+        <w:ind w:left="1440" w:hanging="360"/>
+      </w:pPr>
+      <w:rPr>
+        <w:rFonts w:ascii="Courier New" w:hAnsi="Courier New" w:hint="default"/>
+        <w:sz w:val="20"/>
+      </w:rPr>
+    </w:lvl>
+    <w:lvl w:ilvl="2" w:tentative="1">
+      <w:start w:val="1"/>
+      <w:numFmt w:val="bullet"/>
+      <w:lvlText w:val=""/>
+      <w:lvlJc w:val="left"/>
+      <w:pPr>
+        <w:tabs>
+          <w:tab w:val="num" w:pos="2160"/>
+        </w:tabs>
+        <w:ind w:left="2160" w:hanging="360"/>
+      </w:pPr>
+      <w:rPr>
+        <w:rFonts w:ascii="Wingdings" w:hAnsi="Wingdings" w:hint="default"/>
+        <w:sz w:val="20"/>
+      </w:rPr>
+    </w:lvl>
+    <w:lvl w:ilvl="3" w:tentative="1">
+      <w:start w:val="1"/>
+      <w:numFmt w:val="bullet"/>
+      <w:lvlText w:val=""/>
+      <w:lvlJc w:val="left"/>
+      <w:pPr>
+        <w:tabs>
+          <w:tab w:val="num" w:pos="2880"/>
+        </w:tabs>
+        <w:ind w:left="2880" w:hanging="360"/>
+      </w:pPr>
+      <w:rPr>
+        <w:rFonts w:ascii="Wingdings" w:hAnsi="Wingdings" w:hint="default"/>
+        <w:sz w:val="20"/>
+      </w:rPr>
+    </w:lvl>
+    <w:lvl w:ilvl="4" w:tentative="1">
+      <w:start w:val="1"/>
+      <w:numFmt w:val="bullet"/>
+      <w:lvlText w:val=""/>
+      <w:lvlJc w:val="left"/>
+      <w:pPr>
+        <w:tabs>
+          <w:tab w:val="num" w:pos="3600"/>
+        </w:tabs>
+        <w:ind w:left="3600" w:hanging="360"/>
+      </w:pPr>
+      <w:rPr>
+        <w:rFonts w:ascii="Wingdings" w:hAnsi="Wingdings" w:hint="default"/>
+        <w:sz w:val="20"/>
+      </w:rPr>
+    </w:lvl>
+    <w:lvl w:ilvl="5" w:tentative="1">
+      <w:start w:val="1"/>
+      <w:numFmt w:val="bullet"/>
+      <w:lvlText w:val=""/>
+      <w:lvlJc w:val="left"/>
+      <w:pPr>
+        <w:tabs>
+          <w:tab w:val="num" w:pos="4320"/>
+        </w:tabs>
+        <w:ind w:left="4320" w:hanging="360"/>
+      </w:pPr>
+      <w:rPr>
+        <w:rFonts w:ascii="Wingdings" w:hAnsi="Wingdings" w:hint="default"/>
+        <w:sz w:val="20"/>
+      </w:rPr>
+    </w:lvl>
+    <w:lvl w:ilvl="6" w:tentative="1">
+      <w:start w:val="1"/>
+      <w:numFmt w:val="bullet"/>
+      <w:lvlText w:val=""/>
+      <w:lvlJc w:val="left"/>
+      <w:pPr>
+        <w:tabs>
+          <w:tab w:val="num" w:pos="5040"/>
+        </w:tabs>
+        <w:ind w:left="5040" w:hanging="360"/>
+      </w:pPr>
+      <w:rPr>
+        <w:rFonts w:ascii="Wingdings" w:hAnsi="Wingdings" w:hint="default"/>
+        <w:sz w:val="20"/>
+      </w:rPr>
+    </w:lvl>
+    <w:lvl w:ilvl="7" w:tentative="1">
+      <w:start w:val="1"/>
+      <w:numFmt w:val="bullet"/>
+      <w:lvlText w:val=""/>
+      <w:lvlJc w:val="left"/>
+      <w:pPr>
+        <w:tabs>
+          <w:tab w:val="num" w:pos="5760"/>
+        </w:tabs>
+        <w:ind w:left="5760" w:hanging="360"/>
+      </w:pPr>
+      <w:rPr>
+        <w:rFonts w:ascii="Wingdings" w:hAnsi="Wingdings" w:hint="default"/>
+        <w:sz w:val="20"/>
+      </w:rPr>
+    </w:lvl>
+    <w:lvl w:ilvl="8" w:tentative="1">
+      <w:start w:val="1"/>
+      <w:numFmt w:val="bullet"/>
+      <w:lvlText w:val=""/>
+      <w:lvlJc w:val="left"/>
+      <w:pPr>
+        <w:tabs>
+          <w:tab w:val="num" w:pos="6480"/>
+        </w:tabs>
+        <w:ind w:left="6480" w:hanging="360"/>
+      </w:pPr>
+      <w:rPr>
+        <w:rFonts w:ascii="Wingdings" w:hAnsi="Wingdings" w:hint="default"/>
+        <w:sz w:val="20"/>
+      </w:rPr>
+    </w:lvl>
+  </w:abstractNum>
+  <w:abstractNum w:abstractNumId="89" w15:restartNumberingAfterBreak="0">
     <w:nsid w:val="5310463D"/>
     <w:multiLevelType w:val="hybridMultilevel"/>
     <w:tmpl w:val="A6AC7CC6"/>
@@ -9169,7 +11663,7 @@
       </w:pPr>
     </w:lvl>
   </w:abstractNum>
-  <w:abstractNum w:abstractNumId="83" w15:restartNumberingAfterBreak="0">
+  <w:abstractNum w:abstractNumId="90" w15:restartNumberingAfterBreak="0">
     <w:nsid w:val="54DF3ABD"/>
     <w:multiLevelType w:val="hybridMultilevel"/>
     <w:tmpl w:val="A8623A82"/>
@@ -9261,7 +11755,7 @@
       </w:pPr>
     </w:lvl>
   </w:abstractNum>
-  <w:abstractNum w:abstractNumId="84" w15:restartNumberingAfterBreak="0">
+  <w:abstractNum w:abstractNumId="91" w15:restartNumberingAfterBreak="0">
     <w:nsid w:val="56746C52"/>
     <w:multiLevelType w:val="hybridMultilevel"/>
     <w:tmpl w:val="A8623A82"/>
@@ -9353,7 +11847,156 @@
       </w:pPr>
     </w:lvl>
   </w:abstractNum>
-  <w:abstractNum w:abstractNumId="85" w15:restartNumberingAfterBreak="0">
+  <w:abstractNum w:abstractNumId="92" w15:restartNumberingAfterBreak="0">
+    <w:nsid w:val="56EE3CE5"/>
+    <w:multiLevelType w:val="multilevel"/>
+    <w:tmpl w:val="9BF8E02A"/>
+    <w:lvl w:ilvl="0">
+      <w:start w:val="1"/>
+      <w:numFmt w:val="bullet"/>
+      <w:lvlText w:val=""/>
+      <w:lvlJc w:val="left"/>
+      <w:pPr>
+        <w:tabs>
+          <w:tab w:val="num" w:pos="720"/>
+        </w:tabs>
+        <w:ind w:left="720" w:hanging="360"/>
+      </w:pPr>
+      <w:rPr>
+        <w:rFonts w:ascii="Symbol" w:hAnsi="Symbol" w:hint="default"/>
+        <w:sz w:val="20"/>
+      </w:rPr>
+    </w:lvl>
+    <w:lvl w:ilvl="1" w:tentative="1">
+      <w:start w:val="1"/>
+      <w:numFmt w:val="bullet"/>
+      <w:lvlText w:val="o"/>
+      <w:lvlJc w:val="left"/>
+      <w:pPr>
+        <w:tabs>
+          <w:tab w:val="num" w:pos="1440"/>
+        </w:tabs>
+        <w:ind w:left="1440" w:hanging="360"/>
+      </w:pPr>
+      <w:rPr>
+        <w:rFonts w:ascii="Courier New" w:hAnsi="Courier New" w:hint="default"/>
+        <w:sz w:val="20"/>
+      </w:rPr>
+    </w:lvl>
+    <w:lvl w:ilvl="2" w:tentative="1">
+      <w:start w:val="1"/>
+      <w:numFmt w:val="bullet"/>
+      <w:lvlText w:val=""/>
+      <w:lvlJc w:val="left"/>
+      <w:pPr>
+        <w:tabs>
+          <w:tab w:val="num" w:pos="2160"/>
+        </w:tabs>
+        <w:ind w:left="2160" w:hanging="360"/>
+      </w:pPr>
+      <w:rPr>
+        <w:rFonts w:ascii="Wingdings" w:hAnsi="Wingdings" w:hint="default"/>
+        <w:sz w:val="20"/>
+      </w:rPr>
+    </w:lvl>
+    <w:lvl w:ilvl="3" w:tentative="1">
+      <w:start w:val="1"/>
+      <w:numFmt w:val="bullet"/>
+      <w:lvlText w:val=""/>
+      <w:lvlJc w:val="left"/>
+      <w:pPr>
+        <w:tabs>
+          <w:tab w:val="num" w:pos="2880"/>
+        </w:tabs>
+        <w:ind w:left="2880" w:hanging="360"/>
+      </w:pPr>
+      <w:rPr>
+        <w:rFonts w:ascii="Wingdings" w:hAnsi="Wingdings" w:hint="default"/>
+        <w:sz w:val="20"/>
+      </w:rPr>
+    </w:lvl>
+    <w:lvl w:ilvl="4" w:tentative="1">
+      <w:start w:val="1"/>
+      <w:numFmt w:val="bullet"/>
+      <w:lvlText w:val=""/>
+      <w:lvlJc w:val="left"/>
+      <w:pPr>
+        <w:tabs>
+          <w:tab w:val="num" w:pos="3600"/>
+        </w:tabs>
+        <w:ind w:left="3600" w:hanging="360"/>
+      </w:pPr>
+      <w:rPr>
+        <w:rFonts w:ascii="Wingdings" w:hAnsi="Wingdings" w:hint="default"/>
+        <w:sz w:val="20"/>
+      </w:rPr>
+    </w:lvl>
+    <w:lvl w:ilvl="5" w:tentative="1">
+      <w:start w:val="1"/>
+      <w:numFmt w:val="bullet"/>
+      <w:lvlText w:val=""/>
+      <w:lvlJc w:val="left"/>
+      <w:pPr>
+        <w:tabs>
+          <w:tab w:val="num" w:pos="4320"/>
+        </w:tabs>
+        <w:ind w:left="4320" w:hanging="360"/>
+      </w:pPr>
+      <w:rPr>
+        <w:rFonts w:ascii="Wingdings" w:hAnsi="Wingdings" w:hint="default"/>
+        <w:sz w:val="20"/>
+      </w:rPr>
+    </w:lvl>
+    <w:lvl w:ilvl="6" w:tentative="1">
+      <w:start w:val="1"/>
+      <w:numFmt w:val="bullet"/>
+      <w:lvlText w:val=""/>
+      <w:lvlJc w:val="left"/>
+      <w:pPr>
+        <w:tabs>
+          <w:tab w:val="num" w:pos="5040"/>
+        </w:tabs>
+        <w:ind w:left="5040" w:hanging="360"/>
+      </w:pPr>
+      <w:rPr>
+        <w:rFonts w:ascii="Wingdings" w:hAnsi="Wingdings" w:hint="default"/>
+        <w:sz w:val="20"/>
+      </w:rPr>
+    </w:lvl>
+    <w:lvl w:ilvl="7" w:tentative="1">
+      <w:start w:val="1"/>
+      <w:numFmt w:val="bullet"/>
+      <w:lvlText w:val=""/>
+      <w:lvlJc w:val="left"/>
+      <w:pPr>
+        <w:tabs>
+          <w:tab w:val="num" w:pos="5760"/>
+        </w:tabs>
+        <w:ind w:left="5760" w:hanging="360"/>
+      </w:pPr>
+      <w:rPr>
+        <w:rFonts w:ascii="Wingdings" w:hAnsi="Wingdings" w:hint="default"/>
+        <w:sz w:val="20"/>
+      </w:rPr>
+    </w:lvl>
+    <w:lvl w:ilvl="8" w:tentative="1">
+      <w:start w:val="1"/>
+      <w:numFmt w:val="bullet"/>
+      <w:lvlText w:val=""/>
+      <w:lvlJc w:val="left"/>
+      <w:pPr>
+        <w:tabs>
+          <w:tab w:val="num" w:pos="6480"/>
+        </w:tabs>
+        <w:ind w:left="6480" w:hanging="360"/>
+      </w:pPr>
+      <w:rPr>
+        <w:rFonts w:ascii="Wingdings" w:hAnsi="Wingdings" w:hint="default"/>
+        <w:sz w:val="20"/>
+      </w:rPr>
+    </w:lvl>
+  </w:abstractNum>
+  <w:abstractNum w:abstractNumId="93" w15:restartNumberingAfterBreak="0">
     <w:nsid w:val="5936276A"/>
     <w:multiLevelType w:val="hybridMultilevel"/>
     <w:tmpl w:val="78DAB70C"/>
@@ -9439,7 +12082,156 @@
       </w:pPr>
     </w:lvl>
   </w:abstractNum>
-  <w:abstractNum w:abstractNumId="86" w15:restartNumberingAfterBreak="0">
+  <w:abstractNum w:abstractNumId="94" w15:restartNumberingAfterBreak="0">
+    <w:nsid w:val="5C933775"/>
+    <w:multiLevelType w:val="multilevel"/>
+    <w:tmpl w:val="95EABBE6"/>
+    <w:lvl w:ilvl="0">
+      <w:start w:val="1"/>
+      <w:numFmt w:val="bullet"/>
+      <w:lvlText w:val=""/>
+      <w:lvlJc w:val="left"/>
+      <w:pPr>
+        <w:tabs>
+          <w:tab w:val="num" w:pos="720"/>
+        </w:tabs>
+        <w:ind w:left="720" w:hanging="360"/>
+      </w:pPr>
+      <w:rPr>
+        <w:rFonts w:ascii="Symbol" w:hAnsi="Symbol" w:hint="default"/>
+        <w:sz w:val="20"/>
+      </w:rPr>
+    </w:lvl>
+    <w:lvl w:ilvl="1" w:tentative="1">
+      <w:start w:val="1"/>
+      <w:numFmt w:val="bullet"/>
+      <w:lvlText w:val="o"/>
+      <w:lvlJc w:val="left"/>
+      <w:pPr>
+        <w:tabs>
+          <w:tab w:val="num" w:pos="1440"/>
+        </w:tabs>
+        <w:ind w:left="1440" w:hanging="360"/>
+      </w:pPr>
+      <w:rPr>
+        <w:rFonts w:ascii="Courier New" w:hAnsi="Courier New" w:hint="default"/>
+        <w:sz w:val="20"/>
+      </w:rPr>
+    </w:lvl>
+    <w:lvl w:ilvl="2" w:tentative="1">
+      <w:start w:val="1"/>
+      <w:numFmt w:val="bullet"/>
+      <w:lvlText w:val=""/>
+      <w:lvlJc w:val="left"/>
+      <w:pPr>
+        <w:tabs>
+          <w:tab w:val="num" w:pos="2160"/>
+        </w:tabs>
+        <w:ind w:left="2160" w:hanging="360"/>
+      </w:pPr>
+      <w:rPr>
+        <w:rFonts w:ascii="Wingdings" w:hAnsi="Wingdings" w:hint="default"/>
+        <w:sz w:val="20"/>
+      </w:rPr>
+    </w:lvl>
+    <w:lvl w:ilvl="3" w:tentative="1">
+      <w:start w:val="1"/>
+      <w:numFmt w:val="bullet"/>
+      <w:lvlText w:val=""/>
+      <w:lvlJc w:val="left"/>
+      <w:pPr>
+        <w:tabs>
+          <w:tab w:val="num" w:pos="2880"/>
+        </w:tabs>
+        <w:ind w:left="2880" w:hanging="360"/>
+      </w:pPr>
+      <w:rPr>
+        <w:rFonts w:ascii="Wingdings" w:hAnsi="Wingdings" w:hint="default"/>
+        <w:sz w:val="20"/>
+      </w:rPr>
+    </w:lvl>
+    <w:lvl w:ilvl="4" w:tentative="1">
+      <w:start w:val="1"/>
+      <w:numFmt w:val="bullet"/>
+      <w:lvlText w:val=""/>
+      <w:lvlJc w:val="left"/>
+      <w:pPr>
+        <w:tabs>
+          <w:tab w:val="num" w:pos="3600"/>
+        </w:tabs>
+        <w:ind w:left="3600" w:hanging="360"/>
+      </w:pPr>
+      <w:rPr>
+        <w:rFonts w:ascii="Wingdings" w:hAnsi="Wingdings" w:hint="default"/>
+        <w:sz w:val="20"/>
+      </w:rPr>
+    </w:lvl>
+    <w:lvl w:ilvl="5" w:tentative="1">
+      <w:start w:val="1"/>
+      <w:numFmt w:val="bullet"/>
+      <w:lvlText w:val=""/>
+      <w:lvlJc w:val="left"/>
+      <w:pPr>
+        <w:tabs>
+          <w:tab w:val="num" w:pos="4320"/>
+        </w:tabs>
+        <w:ind w:left="4320" w:hanging="360"/>
+      </w:pPr>
+      <w:rPr>
+        <w:rFonts w:ascii="Wingdings" w:hAnsi="Wingdings" w:hint="default"/>
+        <w:sz w:val="20"/>
+      </w:rPr>
+    </w:lvl>
+    <w:lvl w:ilvl="6" w:tentative="1">
+      <w:start w:val="1"/>
+      <w:numFmt w:val="bullet"/>
+      <w:lvlText w:val=""/>
+      <w:lvlJc w:val="left"/>
+      <w:pPr>
+        <w:tabs>
+          <w:tab w:val="num" w:pos="5040"/>
+        </w:tabs>
+        <w:ind w:left="5040" w:hanging="360"/>
+      </w:pPr>
+      <w:rPr>
+        <w:rFonts w:ascii="Wingdings" w:hAnsi="Wingdings" w:hint="default"/>
+        <w:sz w:val="20"/>
+      </w:rPr>
+    </w:lvl>
+    <w:lvl w:ilvl="7" w:tentative="1">
+      <w:start w:val="1"/>
+      <w:numFmt w:val="bullet"/>
+      <w:lvlText w:val=""/>
+      <w:lvlJc w:val="left"/>
+      <w:pPr>
+        <w:tabs>
+          <w:tab w:val="num" w:pos="5760"/>
+        </w:tabs>
+        <w:ind w:left="5760" w:hanging="360"/>
+      </w:pPr>
+      <w:rPr>
+        <w:rFonts w:ascii="Wingdings" w:hAnsi="Wingdings" w:hint="default"/>
+        <w:sz w:val="20"/>
+      </w:rPr>
+    </w:lvl>
+    <w:lvl w:ilvl="8" w:tentative="1">
+      <w:start w:val="1"/>
+      <w:numFmt w:val="bullet"/>
+      <w:lvlText w:val=""/>
+      <w:lvlJc w:val="left"/>
+      <w:pPr>
+        <w:tabs>
+          <w:tab w:val="num" w:pos="6480"/>
+        </w:tabs>
+        <w:ind w:left="6480" w:hanging="360"/>
+      </w:pPr>
+      <w:rPr>
+        <w:rFonts w:ascii="Wingdings" w:hAnsi="Wingdings" w:hint="default"/>
+        <w:sz w:val="20"/>
+      </w:rPr>
+    </w:lvl>
+  </w:abstractNum>
+  <w:abstractNum w:abstractNumId="95" w15:restartNumberingAfterBreak="0">
     <w:nsid w:val="5CB30FE3"/>
     <w:multiLevelType w:val="hybridMultilevel"/>
     <w:tmpl w:val="6F0A547C"/>
@@ -9552,7 +12344,7 @@
       </w:rPr>
     </w:lvl>
   </w:abstractNum>
-  <w:abstractNum w:abstractNumId="87" w15:restartNumberingAfterBreak="0">
+  <w:abstractNum w:abstractNumId="96" w15:restartNumberingAfterBreak="0">
     <w:nsid w:val="5CD21CA7"/>
     <w:multiLevelType w:val="hybridMultilevel"/>
     <w:tmpl w:val="F522CA48"/>
@@ -9692,7 +12484,7 @@
       </w:rPr>
     </w:lvl>
   </w:abstractNum>
-  <w:abstractNum w:abstractNumId="88" w15:restartNumberingAfterBreak="0">
+  <w:abstractNum w:abstractNumId="97" w15:restartNumberingAfterBreak="0">
     <w:nsid w:val="5CEE4D72"/>
     <w:multiLevelType w:val="hybridMultilevel"/>
     <w:tmpl w:val="A8623A82"/>
@@ -9784,7 +12576,7 @@
       </w:pPr>
     </w:lvl>
   </w:abstractNum>
-  <w:abstractNum w:abstractNumId="89" w15:restartNumberingAfterBreak="0">
+  <w:abstractNum w:abstractNumId="98" w15:restartNumberingAfterBreak="0">
     <w:nsid w:val="5D415FC5"/>
     <w:multiLevelType w:val="hybridMultilevel"/>
     <w:tmpl w:val="A8623A82"/>
@@ -9876,7 +12668,7 @@
       </w:pPr>
     </w:lvl>
   </w:abstractNum>
-  <w:abstractNum w:abstractNumId="90" w15:restartNumberingAfterBreak="0">
+  <w:abstractNum w:abstractNumId="99" w15:restartNumberingAfterBreak="0">
     <w:nsid w:val="5FE10968"/>
     <w:multiLevelType w:val="hybridMultilevel"/>
     <w:tmpl w:val="7B2492E6"/>
@@ -9966,7 +12758,7 @@
       </w:pPr>
     </w:lvl>
   </w:abstractNum>
-  <w:abstractNum w:abstractNumId="91" w15:restartNumberingAfterBreak="0">
+  <w:abstractNum w:abstractNumId="100" w15:restartNumberingAfterBreak="0">
     <w:nsid w:val="5FF630C2"/>
     <w:multiLevelType w:val="hybridMultilevel"/>
     <w:tmpl w:val="7F50C8A2"/>
@@ -10052,7 +12844,7 @@
       </w:pPr>
     </w:lvl>
   </w:abstractNum>
-  <w:abstractNum w:abstractNumId="92" w15:restartNumberingAfterBreak="0">
+  <w:abstractNum w:abstractNumId="101" w15:restartNumberingAfterBreak="0">
     <w:nsid w:val="606D1061"/>
     <w:multiLevelType w:val="hybridMultilevel"/>
     <w:tmpl w:val="32622814"/>
@@ -10169,7 +12961,7 @@
       </w:pPr>
     </w:lvl>
   </w:abstractNum>
-  <w:abstractNum w:abstractNumId="93" w15:restartNumberingAfterBreak="0">
+  <w:abstractNum w:abstractNumId="102" w15:restartNumberingAfterBreak="0">
     <w:nsid w:val="60F616AC"/>
     <w:multiLevelType w:val="hybridMultilevel"/>
     <w:tmpl w:val="DAEE59A6"/>
@@ -10255,7 +13047,7 @@
       </w:pPr>
     </w:lvl>
   </w:abstractNum>
-  <w:abstractNum w:abstractNumId="94" w15:restartNumberingAfterBreak="0">
+  <w:abstractNum w:abstractNumId="103" w15:restartNumberingAfterBreak="0">
     <w:nsid w:val="61362761"/>
     <w:multiLevelType w:val="hybridMultilevel"/>
     <w:tmpl w:val="539C1CDE"/>
@@ -10346,7 +13138,7 @@
       </w:pPr>
     </w:lvl>
   </w:abstractNum>
-  <w:abstractNum w:abstractNumId="95" w15:restartNumberingAfterBreak="0">
+  <w:abstractNum w:abstractNumId="104" w15:restartNumberingAfterBreak="0">
     <w:nsid w:val="616D5C01"/>
     <w:multiLevelType w:val="hybridMultilevel"/>
     <w:tmpl w:val="B296CDD4"/>
@@ -10435,7 +13227,7 @@
       </w:pPr>
     </w:lvl>
   </w:abstractNum>
-  <w:abstractNum w:abstractNumId="96" w15:restartNumberingAfterBreak="0">
+  <w:abstractNum w:abstractNumId="105" w15:restartNumberingAfterBreak="0">
     <w:nsid w:val="61734C39"/>
     <w:multiLevelType w:val="hybridMultilevel"/>
     <w:tmpl w:val="F742581E"/>
@@ -10526,7 +13318,7 @@
       </w:pPr>
     </w:lvl>
   </w:abstractNum>
-  <w:abstractNum w:abstractNumId="97" w15:restartNumberingAfterBreak="0">
+  <w:abstractNum w:abstractNumId="106" w15:restartNumberingAfterBreak="0">
     <w:nsid w:val="64585504"/>
     <w:multiLevelType w:val="hybridMultilevel"/>
     <w:tmpl w:val="6A72FDA6"/>
@@ -10612,7 +13404,7 @@
       </w:pPr>
     </w:lvl>
   </w:abstractNum>
-  <w:abstractNum w:abstractNumId="98" w15:restartNumberingAfterBreak="0">
+  <w:abstractNum w:abstractNumId="107" w15:restartNumberingAfterBreak="0">
     <w:nsid w:val="657E7153"/>
     <w:multiLevelType w:val="hybridMultilevel"/>
     <w:tmpl w:val="A29A9BB6"/>
@@ -10701,7 +13493,7 @@
       </w:pPr>
     </w:lvl>
   </w:abstractNum>
-  <w:abstractNum w:abstractNumId="99" w15:restartNumberingAfterBreak="0">
+  <w:abstractNum w:abstractNumId="108" w15:restartNumberingAfterBreak="0">
     <w:nsid w:val="65E26AF9"/>
     <w:multiLevelType w:val="hybridMultilevel"/>
     <w:tmpl w:val="F64A2D36"/>
@@ -10815,7 +13607,7 @@
       </w:rPr>
     </w:lvl>
   </w:abstractNum>
-  <w:abstractNum w:abstractNumId="100" w15:restartNumberingAfterBreak="0">
+  <w:abstractNum w:abstractNumId="109" w15:restartNumberingAfterBreak="0">
     <w:nsid w:val="685B35FF"/>
     <w:multiLevelType w:val="hybridMultilevel"/>
     <w:tmpl w:val="80C6C33A"/>
@@ -10904,7 +13696,7 @@
       </w:pPr>
     </w:lvl>
   </w:abstractNum>
-  <w:abstractNum w:abstractNumId="101" w15:restartNumberingAfterBreak="0">
+  <w:abstractNum w:abstractNumId="110" w15:restartNumberingAfterBreak="0">
     <w:nsid w:val="6A242DAC"/>
     <w:multiLevelType w:val="hybridMultilevel"/>
     <w:tmpl w:val="9EF6BC8E"/>
@@ -11020,7 +13812,7 @@
       </w:pPr>
     </w:lvl>
   </w:abstractNum>
-  <w:abstractNum w:abstractNumId="102" w15:restartNumberingAfterBreak="0">
+  <w:abstractNum w:abstractNumId="111" w15:restartNumberingAfterBreak="0">
     <w:nsid w:val="6A6D18AF"/>
     <w:multiLevelType w:val="hybridMultilevel"/>
     <w:tmpl w:val="D7B84046"/>
@@ -11135,7 +13927,7 @@
       </w:pPr>
     </w:lvl>
   </w:abstractNum>
-  <w:abstractNum w:abstractNumId="103" w15:restartNumberingAfterBreak="0">
+  <w:abstractNum w:abstractNumId="112" w15:restartNumberingAfterBreak="0">
     <w:nsid w:val="6B5F70AB"/>
     <w:multiLevelType w:val="hybridMultilevel"/>
     <w:tmpl w:val="8FB80002"/>
@@ -11229,7 +14021,156 @@
       </w:pPr>
     </w:lvl>
   </w:abstractNum>
-  <w:abstractNum w:abstractNumId="104" w15:restartNumberingAfterBreak="0">
+  <w:abstractNum w:abstractNumId="113" w15:restartNumberingAfterBreak="0">
+    <w:nsid w:val="6BEE63F3"/>
+    <w:multiLevelType w:val="multilevel"/>
+    <w:tmpl w:val="6F6C1A56"/>
+    <w:lvl w:ilvl="0">
+      <w:start w:val="1"/>
+      <w:numFmt w:val="bullet"/>
+      <w:lvlText w:val=""/>
+      <w:lvlJc w:val="left"/>
+      <w:pPr>
+        <w:tabs>
+          <w:tab w:val="num" w:pos="720"/>
+        </w:tabs>
+        <w:ind w:left="720" w:hanging="360"/>
+      </w:pPr>
+      <w:rPr>
+        <w:rFonts w:ascii="Symbol" w:hAnsi="Symbol" w:hint="default"/>
+        <w:sz w:val="20"/>
+      </w:rPr>
+    </w:lvl>
+    <w:lvl w:ilvl="1" w:tentative="1">
+      <w:start w:val="1"/>
+      <w:numFmt w:val="bullet"/>
+      <w:lvlText w:val="o"/>
+      <w:lvlJc w:val="left"/>
+      <w:pPr>
+        <w:tabs>
+          <w:tab w:val="num" w:pos="1440"/>
+        </w:tabs>
+        <w:ind w:left="1440" w:hanging="360"/>
+      </w:pPr>
+      <w:rPr>
+        <w:rFonts w:ascii="Courier New" w:hAnsi="Courier New" w:hint="default"/>
+        <w:sz w:val="20"/>
+      </w:rPr>
+    </w:lvl>
+    <w:lvl w:ilvl="2" w:tentative="1">
+      <w:start w:val="1"/>
+      <w:numFmt w:val="bullet"/>
+      <w:lvlText w:val=""/>
+      <w:lvlJc w:val="left"/>
+      <w:pPr>
+        <w:tabs>
+          <w:tab w:val="num" w:pos="2160"/>
+        </w:tabs>
+        <w:ind w:left="2160" w:hanging="360"/>
+      </w:pPr>
+      <w:rPr>
+        <w:rFonts w:ascii="Wingdings" w:hAnsi="Wingdings" w:hint="default"/>
+        <w:sz w:val="20"/>
+      </w:rPr>
+    </w:lvl>
+    <w:lvl w:ilvl="3" w:tentative="1">
+      <w:start w:val="1"/>
+      <w:numFmt w:val="bullet"/>
+      <w:lvlText w:val=""/>
+      <w:lvlJc w:val="left"/>
+      <w:pPr>
+        <w:tabs>
+          <w:tab w:val="num" w:pos="2880"/>
+        </w:tabs>
+        <w:ind w:left="2880" w:hanging="360"/>
+      </w:pPr>
+      <w:rPr>
+        <w:rFonts w:ascii="Wingdings" w:hAnsi="Wingdings" w:hint="default"/>
+        <w:sz w:val="20"/>
+      </w:rPr>
+    </w:lvl>
+    <w:lvl w:ilvl="4" w:tentative="1">
+      <w:start w:val="1"/>
+      <w:numFmt w:val="bullet"/>
+      <w:lvlText w:val=""/>
+      <w:lvlJc w:val="left"/>
+      <w:pPr>
+        <w:tabs>
+          <w:tab w:val="num" w:pos="3600"/>
+        </w:tabs>
+        <w:ind w:left="3600" w:hanging="360"/>
+      </w:pPr>
+      <w:rPr>
+        <w:rFonts w:ascii="Wingdings" w:hAnsi="Wingdings" w:hint="default"/>
+        <w:sz w:val="20"/>
+      </w:rPr>
+    </w:lvl>
+    <w:lvl w:ilvl="5" w:tentative="1">
+      <w:start w:val="1"/>
+      <w:numFmt w:val="bullet"/>
+      <w:lvlText w:val=""/>
+      <w:lvlJc w:val="left"/>
+      <w:pPr>
+        <w:tabs>
+          <w:tab w:val="num" w:pos="4320"/>
+        </w:tabs>
+        <w:ind w:left="4320" w:hanging="360"/>
+      </w:pPr>
+      <w:rPr>
+        <w:rFonts w:ascii="Wingdings" w:hAnsi="Wingdings" w:hint="default"/>
+        <w:sz w:val="20"/>
+      </w:rPr>
+    </w:lvl>
+    <w:lvl w:ilvl="6" w:tentative="1">
+      <w:start w:val="1"/>
+      <w:numFmt w:val="bullet"/>
+      <w:lvlText w:val=""/>
+      <w:lvlJc w:val="left"/>
+      <w:pPr>
+        <w:tabs>
+          <w:tab w:val="num" w:pos="5040"/>
+        </w:tabs>
+        <w:ind w:left="5040" w:hanging="360"/>
+      </w:pPr>
+      <w:rPr>
+        <w:rFonts w:ascii="Wingdings" w:hAnsi="Wingdings" w:hint="default"/>
+        <w:sz w:val="20"/>
+      </w:rPr>
+    </w:lvl>
+    <w:lvl w:ilvl="7" w:tentative="1">
+      <w:start w:val="1"/>
+      <w:numFmt w:val="bullet"/>
+      <w:lvlText w:val=""/>
+      <w:lvlJc w:val="left"/>
+      <w:pPr>
+        <w:tabs>
+          <w:tab w:val="num" w:pos="5760"/>
+        </w:tabs>
+        <w:ind w:left="5760" w:hanging="360"/>
+      </w:pPr>
+      <w:rPr>
+        <w:rFonts w:ascii="Wingdings" w:hAnsi="Wingdings" w:hint="default"/>
+        <w:sz w:val="20"/>
+      </w:rPr>
+    </w:lvl>
+    <w:lvl w:ilvl="8" w:tentative="1">
+      <w:start w:val="1"/>
+      <w:numFmt w:val="bullet"/>
+      <w:lvlText w:val=""/>
+      <w:lvlJc w:val="left"/>
+      <w:pPr>
+        <w:tabs>
+          <w:tab w:val="num" w:pos="6480"/>
+        </w:tabs>
+        <w:ind w:left="6480" w:hanging="360"/>
+      </w:pPr>
+      <w:rPr>
+        <w:rFonts w:ascii="Wingdings" w:hAnsi="Wingdings" w:hint="default"/>
+        <w:sz w:val="20"/>
+      </w:rPr>
+    </w:lvl>
+  </w:abstractNum>
+  <w:abstractNum w:abstractNumId="114" w15:restartNumberingAfterBreak="0">
     <w:nsid w:val="6CD86CE8"/>
     <w:multiLevelType w:val="hybridMultilevel"/>
     <w:tmpl w:val="F412E368"/>
@@ -11318,7 +14259,7 @@
       </w:pPr>
     </w:lvl>
   </w:abstractNum>
-  <w:abstractNum w:abstractNumId="105" w15:restartNumberingAfterBreak="0">
+  <w:abstractNum w:abstractNumId="115" w15:restartNumberingAfterBreak="0">
     <w:nsid w:val="6D2C06F3"/>
     <w:multiLevelType w:val="hybridMultilevel"/>
     <w:tmpl w:val="6A72FDA6"/>
@@ -11404,7 +14345,7 @@
       </w:pPr>
     </w:lvl>
   </w:abstractNum>
-  <w:abstractNum w:abstractNumId="106" w15:restartNumberingAfterBreak="0">
+  <w:abstractNum w:abstractNumId="116" w15:restartNumberingAfterBreak="0">
     <w:nsid w:val="6DE8235F"/>
     <w:multiLevelType w:val="hybridMultilevel"/>
     <w:tmpl w:val="3FDC592E"/>
@@ -11517,7 +14458,156 @@
       </w:pPr>
     </w:lvl>
   </w:abstractNum>
-  <w:abstractNum w:abstractNumId="107" w15:restartNumberingAfterBreak="0">
+  <w:abstractNum w:abstractNumId="117" w15:restartNumberingAfterBreak="0">
+    <w:nsid w:val="6DE942A3"/>
+    <w:multiLevelType w:val="multilevel"/>
+    <w:tmpl w:val="3FAC2E3A"/>
+    <w:lvl w:ilvl="0">
+      <w:start w:val="1"/>
+      <w:numFmt w:val="bullet"/>
+      <w:lvlText w:val=""/>
+      <w:lvlJc w:val="left"/>
+      <w:pPr>
+        <w:tabs>
+          <w:tab w:val="num" w:pos="720"/>
+        </w:tabs>
+        <w:ind w:left="720" w:hanging="360"/>
+      </w:pPr>
+      <w:rPr>
+        <w:rFonts w:ascii="Symbol" w:hAnsi="Symbol" w:hint="default"/>
+        <w:sz w:val="20"/>
+      </w:rPr>
+    </w:lvl>
+    <w:lvl w:ilvl="1" w:tentative="1">
+      <w:start w:val="1"/>
+      <w:numFmt w:val="bullet"/>
+      <w:lvlText w:val="o"/>
+      <w:lvlJc w:val="left"/>
+      <w:pPr>
+        <w:tabs>
+          <w:tab w:val="num" w:pos="1440"/>
+        </w:tabs>
+        <w:ind w:left="1440" w:hanging="360"/>
+      </w:pPr>
+      <w:rPr>
+        <w:rFonts w:ascii="Courier New" w:hAnsi="Courier New" w:hint="default"/>
+        <w:sz w:val="20"/>
+      </w:rPr>
+    </w:lvl>
+    <w:lvl w:ilvl="2" w:tentative="1">
+      <w:start w:val="1"/>
+      <w:numFmt w:val="bullet"/>
+      <w:lvlText w:val=""/>
+      <w:lvlJc w:val="left"/>
+      <w:pPr>
+        <w:tabs>
+          <w:tab w:val="num" w:pos="2160"/>
+        </w:tabs>
+        <w:ind w:left="2160" w:hanging="360"/>
+      </w:pPr>
+      <w:rPr>
+        <w:rFonts w:ascii="Wingdings" w:hAnsi="Wingdings" w:hint="default"/>
+        <w:sz w:val="20"/>
+      </w:rPr>
+    </w:lvl>
+    <w:lvl w:ilvl="3" w:tentative="1">
+      <w:start w:val="1"/>
+      <w:numFmt w:val="bullet"/>
+      <w:lvlText w:val=""/>
+      <w:lvlJc w:val="left"/>
+      <w:pPr>
+        <w:tabs>
+          <w:tab w:val="num" w:pos="2880"/>
+        </w:tabs>
+        <w:ind w:left="2880" w:hanging="360"/>
+      </w:pPr>
+      <w:rPr>
+        <w:rFonts w:ascii="Wingdings" w:hAnsi="Wingdings" w:hint="default"/>
+        <w:sz w:val="20"/>
+      </w:rPr>
+    </w:lvl>
+    <w:lvl w:ilvl="4" w:tentative="1">
+      <w:start w:val="1"/>
+      <w:numFmt w:val="bullet"/>
+      <w:lvlText w:val=""/>
+      <w:lvlJc w:val="left"/>
+      <w:pPr>
+        <w:tabs>
+          <w:tab w:val="num" w:pos="3600"/>
+        </w:tabs>
+        <w:ind w:left="3600" w:hanging="360"/>
+      </w:pPr>
+      <w:rPr>
+        <w:rFonts w:ascii="Wingdings" w:hAnsi="Wingdings" w:hint="default"/>
+        <w:sz w:val="20"/>
+      </w:rPr>
+    </w:lvl>
+    <w:lvl w:ilvl="5" w:tentative="1">
+      <w:start w:val="1"/>
+      <w:numFmt w:val="bullet"/>
+      <w:lvlText w:val=""/>
+      <w:lvlJc w:val="left"/>
+      <w:pPr>
+        <w:tabs>
+          <w:tab w:val="num" w:pos="4320"/>
+        </w:tabs>
+        <w:ind w:left="4320" w:hanging="360"/>
+      </w:pPr>
+      <w:rPr>
+        <w:rFonts w:ascii="Wingdings" w:hAnsi="Wingdings" w:hint="default"/>
+        <w:sz w:val="20"/>
+      </w:rPr>
+    </w:lvl>
+    <w:lvl w:ilvl="6" w:tentative="1">
+      <w:start w:val="1"/>
+      <w:numFmt w:val="bullet"/>
+      <w:lvlText w:val=""/>
+      <w:lvlJc w:val="left"/>
+      <w:pPr>
+        <w:tabs>
+          <w:tab w:val="num" w:pos="5040"/>
+        </w:tabs>
+        <w:ind w:left="5040" w:hanging="360"/>
+      </w:pPr>
+      <w:rPr>
+        <w:rFonts w:ascii="Wingdings" w:hAnsi="Wingdings" w:hint="default"/>
+        <w:sz w:val="20"/>
+      </w:rPr>
+    </w:lvl>
+    <w:lvl w:ilvl="7" w:tentative="1">
+      <w:start w:val="1"/>
+      <w:numFmt w:val="bullet"/>
+      <w:lvlText w:val=""/>
+      <w:lvlJc w:val="left"/>
+      <w:pPr>
+        <w:tabs>
+          <w:tab w:val="num" w:pos="5760"/>
+        </w:tabs>
+        <w:ind w:left="5760" w:hanging="360"/>
+      </w:pPr>
+      <w:rPr>
+        <w:rFonts w:ascii="Wingdings" w:hAnsi="Wingdings" w:hint="default"/>
+        <w:sz w:val="20"/>
+      </w:rPr>
+    </w:lvl>
+    <w:lvl w:ilvl="8" w:tentative="1">
+      <w:start w:val="1"/>
+      <w:numFmt w:val="bullet"/>
+      <w:lvlText w:val=""/>
+      <w:lvlJc w:val="left"/>
+      <w:pPr>
+        <w:tabs>
+          <w:tab w:val="num" w:pos="6480"/>
+        </w:tabs>
+        <w:ind w:left="6480" w:hanging="360"/>
+      </w:pPr>
+      <w:rPr>
+        <w:rFonts w:ascii="Wingdings" w:hAnsi="Wingdings" w:hint="default"/>
+        <w:sz w:val="20"/>
+      </w:rPr>
+    </w:lvl>
+  </w:abstractNum>
+  <w:abstractNum w:abstractNumId="118" w15:restartNumberingAfterBreak="0">
     <w:nsid w:val="6ED2310B"/>
     <w:multiLevelType w:val="hybridMultilevel"/>
     <w:tmpl w:val="CC964C04"/>
@@ -11609,7 +14699,7 @@
       </w:pPr>
     </w:lvl>
   </w:abstractNum>
-  <w:abstractNum w:abstractNumId="108" w15:restartNumberingAfterBreak="0">
+  <w:abstractNum w:abstractNumId="119" w15:restartNumberingAfterBreak="0">
     <w:nsid w:val="6EEB027F"/>
     <w:multiLevelType w:val="hybridMultilevel"/>
     <w:tmpl w:val="027488EE"/>
@@ -11708,7 +14798,156 @@
       </w:pPr>
     </w:lvl>
   </w:abstractNum>
-  <w:abstractNum w:abstractNumId="109" w15:restartNumberingAfterBreak="0">
+  <w:abstractNum w:abstractNumId="120" w15:restartNumberingAfterBreak="0">
+    <w:nsid w:val="6F072676"/>
+    <w:multiLevelType w:val="multilevel"/>
+    <w:tmpl w:val="5CAC9C86"/>
+    <w:lvl w:ilvl="0">
+      <w:start w:val="1"/>
+      <w:numFmt w:val="bullet"/>
+      <w:lvlText w:val=""/>
+      <w:lvlJc w:val="left"/>
+      <w:pPr>
+        <w:tabs>
+          <w:tab w:val="num" w:pos="720"/>
+        </w:tabs>
+        <w:ind w:left="720" w:hanging="360"/>
+      </w:pPr>
+      <w:rPr>
+        <w:rFonts w:ascii="Symbol" w:hAnsi="Symbol" w:hint="default"/>
+        <w:sz w:val="20"/>
+      </w:rPr>
+    </w:lvl>
+    <w:lvl w:ilvl="1" w:tentative="1">
+      <w:start w:val="1"/>
+      <w:numFmt w:val="bullet"/>
+      <w:lvlText w:val="o"/>
+      <w:lvlJc w:val="left"/>
+      <w:pPr>
+        <w:tabs>
+          <w:tab w:val="num" w:pos="1440"/>
+        </w:tabs>
+        <w:ind w:left="1440" w:hanging="360"/>
+      </w:pPr>
+      <w:rPr>
+        <w:rFonts w:ascii="Courier New" w:hAnsi="Courier New" w:hint="default"/>
+        <w:sz w:val="20"/>
+      </w:rPr>
+    </w:lvl>
+    <w:lvl w:ilvl="2" w:tentative="1">
+      <w:start w:val="1"/>
+      <w:numFmt w:val="bullet"/>
+      <w:lvlText w:val=""/>
+      <w:lvlJc w:val="left"/>
+      <w:pPr>
+        <w:tabs>
+          <w:tab w:val="num" w:pos="2160"/>
+        </w:tabs>
+        <w:ind w:left="2160" w:hanging="360"/>
+      </w:pPr>
+      <w:rPr>
+        <w:rFonts w:ascii="Wingdings" w:hAnsi="Wingdings" w:hint="default"/>
+        <w:sz w:val="20"/>
+      </w:rPr>
+    </w:lvl>
+    <w:lvl w:ilvl="3" w:tentative="1">
+      <w:start w:val="1"/>
+      <w:numFmt w:val="bullet"/>
+      <w:lvlText w:val=""/>
+      <w:lvlJc w:val="left"/>
+      <w:pPr>
+        <w:tabs>
+          <w:tab w:val="num" w:pos="2880"/>
+        </w:tabs>
+        <w:ind w:left="2880" w:hanging="360"/>
+      </w:pPr>
+      <w:rPr>
+        <w:rFonts w:ascii="Wingdings" w:hAnsi="Wingdings" w:hint="default"/>
+        <w:sz w:val="20"/>
+      </w:rPr>
+    </w:lvl>
+    <w:lvl w:ilvl="4" w:tentative="1">
+      <w:start w:val="1"/>
+      <w:numFmt w:val="bullet"/>
+      <w:lvlText w:val=""/>
+      <w:lvlJc w:val="left"/>
+      <w:pPr>
+        <w:tabs>
+          <w:tab w:val="num" w:pos="3600"/>
+        </w:tabs>
+        <w:ind w:left="3600" w:hanging="360"/>
+      </w:pPr>
+      <w:rPr>
+        <w:rFonts w:ascii="Wingdings" w:hAnsi="Wingdings" w:hint="default"/>
+        <w:sz w:val="20"/>
+      </w:rPr>
+    </w:lvl>
+    <w:lvl w:ilvl="5" w:tentative="1">
+      <w:start w:val="1"/>
+      <w:numFmt w:val="bullet"/>
+      <w:lvlText w:val=""/>
+      <w:lvlJc w:val="left"/>
+      <w:pPr>
+        <w:tabs>
+          <w:tab w:val="num" w:pos="4320"/>
+        </w:tabs>
+        <w:ind w:left="4320" w:hanging="360"/>
+      </w:pPr>
+      <w:rPr>
+        <w:rFonts w:ascii="Wingdings" w:hAnsi="Wingdings" w:hint="default"/>
+        <w:sz w:val="20"/>
+      </w:rPr>
+    </w:lvl>
+    <w:lvl w:ilvl="6" w:tentative="1">
+      <w:start w:val="1"/>
+      <w:numFmt w:val="bullet"/>
+      <w:lvlText w:val=""/>
+      <w:lvlJc w:val="left"/>
+      <w:pPr>
+        <w:tabs>
+          <w:tab w:val="num" w:pos="5040"/>
+        </w:tabs>
+        <w:ind w:left="5040" w:hanging="360"/>
+      </w:pPr>
+      <w:rPr>
+        <w:rFonts w:ascii="Wingdings" w:hAnsi="Wingdings" w:hint="default"/>
+        <w:sz w:val="20"/>
+      </w:rPr>
+    </w:lvl>
+    <w:lvl w:ilvl="7" w:tentative="1">
+      <w:start w:val="1"/>
+      <w:numFmt w:val="bullet"/>
+      <w:lvlText w:val=""/>
+      <w:lvlJc w:val="left"/>
+      <w:pPr>
+        <w:tabs>
+          <w:tab w:val="num" w:pos="5760"/>
+        </w:tabs>
+        <w:ind w:left="5760" w:hanging="360"/>
+      </w:pPr>
+      <w:rPr>
+        <w:rFonts w:ascii="Wingdings" w:hAnsi="Wingdings" w:hint="default"/>
+        <w:sz w:val="20"/>
+      </w:rPr>
+    </w:lvl>
+    <w:lvl w:ilvl="8" w:tentative="1">
+      <w:start w:val="1"/>
+      <w:numFmt w:val="bullet"/>
+      <w:lvlText w:val=""/>
+      <w:lvlJc w:val="left"/>
+      <w:pPr>
+        <w:tabs>
+          <w:tab w:val="num" w:pos="6480"/>
+        </w:tabs>
+        <w:ind w:left="6480" w:hanging="360"/>
+      </w:pPr>
+      <w:rPr>
+        <w:rFonts w:ascii="Wingdings" w:hAnsi="Wingdings" w:hint="default"/>
+        <w:sz w:val="20"/>
+      </w:rPr>
+    </w:lvl>
+  </w:abstractNum>
+  <w:abstractNum w:abstractNumId="121" w15:restartNumberingAfterBreak="0">
     <w:nsid w:val="6F724339"/>
     <w:multiLevelType w:val="hybridMultilevel"/>
     <w:tmpl w:val="78388914"/>
@@ -11823,7 +15062,7 @@
       </w:rPr>
     </w:lvl>
   </w:abstractNum>
-  <w:abstractNum w:abstractNumId="110" w15:restartNumberingAfterBreak="0">
+  <w:abstractNum w:abstractNumId="122" w15:restartNumberingAfterBreak="0">
     <w:nsid w:val="70A6551A"/>
     <w:multiLevelType w:val="hybridMultilevel"/>
     <w:tmpl w:val="5ACA90A4"/>
@@ -11913,7 +15152,120 @@
       </w:pPr>
     </w:lvl>
   </w:abstractNum>
-  <w:abstractNum w:abstractNumId="111" w15:restartNumberingAfterBreak="0">
+  <w:abstractNum w:abstractNumId="123" w15:restartNumberingAfterBreak="0">
+    <w:nsid w:val="70C518A9"/>
+    <w:multiLevelType w:val="hybridMultilevel"/>
+    <w:tmpl w:val="7270A97A"/>
+    <w:lvl w:ilvl="0" w:tplc="8D522CBA">
+      <w:start w:val="1"/>
+      <w:numFmt w:val="bullet"/>
+      <w:lvlText w:val=""/>
+      <w:lvlJc w:val="left"/>
+      <w:pPr>
+        <w:ind w:left="900" w:hanging="480"/>
+      </w:pPr>
+      <w:rPr>
+        <w:rFonts w:ascii="Wingdings" w:hAnsi="Wingdings" w:hint="default"/>
+      </w:rPr>
+    </w:lvl>
+    <w:lvl w:ilvl="1" w:tplc="FFFFFFFF" w:tentative="1">
+      <w:start w:val="1"/>
+      <w:numFmt w:val="bullet"/>
+      <w:lvlText w:val=""/>
+      <w:lvlJc w:val="left"/>
+      <w:pPr>
+        <w:ind w:left="1380" w:hanging="480"/>
+      </w:pPr>
+      <w:rPr>
+        <w:rFonts w:ascii="Wingdings" w:hAnsi="Wingdings" w:hint="default"/>
+      </w:rPr>
+    </w:lvl>
+    <w:lvl w:ilvl="2" w:tplc="FFFFFFFF" w:tentative="1">
+      <w:start w:val="1"/>
+      <w:numFmt w:val="bullet"/>
+      <w:lvlText w:val=""/>
+      <w:lvlJc w:val="left"/>
+      <w:pPr>
+        <w:ind w:left="1860" w:hanging="480"/>
+      </w:pPr>
+      <w:rPr>
+        <w:rFonts w:ascii="Wingdings" w:hAnsi="Wingdings" w:hint="default"/>
+      </w:rPr>
+    </w:lvl>
+    <w:lvl w:ilvl="3" w:tplc="FFFFFFFF" w:tentative="1">
+      <w:start w:val="1"/>
+      <w:numFmt w:val="bullet"/>
+      <w:lvlText w:val=""/>
+      <w:lvlJc w:val="left"/>
+      <w:pPr>
+        <w:ind w:left="2340" w:hanging="480"/>
+      </w:pPr>
+      <w:rPr>
+        <w:rFonts w:ascii="Wingdings" w:hAnsi="Wingdings" w:hint="default"/>
+      </w:rPr>
+    </w:lvl>
+    <w:lvl w:ilvl="4" w:tplc="FFFFFFFF" w:tentative="1">
+      <w:start w:val="1"/>
+      <w:numFmt w:val="bullet"/>
+      <w:lvlText w:val=""/>
+      <w:lvlJc w:val="left"/>
+      <w:pPr>
+        <w:ind w:left="2820" w:hanging="480"/>
+      </w:pPr>
+      <w:rPr>
+        <w:rFonts w:ascii="Wingdings" w:hAnsi="Wingdings" w:hint="default"/>
+      </w:rPr>
+    </w:lvl>
+    <w:lvl w:ilvl="5" w:tplc="FFFFFFFF" w:tentative="1">
+      <w:start w:val="1"/>
+      <w:numFmt w:val="bullet"/>
+      <w:lvlText w:val=""/>
+      <w:lvlJc w:val="left"/>
+      <w:pPr>
+        <w:ind w:left="3300" w:hanging="480"/>
+      </w:pPr>
+      <w:rPr>
+        <w:rFonts w:ascii="Wingdings" w:hAnsi="Wingdings" w:hint="default"/>
+      </w:rPr>
+    </w:lvl>
+    <w:lvl w:ilvl="6" w:tplc="FFFFFFFF" w:tentative="1">
+      <w:start w:val="1"/>
+      <w:numFmt w:val="bullet"/>
+      <w:lvlText w:val=""/>
+      <w:lvlJc w:val="left"/>
+      <w:pPr>
+        <w:ind w:left="3780" w:hanging="480"/>
+      </w:pPr>
+      <w:rPr>
+        <w:rFonts w:ascii="Wingdings" w:hAnsi="Wingdings" w:hint="default"/>
+      </w:rPr>
+    </w:lvl>
+    <w:lvl w:ilvl="7" w:tplc="FFFFFFFF" w:tentative="1">
+      <w:start w:val="1"/>
+      <w:numFmt w:val="bullet"/>
+      <w:lvlText w:val=""/>
+      <w:lvlJc w:val="left"/>
+      <w:pPr>
+        <w:ind w:left="4260" w:hanging="480"/>
+      </w:pPr>
+      <w:rPr>
+        <w:rFonts w:ascii="Wingdings" w:hAnsi="Wingdings" w:hint="default"/>
+      </w:rPr>
+    </w:lvl>
+    <w:lvl w:ilvl="8" w:tplc="FFFFFFFF" w:tentative="1">
+      <w:start w:val="1"/>
+      <w:numFmt w:val="bullet"/>
+      <w:lvlText w:val=""/>
+      <w:lvlJc w:val="left"/>
+      <w:pPr>
+        <w:ind w:left="4740" w:hanging="480"/>
+      </w:pPr>
+      <w:rPr>
+        <w:rFonts w:ascii="Wingdings" w:hAnsi="Wingdings" w:hint="default"/>
+      </w:rPr>
+    </w:lvl>
+  </w:abstractNum>
+  <w:abstractNum w:abstractNumId="124" w15:restartNumberingAfterBreak="0">
     <w:nsid w:val="718B4434"/>
     <w:multiLevelType w:val="hybridMultilevel"/>
     <w:tmpl w:val="539C1CDE"/>
@@ -12004,7 +15356,7 @@
       </w:pPr>
     </w:lvl>
   </w:abstractNum>
-  <w:abstractNum w:abstractNumId="112" w15:restartNumberingAfterBreak="0">
+  <w:abstractNum w:abstractNumId="125" w15:restartNumberingAfterBreak="0">
     <w:nsid w:val="72811DBE"/>
     <w:multiLevelType w:val="hybridMultilevel"/>
     <w:tmpl w:val="7EE21E26"/>
@@ -12096,7 +15448,156 @@
       </w:pPr>
     </w:lvl>
   </w:abstractNum>
-  <w:abstractNum w:abstractNumId="113" w15:restartNumberingAfterBreak="0">
+  <w:abstractNum w:abstractNumId="126" w15:restartNumberingAfterBreak="0">
+    <w:nsid w:val="739C78C1"/>
+    <w:multiLevelType w:val="multilevel"/>
+    <w:tmpl w:val="A05C714C"/>
+    <w:lvl w:ilvl="0">
+      <w:start w:val="1"/>
+      <w:numFmt w:val="bullet"/>
+      <w:lvlText w:val=""/>
+      <w:lvlJc w:val="left"/>
+      <w:pPr>
+        <w:tabs>
+          <w:tab w:val="num" w:pos="720"/>
+        </w:tabs>
+        <w:ind w:left="720" w:hanging="360"/>
+      </w:pPr>
+      <w:rPr>
+        <w:rFonts w:ascii="Symbol" w:hAnsi="Symbol" w:hint="default"/>
+        <w:sz w:val="20"/>
+      </w:rPr>
+    </w:lvl>
+    <w:lvl w:ilvl="1" w:tentative="1">
+      <w:start w:val="1"/>
+      <w:numFmt w:val="bullet"/>
+      <w:lvlText w:val="o"/>
+      <w:lvlJc w:val="left"/>
+      <w:pPr>
+        <w:tabs>
+          <w:tab w:val="num" w:pos="1440"/>
+        </w:tabs>
+        <w:ind w:left="1440" w:hanging="360"/>
+      </w:pPr>
+      <w:rPr>
+        <w:rFonts w:ascii="Courier New" w:hAnsi="Courier New" w:hint="default"/>
+        <w:sz w:val="20"/>
+      </w:rPr>
+    </w:lvl>
+    <w:lvl w:ilvl="2" w:tentative="1">
+      <w:start w:val="1"/>
+      <w:numFmt w:val="bullet"/>
+      <w:lvlText w:val=""/>
+      <w:lvlJc w:val="left"/>
+      <w:pPr>
+        <w:tabs>
+          <w:tab w:val="num" w:pos="2160"/>
+        </w:tabs>
+        <w:ind w:left="2160" w:hanging="360"/>
+      </w:pPr>
+      <w:rPr>
+        <w:rFonts w:ascii="Wingdings" w:hAnsi="Wingdings" w:hint="default"/>
+        <w:sz w:val="20"/>
+      </w:rPr>
+    </w:lvl>
+    <w:lvl w:ilvl="3" w:tentative="1">
+      <w:start w:val="1"/>
+      <w:numFmt w:val="bullet"/>
+      <w:lvlText w:val=""/>
+      <w:lvlJc w:val="left"/>
+      <w:pPr>
+        <w:tabs>
+          <w:tab w:val="num" w:pos="2880"/>
+        </w:tabs>
+        <w:ind w:left="2880" w:hanging="360"/>
+      </w:pPr>
+      <w:rPr>
+        <w:rFonts w:ascii="Wingdings" w:hAnsi="Wingdings" w:hint="default"/>
+        <w:sz w:val="20"/>
+      </w:rPr>
+    </w:lvl>
+    <w:lvl w:ilvl="4" w:tentative="1">
+      <w:start w:val="1"/>
+      <w:numFmt w:val="bullet"/>
+      <w:lvlText w:val=""/>
+      <w:lvlJc w:val="left"/>
+      <w:pPr>
+        <w:tabs>
+          <w:tab w:val="num" w:pos="3600"/>
+        </w:tabs>
+        <w:ind w:left="3600" w:hanging="360"/>
+      </w:pPr>
+      <w:rPr>
+        <w:rFonts w:ascii="Wingdings" w:hAnsi="Wingdings" w:hint="default"/>
+        <w:sz w:val="20"/>
+      </w:rPr>
+    </w:lvl>
+    <w:lvl w:ilvl="5" w:tentative="1">
+      <w:start w:val="1"/>
+      <w:numFmt w:val="bullet"/>
+      <w:lvlText w:val=""/>
+      <w:lvlJc w:val="left"/>
+      <w:pPr>
+        <w:tabs>
+          <w:tab w:val="num" w:pos="4320"/>
+        </w:tabs>
+        <w:ind w:left="4320" w:hanging="360"/>
+      </w:pPr>
+      <w:rPr>
+        <w:rFonts w:ascii="Wingdings" w:hAnsi="Wingdings" w:hint="default"/>
+        <w:sz w:val="20"/>
+      </w:rPr>
+    </w:lvl>
+    <w:lvl w:ilvl="6" w:tentative="1">
+      <w:start w:val="1"/>
+      <w:numFmt w:val="bullet"/>
+      <w:lvlText w:val=""/>
+      <w:lvlJc w:val="left"/>
+      <w:pPr>
+        <w:tabs>
+          <w:tab w:val="num" w:pos="5040"/>
+        </w:tabs>
+        <w:ind w:left="5040" w:hanging="360"/>
+      </w:pPr>
+      <w:rPr>
+        <w:rFonts w:ascii="Wingdings" w:hAnsi="Wingdings" w:hint="default"/>
+        <w:sz w:val="20"/>
+      </w:rPr>
+    </w:lvl>
+    <w:lvl w:ilvl="7" w:tentative="1">
+      <w:start w:val="1"/>
+      <w:numFmt w:val="bullet"/>
+      <w:lvlText w:val=""/>
+      <w:lvlJc w:val="left"/>
+      <w:pPr>
+        <w:tabs>
+          <w:tab w:val="num" w:pos="5760"/>
+        </w:tabs>
+        <w:ind w:left="5760" w:hanging="360"/>
+      </w:pPr>
+      <w:rPr>
+        <w:rFonts w:ascii="Wingdings" w:hAnsi="Wingdings" w:hint="default"/>
+        <w:sz w:val="20"/>
+      </w:rPr>
+    </w:lvl>
+    <w:lvl w:ilvl="8" w:tentative="1">
+      <w:start w:val="1"/>
+      <w:numFmt w:val="bullet"/>
+      <w:lvlText w:val=""/>
+      <w:lvlJc w:val="left"/>
+      <w:pPr>
+        <w:tabs>
+          <w:tab w:val="num" w:pos="6480"/>
+        </w:tabs>
+        <w:ind w:left="6480" w:hanging="360"/>
+      </w:pPr>
+      <w:rPr>
+        <w:rFonts w:ascii="Wingdings" w:hAnsi="Wingdings" w:hint="default"/>
+        <w:sz w:val="20"/>
+      </w:rPr>
+    </w:lvl>
+  </w:abstractNum>
+  <w:abstractNum w:abstractNumId="127" w15:restartNumberingAfterBreak="0">
     <w:nsid w:val="74C87955"/>
     <w:multiLevelType w:val="hybridMultilevel"/>
     <w:tmpl w:val="E55ECB5C"/>
@@ -12187,7 +15688,7 @@
       </w:pPr>
     </w:lvl>
   </w:abstractNum>
-  <w:abstractNum w:abstractNumId="114" w15:restartNumberingAfterBreak="0">
+  <w:abstractNum w:abstractNumId="128" w15:restartNumberingAfterBreak="0">
     <w:nsid w:val="75016E9C"/>
     <w:multiLevelType w:val="hybridMultilevel"/>
     <w:tmpl w:val="43EE7D50"/>
@@ -12280,7 +15781,7 @@
       </w:pPr>
     </w:lvl>
   </w:abstractNum>
-  <w:abstractNum w:abstractNumId="115" w15:restartNumberingAfterBreak="0">
+  <w:abstractNum w:abstractNumId="129" w15:restartNumberingAfterBreak="0">
     <w:nsid w:val="75CD0B56"/>
     <w:multiLevelType w:val="hybridMultilevel"/>
     <w:tmpl w:val="6A72FDA6"/>
@@ -12366,7 +15867,7 @@
       </w:pPr>
     </w:lvl>
   </w:abstractNum>
-  <w:abstractNum w:abstractNumId="116" w15:restartNumberingAfterBreak="0">
+  <w:abstractNum w:abstractNumId="130" w15:restartNumberingAfterBreak="0">
     <w:nsid w:val="75DF3A44"/>
     <w:multiLevelType w:val="hybridMultilevel"/>
     <w:tmpl w:val="62224052"/>
@@ -12458,7 +15959,7 @@
       </w:pPr>
     </w:lvl>
   </w:abstractNum>
-  <w:abstractNum w:abstractNumId="117" w15:restartNumberingAfterBreak="0">
+  <w:abstractNum w:abstractNumId="131" w15:restartNumberingAfterBreak="0">
     <w:nsid w:val="765E57E5"/>
     <w:multiLevelType w:val="hybridMultilevel"/>
     <w:tmpl w:val="AD2034DA"/>
@@ -12572,7 +16073,7 @@
       </w:rPr>
     </w:lvl>
   </w:abstractNum>
-  <w:abstractNum w:abstractNumId="118" w15:restartNumberingAfterBreak="0">
+  <w:abstractNum w:abstractNumId="132" w15:restartNumberingAfterBreak="0">
     <w:nsid w:val="76695BC4"/>
     <w:multiLevelType w:val="hybridMultilevel"/>
     <w:tmpl w:val="B89AA498"/>
@@ -12664,7 +16165,7 @@
       </w:pPr>
     </w:lvl>
   </w:abstractNum>
-  <w:abstractNum w:abstractNumId="119" w15:restartNumberingAfterBreak="0">
+  <w:abstractNum w:abstractNumId="133" w15:restartNumberingAfterBreak="0">
     <w:nsid w:val="76F97C89"/>
     <w:multiLevelType w:val="hybridMultilevel"/>
     <w:tmpl w:val="D20821BC"/>
@@ -12755,7 +16256,156 @@
       </w:pPr>
     </w:lvl>
   </w:abstractNum>
-  <w:abstractNum w:abstractNumId="120" w15:restartNumberingAfterBreak="0">
+  <w:abstractNum w:abstractNumId="134" w15:restartNumberingAfterBreak="0">
+    <w:nsid w:val="78300CC1"/>
+    <w:multiLevelType w:val="multilevel"/>
+    <w:tmpl w:val="12F47D36"/>
+    <w:lvl w:ilvl="0">
+      <w:start w:val="1"/>
+      <w:numFmt w:val="bullet"/>
+      <w:lvlText w:val=""/>
+      <w:lvlJc w:val="left"/>
+      <w:pPr>
+        <w:tabs>
+          <w:tab w:val="num" w:pos="720"/>
+        </w:tabs>
+        <w:ind w:left="720" w:hanging="360"/>
+      </w:pPr>
+      <w:rPr>
+        <w:rFonts w:ascii="Symbol" w:hAnsi="Symbol" w:hint="default"/>
+        <w:sz w:val="20"/>
+      </w:rPr>
+    </w:lvl>
+    <w:lvl w:ilvl="1" w:tentative="1">
+      <w:start w:val="1"/>
+      <w:numFmt w:val="bullet"/>
+      <w:lvlText w:val="o"/>
+      <w:lvlJc w:val="left"/>
+      <w:pPr>
+        <w:tabs>
+          <w:tab w:val="num" w:pos="1440"/>
+        </w:tabs>
+        <w:ind w:left="1440" w:hanging="360"/>
+      </w:pPr>
+      <w:rPr>
+        <w:rFonts w:ascii="Courier New" w:hAnsi="Courier New" w:hint="default"/>
+        <w:sz w:val="20"/>
+      </w:rPr>
+    </w:lvl>
+    <w:lvl w:ilvl="2" w:tentative="1">
+      <w:start w:val="1"/>
+      <w:numFmt w:val="bullet"/>
+      <w:lvlText w:val=""/>
+      <w:lvlJc w:val="left"/>
+      <w:pPr>
+        <w:tabs>
+          <w:tab w:val="num" w:pos="2160"/>
+        </w:tabs>
+        <w:ind w:left="2160" w:hanging="360"/>
+      </w:pPr>
+      <w:rPr>
+        <w:rFonts w:ascii="Wingdings" w:hAnsi="Wingdings" w:hint="default"/>
+        <w:sz w:val="20"/>
+      </w:rPr>
+    </w:lvl>
+    <w:lvl w:ilvl="3" w:tentative="1">
+      <w:start w:val="1"/>
+      <w:numFmt w:val="bullet"/>
+      <w:lvlText w:val=""/>
+      <w:lvlJc w:val="left"/>
+      <w:pPr>
+        <w:tabs>
+          <w:tab w:val="num" w:pos="2880"/>
+        </w:tabs>
+        <w:ind w:left="2880" w:hanging="360"/>
+      </w:pPr>
+      <w:rPr>
+        <w:rFonts w:ascii="Wingdings" w:hAnsi="Wingdings" w:hint="default"/>
+        <w:sz w:val="20"/>
+      </w:rPr>
+    </w:lvl>
+    <w:lvl w:ilvl="4" w:tentative="1">
+      <w:start w:val="1"/>
+      <w:numFmt w:val="bullet"/>
+      <w:lvlText w:val=""/>
+      <w:lvlJc w:val="left"/>
+      <w:pPr>
+        <w:tabs>
+          <w:tab w:val="num" w:pos="3600"/>
+        </w:tabs>
+        <w:ind w:left="3600" w:hanging="360"/>
+      </w:pPr>
+      <w:rPr>
+        <w:rFonts w:ascii="Wingdings" w:hAnsi="Wingdings" w:hint="default"/>
+        <w:sz w:val="20"/>
+      </w:rPr>
+    </w:lvl>
+    <w:lvl w:ilvl="5" w:tentative="1">
+      <w:start w:val="1"/>
+      <w:numFmt w:val="bullet"/>
+      <w:lvlText w:val=""/>
+      <w:lvlJc w:val="left"/>
+      <w:pPr>
+        <w:tabs>
+          <w:tab w:val="num" w:pos="4320"/>
+        </w:tabs>
+        <w:ind w:left="4320" w:hanging="360"/>
+      </w:pPr>
+      <w:rPr>
+        <w:rFonts w:ascii="Wingdings" w:hAnsi="Wingdings" w:hint="default"/>
+        <w:sz w:val="20"/>
+      </w:rPr>
+    </w:lvl>
+    <w:lvl w:ilvl="6" w:tentative="1">
+      <w:start w:val="1"/>
+      <w:numFmt w:val="bullet"/>
+      <w:lvlText w:val=""/>
+      <w:lvlJc w:val="left"/>
+      <w:pPr>
+        <w:tabs>
+          <w:tab w:val="num" w:pos="5040"/>
+        </w:tabs>
+        <w:ind w:left="5040" w:hanging="360"/>
+      </w:pPr>
+      <w:rPr>
+        <w:rFonts w:ascii="Wingdings" w:hAnsi="Wingdings" w:hint="default"/>
+        <w:sz w:val="20"/>
+      </w:rPr>
+    </w:lvl>
+    <w:lvl w:ilvl="7" w:tentative="1">
+      <w:start w:val="1"/>
+      <w:numFmt w:val="bullet"/>
+      <w:lvlText w:val=""/>
+      <w:lvlJc w:val="left"/>
+      <w:pPr>
+        <w:tabs>
+          <w:tab w:val="num" w:pos="5760"/>
+        </w:tabs>
+        <w:ind w:left="5760" w:hanging="360"/>
+      </w:pPr>
+      <w:rPr>
+        <w:rFonts w:ascii="Wingdings" w:hAnsi="Wingdings" w:hint="default"/>
+        <w:sz w:val="20"/>
+      </w:rPr>
+    </w:lvl>
+    <w:lvl w:ilvl="8" w:tentative="1">
+      <w:start w:val="1"/>
+      <w:numFmt w:val="bullet"/>
+      <w:lvlText w:val=""/>
+      <w:lvlJc w:val="left"/>
+      <w:pPr>
+        <w:tabs>
+          <w:tab w:val="num" w:pos="6480"/>
+        </w:tabs>
+        <w:ind w:left="6480" w:hanging="360"/>
+      </w:pPr>
+      <w:rPr>
+        <w:rFonts w:ascii="Wingdings" w:hAnsi="Wingdings" w:hint="default"/>
+        <w:sz w:val="20"/>
+      </w:rPr>
+    </w:lvl>
+  </w:abstractNum>
+  <w:abstractNum w:abstractNumId="135" w15:restartNumberingAfterBreak="0">
     <w:nsid w:val="79DA7E48"/>
     <w:multiLevelType w:val="hybridMultilevel"/>
     <w:tmpl w:val="5F4A1798"/>
@@ -12841,7 +16491,7 @@
       </w:pPr>
     </w:lvl>
   </w:abstractNum>
-  <w:abstractNum w:abstractNumId="121" w15:restartNumberingAfterBreak="0">
+  <w:abstractNum w:abstractNumId="136" w15:restartNumberingAfterBreak="0">
     <w:nsid w:val="7ABE2166"/>
     <w:multiLevelType w:val="hybridMultilevel"/>
     <w:tmpl w:val="3E00FF3A"/>
@@ -12927,7 +16577,7 @@
       </w:pPr>
     </w:lvl>
   </w:abstractNum>
-  <w:abstractNum w:abstractNumId="122" w15:restartNumberingAfterBreak="0">
+  <w:abstractNum w:abstractNumId="137" w15:restartNumberingAfterBreak="0">
     <w:nsid w:val="7B2D44C3"/>
     <w:multiLevelType w:val="hybridMultilevel"/>
     <w:tmpl w:val="133C54D0"/>
@@ -13017,7 +16667,7 @@
       </w:pPr>
     </w:lvl>
   </w:abstractNum>
-  <w:abstractNum w:abstractNumId="123" w15:restartNumberingAfterBreak="0">
+  <w:abstractNum w:abstractNumId="138" w15:restartNumberingAfterBreak="0">
     <w:nsid w:val="7B8C053D"/>
     <w:multiLevelType w:val="hybridMultilevel"/>
     <w:tmpl w:val="3E00FF3A"/>
@@ -13103,7 +16753,7 @@
       </w:pPr>
     </w:lvl>
   </w:abstractNum>
-  <w:abstractNum w:abstractNumId="124" w15:restartNumberingAfterBreak="0">
+  <w:abstractNum w:abstractNumId="139" w15:restartNumberingAfterBreak="0">
     <w:nsid w:val="7BFD5FC6"/>
     <w:multiLevelType w:val="hybridMultilevel"/>
     <w:tmpl w:val="539C1CDE"/>
@@ -13194,7 +16844,7 @@
       </w:pPr>
     </w:lvl>
   </w:abstractNum>
-  <w:abstractNum w:abstractNumId="125" w15:restartNumberingAfterBreak="0">
+  <w:abstractNum w:abstractNumId="140" w15:restartNumberingAfterBreak="0">
     <w:nsid w:val="7C2205F6"/>
     <w:multiLevelType w:val="hybridMultilevel"/>
     <w:tmpl w:val="DA7A17D8"/>
@@ -13280,7 +16930,7 @@
       </w:pPr>
     </w:lvl>
   </w:abstractNum>
-  <w:abstractNum w:abstractNumId="126" w15:restartNumberingAfterBreak="0">
+  <w:abstractNum w:abstractNumId="141" w15:restartNumberingAfterBreak="0">
     <w:nsid w:val="7C790274"/>
     <w:multiLevelType w:val="hybridMultilevel"/>
     <w:tmpl w:val="A8623A82"/>
@@ -13372,7 +17022,7 @@
       </w:pPr>
     </w:lvl>
   </w:abstractNum>
-  <w:abstractNum w:abstractNumId="127" w15:restartNumberingAfterBreak="0">
+  <w:abstractNum w:abstractNumId="142" w15:restartNumberingAfterBreak="0">
     <w:nsid w:val="7CA651A8"/>
     <w:multiLevelType w:val="hybridMultilevel"/>
     <w:tmpl w:val="3DF8D564"/>
@@ -13464,7 +17114,7 @@
       </w:pPr>
     </w:lvl>
   </w:abstractNum>
-  <w:abstractNum w:abstractNumId="128" w15:restartNumberingAfterBreak="0">
+  <w:abstractNum w:abstractNumId="143" w15:restartNumberingAfterBreak="0">
     <w:nsid w:val="7CB86AC3"/>
     <w:multiLevelType w:val="hybridMultilevel"/>
     <w:tmpl w:val="3E00FF3A"/>
@@ -13550,7 +17200,7 @@
       </w:pPr>
     </w:lvl>
   </w:abstractNum>
-  <w:abstractNum w:abstractNumId="129" w15:restartNumberingAfterBreak="0">
+  <w:abstractNum w:abstractNumId="144" w15:restartNumberingAfterBreak="0">
     <w:nsid w:val="7CB9169A"/>
     <w:multiLevelType w:val="hybridMultilevel"/>
     <w:tmpl w:val="9DBCDFDE"/>
@@ -13644,7 +17294,7 @@
       </w:pPr>
     </w:lvl>
   </w:abstractNum>
-  <w:abstractNum w:abstractNumId="130" w15:restartNumberingAfterBreak="0">
+  <w:abstractNum w:abstractNumId="145" w15:restartNumberingAfterBreak="0">
     <w:nsid w:val="7DC004EC"/>
     <w:multiLevelType w:val="hybridMultilevel"/>
     <w:tmpl w:val="1AA8F868"/>
@@ -13757,268 +17407,100 @@
       </w:rPr>
     </w:lvl>
   </w:abstractNum>
-  <w:num w:numId="1">
-    <w:abstractNumId w:val="27"/>
+  <w:num w:numId="1" w16cid:durableId="280503321">
+    <w:abstractNumId w:val="28"/>
   </w:num>
-  <w:num w:numId="2">
-    <w:abstractNumId w:val="104"/>
+  <w:num w:numId="2" w16cid:durableId="1104809506">
+    <w:abstractNumId w:val="114"/>
   </w:num>
-  <w:num w:numId="3">
-    <w:abstractNumId w:val="103"/>
+  <w:num w:numId="3" w16cid:durableId="947739068">
+    <w:abstractNumId w:val="112"/>
   </w:num>
-  <w:num w:numId="4">
-    <w:abstractNumId w:val="68"/>
+  <w:num w:numId="4" w16cid:durableId="688219543">
+    <w:abstractNumId w:val="72"/>
   </w:num>
-  <w:num w:numId="5">
+  <w:num w:numId="5" w16cid:durableId="707803037">
     <w:abstractNumId w:val="5"/>
   </w:num>
-  <w:num w:numId="6">
+  <w:num w:numId="6" w16cid:durableId="759253890">
     <w:abstractNumId w:val="11"/>
   </w:num>
-  <w:num w:numId="7">
-    <w:abstractNumId w:val="35"/>
+  <w:num w:numId="7" w16cid:durableId="1917670024">
+    <w:abstractNumId w:val="36"/>
   </w:num>
-  <w:num w:numId="8">
-    <w:abstractNumId w:val="51"/>
+  <w:num w:numId="8" w16cid:durableId="469519901">
+    <w:abstractNumId w:val="53"/>
   </w:num>
-  <w:num w:numId="9">
-    <w:abstractNumId w:val="117"/>
+  <w:num w:numId="9" w16cid:durableId="138620135">
+    <w:abstractNumId w:val="131"/>
   </w:num>
-  <w:num w:numId="10">
+  <w:num w:numId="10" w16cid:durableId="1871844343">
+    <w:abstractNumId w:val="108"/>
+  </w:num>
+  <w:num w:numId="11" w16cid:durableId="1052273657">
+    <w:abstractNumId w:val="118"/>
+  </w:num>
+  <w:num w:numId="12" w16cid:durableId="767504496">
+    <w:abstractNumId w:val="121"/>
+  </w:num>
+  <w:num w:numId="13" w16cid:durableId="671033949">
+    <w:abstractNumId w:val="40"/>
+  </w:num>
+  <w:num w:numId="14" w16cid:durableId="1868250768">
+    <w:abstractNumId w:val="9"/>
+  </w:num>
+  <w:num w:numId="15" w16cid:durableId="1369842878">
+    <w:abstractNumId w:val="83"/>
+  </w:num>
+  <w:num w:numId="16" w16cid:durableId="256327615">
+    <w:abstractNumId w:val="43"/>
+  </w:num>
+  <w:num w:numId="17" w16cid:durableId="1764372530">
+    <w:abstractNumId w:val="46"/>
+  </w:num>
+  <w:num w:numId="18" w16cid:durableId="1619946989">
+    <w:abstractNumId w:val="139"/>
+  </w:num>
+  <w:num w:numId="19" w16cid:durableId="903837986">
     <w:abstractNumId w:val="99"/>
   </w:num>
-  <w:num w:numId="11">
-    <w:abstractNumId w:val="107"/>
+  <w:num w:numId="20" w16cid:durableId="770708552">
+    <w:abstractNumId w:val="79"/>
   </w:num>
-  <w:num w:numId="12">
-    <w:abstractNumId w:val="109"/>
+  <w:num w:numId="21" w16cid:durableId="101150558">
+    <w:abstractNumId w:val="30"/>
   </w:num>
-  <w:num w:numId="13">
-    <w:abstractNumId w:val="39"/>
+  <w:num w:numId="22" w16cid:durableId="760952827">
+    <w:abstractNumId w:val="110"/>
   </w:num>
-  <w:num w:numId="14">
-    <w:abstractNumId w:val="9"/>
+  <w:num w:numId="23" w16cid:durableId="1758088574">
+    <w:abstractNumId w:val="132"/>
   </w:num>
-  <w:num w:numId="15">
-    <w:abstractNumId w:val="77"/>
+  <w:num w:numId="24" w16cid:durableId="749959904">
+    <w:abstractNumId w:val="32"/>
   </w:num>
-  <w:num w:numId="16">
-    <w:abstractNumId w:val="42"/>
+  <w:num w:numId="25" w16cid:durableId="1947732060">
+    <w:abstractNumId w:val="15"/>
   </w:num>
-  <w:num w:numId="17">
-    <w:abstractNumId w:val="45"/>
+  <w:num w:numId="26" w16cid:durableId="573779299">
+    <w:abstractNumId w:val="21"/>
   </w:num>
-  <w:num w:numId="18">
-    <w:abstractNumId w:val="124"/>
+  <w:num w:numId="27" w16cid:durableId="1893957382">
+    <w:abstractNumId w:val="64"/>
   </w:num>
-  <w:num w:numId="19">
-    <w:abstractNumId w:val="90"/>
+  <w:num w:numId="28" w16cid:durableId="412707003">
+    <w:abstractNumId w:val="128"/>
   </w:num>
-  <w:num w:numId="20">
-    <w:abstractNumId w:val="74"/>
+  <w:num w:numId="29" w16cid:durableId="1039891777">
+    <w:abstractNumId w:val="144"/>
   </w:num>
-  <w:num w:numId="21">
-    <w:abstractNumId w:val="29"/>
-  </w:num>
-  <w:num w:numId="22">
+  <w:num w:numId="30" w16cid:durableId="878249386">
     <w:abstractNumId w:val="101"/>
   </w:num>
-  <w:num w:numId="23">
-    <w:abstractNumId w:val="118"/>
-  </w:num>
-  <w:num w:numId="24">
-    <w:abstractNumId w:val="31"/>
-  </w:num>
-  <w:num w:numId="25">
-    <w:abstractNumId w:val="14"/>
-  </w:num>
-  <w:num w:numId="26">
-    <w:abstractNumId w:val="20"/>
-  </w:num>
-  <w:num w:numId="27">
-    <w:abstractNumId w:val="61"/>
-  </w:num>
-  <w:num w:numId="28">
-    <w:abstractNumId w:val="114"/>
-  </w:num>
-  <w:num w:numId="29">
-    <w:abstractNumId w:val="129"/>
-  </w:num>
-  <w:num w:numId="30">
-    <w:abstractNumId w:val="92"/>
-  </w:num>
-  <w:num w:numId="31">
-    <w:abstractNumId w:val="102"/>
-  </w:num>
-  <w:num w:numId="32">
-    <w:abstractNumId w:val="58"/>
-    <w:lvlOverride w:ilvl="0">
-      <w:startOverride w:val="1"/>
-    </w:lvlOverride>
-    <w:lvlOverride w:ilvl="1">
-      <w:startOverride w:val="1"/>
-    </w:lvlOverride>
-    <w:lvlOverride w:ilvl="2">
-      <w:startOverride w:val="1"/>
-    </w:lvlOverride>
-    <w:lvlOverride w:ilvl="3">
-      <w:startOverride w:val="1"/>
-    </w:lvlOverride>
-    <w:lvlOverride w:ilvl="4">
-      <w:startOverride w:val="1"/>
-    </w:lvlOverride>
-    <w:lvlOverride w:ilvl="5">
-      <w:startOverride w:val="1"/>
-    </w:lvlOverride>
-    <w:lvlOverride w:ilvl="6">
-      <w:startOverride w:val="1"/>
-    </w:lvlOverride>
-    <w:lvlOverride w:ilvl="7">
-      <w:startOverride w:val="1"/>
-    </w:lvlOverride>
-    <w:lvlOverride w:ilvl="8">
-      <w:startOverride w:val="1"/>
-    </w:lvlOverride>
-  </w:num>
-  <w:num w:numId="33">
-    <w:abstractNumId w:val="53"/>
-  </w:num>
-  <w:num w:numId="34">
-    <w:abstractNumId w:val="4"/>
-  </w:num>
-  <w:num w:numId="35">
-    <w:abstractNumId w:val="18"/>
-  </w:num>
-  <w:num w:numId="36">
-    <w:abstractNumId w:val="66"/>
-  </w:num>
-  <w:num w:numId="37">
-    <w:abstractNumId w:val="3"/>
-  </w:num>
-  <w:num w:numId="38">
-    <w:abstractNumId w:val="28"/>
-  </w:num>
-  <w:num w:numId="39">
-    <w:abstractNumId w:val="23"/>
-  </w:num>
-  <w:num w:numId="40">
-    <w:abstractNumId w:val="10"/>
-  </w:num>
-  <w:num w:numId="41">
-    <w:abstractNumId w:val="110"/>
-  </w:num>
-  <w:num w:numId="42">
+  <w:num w:numId="31" w16cid:durableId="1517426772">
     <w:abstractNumId w:val="111"/>
   </w:num>
-  <w:num w:numId="43">
-    <w:abstractNumId w:val="87"/>
-  </w:num>
-  <w:num w:numId="44">
-    <w:abstractNumId w:val="106"/>
-  </w:num>
-  <w:num w:numId="45">
-    <w:abstractNumId w:val="49"/>
-  </w:num>
-  <w:num w:numId="46">
-    <w:abstractNumId w:val="94"/>
-  </w:num>
-  <w:num w:numId="47">
-    <w:abstractNumId w:val="25"/>
-  </w:num>
-  <w:num w:numId="48">
-    <w:abstractNumId w:val="127"/>
-  </w:num>
-  <w:num w:numId="49">
-    <w:abstractNumId w:val="13"/>
-  </w:num>
-  <w:num w:numId="50">
-    <w:abstractNumId w:val="82"/>
-  </w:num>
-  <w:num w:numId="51">
-    <w:abstractNumId w:val="50"/>
-  </w:num>
-  <w:num w:numId="52">
-    <w:abstractNumId w:val="44"/>
-  </w:num>
-  <w:num w:numId="53">
-    <w:abstractNumId w:val="21"/>
-  </w:num>
-  <w:num w:numId="54">
-    <w:abstractNumId w:val="96"/>
-  </w:num>
-  <w:num w:numId="55">
-    <w:abstractNumId w:val="130"/>
-  </w:num>
-  <w:num w:numId="56">
-    <w:abstractNumId w:val="64"/>
-  </w:num>
-  <w:num w:numId="57">
-    <w:abstractNumId w:val="108"/>
-  </w:num>
-  <w:num w:numId="58">
-    <w:abstractNumId w:val="78"/>
-  </w:num>
-  <w:num w:numId="59">
-    <w:abstractNumId w:val="32"/>
-  </w:num>
-  <w:num w:numId="60">
-    <w:abstractNumId w:val="69"/>
-  </w:num>
-  <w:num w:numId="61">
-    <w:abstractNumId w:val="38"/>
-  </w:num>
-  <w:num w:numId="62">
-    <w:abstractNumId w:val="12"/>
-  </w:num>
-  <w:num w:numId="63">
-    <w:abstractNumId w:val="122"/>
-  </w:num>
-  <w:num w:numId="64">
-    <w:abstractNumId w:val="112"/>
-  </w:num>
-  <w:num w:numId="65">
-    <w:abstractNumId w:val="113"/>
-  </w:num>
-  <w:num w:numId="66">
-    <w:abstractNumId w:val="109"/>
-  </w:num>
-  <w:num w:numId="67">
-    <w:abstractNumId w:val="24"/>
-  </w:num>
-  <w:num w:numId="68">
-    <w:abstractNumId w:val="34"/>
-  </w:num>
-  <w:num w:numId="69">
-    <w:abstractNumId w:val="116"/>
-    <w:lvlOverride w:ilvl="0">
-      <w:startOverride w:val="1"/>
-    </w:lvlOverride>
-    <w:lvlOverride w:ilvl="1">
-      <w:startOverride w:val="1"/>
-    </w:lvlOverride>
-    <w:lvlOverride w:ilvl="2">
-      <w:startOverride w:val="1"/>
-    </w:lvlOverride>
-    <w:lvlOverride w:ilvl="3">
-      <w:startOverride w:val="1"/>
-    </w:lvlOverride>
-    <w:lvlOverride w:ilvl="4">
-      <w:startOverride w:val="1"/>
-    </w:lvlOverride>
-    <w:lvlOverride w:ilvl="5">
-      <w:startOverride w:val="1"/>
-    </w:lvlOverride>
-    <w:lvlOverride w:ilvl="6">
-      <w:startOverride w:val="1"/>
-    </w:lvlOverride>
-    <w:lvlOverride w:ilvl="7">
-      <w:startOverride w:val="1"/>
-    </w:lvlOverride>
-    <w:lvlOverride w:ilvl="8">
-      <w:startOverride w:val="1"/>
-    </w:lvlOverride>
-  </w:num>
-  <w:num w:numId="70">
+  <w:num w:numId="32" w16cid:durableId="1842773362">
     <w:abstractNumId w:val="60"/>
     <w:lvlOverride w:ilvl="0">
       <w:startOverride w:val="1"/>
@@ -14048,11 +17530,116 @@
       <w:startOverride w:val="1"/>
     </w:lvlOverride>
   </w:num>
-  <w:num w:numId="71">
-    <w:abstractNumId w:val="6"/>
+  <w:num w:numId="33" w16cid:durableId="1606418655">
+    <w:abstractNumId w:val="55"/>
   </w:num>
-  <w:num w:numId="72">
-    <w:abstractNumId w:val="100"/>
+  <w:num w:numId="34" w16cid:durableId="197163826">
+    <w:abstractNumId w:val="4"/>
+  </w:num>
+  <w:num w:numId="35" w16cid:durableId="1189903891">
+    <w:abstractNumId w:val="19"/>
+  </w:num>
+  <w:num w:numId="36" w16cid:durableId="1972324967">
+    <w:abstractNumId w:val="70"/>
+  </w:num>
+  <w:num w:numId="37" w16cid:durableId="171189532">
+    <w:abstractNumId w:val="3"/>
+  </w:num>
+  <w:num w:numId="38" w16cid:durableId="1854496740">
+    <w:abstractNumId w:val="29"/>
+  </w:num>
+  <w:num w:numId="39" w16cid:durableId="224682804">
+    <w:abstractNumId w:val="24"/>
+  </w:num>
+  <w:num w:numId="40" w16cid:durableId="1790081645">
+    <w:abstractNumId w:val="10"/>
+  </w:num>
+  <w:num w:numId="41" w16cid:durableId="184564418">
+    <w:abstractNumId w:val="122"/>
+  </w:num>
+  <w:num w:numId="42" w16cid:durableId="1139105423">
+    <w:abstractNumId w:val="124"/>
+  </w:num>
+  <w:num w:numId="43" w16cid:durableId="176359108">
+    <w:abstractNumId w:val="96"/>
+  </w:num>
+  <w:num w:numId="44" w16cid:durableId="1666937542">
+    <w:abstractNumId w:val="116"/>
+  </w:num>
+  <w:num w:numId="45" w16cid:durableId="1320961973">
+    <w:abstractNumId w:val="50"/>
+  </w:num>
+  <w:num w:numId="46" w16cid:durableId="71658464">
+    <w:abstractNumId w:val="103"/>
+  </w:num>
+  <w:num w:numId="47" w16cid:durableId="660934265">
+    <w:abstractNumId w:val="26"/>
+  </w:num>
+  <w:num w:numId="48" w16cid:durableId="105270757">
+    <w:abstractNumId w:val="142"/>
+  </w:num>
+  <w:num w:numId="49" w16cid:durableId="393624865">
+    <w:abstractNumId w:val="14"/>
+  </w:num>
+  <w:num w:numId="50" w16cid:durableId="1939677093">
+    <w:abstractNumId w:val="89"/>
+  </w:num>
+  <w:num w:numId="51" w16cid:durableId="984091574">
+    <w:abstractNumId w:val="52"/>
+  </w:num>
+  <w:num w:numId="52" w16cid:durableId="674724036">
+    <w:abstractNumId w:val="45"/>
+  </w:num>
+  <w:num w:numId="53" w16cid:durableId="102238333">
+    <w:abstractNumId w:val="22"/>
+  </w:num>
+  <w:num w:numId="54" w16cid:durableId="37321934">
+    <w:abstractNumId w:val="105"/>
+  </w:num>
+  <w:num w:numId="55" w16cid:durableId="1988895637">
+    <w:abstractNumId w:val="145"/>
+  </w:num>
+  <w:num w:numId="56" w16cid:durableId="1017464132">
+    <w:abstractNumId w:val="68"/>
+  </w:num>
+  <w:num w:numId="57" w16cid:durableId="1483036823">
+    <w:abstractNumId w:val="119"/>
+  </w:num>
+  <w:num w:numId="58" w16cid:durableId="1001813426">
+    <w:abstractNumId w:val="84"/>
+  </w:num>
+  <w:num w:numId="59" w16cid:durableId="1406994129">
+    <w:abstractNumId w:val="33"/>
+  </w:num>
+  <w:num w:numId="60" w16cid:durableId="1311639361">
+    <w:abstractNumId w:val="73"/>
+  </w:num>
+  <w:num w:numId="61" w16cid:durableId="445389112">
+    <w:abstractNumId w:val="39"/>
+  </w:num>
+  <w:num w:numId="62" w16cid:durableId="513153600">
+    <w:abstractNumId w:val="12"/>
+  </w:num>
+  <w:num w:numId="63" w16cid:durableId="1822042570">
+    <w:abstractNumId w:val="137"/>
+  </w:num>
+  <w:num w:numId="64" w16cid:durableId="1196693340">
+    <w:abstractNumId w:val="125"/>
+  </w:num>
+  <w:num w:numId="65" w16cid:durableId="983267826">
+    <w:abstractNumId w:val="127"/>
+  </w:num>
+  <w:num w:numId="66" w16cid:durableId="1285817881">
+    <w:abstractNumId w:val="121"/>
+  </w:num>
+  <w:num w:numId="67" w16cid:durableId="49690092">
+    <w:abstractNumId w:val="25"/>
+  </w:num>
+  <w:num w:numId="68" w16cid:durableId="441145566">
+    <w:abstractNumId w:val="35"/>
+  </w:num>
+  <w:num w:numId="69" w16cid:durableId="1002319982">
+    <w:abstractNumId w:val="130"/>
     <w:lvlOverride w:ilvl="0">
       <w:startOverride w:val="1"/>
     </w:lvlOverride>
@@ -14081,35 +17668,8 @@
       <w:startOverride w:val="1"/>
     </w:lvlOverride>
   </w:num>
-  <w:num w:numId="73">
-    <w:abstractNumId w:val="62"/>
-  </w:num>
-  <w:num w:numId="74">
-    <w:abstractNumId w:val="8"/>
-  </w:num>
-  <w:num w:numId="75">
-    <w:abstractNumId w:val="121"/>
-  </w:num>
-  <w:num w:numId="76">
-    <w:abstractNumId w:val="1"/>
-  </w:num>
-  <w:num w:numId="77">
-    <w:abstractNumId w:val="128"/>
-  </w:num>
-  <w:num w:numId="78">
-    <w:abstractNumId w:val="97"/>
-  </w:num>
-  <w:num w:numId="79">
-    <w:abstractNumId w:val="125"/>
-  </w:num>
-  <w:num w:numId="80">
-    <w:abstractNumId w:val="54"/>
-  </w:num>
-  <w:num w:numId="81">
-    <w:abstractNumId w:val="26"/>
-  </w:num>
-  <w:num w:numId="82">
-    <w:abstractNumId w:val="55"/>
+  <w:num w:numId="70" w16cid:durableId="113403793">
+    <w:abstractNumId w:val="63"/>
     <w:lvlOverride w:ilvl="0">
       <w:startOverride w:val="1"/>
     </w:lvlOverride>
@@ -14138,134 +17698,11 @@
       <w:startOverride w:val="1"/>
     </w:lvlOverride>
   </w:num>
-  <w:num w:numId="83">
-    <w:abstractNumId w:val="105"/>
+  <w:num w:numId="71" w16cid:durableId="980111880">
+    <w:abstractNumId w:val="6"/>
   </w:num>
-  <w:num w:numId="84">
-    <w:abstractNumId w:val="37"/>
-  </w:num>
-  <w:num w:numId="85">
-    <w:abstractNumId w:val="65"/>
-  </w:num>
-  <w:num w:numId="86">
-    <w:abstractNumId w:val="67"/>
-  </w:num>
-  <w:num w:numId="87">
-    <w:abstractNumId w:val="81"/>
-  </w:num>
-  <w:num w:numId="88">
-    <w:abstractNumId w:val="95"/>
-  </w:num>
-  <w:num w:numId="89">
-    <w:abstractNumId w:val="15"/>
-  </w:num>
-  <w:num w:numId="90">
-    <w:abstractNumId w:val="36"/>
-  </w:num>
-  <w:num w:numId="91">
-    <w:abstractNumId w:val="16"/>
-  </w:num>
-  <w:num w:numId="92">
-    <w:abstractNumId w:val="57"/>
-  </w:num>
-  <w:num w:numId="93">
-    <w:abstractNumId w:val="75"/>
-  </w:num>
-  <w:num w:numId="94">
-    <w:abstractNumId w:val="40"/>
-  </w:num>
-  <w:num w:numId="95">
-    <w:abstractNumId w:val="17"/>
-  </w:num>
-  <w:num w:numId="96">
-    <w:abstractNumId w:val="2"/>
-  </w:num>
-  <w:num w:numId="97">
-    <w:abstractNumId w:val="52"/>
-  </w:num>
-  <w:num w:numId="98">
-    <w:abstractNumId w:val="48"/>
-  </w:num>
-  <w:num w:numId="99">
-    <w:abstractNumId w:val="30"/>
-  </w:num>
-  <w:num w:numId="100">
-    <w:abstractNumId w:val="59"/>
-  </w:num>
-  <w:num w:numId="101">
-    <w:abstractNumId w:val="123"/>
-  </w:num>
-  <w:num w:numId="102">
-    <w:abstractNumId w:val="72"/>
-  </w:num>
-  <w:num w:numId="103">
-    <w:abstractNumId w:val="43"/>
-  </w:num>
-  <w:num w:numId="104">
-    <w:abstractNumId w:val="76"/>
-  </w:num>
-  <w:num w:numId="105">
-    <w:abstractNumId w:val="22"/>
-  </w:num>
-  <w:num w:numId="106">
-    <w:abstractNumId w:val="79"/>
-  </w:num>
-  <w:num w:numId="107">
-    <w:abstractNumId w:val="41"/>
-  </w:num>
-  <w:num w:numId="108">
-    <w:abstractNumId w:val="83"/>
-  </w:num>
-  <w:num w:numId="109">
-    <w:abstractNumId w:val="56"/>
-  </w:num>
-  <w:num w:numId="110">
-    <w:abstractNumId w:val="63"/>
-  </w:num>
-  <w:num w:numId="111">
-    <w:abstractNumId w:val="126"/>
-  </w:num>
-  <w:num w:numId="112">
-    <w:abstractNumId w:val="91"/>
-  </w:num>
-  <w:num w:numId="113">
-    <w:abstractNumId w:val="73"/>
-  </w:num>
-  <w:num w:numId="114">
-    <w:abstractNumId w:val="0"/>
-  </w:num>
-  <w:num w:numId="115">
-    <w:abstractNumId w:val="47"/>
-  </w:num>
-  <w:num w:numId="116">
-    <w:abstractNumId w:val="80"/>
-  </w:num>
-  <w:num w:numId="117">
-    <w:abstractNumId w:val="93"/>
-  </w:num>
-  <w:num w:numId="118">
-    <w:abstractNumId w:val="115"/>
-  </w:num>
-  <w:num w:numId="119">
-    <w:abstractNumId w:val="71"/>
-  </w:num>
-  <w:num w:numId="120">
-    <w:abstractNumId w:val="19"/>
-  </w:num>
-  <w:num w:numId="121">
-    <w:abstractNumId w:val="33"/>
-  </w:num>
-  <w:num w:numId="122">
-    <w:abstractNumId w:val="84"/>
-  </w:num>
-  <w:num w:numId="123">
-    <w:abstractNumId w:val="7"/>
-  </w:num>
-  <w:num w:numId="124">
-    <w:abstractNumId w:val="130"/>
-  </w:num>
-  <w:num w:numId="125">
-    <w:abstractNumId w:val="98"/>
+  <w:num w:numId="72" w16cid:durableId="870919849">
+    <w:abstractNumId w:val="109"/>
     <w:lvlOverride w:ilvl="0">
       <w:startOverride w:val="1"/>
     </w:lvlOverride>
@@ -14294,36 +17731,294 @@
       <w:startOverride w:val="1"/>
     </w:lvlOverride>
   </w:num>
-  <w:num w:numId="126">
+  <w:num w:numId="73" w16cid:durableId="1073510980">
+    <w:abstractNumId w:val="65"/>
+  </w:num>
+  <w:num w:numId="74" w16cid:durableId="1078558186">
+    <w:abstractNumId w:val="8"/>
+  </w:num>
+  <w:num w:numId="75" w16cid:durableId="328168999">
+    <w:abstractNumId w:val="136"/>
+  </w:num>
+  <w:num w:numId="76" w16cid:durableId="1350909870">
+    <w:abstractNumId w:val="1"/>
+  </w:num>
+  <w:num w:numId="77" w16cid:durableId="1875654370">
+    <w:abstractNumId w:val="143"/>
+  </w:num>
+  <w:num w:numId="78" w16cid:durableId="39398931">
+    <w:abstractNumId w:val="106"/>
+  </w:num>
+  <w:num w:numId="79" w16cid:durableId="2024241215">
+    <w:abstractNumId w:val="140"/>
+  </w:num>
+  <w:num w:numId="80" w16cid:durableId="1823428347">
+    <w:abstractNumId w:val="56"/>
+  </w:num>
+  <w:num w:numId="81" w16cid:durableId="2062704885">
+    <w:abstractNumId w:val="27"/>
+  </w:num>
+  <w:num w:numId="82" w16cid:durableId="1497040328">
+    <w:abstractNumId w:val="57"/>
+    <w:lvlOverride w:ilvl="0">
+      <w:startOverride w:val="1"/>
+    </w:lvlOverride>
+    <w:lvlOverride w:ilvl="1">
+      <w:startOverride w:val="1"/>
+    </w:lvlOverride>
+    <w:lvlOverride w:ilvl="2">
+      <w:startOverride w:val="1"/>
+    </w:lvlOverride>
+    <w:lvlOverride w:ilvl="3">
+      <w:startOverride w:val="1"/>
+    </w:lvlOverride>
+    <w:lvlOverride w:ilvl="4">
+      <w:startOverride w:val="1"/>
+    </w:lvlOverride>
+    <w:lvlOverride w:ilvl="5">
+      <w:startOverride w:val="1"/>
+    </w:lvlOverride>
+    <w:lvlOverride w:ilvl="6">
+      <w:startOverride w:val="1"/>
+    </w:lvlOverride>
+    <w:lvlOverride w:ilvl="7">
+      <w:startOverride w:val="1"/>
+    </w:lvlOverride>
+    <w:lvlOverride w:ilvl="8">
+      <w:startOverride w:val="1"/>
+    </w:lvlOverride>
+  </w:num>
+  <w:num w:numId="83" w16cid:durableId="1634825178">
+    <w:abstractNumId w:val="115"/>
+  </w:num>
+  <w:num w:numId="84" w16cid:durableId="1884291626">
+    <w:abstractNumId w:val="38"/>
+  </w:num>
+  <w:num w:numId="85" w16cid:durableId="1540128241">
+    <w:abstractNumId w:val="69"/>
+  </w:num>
+  <w:num w:numId="86" w16cid:durableId="1663268386">
+    <w:abstractNumId w:val="71"/>
+  </w:num>
+  <w:num w:numId="87" w16cid:durableId="2024278349">
+    <w:abstractNumId w:val="87"/>
+  </w:num>
+  <w:num w:numId="88" w16cid:durableId="1427381501">
+    <w:abstractNumId w:val="104"/>
+  </w:num>
+  <w:num w:numId="89" w16cid:durableId="1129737014">
+    <w:abstractNumId w:val="16"/>
+  </w:num>
+  <w:num w:numId="90" w16cid:durableId="236131942">
+    <w:abstractNumId w:val="37"/>
+  </w:num>
+  <w:num w:numId="91" w16cid:durableId="361437611">
+    <w:abstractNumId w:val="17"/>
+  </w:num>
+  <w:num w:numId="92" w16cid:durableId="1323582901">
+    <w:abstractNumId w:val="59"/>
+  </w:num>
+  <w:num w:numId="93" w16cid:durableId="1054279012">
+    <w:abstractNumId w:val="80"/>
+  </w:num>
+  <w:num w:numId="94" w16cid:durableId="2059468995">
+    <w:abstractNumId w:val="41"/>
+  </w:num>
+  <w:num w:numId="95" w16cid:durableId="251857558">
+    <w:abstractNumId w:val="18"/>
+  </w:num>
+  <w:num w:numId="96" w16cid:durableId="1810048889">
+    <w:abstractNumId w:val="2"/>
+  </w:num>
+  <w:num w:numId="97" w16cid:durableId="532159067">
+    <w:abstractNumId w:val="54"/>
+  </w:num>
+  <w:num w:numId="98" w16cid:durableId="2080712602">
+    <w:abstractNumId w:val="49"/>
+  </w:num>
+  <w:num w:numId="99" w16cid:durableId="1546331979">
+    <w:abstractNumId w:val="31"/>
+  </w:num>
+  <w:num w:numId="100" w16cid:durableId="1792087928">
+    <w:abstractNumId w:val="62"/>
+  </w:num>
+  <w:num w:numId="101" w16cid:durableId="1006060340">
+    <w:abstractNumId w:val="138"/>
+  </w:num>
+  <w:num w:numId="102" w16cid:durableId="320544101">
+    <w:abstractNumId w:val="77"/>
+  </w:num>
+  <w:num w:numId="103" w16cid:durableId="2065833489">
+    <w:abstractNumId w:val="44"/>
+  </w:num>
+  <w:num w:numId="104" w16cid:durableId="1652441560">
+    <w:abstractNumId w:val="81"/>
+  </w:num>
+  <w:num w:numId="105" w16cid:durableId="1801419925">
+    <w:abstractNumId w:val="23"/>
+  </w:num>
+  <w:num w:numId="106" w16cid:durableId="929242291">
+    <w:abstractNumId w:val="85"/>
+  </w:num>
+  <w:num w:numId="107" w16cid:durableId="24411413">
+    <w:abstractNumId w:val="42"/>
+  </w:num>
+  <w:num w:numId="108" w16cid:durableId="458963139">
+    <w:abstractNumId w:val="90"/>
+  </w:num>
+  <w:num w:numId="109" w16cid:durableId="865218568">
+    <w:abstractNumId w:val="58"/>
+  </w:num>
+  <w:num w:numId="110" w16cid:durableId="400952257">
+    <w:abstractNumId w:val="67"/>
+  </w:num>
+  <w:num w:numId="111" w16cid:durableId="338043422">
+    <w:abstractNumId w:val="141"/>
+  </w:num>
+  <w:num w:numId="112" w16cid:durableId="1094790301">
+    <w:abstractNumId w:val="100"/>
+  </w:num>
+  <w:num w:numId="113" w16cid:durableId="1178933019">
+    <w:abstractNumId w:val="78"/>
+  </w:num>
+  <w:num w:numId="114" w16cid:durableId="2082755288">
+    <w:abstractNumId w:val="0"/>
+  </w:num>
+  <w:num w:numId="115" w16cid:durableId="72505950">
+    <w:abstractNumId w:val="48"/>
+  </w:num>
+  <w:num w:numId="116" w16cid:durableId="1993675943">
+    <w:abstractNumId w:val="86"/>
+  </w:num>
+  <w:num w:numId="117" w16cid:durableId="421731395">
+    <w:abstractNumId w:val="102"/>
+  </w:num>
+  <w:num w:numId="118" w16cid:durableId="1383360010">
+    <w:abstractNumId w:val="129"/>
+  </w:num>
+  <w:num w:numId="119" w16cid:durableId="803156117">
+    <w:abstractNumId w:val="76"/>
+  </w:num>
+  <w:num w:numId="120" w16cid:durableId="2114128508">
+    <w:abstractNumId w:val="20"/>
+  </w:num>
+  <w:num w:numId="121" w16cid:durableId="32730811">
+    <w:abstractNumId w:val="34"/>
+  </w:num>
+  <w:num w:numId="122" w16cid:durableId="876553275">
+    <w:abstractNumId w:val="91"/>
+  </w:num>
+  <w:num w:numId="123" w16cid:durableId="1028801903">
+    <w:abstractNumId w:val="7"/>
+  </w:num>
+  <w:num w:numId="124" w16cid:durableId="580143247">
+    <w:abstractNumId w:val="145"/>
+  </w:num>
+  <w:num w:numId="125" w16cid:durableId="1806964987">
+    <w:abstractNumId w:val="107"/>
+    <w:lvlOverride w:ilvl="0">
+      <w:startOverride w:val="1"/>
+    </w:lvlOverride>
+    <w:lvlOverride w:ilvl="1">
+      <w:startOverride w:val="1"/>
+    </w:lvlOverride>
+    <w:lvlOverride w:ilvl="2">
+      <w:startOverride w:val="1"/>
+    </w:lvlOverride>
+    <w:lvlOverride w:ilvl="3">
+      <w:startOverride w:val="1"/>
+    </w:lvlOverride>
+    <w:lvlOverride w:ilvl="4">
+      <w:startOverride w:val="1"/>
+    </w:lvlOverride>
+    <w:lvlOverride w:ilvl="5">
+      <w:startOverride w:val="1"/>
+    </w:lvlOverride>
+    <w:lvlOverride w:ilvl="6">
+      <w:startOverride w:val="1"/>
+    </w:lvlOverride>
+    <w:lvlOverride w:ilvl="7">
+      <w:startOverride w:val="1"/>
+    </w:lvlOverride>
+    <w:lvlOverride w:ilvl="8">
+      <w:startOverride w:val="1"/>
+    </w:lvlOverride>
+  </w:num>
+  <w:num w:numId="126" w16cid:durableId="2063017735">
+    <w:abstractNumId w:val="97"/>
+  </w:num>
+  <w:num w:numId="127" w16cid:durableId="959993789">
+    <w:abstractNumId w:val="93"/>
+  </w:num>
+  <w:num w:numId="128" w16cid:durableId="152138768">
+    <w:abstractNumId w:val="133"/>
+  </w:num>
+  <w:num w:numId="129" w16cid:durableId="780030194">
+    <w:abstractNumId w:val="95"/>
+  </w:num>
+  <w:num w:numId="130" w16cid:durableId="1741175428">
+    <w:abstractNumId w:val="135"/>
+  </w:num>
+  <w:num w:numId="131" w16cid:durableId="1079327741">
+    <w:abstractNumId w:val="74"/>
+  </w:num>
+  <w:num w:numId="132" w16cid:durableId="2122216826">
+    <w:abstractNumId w:val="47"/>
+  </w:num>
+  <w:num w:numId="133" w16cid:durableId="1037389930">
+    <w:abstractNumId w:val="98"/>
+  </w:num>
+  <w:num w:numId="134" w16cid:durableId="1970241268">
+    <w:abstractNumId w:val="61"/>
+  </w:num>
+  <w:num w:numId="135" w16cid:durableId="1268847849">
+    <w:abstractNumId w:val="51"/>
+  </w:num>
+  <w:num w:numId="136" w16cid:durableId="2095467857">
+    <w:abstractNumId w:val="94"/>
+  </w:num>
+  <w:num w:numId="137" w16cid:durableId="786315333">
+    <w:abstractNumId w:val="92"/>
+  </w:num>
+  <w:num w:numId="138" w16cid:durableId="860510169">
+    <w:abstractNumId w:val="120"/>
+  </w:num>
+  <w:num w:numId="139" w16cid:durableId="1710111474">
+    <w:abstractNumId w:val="126"/>
+  </w:num>
+  <w:num w:numId="140" w16cid:durableId="1191259593">
+    <w:abstractNumId w:val="66"/>
+  </w:num>
+  <w:num w:numId="141" w16cid:durableId="1027098456">
+    <w:abstractNumId w:val="123"/>
+  </w:num>
+  <w:num w:numId="142" w16cid:durableId="706030050">
     <w:abstractNumId w:val="88"/>
   </w:num>
-  <w:num w:numId="127">
-    <w:abstractNumId w:val="85"/>
+  <w:num w:numId="143" w16cid:durableId="1701391273">
+    <w:abstractNumId w:val="113"/>
   </w:num>
-  <w:num w:numId="128">
-    <w:abstractNumId w:val="119"/>
+  <w:num w:numId="144" w16cid:durableId="2047826972">
+    <w:abstractNumId w:val="134"/>
   </w:num>
-  <w:num w:numId="129">
-    <w:abstractNumId w:val="86"/>
+  <w:num w:numId="145" w16cid:durableId="1678338814">
+    <w:abstractNumId w:val="117"/>
   </w:num>
-  <w:num w:numId="130">
-    <w:abstractNumId w:val="120"/>
+  <w:num w:numId="146" w16cid:durableId="699742598">
+    <w:abstractNumId w:val="82"/>
   </w:num>
-  <w:num w:numId="131">
-    <w:abstractNumId w:val="70"/>
+  <w:num w:numId="147" w16cid:durableId="1455977410">
+    <w:abstractNumId w:val="13"/>
   </w:num>
-  <w:num w:numId="132">
-    <w:abstractNumId w:val="46"/>
-  </w:num>
-  <w:num w:numId="133">
-    <w:abstractNumId w:val="89"/>
+  <w:num w:numId="148" w16cid:durableId="433012644">
+    <w:abstractNumId w:val="75"/>
   </w:num>
   <w:numIdMacAtCleanup w:val="129"/>
 </w:numbering>
 </file>
 
 <file path=word/styles.xml><?xml version="1.0" encoding="utf-8"?>
-<w:styles xmlns:mc="http://schemas.openxmlformats.org/markup-compatibility/2006" xmlns:r="http://schemas.openxmlformats.org/officeDocument/2006/relationships" xmlns:w="http://schemas.openxmlformats.org/wordprocessingml/2006/main" xmlns:w14="http://schemas.microsoft.com/office/word/2010/wordml" xmlns:w15="http://schemas.microsoft.com/office/word/2012/wordml" xmlns:w16cid="http://schemas.microsoft.com/office/word/2016/wordml/cid" xmlns:w16se="http://schemas.microsoft.com/office/word/2015/wordml/symex" mc:Ignorable="w14 w15 w16se w16cid">
+<w:styles xmlns:mc="http://schemas.openxmlformats.org/markup-compatibility/2006" xmlns:r="http://schemas.openxmlformats.org/officeDocument/2006/relationships" xmlns:w="http://schemas.openxmlformats.org/wordprocessingml/2006/main" xmlns:w14="http://schemas.microsoft.com/office/word/2010/wordml" xmlns:w15="http://schemas.microsoft.com/office/word/2012/wordml" xmlns:w16cex="http://schemas.microsoft.com/office/word/2018/wordml/cex" xmlns:w16cid="http://schemas.microsoft.com/office/word/2016/wordml/cid" xmlns:w16="http://schemas.microsoft.com/office/word/2018/wordml" xmlns:w16du="http://schemas.microsoft.com/office/word/2023/wordml/word16du" xmlns:w16sdtdh="http://schemas.microsoft.com/office/word/2020/wordml/sdtdatahash" xmlns:w16sdtfl="http://schemas.microsoft.com/office/word/2024/wordml/sdtformatlock" xmlns:w16se="http://schemas.microsoft.com/office/word/2015/wordml/symex" mc:Ignorable="w14 w15 w16se w16cid w16 w16cex w16sdtdh w16sdtfl w16du">
   <w:docDefaults>
     <w:rPrDefault>
       <w:rPr>
@@ -14336,7 +18031,7 @@
     </w:rPrDefault>
     <w:pPrDefault/>
   </w:docDefaults>
-  <w:latentStyles w:defLockedState="0" w:defUIPriority="99" w:defSemiHidden="0" w:defUnhideWhenUsed="0" w:defQFormat="0" w:count="375">
+  <w:latentStyles w:defLockedState="0" w:defUIPriority="99" w:defSemiHidden="0" w:defUnhideWhenUsed="0" w:defQFormat="0" w:count="376">
     <w:lsdException w:name="Normal" w:uiPriority="0" w:qFormat="1"/>
     <w:lsdException w:name="heading 1" w:uiPriority="9" w:qFormat="1"/>
     <w:lsdException w:name="heading 2" w:semiHidden="1" w:uiPriority="9" w:unhideWhenUsed="1" w:qFormat="1"/>
@@ -14712,6 +18407,7 @@
     <w:lsdException w:name="Smart Hyperlink" w:semiHidden="1" w:unhideWhenUsed="1"/>
     <w:lsdException w:name="Hashtag" w:semiHidden="1" w:unhideWhenUsed="1"/>
     <w:lsdException w:name="Unresolved Mention" w:semiHidden="1" w:unhideWhenUsed="1"/>
+    <w:lsdException w:name="Smart Link" w:semiHidden="1" w:unhideWhenUsed="1"/>
   </w:latentStyles>
   <w:style w:type="paragraph" w:default="1" w:styleId="a">
     <w:name w:val="Normal"/>
@@ -14811,7 +18507,6 @@
   <w:style w:type="character" w:default="1" w:styleId="a0">
     <w:name w:val="Default Paragraph Font"/>
     <w:uiPriority w:val="1"/>
-    <w:semiHidden/>
     <w:unhideWhenUsed/>
   </w:style>
   <w:style w:type="table" w:default="1" w:styleId="a1">

--- a/文件/競賽的相關東西/innoserve/附件1-1：系統概述文件.docx
+++ b/文件/競賽的相關東西/innoserve/附件1-1：系統概述文件.docx
@@ -44,533 +44,6 @@
     </w:p>
     <w:p>
       <w:pPr>
-        <w:numPr>
-          <w:ilvl w:val="0"/>
-          <w:numId w:val="5"/>
-        </w:numPr>
-        <w:adjustRightInd w:val="0"/>
-        <w:snapToGrid w:val="0"/>
-        <w:spacing w:before="60" w:after="60"/>
-        <w:ind w:left="280" w:hangingChars="100" w:hanging="280"/>
-        <w:rPr>
-          <w:rFonts w:ascii="標楷體" w:eastAsia="標楷體" w:hAnsi="標楷體"/>
-          <w:sz w:val="28"/>
-        </w:rPr>
-      </w:pPr>
-      <w:r>
-        <w:rPr>
-          <w:rFonts w:ascii="標楷體" w:eastAsia="標楷體" w:hAnsi="標楷體"/>
-          <w:sz w:val="28"/>
-        </w:rPr>
-        <w:t>系統概述文件需為word檔，以A4紙張格式</w:t>
-      </w:r>
-      <w:r>
-        <w:rPr>
-          <w:rFonts w:ascii="標楷體" w:eastAsia="標楷體" w:hAnsi="標楷體"/>
-          <w:bCs/>
-          <w:sz w:val="28"/>
-        </w:rPr>
-        <w:t>，</w:t>
-      </w:r>
-      <w:r>
-        <w:rPr>
-          <w:rFonts w:ascii="標楷體" w:eastAsia="標楷體" w:hAnsi="標楷體"/>
-          <w:sz w:val="28"/>
-        </w:rPr>
-        <w:t>最多</w:t>
-      </w:r>
-      <w:r>
-        <w:rPr>
-          <w:rFonts w:ascii="標楷體" w:eastAsia="標楷體" w:hAnsi="標楷體"/>
-          <w:bCs/>
-          <w:sz w:val="28"/>
-        </w:rPr>
-        <w:t>不得超過</w:t>
-      </w:r>
-      <w:r>
-        <w:rPr>
-          <w:rFonts w:ascii="標楷體" w:eastAsia="標楷體" w:hAnsi="標楷體"/>
-          <w:sz w:val="28"/>
-        </w:rPr>
-        <w:t>5頁</w:t>
-      </w:r>
-      <w:r>
-        <w:rPr>
-          <w:rFonts w:ascii="標楷體" w:eastAsia="標楷體" w:hAnsi="標楷體"/>
-          <w:bCs/>
-          <w:sz w:val="28"/>
-        </w:rPr>
-        <w:t>，超過頁數時系統會</w:t>
-      </w:r>
-      <w:proofErr w:type="gramStart"/>
-      <w:r>
-        <w:rPr>
-          <w:rFonts w:ascii="標楷體" w:eastAsia="標楷體" w:hAnsi="標楷體"/>
-          <w:bCs/>
-          <w:sz w:val="28"/>
-        </w:rPr>
-        <w:t>自動截尾</w:t>
-      </w:r>
-      <w:proofErr w:type="gramEnd"/>
-      <w:r>
-        <w:rPr>
-          <w:rFonts w:ascii="標楷體" w:eastAsia="標楷體" w:hAnsi="標楷體"/>
-          <w:sz w:val="28"/>
-        </w:rPr>
-        <w:t>，檔案大小不得超過4MB</w:t>
-      </w:r>
-      <w:r>
-        <w:rPr>
-          <w:rFonts w:ascii="標楷體" w:eastAsia="標楷體" w:hAnsi="標楷體" w:hint="eastAsia"/>
-          <w:sz w:val="28"/>
-        </w:rPr>
-        <w:t>。</w:t>
-      </w:r>
-    </w:p>
-    <w:p>
-      <w:pPr>
-        <w:numPr>
-          <w:ilvl w:val="0"/>
-          <w:numId w:val="5"/>
-        </w:numPr>
-        <w:adjustRightInd w:val="0"/>
-        <w:snapToGrid w:val="0"/>
-        <w:spacing w:before="60" w:after="60"/>
-        <w:ind w:left="280" w:hangingChars="100" w:hanging="280"/>
-        <w:rPr>
-          <w:rFonts w:ascii="標楷體" w:eastAsia="標楷體" w:hAnsi="標楷體"/>
-          <w:sz w:val="28"/>
-        </w:rPr>
-      </w:pPr>
-      <w:r>
-        <w:rPr>
-          <w:rFonts w:ascii="標楷體" w:eastAsia="標楷體" w:hAnsi="標楷體"/>
-          <w:bCs/>
-          <w:sz w:val="28"/>
-        </w:rPr>
-        <w:t>版面設定為直向紙張，邊界為上2cm、下2cm、左2cm、右</w:t>
-      </w:r>
-      <w:r>
-        <w:rPr>
-          <w:rFonts w:ascii="標楷體" w:eastAsia="標楷體" w:hAnsi="標楷體"/>
-          <w:sz w:val="28"/>
-        </w:rPr>
-        <w:t>2cm</w:t>
-      </w:r>
-      <w:r>
-        <w:rPr>
-          <w:rFonts w:ascii="標楷體" w:eastAsia="標楷體" w:hAnsi="標楷體"/>
-          <w:bCs/>
-          <w:sz w:val="28"/>
-        </w:rPr>
-        <w:t>、裝訂邊1cm。</w:t>
-      </w:r>
-    </w:p>
-    <w:p>
-      <w:pPr>
-        <w:numPr>
-          <w:ilvl w:val="0"/>
-          <w:numId w:val="5"/>
-        </w:numPr>
-        <w:adjustRightInd w:val="0"/>
-        <w:snapToGrid w:val="0"/>
-        <w:spacing w:before="60" w:after="60"/>
-        <w:ind w:left="280" w:hangingChars="100" w:hanging="280"/>
-        <w:rPr>
-          <w:rFonts w:ascii="標楷體" w:eastAsia="標楷體" w:hAnsi="標楷體"/>
-          <w:sz w:val="28"/>
-        </w:rPr>
-      </w:pPr>
-      <w:r>
-        <w:rPr>
-          <w:rFonts w:ascii="標楷體" w:eastAsia="標楷體" w:hAnsi="標楷體"/>
-          <w:bCs/>
-          <w:sz w:val="28"/>
-        </w:rPr>
-        <w:t>統一用標楷體14字型，單行間距，與前後段距離3pt。</w:t>
-      </w:r>
-    </w:p>
-    <w:p>
-      <w:pPr>
-        <w:numPr>
-          <w:ilvl w:val="0"/>
-          <w:numId w:val="5"/>
-        </w:numPr>
-        <w:adjustRightInd w:val="0"/>
-        <w:snapToGrid w:val="0"/>
-        <w:spacing w:before="60" w:after="60"/>
-        <w:ind w:left="280" w:hangingChars="100" w:hanging="280"/>
-        <w:rPr>
-          <w:rFonts w:ascii="標楷體" w:eastAsia="標楷體" w:hAnsi="標楷體"/>
-          <w:sz w:val="28"/>
-        </w:rPr>
-      </w:pPr>
-      <w:r>
-        <w:rPr>
-          <w:rFonts w:ascii="標楷體" w:eastAsia="標楷體" w:hAnsi="標楷體"/>
-          <w:bCs/>
-          <w:sz w:val="28"/>
-        </w:rPr>
-        <w:t>系統概述文件須具備之內容如下：（標頭為必須之部分）。</w:t>
-      </w:r>
-    </w:p>
-    <w:p>
-      <w:pPr>
-        <w:numPr>
-          <w:ilvl w:val="0"/>
-          <w:numId w:val="5"/>
-        </w:numPr>
-        <w:adjustRightInd w:val="0"/>
-        <w:snapToGrid w:val="0"/>
-        <w:spacing w:before="60" w:after="60"/>
-        <w:ind w:left="280" w:hangingChars="100" w:hanging="280"/>
-        <w:rPr>
-          <w:rFonts w:ascii="標楷體" w:eastAsia="標楷體" w:hAnsi="標楷體"/>
-          <w:sz w:val="28"/>
-        </w:rPr>
-      </w:pPr>
-      <w:r>
-        <w:rPr>
-          <w:rFonts w:ascii="標楷體" w:eastAsia="標楷體" w:hAnsi="標楷體"/>
-          <w:sz w:val="28"/>
-        </w:rPr>
-        <w:t>報名</w:t>
-      </w:r>
-      <w:r>
-        <w:rPr>
-          <w:rFonts w:ascii="標楷體" w:eastAsia="標楷體" w:hAnsi="標楷體" w:hint="eastAsia"/>
-          <w:sz w:val="28"/>
-        </w:rPr>
-        <w:t>「AI工具運用組」</w:t>
-      </w:r>
-      <w:r>
-        <w:rPr>
-          <w:rFonts w:ascii="標楷體" w:eastAsia="標楷體" w:hAnsi="標楷體"/>
-          <w:sz w:val="28"/>
-        </w:rPr>
-        <w:t>之參賽隊伍，</w:t>
-      </w:r>
-      <w:r>
-        <w:rPr>
-          <w:rFonts w:ascii="標楷體" w:eastAsia="標楷體" w:hAnsi="標楷體" w:hint="eastAsia"/>
-          <w:sz w:val="28"/>
-        </w:rPr>
-        <w:t>作品須運用「AI工具」，且須於系統概述文件中詳述運用何種AI工具及運用範疇。</w:t>
-      </w:r>
-    </w:p>
-    <w:p>
-      <w:pPr>
-        <w:numPr>
-          <w:ilvl w:val="0"/>
-          <w:numId w:val="5"/>
-        </w:numPr>
-        <w:adjustRightInd w:val="0"/>
-        <w:snapToGrid w:val="0"/>
-        <w:spacing w:before="60" w:after="60"/>
-        <w:ind w:left="280" w:hangingChars="100" w:hanging="280"/>
-        <w:rPr>
-          <w:rFonts w:ascii="標楷體" w:eastAsia="標楷體" w:hAnsi="標楷體"/>
-          <w:sz w:val="28"/>
-          <w:u w:val="single"/>
-        </w:rPr>
-      </w:pPr>
-      <w:r>
-        <w:rPr>
-          <w:rFonts w:ascii="標楷體" w:eastAsia="標楷體" w:hAnsi="標楷體"/>
-          <w:sz w:val="28"/>
-        </w:rPr>
-        <w:t>報名</w:t>
-      </w:r>
-      <w:r>
-        <w:rPr>
-          <w:rFonts w:ascii="標楷體" w:eastAsia="標楷體" w:hAnsi="標楷體" w:hint="eastAsia"/>
-          <w:sz w:val="28"/>
-        </w:rPr>
-        <w:t>「</w:t>
-      </w:r>
-      <w:r>
-        <w:rPr>
-          <w:rFonts w:ascii="標楷體" w:eastAsia="標楷體" w:hAnsi="標楷體"/>
-          <w:sz w:val="28"/>
-        </w:rPr>
-        <w:t>產學合作組</w:t>
-      </w:r>
-      <w:r>
-        <w:rPr>
-          <w:rFonts w:ascii="標楷體" w:eastAsia="標楷體" w:hAnsi="標楷體" w:hint="eastAsia"/>
-          <w:sz w:val="28"/>
-        </w:rPr>
-        <w:t>」</w:t>
-      </w:r>
-      <w:r>
-        <w:rPr>
-          <w:rFonts w:ascii="標楷體" w:eastAsia="標楷體" w:hAnsi="標楷體"/>
-          <w:sz w:val="28"/>
-        </w:rPr>
-        <w:t>之參賽隊伍，</w:t>
-      </w:r>
-      <w:r>
-        <w:rPr>
-          <w:rFonts w:ascii="標楷體" w:eastAsia="標楷體" w:hAnsi="標楷體"/>
-          <w:sz w:val="28"/>
-          <w:u w:val="single"/>
-        </w:rPr>
-        <w:t>需於『前言』段落中，詳細註明合作之公司名稱、聯絡人及電話號碼。</w:t>
-      </w:r>
-    </w:p>
-    <w:p>
-      <w:pPr>
-        <w:numPr>
-          <w:ilvl w:val="0"/>
-          <w:numId w:val="5"/>
-        </w:numPr>
-        <w:adjustRightInd w:val="0"/>
-        <w:snapToGrid w:val="0"/>
-        <w:spacing w:before="60" w:after="60"/>
-        <w:ind w:left="280" w:hangingChars="100" w:hanging="280"/>
-        <w:rPr>
-          <w:rFonts w:ascii="標楷體" w:eastAsia="標楷體" w:hAnsi="標楷體"/>
-          <w:sz w:val="28"/>
-        </w:rPr>
-      </w:pPr>
-      <w:r>
-        <w:rPr>
-          <w:rFonts w:ascii="標楷體" w:eastAsia="標楷體" w:hAnsi="標楷體"/>
-          <w:sz w:val="28"/>
-        </w:rPr>
-        <w:t>報名「教育開放資料組」</w:t>
-      </w:r>
-      <w:r>
-        <w:rPr>
-          <w:rFonts w:ascii="標楷體" w:eastAsia="標楷體" w:hAnsi="標楷體" w:hint="eastAsia"/>
-          <w:sz w:val="28"/>
-        </w:rPr>
-        <w:t>、「</w:t>
-      </w:r>
-      <w:proofErr w:type="gramStart"/>
-      <w:r>
-        <w:rPr>
-          <w:rFonts w:ascii="標楷體" w:eastAsia="標楷體" w:hAnsi="標楷體" w:hint="eastAsia"/>
-          <w:sz w:val="28"/>
-        </w:rPr>
-        <w:t>臺</w:t>
-      </w:r>
-      <w:proofErr w:type="gramEnd"/>
-      <w:r>
-        <w:rPr>
-          <w:rFonts w:ascii="標楷體" w:eastAsia="標楷體" w:hAnsi="標楷體" w:hint="eastAsia"/>
-          <w:sz w:val="28"/>
-        </w:rPr>
-        <w:t>北生活好便利創新應用組」</w:t>
-      </w:r>
-      <w:r>
-        <w:rPr>
-          <w:rFonts w:ascii="標楷體" w:eastAsia="標楷體" w:hAnsi="標楷體" w:hint="eastAsia"/>
-          <w:sz w:val="28"/>
-        </w:rPr>
-        <w:t>、「勞工保障及保險智慧服務組」</w:t>
-      </w:r>
-      <w:r>
-        <w:rPr>
-          <w:rFonts w:ascii="標楷體" w:eastAsia="標楷體" w:hAnsi="標楷體"/>
-          <w:sz w:val="28"/>
-        </w:rPr>
-        <w:t>及「</w:t>
-      </w:r>
-      <w:r>
-        <w:rPr>
-          <w:rFonts w:ascii="標楷體" w:eastAsia="標楷體" w:hAnsi="標楷體" w:hint="eastAsia"/>
-          <w:kern w:val="0"/>
-          <w:sz w:val="28"/>
-        </w:rPr>
-        <w:t>商業發展治理創新組</w:t>
-      </w:r>
-      <w:r>
-        <w:rPr>
-          <w:rFonts w:ascii="標楷體" w:eastAsia="標楷體" w:hAnsi="標楷體"/>
-          <w:sz w:val="28"/>
-        </w:rPr>
-        <w:t>」之參賽隊伍，須於</w:t>
-      </w:r>
-      <w:r>
-        <w:rPr>
-          <w:rFonts w:ascii="標楷體" w:eastAsia="標楷體" w:hAnsi="標楷體" w:hint="eastAsia"/>
-          <w:sz w:val="28"/>
-        </w:rPr>
-        <w:t>「</w:t>
-      </w:r>
-      <w:r>
-        <w:rPr>
-          <w:rFonts w:ascii="標楷體" w:eastAsia="標楷體" w:hAnsi="標楷體"/>
-          <w:sz w:val="28"/>
-        </w:rPr>
-        <w:t>前言</w:t>
-      </w:r>
-      <w:r>
-        <w:rPr>
-          <w:rFonts w:ascii="標楷體" w:eastAsia="標楷體" w:hAnsi="標楷體" w:hint="eastAsia"/>
-          <w:sz w:val="28"/>
-        </w:rPr>
-        <w:t>」</w:t>
-      </w:r>
-      <w:r>
-        <w:rPr>
-          <w:rFonts w:ascii="標楷體" w:eastAsia="標楷體" w:hAnsi="標楷體"/>
-          <w:sz w:val="28"/>
-        </w:rPr>
-        <w:t>段落中，詳列使用之「開放資料」資料集(Data Set)名稱。</w:t>
-      </w:r>
-    </w:p>
-    <w:p>
-      <w:pPr>
-        <w:numPr>
-          <w:ilvl w:val="0"/>
-          <w:numId w:val="5"/>
-        </w:numPr>
-        <w:adjustRightInd w:val="0"/>
-        <w:snapToGrid w:val="0"/>
-        <w:spacing w:before="60" w:after="60"/>
-        <w:ind w:left="280" w:hangingChars="100" w:hanging="280"/>
-        <w:rPr>
-          <w:rFonts w:ascii="標楷體" w:eastAsia="標楷體" w:hAnsi="標楷體"/>
-          <w:sz w:val="28"/>
-        </w:rPr>
-      </w:pPr>
-      <w:r>
-        <w:rPr>
-          <w:rFonts w:ascii="標楷體" w:eastAsia="標楷體" w:hAnsi="標楷體" w:hint="eastAsia"/>
-          <w:sz w:val="28"/>
-        </w:rPr>
-        <w:t>報名「資料隱私</w:t>
-      </w:r>
-      <w:r>
-        <w:rPr>
-          <w:rFonts w:ascii="標楷體" w:eastAsia="標楷體" w:hAnsi="標楷體" w:hint="eastAsia"/>
-          <w:color w:val="000000"/>
-          <w:sz w:val="28"/>
-        </w:rPr>
-        <w:t>保護</w:t>
-      </w:r>
-      <w:r>
-        <w:rPr>
-          <w:rFonts w:ascii="標楷體" w:eastAsia="標楷體" w:hAnsi="標楷體" w:hint="eastAsia"/>
-          <w:sz w:val="28"/>
-        </w:rPr>
-        <w:t>-創新應用組」須繳交附件6：衍生資料集產出說明文件。</w:t>
-      </w:r>
-    </w:p>
-    <w:p>
-      <w:pPr>
-        <w:numPr>
-          <w:ilvl w:val="0"/>
-          <w:numId w:val="5"/>
-        </w:numPr>
-        <w:adjustRightInd w:val="0"/>
-        <w:snapToGrid w:val="0"/>
-        <w:spacing w:before="60" w:after="60"/>
-        <w:ind w:left="280" w:hangingChars="100" w:hanging="280"/>
-        <w:rPr>
-          <w:rFonts w:ascii="標楷體" w:eastAsia="標楷體" w:hAnsi="標楷體"/>
-          <w:sz w:val="28"/>
-        </w:rPr>
-      </w:pPr>
-      <w:r>
-        <w:rPr>
-          <w:rFonts w:ascii="標楷體" w:eastAsia="標楷體" w:hAnsi="標楷體" w:hint="eastAsia"/>
-          <w:sz w:val="28"/>
-        </w:rPr>
-        <w:t>鼓勵報名指定專題類之團隊，如有深入與企業洽談、了解其需求，可於概述文件中呈現討論之紀錄(可包含：人事時地物、形式</w:t>
-      </w:r>
-      <w:r>
-        <w:rPr>
-          <w:rFonts w:ascii="標楷體" w:eastAsia="標楷體" w:hAnsi="標楷體"/>
-          <w:sz w:val="28"/>
-        </w:rPr>
-        <w:t>&lt;</w:t>
-      </w:r>
-      <w:proofErr w:type="gramStart"/>
-      <w:r>
-        <w:rPr>
-          <w:rFonts w:ascii="標楷體" w:eastAsia="標楷體" w:hAnsi="標楷體" w:hint="eastAsia"/>
-          <w:sz w:val="28"/>
-        </w:rPr>
-        <w:t>線上</w:t>
-      </w:r>
-      <w:proofErr w:type="gramEnd"/>
-      <w:r>
-        <w:rPr>
-          <w:rFonts w:ascii="標楷體" w:eastAsia="標楷體" w:hAnsi="標楷體" w:hint="eastAsia"/>
-          <w:sz w:val="28"/>
-        </w:rPr>
-        <w:t>/實體</w:t>
-      </w:r>
-      <w:r>
-        <w:rPr>
-          <w:rFonts w:ascii="標楷體" w:eastAsia="標楷體" w:hAnsi="標楷體"/>
-          <w:sz w:val="28"/>
-        </w:rPr>
-        <w:t>&gt;</w:t>
-      </w:r>
-      <w:r>
-        <w:rPr>
-          <w:rFonts w:ascii="標楷體" w:eastAsia="標楷體" w:hAnsi="標楷體" w:hint="eastAsia"/>
-          <w:sz w:val="28"/>
-        </w:rPr>
-        <w:t>、內容等)，做為委員評分參考之內容。</w:t>
-      </w:r>
-    </w:p>
-    <w:p>
-      <w:pPr>
-        <w:pStyle w:val="a3"/>
-        <w:numPr>
-          <w:ilvl w:val="0"/>
-          <w:numId w:val="5"/>
-        </w:numPr>
-        <w:adjustRightInd w:val="0"/>
-        <w:snapToGrid w:val="0"/>
-        <w:spacing w:before="60" w:after="60"/>
-        <w:ind w:leftChars="0" w:left="0" w:firstLine="0"/>
-        <w:rPr>
-          <w:rFonts w:ascii="標楷體" w:eastAsia="標楷體" w:hAnsi="標楷體"/>
-          <w:sz w:val="28"/>
-        </w:rPr>
-      </w:pPr>
-      <w:r>
-        <w:rPr>
-          <w:rFonts w:ascii="標楷體" w:eastAsia="標楷體" w:hAnsi="標楷體"/>
-          <w:sz w:val="28"/>
-        </w:rPr>
-        <w:t>上述</w:t>
-      </w:r>
-      <w:r>
-        <w:rPr>
-          <w:rFonts w:ascii="標楷體" w:eastAsia="標楷體" w:hAnsi="標楷體" w:hint="eastAsia"/>
-          <w:sz w:val="28"/>
-        </w:rPr>
-        <w:t>9</w:t>
-      </w:r>
-      <w:r>
-        <w:rPr>
-          <w:rFonts w:ascii="標楷體" w:eastAsia="標楷體" w:hAnsi="標楷體"/>
-          <w:sz w:val="28"/>
-        </w:rPr>
-        <w:t>點說明，請於繳件時刪除。</w:t>
-      </w:r>
-    </w:p>
-    <w:p>
-      <w:pPr>
-        <w:adjustRightInd w:val="0"/>
-        <w:snapToGrid w:val="0"/>
-        <w:spacing w:before="60" w:after="60"/>
-        <w:ind w:left="851"/>
-        <w:rPr>
-          <w:rFonts w:ascii="標楷體" w:eastAsia="標楷體" w:hAnsi="標楷體"/>
-          <w:sz w:val="28"/>
-        </w:rPr>
-      </w:pPr>
-    </w:p>
-    <w:p>
-      <w:pPr>
         <w:pStyle w:val="a7"/>
         <w:pBdr>
           <w:top w:val="thinThickSmallGap" w:sz="24" w:space="0" w:color="auto"/>
@@ -589,21 +62,14 @@
           <w:rFonts w:ascii="標楷體" w:hAnsi="標楷體"/>
           <w:szCs w:val="24"/>
         </w:rPr>
-        <w:t>編號：（</w:t>
-      </w:r>
-      <w:r>
-        <w:rPr>
-          <w:rFonts w:ascii="標楷體" w:hAnsi="標楷體" w:hint="eastAsia"/>
-          <w:szCs w:val="24"/>
-        </w:rPr>
-        <w:t>此欄位由</w:t>
+        <w:t>編號：</w:t>
       </w:r>
       <w:r>
         <w:rPr>
           <w:rFonts w:ascii="標楷體" w:hAnsi="標楷體"/>
           <w:szCs w:val="24"/>
         </w:rPr>
-        <w:t>主辦單位填寫）</w:t>
+        <w:t xml:space="preserve"> </w:t>
       </w:r>
     </w:p>
     <w:p>
@@ -682,18 +148,40 @@
         <w:t>, Guarding Your Safety</w:t>
       </w:r>
     </w:p>
+    <w:bookmarkEnd w:id="0"/>
     <w:p>
       <w:pPr>
         <w:adjustRightInd w:val="0"/>
         <w:snapToGrid w:val="0"/>
         <w:spacing w:before="60" w:after="60"/>
-        <w:ind w:left="1620"/>
         <w:rPr>
-          <w:rFonts w:ascii="標楷體" w:eastAsia="標楷體" w:hAnsi="標楷體"/>
+          <w:rFonts w:ascii="標楷體" w:eastAsia="標楷體" w:hAnsi="標楷體" w:hint="eastAsia"/>
           <w:bCs/>
           <w:sz w:val="28"/>
         </w:rPr>
       </w:pPr>
+    </w:p>
+    <w:p>
+      <w:pPr>
+        <w:adjustRightInd w:val="0"/>
+        <w:snapToGrid w:val="0"/>
+        <w:spacing w:before="60" w:after="60"/>
+        <w:rPr>
+          <w:rFonts w:ascii="標楷體" w:eastAsia="標楷體" w:hAnsi="標楷體"/>
+          <w:b/>
+          <w:bCs/>
+          <w:sz w:val="28"/>
+        </w:rPr>
+      </w:pPr>
+      <w:r>
+        <w:rPr>
+          <w:rFonts w:ascii="標楷體" w:eastAsia="標楷體" w:hAnsi="標楷體"/>
+          <w:b/>
+          <w:bCs/>
+          <w:sz w:val="28"/>
+        </w:rPr>
+        <w:t>一、前言</w:t>
+      </w:r>
     </w:p>
     <w:p>
       <w:pPr>
@@ -713,221 +201,7 @@
           <w:bCs/>
           <w:sz w:val="28"/>
         </w:rPr>
-        <w:t>一、前言</w:t>
-      </w:r>
-    </w:p>
-    <w:p>
-      <w:pPr>
-        <w:adjustRightInd w:val="0"/>
-        <w:snapToGrid w:val="0"/>
-        <w:spacing w:before="60" w:after="60"/>
-        <w:ind w:leftChars="175" w:left="420"/>
-        <w:rPr>
-          <w:rFonts w:ascii="標楷體" w:eastAsia="標楷體" w:hAnsi="標楷體"/>
-          <w:bCs/>
-          <w:sz w:val="28"/>
-        </w:rPr>
-      </w:pPr>
-      <w:r>
-        <w:rPr>
-          <w:rFonts w:ascii="標楷體" w:eastAsia="標楷體" w:hAnsi="標楷體"/>
-          <w:bCs/>
-          <w:sz w:val="28"/>
-        </w:rPr>
-        <w:t>二、創意描述</w:t>
-      </w:r>
-    </w:p>
-    <w:p>
-      <w:pPr>
-        <w:adjustRightInd w:val="0"/>
-        <w:snapToGrid w:val="0"/>
-        <w:spacing w:before="60" w:after="60"/>
-        <w:ind w:leftChars="175" w:left="420"/>
-        <w:rPr>
-          <w:rFonts w:ascii="標楷體" w:eastAsia="標楷體" w:hAnsi="標楷體"/>
-          <w:bCs/>
-          <w:sz w:val="28"/>
-        </w:rPr>
-      </w:pPr>
-      <w:r>
-        <w:rPr>
-          <w:rFonts w:ascii="標楷體" w:eastAsia="標楷體" w:hAnsi="標楷體"/>
-          <w:bCs/>
-          <w:sz w:val="28"/>
-        </w:rPr>
-        <w:t>三、系統功能簡介</w:t>
-      </w:r>
-    </w:p>
-    <w:p>
-      <w:pPr>
-        <w:adjustRightInd w:val="0"/>
-        <w:snapToGrid w:val="0"/>
-        <w:spacing w:before="60" w:after="60"/>
-        <w:ind w:leftChars="175" w:left="420"/>
-        <w:rPr>
-          <w:rFonts w:ascii="標楷體" w:eastAsia="標楷體" w:hAnsi="標楷體"/>
-          <w:bCs/>
-          <w:sz w:val="28"/>
-        </w:rPr>
-      </w:pPr>
-      <w:r>
-        <w:rPr>
-          <w:rFonts w:ascii="標楷體" w:eastAsia="標楷體" w:hAnsi="標楷體"/>
-          <w:bCs/>
-          <w:sz w:val="28"/>
-        </w:rPr>
-        <w:t>四、系統特色</w:t>
-      </w:r>
-    </w:p>
-    <w:p>
-      <w:pPr>
-        <w:adjustRightInd w:val="0"/>
-        <w:snapToGrid w:val="0"/>
-        <w:spacing w:before="60" w:after="60"/>
-        <w:ind w:leftChars="175" w:left="420"/>
-        <w:rPr>
-          <w:rFonts w:ascii="標楷體" w:eastAsia="標楷體" w:hAnsi="標楷體"/>
-          <w:bCs/>
-          <w:sz w:val="28"/>
-        </w:rPr>
-      </w:pPr>
-      <w:r>
-        <w:rPr>
-          <w:rFonts w:ascii="標楷體" w:eastAsia="標楷體" w:hAnsi="標楷體"/>
-          <w:bCs/>
-          <w:sz w:val="28"/>
-        </w:rPr>
-        <w:t>五、系統開發工具與技術</w:t>
-      </w:r>
-    </w:p>
-    <w:p>
-      <w:pPr>
-        <w:adjustRightInd w:val="0"/>
-        <w:snapToGrid w:val="0"/>
-        <w:spacing w:before="60" w:after="60"/>
-        <w:ind w:leftChars="175" w:left="420"/>
-        <w:rPr>
-          <w:rFonts w:ascii="標楷體" w:eastAsia="標楷體" w:hAnsi="標楷體"/>
-          <w:bCs/>
-          <w:sz w:val="28"/>
-        </w:rPr>
-      </w:pPr>
-      <w:r>
-        <w:rPr>
-          <w:rFonts w:ascii="標楷體" w:eastAsia="標楷體" w:hAnsi="標楷體"/>
-          <w:bCs/>
-          <w:sz w:val="28"/>
-        </w:rPr>
-        <w:t>六、系統使用對象</w:t>
-      </w:r>
-    </w:p>
-    <w:p>
-      <w:pPr>
-        <w:adjustRightInd w:val="0"/>
-        <w:snapToGrid w:val="0"/>
-        <w:spacing w:before="60" w:after="60"/>
-        <w:ind w:leftChars="175" w:left="420"/>
-        <w:rPr>
-          <w:rFonts w:ascii="標楷體" w:eastAsia="標楷體" w:hAnsi="標楷體"/>
-          <w:bCs/>
-          <w:sz w:val="28"/>
-        </w:rPr>
-      </w:pPr>
-      <w:r>
-        <w:rPr>
-          <w:rFonts w:ascii="標楷體" w:eastAsia="標楷體" w:hAnsi="標楷體"/>
-          <w:bCs/>
-          <w:sz w:val="28"/>
-        </w:rPr>
-        <w:t>七、系統使用環境</w:t>
-      </w:r>
-    </w:p>
-    <w:p>
-      <w:pPr>
-        <w:adjustRightInd w:val="0"/>
-        <w:snapToGrid w:val="0"/>
-        <w:spacing w:before="60" w:after="60"/>
-        <w:ind w:leftChars="175" w:left="420"/>
-        <w:rPr>
-          <w:rFonts w:ascii="標楷體" w:eastAsia="標楷體" w:hAnsi="標楷體"/>
-          <w:bCs/>
-          <w:sz w:val="28"/>
-        </w:rPr>
-      </w:pPr>
-      <w:r>
-        <w:rPr>
-          <w:rFonts w:ascii="標楷體" w:eastAsia="標楷體" w:hAnsi="標楷體"/>
-          <w:bCs/>
-          <w:sz w:val="28"/>
-        </w:rPr>
-        <w:t>八、結</w:t>
-      </w:r>
-      <w:r>
-        <w:rPr>
-          <w:rFonts w:ascii="標楷體" w:eastAsia="標楷體" w:hAnsi="標楷體" w:hint="eastAsia"/>
-          <w:bCs/>
-          <w:sz w:val="28"/>
-        </w:rPr>
-        <w:t>語</w:t>
-      </w:r>
-      <w:bookmarkEnd w:id="0"/>
-    </w:p>
-    <w:p>
-      <w:pPr>
-        <w:adjustRightInd w:val="0"/>
-        <w:snapToGrid w:val="0"/>
-        <w:spacing w:before="60" w:after="60"/>
-        <w:ind w:leftChars="175" w:left="420"/>
-        <w:rPr>
-          <w:rFonts w:ascii="標楷體" w:eastAsia="標楷體" w:hAnsi="標楷體"/>
-          <w:bCs/>
-          <w:sz w:val="28"/>
-        </w:rPr>
-      </w:pPr>
-    </w:p>
-    <w:p>
-      <w:pPr>
-        <w:adjustRightInd w:val="0"/>
-        <w:snapToGrid w:val="0"/>
-        <w:spacing w:before="60" w:after="60"/>
-        <w:ind w:leftChars="175" w:left="420"/>
-        <w:rPr>
-          <w:rFonts w:ascii="標楷體" w:eastAsia="標楷體" w:hAnsi="標楷體"/>
-          <w:b/>
-          <w:bCs/>
-          <w:sz w:val="28"/>
-        </w:rPr>
-      </w:pPr>
-      <w:r>
-        <w:rPr>
-          <w:rFonts w:ascii="標楷體" w:eastAsia="標楷體" w:hAnsi="標楷體"/>
-          <w:b/>
-          <w:bCs/>
-          <w:sz w:val="28"/>
-        </w:rPr>
-        <w:lastRenderedPageBreak/>
-        <w:t>一、前言</w:t>
-      </w:r>
-    </w:p>
-    <w:p>
-      <w:pPr>
-        <w:adjustRightInd w:val="0"/>
-        <w:snapToGrid w:val="0"/>
-        <w:spacing w:before="60" w:after="60"/>
-        <w:ind w:leftChars="175" w:left="420"/>
-        <w:rPr>
-          <w:rFonts w:ascii="標楷體" w:eastAsia="標楷體" w:hAnsi="標楷體"/>
-          <w:bCs/>
-          <w:sz w:val="28"/>
-        </w:rPr>
-      </w:pPr>
-      <w:r>
-        <w:rPr>
-          <w:rFonts w:ascii="標楷體" w:eastAsia="標楷體" w:hAnsi="標楷體"/>
-          <w:bCs/>
-          <w:sz w:val="28"/>
-        </w:rPr>
-        <w:t>近年來，街頭騷擾與治安事件頻傳，尤其在夜晚或人煙稀少的地方，讓許多人感到不安。雖然目前市面上已有一些安全 App，但大多功能單一，例如只能撥打電話或分享定位，並無法同時做到「事前預防」與「事中即時應對」。</w:t>
+        <w:t>近年來，街頭騷擾與治安事件頻傳，尤其在夜晚或人煙稀少的地方，讓許多人感到不安。雖然目前市面上已有一些安全App，但大多功能單一，例如只能撥打電話或分享定位，並無法同時做到「事前預防」與「事中即時應對」。</w:t>
       </w:r>
     </w:p>
     <w:p>
@@ -1265,7 +539,6 @@
         <w:adjustRightInd w:val="0"/>
         <w:snapToGrid w:val="0"/>
         <w:spacing w:before="60" w:after="60"/>
-        <w:ind w:leftChars="175" w:left="420"/>
         <w:rPr>
           <w:rFonts w:ascii="標楷體" w:eastAsia="標楷體" w:hAnsi="標楷體"/>
           <w:bCs/>
@@ -1279,7 +552,7 @@
           <w:sz w:val="28"/>
         </w:rPr>
         <w:pict w14:anchorId="0CBB819D">
-          <v:rect id="_x0000_i1067" style="width:0;height:1.5pt" o:hralign="center" o:hrstd="t" o:hr="t" fillcolor="#a0a0a0" stroked="f"/>
+          <v:rect id="_x0000_i1025" style="width:0;height:1.5pt" o:hralign="center" o:hrstd="t" o:hr="t" fillcolor="#a0a0a0" stroked="f"/>
         </w:pict>
       </w:r>
     </w:p>
@@ -1288,7 +561,6 @@
         <w:adjustRightInd w:val="0"/>
         <w:snapToGrid w:val="0"/>
         <w:spacing w:before="60" w:after="60"/>
-        <w:ind w:leftChars="175" w:left="420"/>
         <w:rPr>
           <w:rFonts w:ascii="標楷體" w:eastAsia="標楷體" w:hAnsi="標楷體"/>
           <w:bCs/>
@@ -1393,8 +665,53 @@
           <w:bCs/>
           <w:sz w:val="28"/>
         </w:rPr>
-        <w:t>，整合群眾回報、地圖顯示、即時警示、匿名聊天室及合作商家安全據點，打造全方位安全網路。與傳統報案機制不同，本系統兼具 「預防」與「應對」，讓使用者能在行動前就獲取風險資訊，並在緊急時快速求助。</w:t>
+        <w:t>，整合群眾回報、地圖顯示、即時警示、匿名聊天室及合作商家安全據點</w:t>
       </w:r>
+      <w:r>
+        <w:rPr>
+          <w:rFonts w:ascii="標楷體" w:eastAsia="標楷體" w:hAnsi="標楷體" w:hint="eastAsia"/>
+          <w:bCs/>
+          <w:sz w:val="28"/>
+        </w:rPr>
+        <w:t>，</w:t>
+      </w:r>
+      <w:r>
+        <w:rPr>
+          <w:rFonts w:ascii="標楷體" w:eastAsia="標楷體" w:hAnsi="標楷體" w:hint="eastAsia"/>
+          <w:bCs/>
+          <w:sz w:val="28"/>
+        </w:rPr>
+        <w:t>將生活空間轉化為「安全庇護據點」</w:t>
+      </w:r>
+      <w:r>
+        <w:rPr>
+          <w:rFonts w:ascii="標楷體" w:eastAsia="標楷體" w:hAnsi="標楷體" w:hint="eastAsia"/>
+          <w:bCs/>
+          <w:sz w:val="28"/>
+        </w:rPr>
+        <w:t>，打造全方位安全網路。與傳統報案機制不同，本系統兼具 「預防」與「應對」，讓使用者能在行動前</w:t>
+      </w:r>
+      <w:r>
+        <w:rPr>
+          <w:rFonts w:ascii="標楷體" w:eastAsia="標楷體" w:hAnsi="標楷體" w:hint="eastAsia"/>
+          <w:bCs/>
+          <w:sz w:val="28"/>
+        </w:rPr>
+        <w:lastRenderedPageBreak/>
+        <w:t>就獲取風險資訊，並在緊急時快速求助。</w:t>
+      </w:r>
+    </w:p>
+    <w:p>
+      <w:pPr>
+        <w:adjustRightInd w:val="0"/>
+        <w:snapToGrid w:val="0"/>
+        <w:spacing w:before="60" w:after="60"/>
+        <w:rPr>
+          <w:rFonts w:ascii="標楷體" w:eastAsia="標楷體" w:hAnsi="標楷體"/>
+          <w:bCs/>
+          <w:sz w:val="28"/>
+        </w:rPr>
+      </w:pPr>
       <w:r>
         <w:rPr>
           <w:rFonts w:ascii="標楷體" w:eastAsia="標楷體" w:hAnsi="標楷體"/>
@@ -1402,7 +719,7 @@
           <w:sz w:val="28"/>
         </w:rPr>
         <w:pict w14:anchorId="10681BB6">
-          <v:rect id="_x0000_i1068" style="width:0;height:1.5pt" o:hralign="center" o:hrstd="t" o:hr="t" fillcolor="#a0a0a0" stroked="f"/>
+          <v:rect id="_x0000_i1026" style="width:0;height:1.5pt" o:hralign="center" o:hrstd="t" o:hr="t" fillcolor="#a0a0a0" stroked="f"/>
         </w:pict>
       </w:r>
     </w:p>
@@ -1411,7 +728,6 @@
         <w:adjustRightInd w:val="0"/>
         <w:snapToGrid w:val="0"/>
         <w:spacing w:before="60" w:after="60"/>
-        <w:ind w:leftChars="175" w:left="420"/>
         <w:rPr>
           <w:rFonts w:ascii="標楷體" w:eastAsia="標楷體" w:hAnsi="標楷體"/>
           <w:bCs/>
@@ -1445,15 +761,7 @@
           <w:bCs/>
           <w:sz w:val="28"/>
         </w:rPr>
-        <w:t>1.</w:t>
-      </w:r>
-      <w:r>
-        <w:rPr>
-          <w:rFonts w:ascii="標楷體" w:eastAsia="標楷體" w:hAnsi="標楷體" w:hint="eastAsia"/>
-          <w:bCs/>
-          <w:sz w:val="28"/>
-        </w:rPr>
-        <w:t>事件回報與查詢：即時通報可疑或異常事件，並提供地圖檢索。</w:t>
+        <w:t>1.事件回報與查詢：即時通報可疑或異常事件，並提供地圖檢索。</w:t>
       </w:r>
     </w:p>
     <w:p>
@@ -1559,7 +867,7 @@
         <w:spacing w:before="60" w:after="60"/>
         <w:ind w:leftChars="175" w:left="420"/>
         <w:rPr>
-          <w:rFonts w:ascii="標楷體" w:eastAsia="標楷體" w:hAnsi="標楷體" w:hint="eastAsia"/>
+          <w:rFonts w:ascii="標楷體" w:eastAsia="標楷體" w:hAnsi="標楷體"/>
           <w:bCs/>
           <w:sz w:val="28"/>
         </w:rPr>
@@ -1570,8 +878,7 @@
           <w:bCs/>
           <w:sz w:val="28"/>
         </w:rPr>
-        <w:lastRenderedPageBreak/>
-        <w:t>4.</w:t>
+        <w:t>4.匿名聊天室：</w:t>
       </w:r>
       <w:r>
         <w:rPr>
@@ -1579,36 +886,7 @@
           <w:bCs/>
           <w:sz w:val="28"/>
         </w:rPr>
-        <w:t>匿名聊天室：使用者可交流經驗與提醒。</w:t>
-      </w:r>
-    </w:p>
-    <w:p>
-      <w:pPr>
-        <w:adjustRightInd w:val="0"/>
-        <w:snapToGrid w:val="0"/>
-        <w:spacing w:before="60" w:after="60"/>
-        <w:ind w:leftChars="175" w:left="420"/>
-        <w:rPr>
-          <w:rFonts w:ascii="標楷體" w:eastAsia="標楷體" w:hAnsi="標楷體" w:hint="eastAsia"/>
-          <w:bCs/>
-          <w:sz w:val="28"/>
-        </w:rPr>
-      </w:pPr>
-      <w:r>
-        <w:rPr>
-          <w:rFonts w:ascii="標楷體" w:eastAsia="標楷體" w:hAnsi="標楷體" w:hint="eastAsia"/>
-          <w:bCs/>
-          <w:sz w:val="28"/>
-        </w:rPr>
-        <w:t>5.</w:t>
-      </w:r>
-      <w:r>
-        <w:rPr>
-          <w:rFonts w:ascii="標楷體" w:eastAsia="標楷體" w:hAnsi="標楷體" w:hint="eastAsia"/>
-          <w:bCs/>
-          <w:sz w:val="28"/>
-        </w:rPr>
-        <w:t>安全合作店家機制：提供認證據點，供使用者在危急時尋求協助。</w:t>
+        <w:t>提供一個安全空間，讓使用者互相提醒、分享經驗。</w:t>
       </w:r>
     </w:p>
     <w:p>
@@ -1629,7 +907,7 @@
           <w:bCs/>
           <w:sz w:val="28"/>
         </w:rPr>
-        <w:t>6.</w:t>
+        <w:t>5.安全合作店家機制：提供認證</w:t>
       </w:r>
       <w:r>
         <w:rPr>
@@ -1637,8 +915,73 @@
           <w:bCs/>
           <w:sz w:val="28"/>
         </w:rPr>
-        <w:t>後台管理與隱私保護：AI 自動審核事件、處理照片人臉馬賽克，並維護系統運作。</w:t>
+        <w:t>可</w:t>
       </w:r>
+      <w:r>
+        <w:rPr>
+          <w:rFonts w:ascii="標楷體" w:eastAsia="標楷體" w:hAnsi="標楷體" w:hint="eastAsia"/>
+          <w:bCs/>
+          <w:sz w:val="28"/>
+        </w:rPr>
+        <w:t>協助的</w:t>
+      </w:r>
+      <w:r>
+        <w:rPr>
+          <w:rFonts w:ascii="標楷體" w:eastAsia="標楷體" w:hAnsi="標楷體" w:hint="eastAsia"/>
+          <w:bCs/>
+          <w:sz w:val="28"/>
+        </w:rPr>
+        <w:t>據點，供使用者在危急時尋求協助。</w:t>
+      </w:r>
+    </w:p>
+    <w:p>
+      <w:pPr>
+        <w:adjustRightInd w:val="0"/>
+        <w:snapToGrid w:val="0"/>
+        <w:spacing w:before="60" w:after="60"/>
+        <w:ind w:leftChars="175" w:left="420"/>
+        <w:rPr>
+          <w:rFonts w:ascii="標楷體" w:eastAsia="標楷體" w:hAnsi="標楷體"/>
+          <w:bCs/>
+          <w:sz w:val="28"/>
+        </w:rPr>
+      </w:pPr>
+      <w:r>
+        <w:rPr>
+          <w:rFonts w:ascii="標楷體" w:eastAsia="標楷體" w:hAnsi="標楷體" w:hint="eastAsia"/>
+          <w:bCs/>
+          <w:sz w:val="28"/>
+        </w:rPr>
+        <w:t xml:space="preserve">6.後台管理與隱私保護：AI </w:t>
+      </w:r>
+      <w:r>
+        <w:rPr>
+          <w:rFonts w:ascii="標楷體" w:eastAsia="標楷體" w:hAnsi="標楷體" w:hint="eastAsia"/>
+          <w:bCs/>
+          <w:sz w:val="28"/>
+        </w:rPr>
+        <w:t>協助</w:t>
+      </w:r>
+      <w:r>
+        <w:rPr>
+          <w:rFonts w:ascii="標楷體" w:eastAsia="標楷體" w:hAnsi="標楷體" w:hint="eastAsia"/>
+          <w:bCs/>
+          <w:sz w:val="28"/>
+        </w:rPr>
+        <w:t>審核事件、處理照片人臉馬賽克，並維護系統運作。</w:t>
+      </w:r>
+    </w:p>
+    <w:p>
+      <w:pPr>
+        <w:adjustRightInd w:val="0"/>
+        <w:snapToGrid w:val="0"/>
+        <w:spacing w:before="60" w:after="60"/>
+        <w:rPr>
+          <w:rFonts w:ascii="標楷體" w:eastAsia="標楷體" w:hAnsi="標楷體"/>
+          <w:bCs/>
+          <w:sz w:val="28"/>
+        </w:rPr>
+      </w:pPr>
       <w:r>
         <w:rPr>
           <w:rFonts w:ascii="標楷體" w:eastAsia="標楷體" w:hAnsi="標楷體"/>
@@ -1646,7 +989,7 @@
           <w:sz w:val="28"/>
         </w:rPr>
         <w:pict w14:anchorId="04FBC706">
-          <v:rect id="_x0000_i1069" style="width:0;height:1.5pt" o:hralign="center" o:hrstd="t" o:hr="t" fillcolor="#a0a0a0" stroked="f"/>
+          <v:rect id="_x0000_i1027" style="width:0;height:1.5pt" o:hralign="center" o:hrstd="t" o:hr="t" fillcolor="#a0a0a0" stroked="f"/>
         </w:pict>
       </w:r>
     </w:p>
@@ -1655,7 +998,6 @@
         <w:adjustRightInd w:val="0"/>
         <w:snapToGrid w:val="0"/>
         <w:spacing w:before="60" w:after="60"/>
-        <w:ind w:leftChars="175" w:left="420"/>
         <w:rPr>
           <w:rFonts w:ascii="標楷體" w:eastAsia="標楷體" w:hAnsi="標楷體"/>
           <w:bCs/>
@@ -1693,15 +1035,7 @@
           <w:bCs/>
           <w:sz w:val="28"/>
         </w:rPr>
-        <w:t>在地化數據 × 群眾通報：結合開放資料與使用者回報，資訊透明即時</w:t>
-      </w:r>
-      <w:r>
-        <w:rPr>
-          <w:rFonts w:ascii="標楷體" w:eastAsia="標楷體" w:hAnsi="標楷體" w:hint="eastAsia"/>
-          <w:bCs/>
-          <w:sz w:val="28"/>
-        </w:rPr>
-        <w:t>。</w:t>
+        <w:t>在地化數據 × 群眾通報：結合開放資料與使用者回報，資訊透明即時。</w:t>
       </w:r>
     </w:p>
     <w:p>
@@ -1821,6 +1155,18 @@
         </w:rPr>
         <w:t>跨平台應用：支援行動裝置 App 與電腦網頁，結合 PWA 推播。</w:t>
       </w:r>
+    </w:p>
+    <w:p>
+      <w:pPr>
+        <w:adjustRightInd w:val="0"/>
+        <w:snapToGrid w:val="0"/>
+        <w:spacing w:before="60" w:after="60"/>
+        <w:rPr>
+          <w:rFonts w:ascii="標楷體" w:eastAsia="標楷體" w:hAnsi="標楷體"/>
+          <w:bCs/>
+          <w:sz w:val="28"/>
+        </w:rPr>
+      </w:pPr>
       <w:r>
         <w:rPr>
           <w:rFonts w:ascii="標楷體" w:eastAsia="標楷體" w:hAnsi="標楷體"/>
@@ -1828,7 +1174,7 @@
           <w:sz w:val="28"/>
         </w:rPr>
         <w:pict w14:anchorId="4A0EE39B">
-          <v:rect id="_x0000_i1070" style="width:0;height:1.5pt" o:hralign="center" o:hrstd="t" o:hr="t" fillcolor="#a0a0a0" stroked="f"/>
+          <v:rect id="_x0000_i1028" style="width:0;height:1.5pt" o:hralign="center" o:hrstd="t" o:hr="t" fillcolor="#a0a0a0" stroked="f"/>
         </w:pict>
       </w:r>
     </w:p>
@@ -1837,7 +1183,6 @@
         <w:adjustRightInd w:val="0"/>
         <w:snapToGrid w:val="0"/>
         <w:spacing w:before="60" w:after="60"/>
-        <w:ind w:leftChars="175" w:left="420"/>
         <w:rPr>
           <w:rFonts w:ascii="標楷體" w:eastAsia="標楷體" w:hAnsi="標楷體"/>
           <w:bCs/>
@@ -1851,102 +1196,6 @@
           <w:sz w:val="28"/>
         </w:rPr>
         <w:t>五、系統開發工具與技術</w:t>
-      </w:r>
-    </w:p>
-    <w:p>
-      <w:pPr>
-        <w:numPr>
-          <w:ilvl w:val="0"/>
-          <w:numId w:val="137"/>
-        </w:numPr>
-        <w:adjustRightInd w:val="0"/>
-        <w:snapToGrid w:val="0"/>
-        <w:spacing w:before="60" w:after="60"/>
-        <w:rPr>
-          <w:rFonts w:ascii="標楷體" w:eastAsia="標楷體" w:hAnsi="標楷體" w:hint="eastAsia"/>
-          <w:bCs/>
-          <w:sz w:val="28"/>
-        </w:rPr>
-      </w:pPr>
-      <w:r>
-        <w:rPr>
-          <w:rFonts w:ascii="標楷體" w:eastAsia="標楷體" w:hAnsi="標楷體" w:hint="eastAsia"/>
-          <w:bCs/>
-          <w:sz w:val="28"/>
-        </w:rPr>
-        <w:t>後端：Python、Django</w:t>
-      </w:r>
-    </w:p>
-    <w:p>
-      <w:pPr>
-        <w:numPr>
-          <w:ilvl w:val="0"/>
-          <w:numId w:val="137"/>
-        </w:numPr>
-        <w:adjustRightInd w:val="0"/>
-        <w:snapToGrid w:val="0"/>
-        <w:spacing w:before="60" w:after="60"/>
-        <w:rPr>
-          <w:rFonts w:ascii="標楷體" w:eastAsia="標楷體" w:hAnsi="標楷體" w:hint="eastAsia"/>
-          <w:bCs/>
-          <w:sz w:val="28"/>
-        </w:rPr>
-      </w:pPr>
-      <w:r>
-        <w:rPr>
-          <w:rFonts w:ascii="標楷體" w:eastAsia="標楷體" w:hAnsi="標楷體" w:hint="eastAsia"/>
-          <w:bCs/>
-          <w:sz w:val="28"/>
-        </w:rPr>
-        <w:t>前端：HTML、CSS、JavaScript、Bootstrap、PWA</w:t>
-      </w:r>
-    </w:p>
-    <w:p>
-      <w:pPr>
-        <w:numPr>
-          <w:ilvl w:val="0"/>
-          <w:numId w:val="137"/>
-        </w:numPr>
-        <w:adjustRightInd w:val="0"/>
-        <w:snapToGrid w:val="0"/>
-        <w:spacing w:before="60" w:after="60"/>
-        <w:rPr>
-          <w:rFonts w:ascii="標楷體" w:eastAsia="標楷體" w:hAnsi="標楷體" w:hint="eastAsia"/>
-          <w:bCs/>
-          <w:sz w:val="28"/>
-        </w:rPr>
-      </w:pPr>
-      <w:r>
-        <w:rPr>
-          <w:rFonts w:ascii="標楷體" w:eastAsia="標楷體" w:hAnsi="標楷體" w:hint="eastAsia"/>
-          <w:bCs/>
-          <w:sz w:val="28"/>
-        </w:rPr>
-        <w:t>資料庫：MySQL</w:t>
-      </w:r>
-    </w:p>
-    <w:p>
-      <w:pPr>
-        <w:numPr>
-          <w:ilvl w:val="0"/>
-          <w:numId w:val="137"/>
-        </w:numPr>
-        <w:adjustRightInd w:val="0"/>
-        <w:snapToGrid w:val="0"/>
-        <w:spacing w:before="60" w:after="60"/>
-        <w:rPr>
-          <w:rFonts w:ascii="標楷體" w:eastAsia="標楷體" w:hAnsi="標楷體" w:hint="eastAsia"/>
-          <w:bCs/>
-          <w:sz w:val="28"/>
-        </w:rPr>
-      </w:pPr>
-      <w:r>
-        <w:rPr>
-          <w:rFonts w:ascii="標楷體" w:eastAsia="標楷體" w:hAnsi="標楷體" w:hint="eastAsia"/>
-          <w:bCs/>
-          <w:sz w:val="28"/>
-        </w:rPr>
-        <w:t>AI 工具：OpenCV Haar Cascade / DNN（人臉偵測與模糊化）、AI 模型審核聊天室內容</w:t>
       </w:r>
     </w:p>
     <w:p>
@@ -1970,6 +1219,102 @@
           <w:bCs/>
           <w:sz w:val="28"/>
         </w:rPr>
+        <w:t>後端：Python、Django</w:t>
+      </w:r>
+    </w:p>
+    <w:p>
+      <w:pPr>
+        <w:numPr>
+          <w:ilvl w:val="0"/>
+          <w:numId w:val="137"/>
+        </w:numPr>
+        <w:adjustRightInd w:val="0"/>
+        <w:snapToGrid w:val="0"/>
+        <w:spacing w:before="60" w:after="60"/>
+        <w:rPr>
+          <w:rFonts w:ascii="標楷體" w:eastAsia="標楷體" w:hAnsi="標楷體"/>
+          <w:bCs/>
+          <w:sz w:val="28"/>
+        </w:rPr>
+      </w:pPr>
+      <w:r>
+        <w:rPr>
+          <w:rFonts w:ascii="標楷體" w:eastAsia="標楷體" w:hAnsi="標楷體" w:hint="eastAsia"/>
+          <w:bCs/>
+          <w:sz w:val="28"/>
+        </w:rPr>
+        <w:t>前端：HTML、CSS、JavaScript、Bootstrap、PWA</w:t>
+      </w:r>
+    </w:p>
+    <w:p>
+      <w:pPr>
+        <w:numPr>
+          <w:ilvl w:val="0"/>
+          <w:numId w:val="137"/>
+        </w:numPr>
+        <w:adjustRightInd w:val="0"/>
+        <w:snapToGrid w:val="0"/>
+        <w:spacing w:before="60" w:after="60"/>
+        <w:rPr>
+          <w:rFonts w:ascii="標楷體" w:eastAsia="標楷體" w:hAnsi="標楷體"/>
+          <w:bCs/>
+          <w:sz w:val="28"/>
+        </w:rPr>
+      </w:pPr>
+      <w:r>
+        <w:rPr>
+          <w:rFonts w:ascii="標楷體" w:eastAsia="標楷體" w:hAnsi="標楷體" w:hint="eastAsia"/>
+          <w:bCs/>
+          <w:sz w:val="28"/>
+        </w:rPr>
+        <w:t>資料庫：MySQL</w:t>
+      </w:r>
+    </w:p>
+    <w:p>
+      <w:pPr>
+        <w:numPr>
+          <w:ilvl w:val="0"/>
+          <w:numId w:val="137"/>
+        </w:numPr>
+        <w:adjustRightInd w:val="0"/>
+        <w:snapToGrid w:val="0"/>
+        <w:spacing w:before="60" w:after="60"/>
+        <w:rPr>
+          <w:rFonts w:ascii="標楷體" w:eastAsia="標楷體" w:hAnsi="標楷體"/>
+          <w:bCs/>
+          <w:sz w:val="28"/>
+        </w:rPr>
+      </w:pPr>
+      <w:r>
+        <w:rPr>
+          <w:rFonts w:ascii="標楷體" w:eastAsia="標楷體" w:hAnsi="標楷體" w:hint="eastAsia"/>
+          <w:bCs/>
+          <w:sz w:val="28"/>
+        </w:rPr>
+        <w:t>AI 工具：OpenCV Haar Cascade / DNN（人臉偵測與模糊化）、AI 模型審核聊天室內容</w:t>
+      </w:r>
+    </w:p>
+    <w:p>
+      <w:pPr>
+        <w:numPr>
+          <w:ilvl w:val="0"/>
+          <w:numId w:val="137"/>
+        </w:numPr>
+        <w:adjustRightInd w:val="0"/>
+        <w:snapToGrid w:val="0"/>
+        <w:spacing w:before="60" w:after="60"/>
+        <w:rPr>
+          <w:rFonts w:ascii="標楷體" w:eastAsia="標楷體" w:hAnsi="標楷體"/>
+          <w:bCs/>
+          <w:sz w:val="28"/>
+        </w:rPr>
+      </w:pPr>
+      <w:r>
+        <w:rPr>
+          <w:rFonts w:ascii="標楷體" w:eastAsia="標楷體" w:hAnsi="標楷體" w:hint="eastAsia"/>
+          <w:bCs/>
+          <w:sz w:val="28"/>
+        </w:rPr>
         <w:t>外部 API：Google Maps API、OAuth 2.0</w:t>
       </w:r>
     </w:p>
@@ -1978,7 +1323,6 @@
         <w:adjustRightInd w:val="0"/>
         <w:snapToGrid w:val="0"/>
         <w:spacing w:before="60" w:after="60"/>
-        <w:ind w:leftChars="175" w:left="420"/>
         <w:rPr>
           <w:rFonts w:ascii="標楷體" w:eastAsia="標楷體" w:hAnsi="標楷體"/>
           <w:bCs/>
@@ -1992,7 +1336,7 @@
           <w:sz w:val="28"/>
         </w:rPr>
         <w:pict w14:anchorId="383E9484">
-          <v:rect id="_x0000_i1115" style="width:0;height:1.5pt" o:hralign="center" o:hrstd="t" o:hr="t" fillcolor="#a0a0a0" stroked="f"/>
+          <v:rect id="_x0000_i1029" style="width:0;height:1.5pt" o:hralign="center" o:hrstd="t" o:hr="t" fillcolor="#a0a0a0" stroked="f"/>
         </w:pict>
       </w:r>
     </w:p>
@@ -2001,7 +1345,6 @@
         <w:adjustRightInd w:val="0"/>
         <w:snapToGrid w:val="0"/>
         <w:spacing w:before="60" w:after="60"/>
-        <w:ind w:leftChars="175" w:left="420"/>
         <w:rPr>
           <w:rFonts w:ascii="標楷體" w:eastAsia="標楷體" w:hAnsi="標楷體"/>
           <w:bCs/>
@@ -2076,11 +1419,11 @@
       </w:pPr>
       <w:r>
         <w:rPr>
-          <w:rFonts w:ascii="標楷體" w:eastAsia="標楷體" w:hAnsi="標楷體"/>
+          <w:rFonts w:ascii="標楷體" w:eastAsia="標楷體" w:hAnsi="標楷體" w:hint="eastAsia"/>
           <w:bCs/>
           <w:sz w:val="28"/>
         </w:rPr>
-        <w:t>地方社區與商家</w:t>
+        <w:t>商家（便利商店、咖啡廳、健身房等，成為安全據點）</w:t>
       </w:r>
     </w:p>
     <w:p>
@@ -2129,7 +1472,6 @@
         <w:adjustRightInd w:val="0"/>
         <w:snapToGrid w:val="0"/>
         <w:spacing w:before="60" w:after="60"/>
-        <w:ind w:leftChars="175" w:left="420"/>
         <w:rPr>
           <w:rFonts w:ascii="標楷體" w:eastAsia="標楷體" w:hAnsi="標楷體"/>
           <w:bCs/>
@@ -2143,7 +1485,7 @@
           <w:sz w:val="28"/>
         </w:rPr>
         <w:pict w14:anchorId="53D4524F">
-          <v:rect id="_x0000_i1072" style="width:0;height:1.5pt" o:hralign="center" o:hrstd="t" o:hr="t" fillcolor="#a0a0a0" stroked="f"/>
+          <v:rect id="_x0000_i1030" style="width:0;height:1.5pt" o:hralign="center" o:hrstd="t" o:hr="t" fillcolor="#a0a0a0" stroked="f"/>
         </w:pict>
       </w:r>
     </w:p>
@@ -2152,7 +1494,6 @@
         <w:adjustRightInd w:val="0"/>
         <w:snapToGrid w:val="0"/>
         <w:spacing w:before="60" w:after="60"/>
-        <w:ind w:leftChars="175" w:left="420"/>
         <w:rPr>
           <w:rFonts w:ascii="標楷體" w:eastAsia="標楷體" w:hAnsi="標楷體"/>
           <w:bCs/>
@@ -2165,6 +1506,7 @@
           <w:bCs/>
           <w:sz w:val="28"/>
         </w:rPr>
+        <w:lastRenderedPageBreak/>
         <w:t>七、系統使用環境</w:t>
       </w:r>
     </w:p>
@@ -2240,7 +1582,15 @@
           <w:bCs/>
           <w:sz w:val="28"/>
         </w:rPr>
-        <w:t>網路環境：需連線使用（支援即時資料更新）</w:t>
+        <w:t>網路環境：</w:t>
+      </w:r>
+      <w:r>
+        <w:rPr>
+          <w:rFonts w:ascii="標楷體" w:eastAsia="標楷體" w:hAnsi="標楷體" w:hint="eastAsia"/>
+          <w:bCs/>
+          <w:sz w:val="28"/>
+        </w:rPr>
+        <w:t>需具備網路連線，以便即時更新與回報資訊</w:t>
       </w:r>
     </w:p>
     <w:p>
@@ -2248,7 +1598,6 @@
         <w:adjustRightInd w:val="0"/>
         <w:snapToGrid w:val="0"/>
         <w:spacing w:before="60" w:after="60"/>
-        <w:ind w:leftChars="175" w:left="420"/>
         <w:rPr>
           <w:rFonts w:ascii="標楷體" w:eastAsia="標楷體" w:hAnsi="標楷體"/>
           <w:bCs/>
@@ -2262,7 +1611,7 @@
           <w:sz w:val="28"/>
         </w:rPr>
         <w:pict w14:anchorId="1366900C">
-          <v:rect id="_x0000_i1073" style="width:0;height:1.5pt" o:hralign="center" o:hrstd="t" o:hr="t" fillcolor="#a0a0a0" stroked="f"/>
+          <v:rect id="_x0000_i1031" style="width:0;height:1.5pt" o:hralign="center" o:hrstd="t" o:hr="t" fillcolor="#a0a0a0" stroked="f"/>
         </w:pict>
       </w:r>
     </w:p>
@@ -2271,7 +1620,6 @@
         <w:adjustRightInd w:val="0"/>
         <w:snapToGrid w:val="0"/>
         <w:spacing w:before="60" w:after="60"/>
-        <w:ind w:leftChars="175" w:left="420"/>
         <w:rPr>
           <w:rFonts w:ascii="標楷體" w:eastAsia="標楷體" w:hAnsi="標楷體"/>
           <w:bCs/>
@@ -2321,17 +1669,21 @@
           <w:bCs/>
           <w:sz w:val="28"/>
         </w:rPr>
-        <w:t>以</w:t>
+        <w:t>以「社群互助 × 技術創新」為核心，整合開放資料、群眾通報與 AI 技術，建構一套在地化的安全資訊平台。系統不僅提升個人防護能力，更強化社區安全韌性，最終目標是推動全民參與的安全網絡，讓日常生活更加安心便利。</w:t>
       </w:r>
-      <w:r>
+    </w:p>
+    <w:p>
+      <w:pPr>
+        <w:adjustRightInd w:val="0"/>
+        <w:snapToGrid w:val="0"/>
+        <w:spacing w:before="60" w:after="60"/>
+        <w:ind w:leftChars="175" w:left="420"/>
         <w:rPr>
           <w:rFonts w:ascii="標楷體" w:eastAsia="標楷體" w:hAnsi="標楷體"/>
           <w:bCs/>
           <w:sz w:val="28"/>
         </w:rPr>
-        <w:lastRenderedPageBreak/>
-        <w:t>「社群互助 × 技術創新」為核心，整合開放資料、群眾通報與 AI 技術，建構一套在地化的安全資訊平台。系統不僅提升個人防護能力，更強化社區安全韌性，最終目標是推動全民參與的安全網絡，讓日常生活更加安心便利。</w:t>
-      </w:r>
+      </w:pPr>
     </w:p>
     <w:p>
       <w:pPr>
@@ -2456,7 +1808,25 @@
           <w:bCs/>
           <w:sz w:val="28"/>
         </w:rPr>
-        <w:t>政府開放資料 × 群眾通報 × AI 技術 × 社區合作</w:t>
+        <w:t xml:space="preserve">政府開放資料 × 群眾通報 × AI 技術 × </w:t>
+      </w:r>
+      <w:r>
+        <w:rPr>
+          <w:rFonts w:ascii="標楷體" w:eastAsia="標楷體" w:hAnsi="標楷體" w:hint="eastAsia"/>
+          <w:b/>
+          <w:bCs/>
+          <w:sz w:val="28"/>
+        </w:rPr>
+        <w:t>商家</w:t>
+      </w:r>
+      <w:r>
+        <w:rPr>
+          <w:rFonts w:ascii="標楷體" w:eastAsia="標楷體" w:hAnsi="標楷體"/>
+          <w:b/>
+          <w:bCs/>
+          <w:sz w:val="28"/>
+        </w:rPr>
+        <w:t>合作</w:t>
       </w:r>
       <w:r>
         <w:rPr>
@@ -18507,6 +17877,7 @@
   <w:style w:type="character" w:default="1" w:styleId="a0">
     <w:name w:val="Default Paragraph Font"/>
     <w:uiPriority w:val="1"/>
+    <w:semiHidden/>
     <w:unhideWhenUsed/>
   </w:style>
   <w:style w:type="table" w:default="1" w:styleId="a1">
